--- a/HIGH AVAILABILITY REŠENJA KOD PostgreSQL BAZE PODATAKA.docx
+++ b/HIGH AVAILABILITY REŠENJA KOD PostgreSQL BAZE PODATAKA.docx
@@ -19,7 +19,7 @@
           <w:noProof/>
         </w:rPr>
         <w:drawing>
-          <wp:anchor distT="114300" distB="114300" distL="114300" distR="114300" simplePos="0" relativeHeight="251659264" behindDoc="1" locked="0" layoutInCell="1" allowOverlap="1" wp14:anchorId="656211CC" wp14:editId="090D9628">
+          <wp:anchor distT="114300" distB="114300" distL="114300" distR="114300" simplePos="0" relativeHeight="251659264" behindDoc="1" locked="0" layoutInCell="1" allowOverlap="1" wp14:anchorId="656211CC" wp14:editId="51A49650">
             <wp:simplePos x="0" y="0"/>
             <wp:positionH relativeFrom="margin">
               <wp:align>right</wp:align>
@@ -1174,16 +1174,7 @@
         <w:ind w:firstLine="0"/>
       </w:pPr>
       <w:r>
-        <w:t>2.</w:t>
-      </w:r>
-      <w:r>
-        <w:t>2</w:t>
-      </w:r>
-      <w:r>
-        <w:t xml:space="preserve">. </w:t>
-      </w:r>
-      <w:r>
-        <w:t xml:space="preserve">CAP teorema </w:t>
+        <w:t xml:space="preserve">2.2. CAP teorema </w:t>
       </w:r>
     </w:p>
     <w:p>
@@ -3398,16 +3389,7 @@
       </w:pPr>
       <w:r>
         <w:lastRenderedPageBreak/>
-        <w:t xml:space="preserve"> </w:t>
-      </w:r>
-      <w:r>
-        <w:t>2.</w:t>
-      </w:r>
-      <w:r>
-        <w:t>3</w:t>
-      </w:r>
-      <w:r>
-        <w:t xml:space="preserve">. </w:t>
+        <w:t xml:space="preserve">2.3. </w:t>
       </w:r>
       <w:r>
         <w:t xml:space="preserve">Merenje visoke dostupnosti </w:t>
@@ -3461,6 +3443,9 @@
         <w:jc w:val="center"/>
       </w:pPr>
       <w:r>
+        <w:rPr>
+          <w:noProof/>
+        </w:rPr>
         <w:drawing>
           <wp:inline distT="0" distB="0" distL="0" distR="0" wp14:anchorId="2D8FBC5A" wp14:editId="7B8EE5FD">
             <wp:extent cx="5934075" cy="2745105"/>
@@ -3553,34 +3538,706 @@
     <w:p/>
     <w:p/>
     <w:p/>
+    <w:p>
+      <w:pPr>
+        <w:pStyle w:val="Heading1"/>
+        <w:ind w:firstLine="0"/>
+      </w:pPr>
+      <w:r>
+        <w:lastRenderedPageBreak/>
+        <w:t>3</w:t>
+      </w:r>
+      <w:r>
+        <w:t xml:space="preserve">. </w:t>
+      </w:r>
+      <w:r>
+        <w:t>Replikacija</w:t>
+      </w:r>
+    </w:p>
+    <w:p>
+      <w:pPr>
+        <w:ind w:firstLine="0"/>
+      </w:pPr>
+    </w:p>
+    <w:p>
+      <w:pPr>
+        <w:ind w:firstLine="0"/>
+      </w:pPr>
+      <w:r>
+        <w:t xml:space="preserve">Replikacija predstavlja proces održavanja kopija istih podataka na više međusobno povezanih računara putem mreže. Ovaj pristup omogućava distribuirano čuvanje i obradu podataka, čime se unapređuju performanse, dostupnost i pouzdanost sistema. Postoji više razloga za primenu replikacije u sistemima baza podataka: </w:t>
+      </w:r>
+    </w:p>
+    <w:p>
+      <w:pPr>
+        <w:pStyle w:val="ListParagraph"/>
+        <w:numPr>
+          <w:ilvl w:val="0"/>
+          <w:numId w:val="67"/>
+        </w:numPr>
+      </w:pPr>
+      <w:r>
+        <w:rPr>
+          <w:b/>
+          <w:bCs/>
+        </w:rPr>
+        <w:t>Smanjenje latencije pristupa podacima</w:t>
+      </w:r>
+      <w:r>
+        <w:t xml:space="preserve"> – Replikacijom se podaci mogu pozicionirati bliže krajnjim korisnicima (geografski distribuirani sistemi), čime se smanjuje vreme potrebno za pristup podacima. </w:t>
+      </w:r>
+    </w:p>
+    <w:p>
+      <w:pPr>
+        <w:pStyle w:val="ListParagraph"/>
+        <w:numPr>
+          <w:ilvl w:val="0"/>
+          <w:numId w:val="67"/>
+        </w:numPr>
+      </w:pPr>
+      <w:r>
+        <w:rPr>
+          <w:b/>
+          <w:bCs/>
+        </w:rPr>
+        <w:t>Povećanje dostupnosti i otpornosti na greške</w:t>
+      </w:r>
+      <w:r>
+        <w:t xml:space="preserve"> – U slučaju otkaza jednog čvora, drugi čvorovi koji sadrže kopiju podataka mogu nastaviti sa radom, čime se obezbeđuje kontinuitet sistema i povećava njegova pouzdanost. </w:t>
+      </w:r>
+    </w:p>
+    <w:p>
+      <w:pPr>
+        <w:pStyle w:val="ListParagraph"/>
+        <w:numPr>
+          <w:ilvl w:val="0"/>
+          <w:numId w:val="67"/>
+        </w:numPr>
+      </w:pPr>
+      <w:r>
+        <w:rPr>
+          <w:b/>
+          <w:bCs/>
+        </w:rPr>
+        <w:t>Povećanje performansi kroz skaliranje čitanja</w:t>
+      </w:r>
+      <w:r>
+        <w:t xml:space="preserve"> – Više replika može paralelno odgovarati na read upite, čime se rasterećuje primarni server i povećava ukupni kapacitet sistema za obradu zahteva. </w:t>
+      </w:r>
+    </w:p>
+    <w:p>
+      <w:pPr>
+        <w:ind w:firstLine="0"/>
+      </w:pPr>
+    </w:p>
+    <w:p>
+      <w:pPr>
+        <w:ind w:firstLine="0"/>
+      </w:pPr>
+      <w:r>
+        <w:t xml:space="preserve">Prema načinu na koji se izmene podataka propagiraju između čvorova, replikacija se može podeliti na </w:t>
+      </w:r>
+      <w:r>
+        <w:rPr>
+          <w:b/>
+          <w:bCs/>
+        </w:rPr>
+        <w:t>sinhronu i asinhronu</w:t>
+      </w:r>
+      <w:r>
+        <w:t>. Prema načinu organizacije čvorova i upravljanju izmenama podataka, replikacija se može podeliti na</w:t>
+      </w:r>
+      <w:r>
+        <w:rPr>
+          <w:b/>
+          <w:bCs/>
+        </w:rPr>
+        <w:t>: jedan lider (single leader), više lidera (multi-leader) i bez lidera (leaderless)</w:t>
+      </w:r>
+      <w:r>
+        <w:t xml:space="preserve"> modela. </w:t>
+      </w:r>
+    </w:p>
+    <w:p>
+      <w:pPr>
+        <w:ind w:firstLine="0"/>
+      </w:pPr>
+    </w:p>
+    <w:p>
+      <w:pPr>
+        <w:pStyle w:val="Heading2"/>
+        <w:ind w:firstLine="0"/>
+      </w:pPr>
+      <w:r>
+        <w:t>3.1. Single-Leader replikacija</w:t>
+      </w:r>
+    </w:p>
+    <w:p>
+      <w:pPr>
+        <w:ind w:firstLine="0"/>
+      </w:pPr>
+    </w:p>
+    <w:p>
+      <w:pPr>
+        <w:ind w:firstLine="0"/>
+      </w:pPr>
+      <w:r>
+        <w:t xml:space="preserve">U sistemima sa replikacijom, svaki čvor koji sadrži kopiju baze podataka naziva se replika. Kako bi se obezbedila konzistentnost između replika, neophodno je da svaka izmena podataka bude propagirana na sve čvorove u sistemu. </w:t>
+      </w:r>
+    </w:p>
+    <w:p>
+      <w:pPr>
+        <w:ind w:firstLine="0"/>
+      </w:pPr>
+    </w:p>
+    <w:p>
+      <w:pPr>
+        <w:ind w:firstLine="0"/>
+      </w:pPr>
+      <w:r>
+        <w:t xml:space="preserve"> Jedan od najčešće korišćenih modela je single-leader replikacija, poznata i kao primary-backup ili active-passive model. U ovom pristupu postoji jedan centralni čvor, koji se naziva lider i koji je odgovoran za obradu svih operacija upisa. Rad ovakvog modela replikacije može se opisati kroz sledeće korake:</w:t>
+      </w:r>
+    </w:p>
+    <w:p>
+      <w:pPr>
+        <w:ind w:firstLine="0"/>
+      </w:pPr>
+    </w:p>
+    <w:p>
+      <w:pPr>
+        <w:pStyle w:val="ListParagraph"/>
+        <w:numPr>
+          <w:ilvl w:val="0"/>
+          <w:numId w:val="68"/>
+        </w:numPr>
+      </w:pPr>
+      <w:r>
+        <w:t xml:space="preserve">Obrada upisa na lideru – Svi zahtevi za izmenu podataka (INSERT, UPDATE, DELETE) šalju se lideru, koji ih prvo upisuje u svoju lokalnu bazu podataka. </w:t>
+      </w:r>
+    </w:p>
+    <w:p>
+      <w:pPr>
+        <w:pStyle w:val="ListParagraph"/>
+        <w:numPr>
+          <w:ilvl w:val="0"/>
+          <w:numId w:val="68"/>
+        </w:numPr>
+      </w:pPr>
+      <w:r>
+        <w:t xml:space="preserve">Replikacija promena na replike – Nakon izvršene izmene, lider prosleđuje informacije o promenama ostalim replikama putem replikacionog loga (npr. WAL – Write-Ahead Log). Replike zatim primenjuju te promene redosledom kojim su izvršene na lideru, čime se održava konzistentnost podataka. </w:t>
+      </w:r>
+    </w:p>
+    <w:p>
+      <w:pPr>
+        <w:pStyle w:val="ListParagraph"/>
+        <w:numPr>
+          <w:ilvl w:val="0"/>
+          <w:numId w:val="68"/>
+        </w:numPr>
+      </w:pPr>
+      <w:r>
+        <w:t xml:space="preserve">Obrada čitanja – Klijenti mogu čitati podatke i sa lidera i sa replika. Međutim, operacije upisa su dozvoljene isključivo na lideru, dok su replike dostupne samo za čitanje. </w:t>
+      </w:r>
+    </w:p>
     <w:p/>
+    <w:p>
+      <w:pPr>
+        <w:ind w:firstLine="0"/>
+      </w:pPr>
+      <w:r>
+        <w:t xml:space="preserve">Na slici 2 dat je primer Single-Leader replikacije. </w:t>
+      </w:r>
+    </w:p>
+    <w:p>
+      <w:pPr>
+        <w:keepNext/>
+        <w:ind w:firstLine="0"/>
+        <w:jc w:val="center"/>
+      </w:pPr>
+      <w:r>
+        <w:lastRenderedPageBreak/>
+        <w:drawing>
+          <wp:inline distT="0" distB="0" distL="0" distR="0" wp14:anchorId="50BECC4E" wp14:editId="412F2346">
+            <wp:extent cx="5934075" cy="2028190"/>
+            <wp:effectExtent l="0" t="0" r="9525" b="0"/>
+            <wp:docPr id="2" name="Picture 2"/>
+            <wp:cNvGraphicFramePr>
+              <a:graphicFrameLocks xmlns:a="http://schemas.openxmlformats.org/drawingml/2006/main" noChangeAspect="1"/>
+            </wp:cNvGraphicFramePr>
+            <a:graphic xmlns:a="http://schemas.openxmlformats.org/drawingml/2006/main">
+              <a:graphicData uri="http://schemas.openxmlformats.org/drawingml/2006/picture">
+                <pic:pic xmlns:pic="http://schemas.openxmlformats.org/drawingml/2006/picture">
+                  <pic:nvPicPr>
+                    <pic:cNvPr id="1" name=""/>
+                    <pic:cNvPicPr/>
+                  </pic:nvPicPr>
+                  <pic:blipFill>
+                    <a:blip r:embed="rId11"/>
+                    <a:stretch>
+                      <a:fillRect/>
+                    </a:stretch>
+                  </pic:blipFill>
+                  <pic:spPr>
+                    <a:xfrm>
+                      <a:off x="0" y="0"/>
+                      <a:ext cx="5934075" cy="2028190"/>
+                    </a:xfrm>
+                    <a:prstGeom prst="rect">
+                      <a:avLst/>
+                    </a:prstGeom>
+                  </pic:spPr>
+                </pic:pic>
+              </a:graphicData>
+            </a:graphic>
+          </wp:inline>
+        </w:drawing>
+      </w:r>
+    </w:p>
+    <w:p>
+      <w:pPr>
+        <w:pStyle w:val="Caption"/>
+        <w:jc w:val="center"/>
+      </w:pPr>
+      <w:r>
+        <w:t>Slika 2 – Single-Leader replikacija</w:t>
+      </w:r>
+    </w:p>
+    <w:p>
+      <w:pPr>
+        <w:ind w:firstLine="0"/>
+      </w:pPr>
+    </w:p>
+    <w:p>
+      <w:pPr>
+        <w:pStyle w:val="Heading3"/>
+        <w:ind w:firstLine="0"/>
+        <w:rPr>
+          <w:lang w:val="en-GB"/>
+        </w:rPr>
+      </w:pPr>
+      <w:r>
+        <w:rPr>
+          <w:lang w:val="en-GB"/>
+        </w:rPr>
+        <w:t>3.1.</w:t>
+      </w:r>
+      <w:r>
+        <w:rPr>
+          <w:lang w:val="en-GB"/>
+        </w:rPr>
+        <w:t>1</w:t>
+      </w:r>
+      <w:r>
+        <w:rPr>
+          <w:lang w:val="en-GB"/>
+        </w:rPr>
+        <w:t xml:space="preserve">. </w:t>
+      </w:r>
+      <w:proofErr w:type="spellStart"/>
+      <w:r>
+        <w:rPr>
+          <w:lang w:val="en-GB"/>
+        </w:rPr>
+        <w:t>Sinhrona</w:t>
+      </w:r>
+      <w:proofErr w:type="spellEnd"/>
+      <w:r>
+        <w:rPr>
+          <w:lang w:val="en-GB"/>
+        </w:rPr>
+        <w:t xml:space="preserve"> </w:t>
+      </w:r>
+      <w:proofErr w:type="spellStart"/>
+      <w:r>
+        <w:rPr>
+          <w:lang w:val="en-GB"/>
+        </w:rPr>
+        <w:t>i</w:t>
+      </w:r>
+      <w:proofErr w:type="spellEnd"/>
+      <w:r>
+        <w:rPr>
+          <w:lang w:val="en-GB"/>
+        </w:rPr>
+        <w:t xml:space="preserve"> </w:t>
+      </w:r>
+      <w:proofErr w:type="spellStart"/>
+      <w:r>
+        <w:rPr>
+          <w:lang w:val="en-GB"/>
+        </w:rPr>
+        <w:t>asinhrona</w:t>
+      </w:r>
+      <w:proofErr w:type="spellEnd"/>
+      <w:r>
+        <w:rPr>
+          <w:lang w:val="en-GB"/>
+        </w:rPr>
+        <w:t xml:space="preserve"> replikacija </w:t>
+      </w:r>
+    </w:p>
     <w:p/>
+    <w:p>
+      <w:pPr>
+        <w:ind w:firstLine="0"/>
+      </w:pPr>
+      <w:r>
+        <w:t>Jedan od najvažniji aspekata kod replikacije jeste način na koji se izmene propagiraju između lidera i replika, odnosno da li se replikacija odvija sinhrono ili asinhrono</w:t>
+      </w:r>
+    </w:p>
+    <w:p>
+      <w:pPr>
+        <w:ind w:firstLine="0"/>
+      </w:pPr>
+    </w:p>
+    <w:p>
+      <w:pPr>
+        <w:ind w:firstLine="0"/>
+      </w:pPr>
+      <w:r>
+        <w:t xml:space="preserve">Kod sinhrone replikacije, lider čeka potvrdu od replike da je uspešno primila i primenila izmenu pre nego što operaciju smatra završenom i odgovori klijentu. Ovakav pristup garantuje da replika u svakom trenutku poseduje ažurne i konzistentne podatke. U slučaju otkaza lidera, podaci su već dostupni na replici, čime se eliminiše rizik od njihovog gubitka. Međutim, glavni nedostatak ovog pristupa je povećana latencija, kao i mogućnost blokiranja sistema ukoliko sinhrona replika postane nedostupna. </w:t>
+      </w:r>
+    </w:p>
+    <w:p>
+      <w:pPr>
+        <w:ind w:firstLine="0"/>
+      </w:pPr>
+    </w:p>
+    <w:p>
+      <w:pPr>
+        <w:ind w:firstLine="0"/>
+      </w:pPr>
+      <w:r>
+        <w:t>Sa druge strane kod asinhrone replikacije, lider ne čeka potvrdu replika, već nakon upisa odmah odgovara klijentu, dok se izmene propagiraju ka replikama sa određenim kašnjjenjem. Ovaj pristup omogućava bolje performanse i veću propusnost sistema, ali uvodi rizik od gubitka podataka u slučaju otkaza lidera pre nego što su izmene replicirane.</w:t>
+      </w:r>
+    </w:p>
+    <w:p>
+      <w:pPr>
+        <w:ind w:firstLine="0"/>
+      </w:pPr>
+    </w:p>
+    <w:p>
+      <w:pPr>
+        <w:ind w:firstLine="0"/>
+      </w:pPr>
+      <w:r>
+        <w:t xml:space="preserve">U praksi, sistemi često koriste kombinaciju ova dva pristupa, gde je jedna replika konfigurisana kao sinhrona, dok su ostale asinhrone. Ovakav model, poznat kao polusinhrona replikacija, predstavlja kompromis između performansi i pouzdanosti, obezbeđujući da najmanje jedna replika uvek ima ažurne podatke. </w:t>
+      </w:r>
+    </w:p>
+    <w:p>
+      <w:pPr>
+        <w:ind w:firstLine="0"/>
+      </w:pPr>
+    </w:p>
+    <w:p>
+      <w:pPr>
+        <w:ind w:firstLine="0"/>
+      </w:pPr>
+      <w:r>
+        <w:t>Izbor između sinhrone i asinhrone replikacije predstavlja kompromis između konzistentnosti i performansi, što je jedno od ključnih pitanja u dizajnu distribuiranih sistema.</w:t>
+      </w:r>
+      <w:r>
+        <w:t xml:space="preserve"> Na slici 3 dat je prikaz single-leader replikacije sa jednom replikom konfigurisanom kao sinhronom i drugom kao asinhronom.</w:t>
+      </w:r>
+    </w:p>
+    <w:p>
+      <w:pPr>
+        <w:ind w:firstLine="0"/>
+      </w:pPr>
+    </w:p>
+    <w:p>
+      <w:pPr>
+        <w:keepNext/>
+        <w:ind w:firstLine="0"/>
+      </w:pPr>
+      <w:r>
+        <w:lastRenderedPageBreak/>
+        <w:drawing>
+          <wp:inline distT="0" distB="0" distL="0" distR="0" wp14:anchorId="463F972C" wp14:editId="5B9E782E">
+            <wp:extent cx="5934075" cy="2444115"/>
+            <wp:effectExtent l="0" t="0" r="9525" b="0"/>
+            <wp:docPr id="3" name="Picture 3"/>
+            <wp:cNvGraphicFramePr>
+              <a:graphicFrameLocks xmlns:a="http://schemas.openxmlformats.org/drawingml/2006/main" noChangeAspect="1"/>
+            </wp:cNvGraphicFramePr>
+            <a:graphic xmlns:a="http://schemas.openxmlformats.org/drawingml/2006/main">
+              <a:graphicData uri="http://schemas.openxmlformats.org/drawingml/2006/picture">
+                <pic:pic xmlns:pic="http://schemas.openxmlformats.org/drawingml/2006/picture">
+                  <pic:nvPicPr>
+                    <pic:cNvPr id="1" name=""/>
+                    <pic:cNvPicPr/>
+                  </pic:nvPicPr>
+                  <pic:blipFill>
+                    <a:blip r:embed="rId12"/>
+                    <a:stretch>
+                      <a:fillRect/>
+                    </a:stretch>
+                  </pic:blipFill>
+                  <pic:spPr>
+                    <a:xfrm>
+                      <a:off x="0" y="0"/>
+                      <a:ext cx="5934075" cy="2444115"/>
+                    </a:xfrm>
+                    <a:prstGeom prst="rect">
+                      <a:avLst/>
+                    </a:prstGeom>
+                  </pic:spPr>
+                </pic:pic>
+              </a:graphicData>
+            </a:graphic>
+          </wp:inline>
+        </w:drawing>
+      </w:r>
+    </w:p>
+    <w:p>
+      <w:pPr>
+        <w:pStyle w:val="Caption"/>
+        <w:jc w:val="center"/>
+      </w:pPr>
+      <w:r>
+        <w:t>Slika 3 – Single-leader replikacija sa sinhrono i asinhrono konfigurisanim replikama</w:t>
+      </w:r>
+    </w:p>
+    <w:p>
+      <w:pPr>
+        <w:ind w:firstLine="0"/>
+      </w:pPr>
+    </w:p>
+    <w:p>
+      <w:pPr>
+        <w:ind w:firstLine="0"/>
+      </w:pPr>
+    </w:p>
+    <w:p>
+      <w:pPr>
+        <w:pStyle w:val="Heading3"/>
+        <w:ind w:firstLine="0"/>
+      </w:pPr>
+      <w:r>
+        <w:t>3.1.2. Dodavanje novih replika</w:t>
+      </w:r>
+    </w:p>
+    <w:p>
+      <w:pPr>
+        <w:ind w:firstLine="0"/>
+      </w:pPr>
+    </w:p>
+    <w:p>
+      <w:pPr>
+        <w:ind w:firstLine="0"/>
+      </w:pPr>
+      <w:r>
+        <w:t xml:space="preserve">U sistemima sa replikacijom često postoji potreba za dodavanjem novih replika, bilo radi povećanja dostupnosti, skaliranja sistema ili zamene neispravnih čvorova. Ključno pitanje u ovom procesu jeste kako obezbediti da nova replika poseduje konzistentu i tačnu kopiju podataka sa primarnog čvora. Jednostavno kopiranje fajlova baze podataka sa jednog čvora na drugi nije adekvatno rešenje, jer se podaci u bazi konstantno menjaju usled aktivnih transakcija. Takav pristup može dovesti do nekoznistentnog stanja podataka. Zaključavanje baze tokom kopiranja bi rešio ovaj problem, ali bi narušio dostupnost sistema, što nije prihvatljivo u visoko dostupnim sistemima. Zbog toga se u praksi koristi sledeći postupak za inicijalizaciju nove replike: </w:t>
+      </w:r>
+    </w:p>
     <w:p/>
-    <w:p/>
-    <w:p/>
-    <w:p/>
-    <w:p/>
-    <w:p/>
-    <w:p/>
-    <w:p/>
-    <w:p>
-      <w:pPr>
-        <w:ind w:firstLine="0"/>
-      </w:pPr>
-    </w:p>
-    <w:p>
-      <w:pPr>
-        <w:ind w:firstLine="0"/>
-      </w:pPr>
-    </w:p>
-    <w:p>
-      <w:pPr>
-        <w:ind w:firstLine="0"/>
-      </w:pPr>
-    </w:p>
-    <w:p/>
+    <w:p>
+      <w:pPr>
+        <w:pStyle w:val="ListParagraph"/>
+        <w:numPr>
+          <w:ilvl w:val="0"/>
+          <w:numId w:val="70"/>
+        </w:numPr>
+      </w:pPr>
+      <w:r>
+        <w:t xml:space="preserve">Kreiranje konzistentnog snapshot-a – Pravi se trenutni snapshot baze podataka na primarnom čvoru, po mogućstvu bez zaključavanja cele baze. Ovaj mehanizam je često podržan od strane sistema baze podataka i koristi se i za potrebe backup-a. </w:t>
+      </w:r>
+    </w:p>
+    <w:p>
+      <w:pPr>
+        <w:pStyle w:val="ListParagraph"/>
+        <w:numPr>
+          <w:ilvl w:val="0"/>
+          <w:numId w:val="70"/>
+        </w:numPr>
+      </w:pPr>
+      <w:r>
+        <w:t>Prenost snapshot-a na novu repliku – Dobijeni snapshot se kopira na novi čvor koji će postati replika.</w:t>
+      </w:r>
+    </w:p>
+    <w:p>
+      <w:pPr>
+        <w:pStyle w:val="ListParagraph"/>
+        <w:numPr>
+          <w:ilvl w:val="0"/>
+          <w:numId w:val="70"/>
+        </w:numPr>
+      </w:pPr>
+      <w:r>
+        <w:t xml:space="preserve">Sinhronizacija promena putem loga – Nova replika se povezuje sa liderom i preuzima sve izmene koje su se desila nakon kreiranja snapshot-a. Ovo se postiže korišćenjem replikacionog </w:t>
+      </w:r>
+      <w:r>
+        <w:t>loga.</w:t>
+      </w:r>
+    </w:p>
+    <w:p>
+      <w:pPr>
+        <w:pStyle w:val="ListParagraph"/>
+        <w:numPr>
+          <w:ilvl w:val="0"/>
+          <w:numId w:val="70"/>
+        </w:numPr>
+      </w:pPr>
+      <w:r>
+        <w:t xml:space="preserve">Dostizanje konzistentog stanja  - Kada replika obradi sve zaostale izmene, smatra se da je sinhronizovana sa liderom i nastavlja da prima nove promene u realnom vremenu. </w:t>
+      </w:r>
+    </w:p>
+    <w:p>
+      <w:pPr>
+        <w:ind w:firstLine="0"/>
+      </w:pPr>
+    </w:p>
+    <w:p>
+      <w:pPr>
+        <w:pStyle w:val="Heading3"/>
+        <w:ind w:firstLine="0"/>
+      </w:pPr>
+      <w:r>
+        <w:t xml:space="preserve">3.1.3. Otkaz čvorova i failover mehanizam </w:t>
+      </w:r>
+    </w:p>
+    <w:p>
+      <w:pPr>
+        <w:ind w:firstLine="0"/>
+      </w:pPr>
+    </w:p>
+    <w:p>
+      <w:pPr>
+        <w:ind w:firstLine="0"/>
+      </w:pPr>
+      <w:r>
+        <w:t xml:space="preserve">U distribuiranim sistemima, otkazi čvorova su neizbežni i mogu nastati usled hardverskih grešaka, mrežnih problema ili planiranog održavanja. Cilj sistema za sa visokom dostupnošću jeste da obezbedi kontinuitet rada uprkos ovakvim događajima, uz minimalan uticaj na korisnike. </w:t>
+      </w:r>
+      <w:r>
+        <w:t xml:space="preserve">U sistemima koji koriste single-leader replikaciju, razlikuju se dva osnovna scenarija: otkaz replike i otkaz lidera. </w:t>
+      </w:r>
+    </w:p>
+    <w:p>
+      <w:pPr>
+        <w:ind w:firstLine="0"/>
+      </w:pPr>
+      <w:r>
+        <w:lastRenderedPageBreak/>
+        <w:t xml:space="preserve">Kada replika prestane sa radom (npr. zbog pada sistema ili prekida mreže), njen oporavak je relativno jednostavan. Svaka replika čuva logove svih promena koje je primila od lidera. Nakon ponovnog pokretanja replika zna do koje tačke je obradila promene. Neophodno je odraditi ponovno povezivanje sa liderom, zahtevati sve izmene koje su nastale tokom njenog odsustva i primeniti te izmene kako bi se sustigao lider. Nakon toga, replika nastavlja normalno da prima nove promene. Ukoliko je replika dugo bila nedostupna ili sistem ima veliki broj upisa, proces sustizanja može biti zahtevan sa stanovišta resursa i operetiti lidera i repliku. </w:t>
+      </w:r>
+    </w:p>
+    <w:p>
+      <w:pPr>
+        <w:ind w:firstLine="0"/>
+      </w:pPr>
+    </w:p>
+    <w:p>
+      <w:pPr>
+        <w:ind w:firstLine="0"/>
+      </w:pPr>
+    </w:p>
+    <w:p>
+      <w:pPr>
+        <w:ind w:firstLine="0"/>
+      </w:pPr>
+      <w:r>
+        <w:t xml:space="preserve">Otkaz lidera predstavlja kompleksniji problem jer je potrebno pokrenuti mehanizam prebacivanje uloge lidera na jednu od replika, odnosno failover mehanizam. Dakle, </w:t>
+      </w:r>
+      <w:r>
+        <w:t>jedna od replika postaje novi lider, klijenti moraju biti rekonfigurisani da šalju zahteve novom lideru, a ostale replike se povezuju sa novim liderom i primaju logove za promenu podataka. Ovaj proces se naziva failover mehanizmom. Failover može da se pokrene ručno od strane administratora ili automatski. Automatski failover se sastoji od sledećih koraka.</w:t>
+      </w:r>
+    </w:p>
+    <w:p>
+      <w:pPr>
+        <w:ind w:firstLine="0"/>
+      </w:pPr>
+    </w:p>
+    <w:p>
+      <w:pPr>
+        <w:pStyle w:val="ListParagraph"/>
+        <w:numPr>
+          <w:ilvl w:val="0"/>
+          <w:numId w:val="71"/>
+        </w:numPr>
+      </w:pPr>
+      <w:r>
+        <w:t xml:space="preserve">Detekcija otkaza lidera – Sistem koristi mehanizme poput timeout-a – ako lider ne odgovara u određenom vremenskom periodu, smatra se da je nedostupan. </w:t>
+      </w:r>
+    </w:p>
+    <w:p>
+      <w:pPr>
+        <w:pStyle w:val="ListParagraph"/>
+        <w:numPr>
+          <w:ilvl w:val="0"/>
+          <w:numId w:val="71"/>
+        </w:numPr>
+      </w:pPr>
+      <w:r>
+        <w:t xml:space="preserve">Izbor novog lidera – Nova replika se birna na osnovu kriterijuma kao što je ažurnost podataka (npr. replika sa najnovijim promenama ima prednost). Ovaj proces često uključuje mehanizme konsenzusa. </w:t>
+      </w:r>
+    </w:p>
+    <w:p>
+      <w:pPr>
+        <w:pStyle w:val="ListParagraph"/>
+        <w:numPr>
+          <w:ilvl w:val="0"/>
+          <w:numId w:val="71"/>
+        </w:numPr>
+      </w:pPr>
+      <w:r>
+        <w:t xml:space="preserve">Rekonfiguracija sistema – Klijenti počinju da šalju zahteve novom lideru, ostale replike se povezuju sa novim liderom, stari lider ako se vrati postaje replika. </w:t>
+      </w:r>
+    </w:p>
+    <w:p>
+      <w:pPr>
+        <w:ind w:firstLine="0"/>
+      </w:pPr>
+    </w:p>
+    <w:p>
+      <w:pPr>
+        <w:ind w:firstLine="0"/>
+      </w:pPr>
+      <w:r>
+        <w:t>Failover u sistemima replikacije je složen proces koji može dovesti do gubitka podataka, nekonzistentnosti i privremenog prekida rada sistema ako nije pravilno implementiran. Najveći izazov je obezbediti da sistem ostane dostupan i konzistentan uprkos otkazu lidera i mrežnim problemima.</w:t>
+      </w:r>
+    </w:p>
+    <w:p>
+      <w:pPr>
+        <w:ind w:firstLine="0"/>
+      </w:pPr>
+    </w:p>
+    <w:p>
+      <w:pPr>
+        <w:ind w:firstLine="0"/>
+      </w:pPr>
+    </w:p>
+    <w:p>
+      <w:pPr>
+        <w:pStyle w:val="Heading2"/>
+        <w:ind w:firstLine="0"/>
+      </w:pPr>
+      <w:r>
+        <w:t>3.</w:t>
+      </w:r>
+      <w:r>
+        <w:t>2</w:t>
+      </w:r>
+      <w:r>
+        <w:t xml:space="preserve">. </w:t>
+      </w:r>
+      <w:r>
+        <w:t>Multi</w:t>
+      </w:r>
+      <w:r>
+        <w:t>-Leader replikacija</w:t>
+      </w:r>
+    </w:p>
+    <w:p>
+      <w:pPr>
+        <w:ind w:firstLine="0"/>
+      </w:pPr>
+    </w:p>
+    <w:p>
+      <w:pPr>
+        <w:ind w:firstLine="0"/>
+      </w:pPr>
+    </w:p>
     <w:sectPr>
-      <w:footerReference w:type="default" r:id="rId11"/>
+      <w:footerReference w:type="default" r:id="rId13"/>
       <w:pgSz w:w="11909" w:h="16834" w:code="9"/>
       <w:pgMar w:top="1325" w:right="1282" w:bottom="2477" w:left="1282" w:header="720" w:footer="720" w:gutter="0"/>
       <w:pgNumType w:start="1"/>
@@ -4932,6 +5589,92 @@
     </w:lvl>
   </w:abstractNum>
   <w:abstractNum w:abstractNumId="12" w15:restartNumberingAfterBreak="0">
+    <w:nsid w:val="14924EFA"/>
+    <w:multiLevelType w:val="hybridMultilevel"/>
+    <w:tmpl w:val="39CCA06A"/>
+    <w:lvl w:ilvl="0" w:tplc="08090011">
+      <w:start w:val="1"/>
+      <w:numFmt w:val="decimal"/>
+      <w:lvlText w:val="%1)"/>
+      <w:lvlJc w:val="left"/>
+      <w:pPr>
+        <w:ind w:left="720" w:hanging="360"/>
+      </w:pPr>
+    </w:lvl>
+    <w:lvl w:ilvl="1" w:tplc="08090019" w:tentative="1">
+      <w:start w:val="1"/>
+      <w:numFmt w:val="lowerLetter"/>
+      <w:lvlText w:val="%2."/>
+      <w:lvlJc w:val="left"/>
+      <w:pPr>
+        <w:ind w:left="1440" w:hanging="360"/>
+      </w:pPr>
+    </w:lvl>
+    <w:lvl w:ilvl="2" w:tplc="0809001B" w:tentative="1">
+      <w:start w:val="1"/>
+      <w:numFmt w:val="lowerRoman"/>
+      <w:lvlText w:val="%3."/>
+      <w:lvlJc w:val="right"/>
+      <w:pPr>
+        <w:ind w:left="2160" w:hanging="180"/>
+      </w:pPr>
+    </w:lvl>
+    <w:lvl w:ilvl="3" w:tplc="0809000F" w:tentative="1">
+      <w:start w:val="1"/>
+      <w:numFmt w:val="decimal"/>
+      <w:lvlText w:val="%4."/>
+      <w:lvlJc w:val="left"/>
+      <w:pPr>
+        <w:ind w:left="2880" w:hanging="360"/>
+      </w:pPr>
+    </w:lvl>
+    <w:lvl w:ilvl="4" w:tplc="08090019" w:tentative="1">
+      <w:start w:val="1"/>
+      <w:numFmt w:val="lowerLetter"/>
+      <w:lvlText w:val="%5."/>
+      <w:lvlJc w:val="left"/>
+      <w:pPr>
+        <w:ind w:left="3600" w:hanging="360"/>
+      </w:pPr>
+    </w:lvl>
+    <w:lvl w:ilvl="5" w:tplc="0809001B" w:tentative="1">
+      <w:start w:val="1"/>
+      <w:numFmt w:val="lowerRoman"/>
+      <w:lvlText w:val="%6."/>
+      <w:lvlJc w:val="right"/>
+      <w:pPr>
+        <w:ind w:left="4320" w:hanging="180"/>
+      </w:pPr>
+    </w:lvl>
+    <w:lvl w:ilvl="6" w:tplc="0809000F" w:tentative="1">
+      <w:start w:val="1"/>
+      <w:numFmt w:val="decimal"/>
+      <w:lvlText w:val="%7."/>
+      <w:lvlJc w:val="left"/>
+      <w:pPr>
+        <w:ind w:left="5040" w:hanging="360"/>
+      </w:pPr>
+    </w:lvl>
+    <w:lvl w:ilvl="7" w:tplc="08090019" w:tentative="1">
+      <w:start w:val="1"/>
+      <w:numFmt w:val="lowerLetter"/>
+      <w:lvlText w:val="%8."/>
+      <w:lvlJc w:val="left"/>
+      <w:pPr>
+        <w:ind w:left="5760" w:hanging="360"/>
+      </w:pPr>
+    </w:lvl>
+    <w:lvl w:ilvl="8" w:tplc="0809001B" w:tentative="1">
+      <w:start w:val="1"/>
+      <w:numFmt w:val="lowerRoman"/>
+      <w:lvlText w:val="%9."/>
+      <w:lvlJc w:val="right"/>
+      <w:pPr>
+        <w:ind w:left="6480" w:hanging="180"/>
+      </w:pPr>
+    </w:lvl>
+  </w:abstractNum>
+  <w:abstractNum w:abstractNumId="13" w15:restartNumberingAfterBreak="0">
     <w:nsid w:val="15435E8F"/>
     <w:multiLevelType w:val="hybridMultilevel"/>
     <w:tmpl w:val="BECACA8C"/>
@@ -5044,7 +5787,7 @@
       </w:rPr>
     </w:lvl>
   </w:abstractNum>
-  <w:abstractNum w:abstractNumId="13" w15:restartNumberingAfterBreak="0">
+  <w:abstractNum w:abstractNumId="14" w15:restartNumberingAfterBreak="0">
     <w:nsid w:val="19A04308"/>
     <w:multiLevelType w:val="hybridMultilevel"/>
     <w:tmpl w:val="AFF61E12"/>
@@ -5157,7 +5900,7 @@
       </w:rPr>
     </w:lvl>
   </w:abstractNum>
-  <w:abstractNum w:abstractNumId="14" w15:restartNumberingAfterBreak="0">
+  <w:abstractNum w:abstractNumId="15" w15:restartNumberingAfterBreak="0">
     <w:nsid w:val="19E23090"/>
     <w:multiLevelType w:val="hybridMultilevel"/>
     <w:tmpl w:val="93967A42"/>
@@ -5243,7 +5986,7 @@
       </w:pPr>
     </w:lvl>
   </w:abstractNum>
-  <w:abstractNum w:abstractNumId="15" w15:restartNumberingAfterBreak="0">
+  <w:abstractNum w:abstractNumId="16" w15:restartNumberingAfterBreak="0">
     <w:nsid w:val="1C077243"/>
     <w:multiLevelType w:val="hybridMultilevel"/>
     <w:tmpl w:val="94C4CFC8"/>
@@ -5356,7 +6099,120 @@
       </w:rPr>
     </w:lvl>
   </w:abstractNum>
-  <w:abstractNum w:abstractNumId="16" w15:restartNumberingAfterBreak="0">
+  <w:abstractNum w:abstractNumId="17" w15:restartNumberingAfterBreak="0">
+    <w:nsid w:val="1CAF224B"/>
+    <w:multiLevelType w:val="hybridMultilevel"/>
+    <w:tmpl w:val="A49206D0"/>
+    <w:lvl w:ilvl="0" w:tplc="08090001">
+      <w:start w:val="1"/>
+      <w:numFmt w:val="bullet"/>
+      <w:lvlText w:val=""/>
+      <w:lvlJc w:val="left"/>
+      <w:pPr>
+        <w:ind w:left="720" w:hanging="360"/>
+      </w:pPr>
+      <w:rPr>
+        <w:rFonts w:ascii="Symbol" w:hAnsi="Symbol" w:hint="default"/>
+      </w:rPr>
+    </w:lvl>
+    <w:lvl w:ilvl="1" w:tplc="08090003" w:tentative="1">
+      <w:start w:val="1"/>
+      <w:numFmt w:val="bullet"/>
+      <w:lvlText w:val="o"/>
+      <w:lvlJc w:val="left"/>
+      <w:pPr>
+        <w:ind w:left="1440" w:hanging="360"/>
+      </w:pPr>
+      <w:rPr>
+        <w:rFonts w:ascii="Courier New" w:hAnsi="Courier New" w:cs="Courier New" w:hint="default"/>
+      </w:rPr>
+    </w:lvl>
+    <w:lvl w:ilvl="2" w:tplc="08090005" w:tentative="1">
+      <w:start w:val="1"/>
+      <w:numFmt w:val="bullet"/>
+      <w:lvlText w:val=""/>
+      <w:lvlJc w:val="left"/>
+      <w:pPr>
+        <w:ind w:left="2160" w:hanging="360"/>
+      </w:pPr>
+      <w:rPr>
+        <w:rFonts w:ascii="Wingdings" w:hAnsi="Wingdings" w:hint="default"/>
+      </w:rPr>
+    </w:lvl>
+    <w:lvl w:ilvl="3" w:tplc="08090001" w:tentative="1">
+      <w:start w:val="1"/>
+      <w:numFmt w:val="bullet"/>
+      <w:lvlText w:val=""/>
+      <w:lvlJc w:val="left"/>
+      <w:pPr>
+        <w:ind w:left="2880" w:hanging="360"/>
+      </w:pPr>
+      <w:rPr>
+        <w:rFonts w:ascii="Symbol" w:hAnsi="Symbol" w:hint="default"/>
+      </w:rPr>
+    </w:lvl>
+    <w:lvl w:ilvl="4" w:tplc="08090003" w:tentative="1">
+      <w:start w:val="1"/>
+      <w:numFmt w:val="bullet"/>
+      <w:lvlText w:val="o"/>
+      <w:lvlJc w:val="left"/>
+      <w:pPr>
+        <w:ind w:left="3600" w:hanging="360"/>
+      </w:pPr>
+      <w:rPr>
+        <w:rFonts w:ascii="Courier New" w:hAnsi="Courier New" w:cs="Courier New" w:hint="default"/>
+      </w:rPr>
+    </w:lvl>
+    <w:lvl w:ilvl="5" w:tplc="08090005" w:tentative="1">
+      <w:start w:val="1"/>
+      <w:numFmt w:val="bullet"/>
+      <w:lvlText w:val=""/>
+      <w:lvlJc w:val="left"/>
+      <w:pPr>
+        <w:ind w:left="4320" w:hanging="360"/>
+      </w:pPr>
+      <w:rPr>
+        <w:rFonts w:ascii="Wingdings" w:hAnsi="Wingdings" w:hint="default"/>
+      </w:rPr>
+    </w:lvl>
+    <w:lvl w:ilvl="6" w:tplc="08090001" w:tentative="1">
+      <w:start w:val="1"/>
+      <w:numFmt w:val="bullet"/>
+      <w:lvlText w:val=""/>
+      <w:lvlJc w:val="left"/>
+      <w:pPr>
+        <w:ind w:left="5040" w:hanging="360"/>
+      </w:pPr>
+      <w:rPr>
+        <w:rFonts w:ascii="Symbol" w:hAnsi="Symbol" w:hint="default"/>
+      </w:rPr>
+    </w:lvl>
+    <w:lvl w:ilvl="7" w:tplc="08090003" w:tentative="1">
+      <w:start w:val="1"/>
+      <w:numFmt w:val="bullet"/>
+      <w:lvlText w:val="o"/>
+      <w:lvlJc w:val="left"/>
+      <w:pPr>
+        <w:ind w:left="5760" w:hanging="360"/>
+      </w:pPr>
+      <w:rPr>
+        <w:rFonts w:ascii="Courier New" w:hAnsi="Courier New" w:cs="Courier New" w:hint="default"/>
+      </w:rPr>
+    </w:lvl>
+    <w:lvl w:ilvl="8" w:tplc="08090005" w:tentative="1">
+      <w:start w:val="1"/>
+      <w:numFmt w:val="bullet"/>
+      <w:lvlText w:val=""/>
+      <w:lvlJc w:val="left"/>
+      <w:pPr>
+        <w:ind w:left="6480" w:hanging="360"/>
+      </w:pPr>
+      <w:rPr>
+        <w:rFonts w:ascii="Wingdings" w:hAnsi="Wingdings" w:hint="default"/>
+      </w:rPr>
+    </w:lvl>
+  </w:abstractNum>
+  <w:abstractNum w:abstractNumId="18" w15:restartNumberingAfterBreak="0">
     <w:nsid w:val="1CB621AD"/>
     <w:multiLevelType w:val="hybridMultilevel"/>
     <w:tmpl w:val="4B06A1DC"/>
@@ -5469,7 +6325,7 @@
       </w:rPr>
     </w:lvl>
   </w:abstractNum>
-  <w:abstractNum w:abstractNumId="17" w15:restartNumberingAfterBreak="0">
+  <w:abstractNum w:abstractNumId="19" w15:restartNumberingAfterBreak="0">
     <w:nsid w:val="1DAF70E7"/>
     <w:multiLevelType w:val="hybridMultilevel"/>
     <w:tmpl w:val="30EC4BE2"/>
@@ -5582,7 +6438,7 @@
       </w:rPr>
     </w:lvl>
   </w:abstractNum>
-  <w:abstractNum w:abstractNumId="18" w15:restartNumberingAfterBreak="0">
+  <w:abstractNum w:abstractNumId="20" w15:restartNumberingAfterBreak="0">
     <w:nsid w:val="1E0277F1"/>
     <w:multiLevelType w:val="hybridMultilevel"/>
     <w:tmpl w:val="4394CF4C"/>
@@ -5695,7 +6551,7 @@
       </w:rPr>
     </w:lvl>
   </w:abstractNum>
-  <w:abstractNum w:abstractNumId="19" w15:restartNumberingAfterBreak="0">
+  <w:abstractNum w:abstractNumId="21" w15:restartNumberingAfterBreak="0">
     <w:nsid w:val="1FE96887"/>
     <w:multiLevelType w:val="hybridMultilevel"/>
     <w:tmpl w:val="52863E14"/>
@@ -5784,7 +6640,7 @@
       </w:pPr>
     </w:lvl>
   </w:abstractNum>
-  <w:abstractNum w:abstractNumId="20" w15:restartNumberingAfterBreak="0">
+  <w:abstractNum w:abstractNumId="22" w15:restartNumberingAfterBreak="0">
     <w:nsid w:val="216B4ACE"/>
     <w:multiLevelType w:val="hybridMultilevel"/>
     <w:tmpl w:val="F4A4BA24"/>
@@ -5870,7 +6726,7 @@
       </w:pPr>
     </w:lvl>
   </w:abstractNum>
-  <w:abstractNum w:abstractNumId="21" w15:restartNumberingAfterBreak="0">
+  <w:abstractNum w:abstractNumId="23" w15:restartNumberingAfterBreak="0">
     <w:nsid w:val="21B71790"/>
     <w:multiLevelType w:val="hybridMultilevel"/>
     <w:tmpl w:val="3468C138"/>
@@ -5983,7 +6839,7 @@
       </w:rPr>
     </w:lvl>
   </w:abstractNum>
-  <w:abstractNum w:abstractNumId="22" w15:restartNumberingAfterBreak="0">
+  <w:abstractNum w:abstractNumId="24" w15:restartNumberingAfterBreak="0">
     <w:nsid w:val="275772B3"/>
     <w:multiLevelType w:val="hybridMultilevel"/>
     <w:tmpl w:val="30C20A58"/>
@@ -6069,7 +6925,7 @@
       </w:pPr>
     </w:lvl>
   </w:abstractNum>
-  <w:abstractNum w:abstractNumId="23" w15:restartNumberingAfterBreak="0">
+  <w:abstractNum w:abstractNumId="25" w15:restartNumberingAfterBreak="0">
     <w:nsid w:val="28CB3FA6"/>
     <w:multiLevelType w:val="hybridMultilevel"/>
     <w:tmpl w:val="E5FEE1C0"/>
@@ -6155,7 +7011,93 @@
       </w:pPr>
     </w:lvl>
   </w:abstractNum>
-  <w:abstractNum w:abstractNumId="24" w15:restartNumberingAfterBreak="0">
+  <w:abstractNum w:abstractNumId="26" w15:restartNumberingAfterBreak="0">
+    <w:nsid w:val="28EB0052"/>
+    <w:multiLevelType w:val="hybridMultilevel"/>
+    <w:tmpl w:val="19309274"/>
+    <w:lvl w:ilvl="0" w:tplc="08090011">
+      <w:start w:val="1"/>
+      <w:numFmt w:val="decimal"/>
+      <w:lvlText w:val="%1)"/>
+      <w:lvlJc w:val="left"/>
+      <w:pPr>
+        <w:ind w:left="720" w:hanging="360"/>
+      </w:pPr>
+    </w:lvl>
+    <w:lvl w:ilvl="1" w:tplc="08090019" w:tentative="1">
+      <w:start w:val="1"/>
+      <w:numFmt w:val="lowerLetter"/>
+      <w:lvlText w:val="%2."/>
+      <w:lvlJc w:val="left"/>
+      <w:pPr>
+        <w:ind w:left="1440" w:hanging="360"/>
+      </w:pPr>
+    </w:lvl>
+    <w:lvl w:ilvl="2" w:tplc="0809001B" w:tentative="1">
+      <w:start w:val="1"/>
+      <w:numFmt w:val="lowerRoman"/>
+      <w:lvlText w:val="%3."/>
+      <w:lvlJc w:val="right"/>
+      <w:pPr>
+        <w:ind w:left="2160" w:hanging="180"/>
+      </w:pPr>
+    </w:lvl>
+    <w:lvl w:ilvl="3" w:tplc="0809000F" w:tentative="1">
+      <w:start w:val="1"/>
+      <w:numFmt w:val="decimal"/>
+      <w:lvlText w:val="%4."/>
+      <w:lvlJc w:val="left"/>
+      <w:pPr>
+        <w:ind w:left="2880" w:hanging="360"/>
+      </w:pPr>
+    </w:lvl>
+    <w:lvl w:ilvl="4" w:tplc="08090019" w:tentative="1">
+      <w:start w:val="1"/>
+      <w:numFmt w:val="lowerLetter"/>
+      <w:lvlText w:val="%5."/>
+      <w:lvlJc w:val="left"/>
+      <w:pPr>
+        <w:ind w:left="3600" w:hanging="360"/>
+      </w:pPr>
+    </w:lvl>
+    <w:lvl w:ilvl="5" w:tplc="0809001B" w:tentative="1">
+      <w:start w:val="1"/>
+      <w:numFmt w:val="lowerRoman"/>
+      <w:lvlText w:val="%6."/>
+      <w:lvlJc w:val="right"/>
+      <w:pPr>
+        <w:ind w:left="4320" w:hanging="180"/>
+      </w:pPr>
+    </w:lvl>
+    <w:lvl w:ilvl="6" w:tplc="0809000F" w:tentative="1">
+      <w:start w:val="1"/>
+      <w:numFmt w:val="decimal"/>
+      <w:lvlText w:val="%7."/>
+      <w:lvlJc w:val="left"/>
+      <w:pPr>
+        <w:ind w:left="5040" w:hanging="360"/>
+      </w:pPr>
+    </w:lvl>
+    <w:lvl w:ilvl="7" w:tplc="08090019" w:tentative="1">
+      <w:start w:val="1"/>
+      <w:numFmt w:val="lowerLetter"/>
+      <w:lvlText w:val="%8."/>
+      <w:lvlJc w:val="left"/>
+      <w:pPr>
+        <w:ind w:left="5760" w:hanging="360"/>
+      </w:pPr>
+    </w:lvl>
+    <w:lvl w:ilvl="8" w:tplc="0809001B" w:tentative="1">
+      <w:start w:val="1"/>
+      <w:numFmt w:val="lowerRoman"/>
+      <w:lvlText w:val="%9."/>
+      <w:lvlJc w:val="right"/>
+      <w:pPr>
+        <w:ind w:left="6480" w:hanging="180"/>
+      </w:pPr>
+    </w:lvl>
+  </w:abstractNum>
+  <w:abstractNum w:abstractNumId="27" w15:restartNumberingAfterBreak="0">
     <w:nsid w:val="29C93780"/>
     <w:multiLevelType w:val="hybridMultilevel"/>
     <w:tmpl w:val="F33A829E"/>
@@ -6241,7 +7183,7 @@
       </w:pPr>
     </w:lvl>
   </w:abstractNum>
-  <w:abstractNum w:abstractNumId="25" w15:restartNumberingAfterBreak="0">
+  <w:abstractNum w:abstractNumId="28" w15:restartNumberingAfterBreak="0">
     <w:nsid w:val="2A621B8D"/>
     <w:multiLevelType w:val="hybridMultilevel"/>
     <w:tmpl w:val="4AEE0E62"/>
@@ -6327,7 +7269,93 @@
       </w:pPr>
     </w:lvl>
   </w:abstractNum>
-  <w:abstractNum w:abstractNumId="26" w15:restartNumberingAfterBreak="0">
+  <w:abstractNum w:abstractNumId="29" w15:restartNumberingAfterBreak="0">
+    <w:nsid w:val="2BA62804"/>
+    <w:multiLevelType w:val="hybridMultilevel"/>
+    <w:tmpl w:val="ACCA58B4"/>
+    <w:lvl w:ilvl="0" w:tplc="0809000F">
+      <w:start w:val="1"/>
+      <w:numFmt w:val="decimal"/>
+      <w:lvlText w:val="%1."/>
+      <w:lvlJc w:val="left"/>
+      <w:pPr>
+        <w:ind w:left="720" w:hanging="360"/>
+      </w:pPr>
+    </w:lvl>
+    <w:lvl w:ilvl="1" w:tplc="08090019" w:tentative="1">
+      <w:start w:val="1"/>
+      <w:numFmt w:val="lowerLetter"/>
+      <w:lvlText w:val="%2."/>
+      <w:lvlJc w:val="left"/>
+      <w:pPr>
+        <w:ind w:left="1440" w:hanging="360"/>
+      </w:pPr>
+    </w:lvl>
+    <w:lvl w:ilvl="2" w:tplc="0809001B" w:tentative="1">
+      <w:start w:val="1"/>
+      <w:numFmt w:val="lowerRoman"/>
+      <w:lvlText w:val="%3."/>
+      <w:lvlJc w:val="right"/>
+      <w:pPr>
+        <w:ind w:left="2160" w:hanging="180"/>
+      </w:pPr>
+    </w:lvl>
+    <w:lvl w:ilvl="3" w:tplc="0809000F" w:tentative="1">
+      <w:start w:val="1"/>
+      <w:numFmt w:val="decimal"/>
+      <w:lvlText w:val="%4."/>
+      <w:lvlJc w:val="left"/>
+      <w:pPr>
+        <w:ind w:left="2880" w:hanging="360"/>
+      </w:pPr>
+    </w:lvl>
+    <w:lvl w:ilvl="4" w:tplc="08090019" w:tentative="1">
+      <w:start w:val="1"/>
+      <w:numFmt w:val="lowerLetter"/>
+      <w:lvlText w:val="%5."/>
+      <w:lvlJc w:val="left"/>
+      <w:pPr>
+        <w:ind w:left="3600" w:hanging="360"/>
+      </w:pPr>
+    </w:lvl>
+    <w:lvl w:ilvl="5" w:tplc="0809001B" w:tentative="1">
+      <w:start w:val="1"/>
+      <w:numFmt w:val="lowerRoman"/>
+      <w:lvlText w:val="%6."/>
+      <w:lvlJc w:val="right"/>
+      <w:pPr>
+        <w:ind w:left="4320" w:hanging="180"/>
+      </w:pPr>
+    </w:lvl>
+    <w:lvl w:ilvl="6" w:tplc="0809000F" w:tentative="1">
+      <w:start w:val="1"/>
+      <w:numFmt w:val="decimal"/>
+      <w:lvlText w:val="%7."/>
+      <w:lvlJc w:val="left"/>
+      <w:pPr>
+        <w:ind w:left="5040" w:hanging="360"/>
+      </w:pPr>
+    </w:lvl>
+    <w:lvl w:ilvl="7" w:tplc="08090019" w:tentative="1">
+      <w:start w:val="1"/>
+      <w:numFmt w:val="lowerLetter"/>
+      <w:lvlText w:val="%8."/>
+      <w:lvlJc w:val="left"/>
+      <w:pPr>
+        <w:ind w:left="5760" w:hanging="360"/>
+      </w:pPr>
+    </w:lvl>
+    <w:lvl w:ilvl="8" w:tplc="0809001B" w:tentative="1">
+      <w:start w:val="1"/>
+      <w:numFmt w:val="lowerRoman"/>
+      <w:lvlText w:val="%9."/>
+      <w:lvlJc w:val="right"/>
+      <w:pPr>
+        <w:ind w:left="6480" w:hanging="180"/>
+      </w:pPr>
+    </w:lvl>
+  </w:abstractNum>
+  <w:abstractNum w:abstractNumId="30" w15:restartNumberingAfterBreak="0">
     <w:nsid w:val="32202B9B"/>
     <w:multiLevelType w:val="hybridMultilevel"/>
     <w:tmpl w:val="2786A0FE"/>
@@ -6413,7 +7441,7 @@
       </w:pPr>
     </w:lvl>
   </w:abstractNum>
-  <w:abstractNum w:abstractNumId="27" w15:restartNumberingAfterBreak="0">
+  <w:abstractNum w:abstractNumId="31" w15:restartNumberingAfterBreak="0">
     <w:nsid w:val="34C94E99"/>
     <w:multiLevelType w:val="hybridMultilevel"/>
     <w:tmpl w:val="1F240DD8"/>
@@ -6499,7 +7527,7 @@
       </w:pPr>
     </w:lvl>
   </w:abstractNum>
-  <w:abstractNum w:abstractNumId="28" w15:restartNumberingAfterBreak="0">
+  <w:abstractNum w:abstractNumId="32" w15:restartNumberingAfterBreak="0">
     <w:nsid w:val="35414343"/>
     <w:multiLevelType w:val="multilevel"/>
     <w:tmpl w:val="0409001F"/>
@@ -6585,7 +7613,7 @@
       </w:pPr>
     </w:lvl>
   </w:abstractNum>
-  <w:abstractNum w:abstractNumId="29" w15:restartNumberingAfterBreak="0">
+  <w:abstractNum w:abstractNumId="33" w15:restartNumberingAfterBreak="0">
     <w:nsid w:val="36592B4F"/>
     <w:multiLevelType w:val="hybridMultilevel"/>
     <w:tmpl w:val="85C2E3C0"/>
@@ -6698,7 +7726,7 @@
       </w:rPr>
     </w:lvl>
   </w:abstractNum>
-  <w:abstractNum w:abstractNumId="30" w15:restartNumberingAfterBreak="0">
+  <w:abstractNum w:abstractNumId="34" w15:restartNumberingAfterBreak="0">
     <w:nsid w:val="36E70356"/>
     <w:multiLevelType w:val="multilevel"/>
     <w:tmpl w:val="D3F883EE"/>
@@ -6820,7 +7848,7 @@
       </w:rPr>
     </w:lvl>
   </w:abstractNum>
-  <w:abstractNum w:abstractNumId="31" w15:restartNumberingAfterBreak="0">
+  <w:abstractNum w:abstractNumId="35" w15:restartNumberingAfterBreak="0">
     <w:nsid w:val="389917B0"/>
     <w:multiLevelType w:val="hybridMultilevel"/>
     <w:tmpl w:val="E9888D10"/>
@@ -6906,7 +7934,7 @@
       </w:pPr>
     </w:lvl>
   </w:abstractNum>
-  <w:abstractNum w:abstractNumId="32" w15:restartNumberingAfterBreak="0">
+  <w:abstractNum w:abstractNumId="36" w15:restartNumberingAfterBreak="0">
     <w:nsid w:val="39942618"/>
     <w:multiLevelType w:val="hybridMultilevel"/>
     <w:tmpl w:val="50CC0918"/>
@@ -6992,7 +8020,7 @@
       </w:pPr>
     </w:lvl>
   </w:abstractNum>
-  <w:abstractNum w:abstractNumId="33" w15:restartNumberingAfterBreak="0">
+  <w:abstractNum w:abstractNumId="37" w15:restartNumberingAfterBreak="0">
     <w:nsid w:val="3B126805"/>
     <w:multiLevelType w:val="hybridMultilevel"/>
     <w:tmpl w:val="CFE667F6"/>
@@ -7105,7 +8133,7 @@
       </w:rPr>
     </w:lvl>
   </w:abstractNum>
-  <w:abstractNum w:abstractNumId="34" w15:restartNumberingAfterBreak="0">
+  <w:abstractNum w:abstractNumId="38" w15:restartNumberingAfterBreak="0">
     <w:nsid w:val="454C30C6"/>
     <w:multiLevelType w:val="hybridMultilevel"/>
     <w:tmpl w:val="C9CAE30A"/>
@@ -7218,7 +8246,7 @@
       </w:rPr>
     </w:lvl>
   </w:abstractNum>
-  <w:abstractNum w:abstractNumId="35" w15:restartNumberingAfterBreak="0">
+  <w:abstractNum w:abstractNumId="39" w15:restartNumberingAfterBreak="0">
     <w:nsid w:val="457B4070"/>
     <w:multiLevelType w:val="hybridMultilevel"/>
     <w:tmpl w:val="8D78BF94"/>
@@ -7331,7 +8359,7 @@
       </w:rPr>
     </w:lvl>
   </w:abstractNum>
-  <w:abstractNum w:abstractNumId="36" w15:restartNumberingAfterBreak="0">
+  <w:abstractNum w:abstractNumId="40" w15:restartNumberingAfterBreak="0">
     <w:nsid w:val="469E627B"/>
     <w:multiLevelType w:val="hybridMultilevel"/>
     <w:tmpl w:val="2848D5DC"/>
@@ -7444,7 +8472,7 @@
       </w:rPr>
     </w:lvl>
   </w:abstractNum>
-  <w:abstractNum w:abstractNumId="37" w15:restartNumberingAfterBreak="0">
+  <w:abstractNum w:abstractNumId="41" w15:restartNumberingAfterBreak="0">
     <w:nsid w:val="49283744"/>
     <w:multiLevelType w:val="hybridMultilevel"/>
     <w:tmpl w:val="CBF4DD7A"/>
@@ -7530,7 +8558,7 @@
       </w:pPr>
     </w:lvl>
   </w:abstractNum>
-  <w:abstractNum w:abstractNumId="38" w15:restartNumberingAfterBreak="0">
+  <w:abstractNum w:abstractNumId="42" w15:restartNumberingAfterBreak="0">
     <w:nsid w:val="4BCF02E1"/>
     <w:multiLevelType w:val="hybridMultilevel"/>
     <w:tmpl w:val="D5686EF2"/>
@@ -7619,7 +8647,7 @@
       </w:pPr>
     </w:lvl>
   </w:abstractNum>
-  <w:abstractNum w:abstractNumId="39" w15:restartNumberingAfterBreak="0">
+  <w:abstractNum w:abstractNumId="43" w15:restartNumberingAfterBreak="0">
     <w:nsid w:val="4FED0060"/>
     <w:multiLevelType w:val="hybridMultilevel"/>
     <w:tmpl w:val="FDEE50C4"/>
@@ -7732,7 +8760,7 @@
       </w:rPr>
     </w:lvl>
   </w:abstractNum>
-  <w:abstractNum w:abstractNumId="40" w15:restartNumberingAfterBreak="0">
+  <w:abstractNum w:abstractNumId="44" w15:restartNumberingAfterBreak="0">
     <w:nsid w:val="50482610"/>
     <w:multiLevelType w:val="hybridMultilevel"/>
     <w:tmpl w:val="BC1023E8"/>
@@ -7845,7 +8873,7 @@
       </w:rPr>
     </w:lvl>
   </w:abstractNum>
-  <w:abstractNum w:abstractNumId="41" w15:restartNumberingAfterBreak="0">
+  <w:abstractNum w:abstractNumId="45" w15:restartNumberingAfterBreak="0">
     <w:nsid w:val="52C0684C"/>
     <w:multiLevelType w:val="hybridMultilevel"/>
     <w:tmpl w:val="E9923474"/>
@@ -7958,7 +8986,7 @@
       </w:rPr>
     </w:lvl>
   </w:abstractNum>
-  <w:abstractNum w:abstractNumId="42" w15:restartNumberingAfterBreak="0">
+  <w:abstractNum w:abstractNumId="46" w15:restartNumberingAfterBreak="0">
     <w:nsid w:val="54DB1CBA"/>
     <w:multiLevelType w:val="hybridMultilevel"/>
     <w:tmpl w:val="842C0DBC"/>
@@ -8044,7 +9072,7 @@
       </w:pPr>
     </w:lvl>
   </w:abstractNum>
-  <w:abstractNum w:abstractNumId="43" w15:restartNumberingAfterBreak="0">
+  <w:abstractNum w:abstractNumId="47" w15:restartNumberingAfterBreak="0">
     <w:nsid w:val="54F622EA"/>
     <w:multiLevelType w:val="hybridMultilevel"/>
     <w:tmpl w:val="6254A8F2"/>
@@ -8157,7 +9185,7 @@
       </w:rPr>
     </w:lvl>
   </w:abstractNum>
-  <w:abstractNum w:abstractNumId="44" w15:restartNumberingAfterBreak="0">
+  <w:abstractNum w:abstractNumId="48" w15:restartNumberingAfterBreak="0">
     <w:nsid w:val="56972069"/>
     <w:multiLevelType w:val="hybridMultilevel"/>
     <w:tmpl w:val="44CCD510"/>
@@ -8270,7 +9298,7 @@
       </w:rPr>
     </w:lvl>
   </w:abstractNum>
-  <w:abstractNum w:abstractNumId="45" w15:restartNumberingAfterBreak="0">
+  <w:abstractNum w:abstractNumId="49" w15:restartNumberingAfterBreak="0">
     <w:nsid w:val="58CD6CB3"/>
     <w:multiLevelType w:val="hybridMultilevel"/>
     <w:tmpl w:val="96642316"/>
@@ -8383,7 +9411,7 @@
       </w:rPr>
     </w:lvl>
   </w:abstractNum>
-  <w:abstractNum w:abstractNumId="46" w15:restartNumberingAfterBreak="0">
+  <w:abstractNum w:abstractNumId="50" w15:restartNumberingAfterBreak="0">
     <w:nsid w:val="590F57F4"/>
     <w:multiLevelType w:val="hybridMultilevel"/>
     <w:tmpl w:val="0A0CD664"/>
@@ -8496,7 +9524,7 @@
       </w:rPr>
     </w:lvl>
   </w:abstractNum>
-  <w:abstractNum w:abstractNumId="47" w15:restartNumberingAfterBreak="0">
+  <w:abstractNum w:abstractNumId="51" w15:restartNumberingAfterBreak="0">
     <w:nsid w:val="59F97150"/>
     <w:multiLevelType w:val="hybridMultilevel"/>
     <w:tmpl w:val="C48493F8"/>
@@ -8605,7 +9633,7 @@
       </w:rPr>
     </w:lvl>
   </w:abstractNum>
-  <w:abstractNum w:abstractNumId="48" w15:restartNumberingAfterBreak="0">
+  <w:abstractNum w:abstractNumId="52" w15:restartNumberingAfterBreak="0">
     <w:nsid w:val="5B1635A2"/>
     <w:multiLevelType w:val="hybridMultilevel"/>
     <w:tmpl w:val="68F01954"/>
@@ -8718,7 +9746,120 @@
       </w:rPr>
     </w:lvl>
   </w:abstractNum>
-  <w:abstractNum w:abstractNumId="49" w15:restartNumberingAfterBreak="0">
+  <w:abstractNum w:abstractNumId="53" w15:restartNumberingAfterBreak="0">
+    <w:nsid w:val="5D07225B"/>
+    <w:multiLevelType w:val="hybridMultilevel"/>
+    <w:tmpl w:val="73A60EA2"/>
+    <w:lvl w:ilvl="0" w:tplc="08090001">
+      <w:start w:val="1"/>
+      <w:numFmt w:val="bullet"/>
+      <w:lvlText w:val=""/>
+      <w:lvlJc w:val="left"/>
+      <w:pPr>
+        <w:ind w:left="720" w:hanging="360"/>
+      </w:pPr>
+      <w:rPr>
+        <w:rFonts w:ascii="Symbol" w:hAnsi="Symbol" w:hint="default"/>
+      </w:rPr>
+    </w:lvl>
+    <w:lvl w:ilvl="1" w:tplc="08090003" w:tentative="1">
+      <w:start w:val="1"/>
+      <w:numFmt w:val="bullet"/>
+      <w:lvlText w:val="o"/>
+      <w:lvlJc w:val="left"/>
+      <w:pPr>
+        <w:ind w:left="1440" w:hanging="360"/>
+      </w:pPr>
+      <w:rPr>
+        <w:rFonts w:ascii="Courier New" w:hAnsi="Courier New" w:cs="Courier New" w:hint="default"/>
+      </w:rPr>
+    </w:lvl>
+    <w:lvl w:ilvl="2" w:tplc="08090005" w:tentative="1">
+      <w:start w:val="1"/>
+      <w:numFmt w:val="bullet"/>
+      <w:lvlText w:val=""/>
+      <w:lvlJc w:val="left"/>
+      <w:pPr>
+        <w:ind w:left="2160" w:hanging="360"/>
+      </w:pPr>
+      <w:rPr>
+        <w:rFonts w:ascii="Wingdings" w:hAnsi="Wingdings" w:hint="default"/>
+      </w:rPr>
+    </w:lvl>
+    <w:lvl w:ilvl="3" w:tplc="08090001" w:tentative="1">
+      <w:start w:val="1"/>
+      <w:numFmt w:val="bullet"/>
+      <w:lvlText w:val=""/>
+      <w:lvlJc w:val="left"/>
+      <w:pPr>
+        <w:ind w:left="2880" w:hanging="360"/>
+      </w:pPr>
+      <w:rPr>
+        <w:rFonts w:ascii="Symbol" w:hAnsi="Symbol" w:hint="default"/>
+      </w:rPr>
+    </w:lvl>
+    <w:lvl w:ilvl="4" w:tplc="08090003" w:tentative="1">
+      <w:start w:val="1"/>
+      <w:numFmt w:val="bullet"/>
+      <w:lvlText w:val="o"/>
+      <w:lvlJc w:val="left"/>
+      <w:pPr>
+        <w:ind w:left="3600" w:hanging="360"/>
+      </w:pPr>
+      <w:rPr>
+        <w:rFonts w:ascii="Courier New" w:hAnsi="Courier New" w:cs="Courier New" w:hint="default"/>
+      </w:rPr>
+    </w:lvl>
+    <w:lvl w:ilvl="5" w:tplc="08090005" w:tentative="1">
+      <w:start w:val="1"/>
+      <w:numFmt w:val="bullet"/>
+      <w:lvlText w:val=""/>
+      <w:lvlJc w:val="left"/>
+      <w:pPr>
+        <w:ind w:left="4320" w:hanging="360"/>
+      </w:pPr>
+      <w:rPr>
+        <w:rFonts w:ascii="Wingdings" w:hAnsi="Wingdings" w:hint="default"/>
+      </w:rPr>
+    </w:lvl>
+    <w:lvl w:ilvl="6" w:tplc="08090001" w:tentative="1">
+      <w:start w:val="1"/>
+      <w:numFmt w:val="bullet"/>
+      <w:lvlText w:val=""/>
+      <w:lvlJc w:val="left"/>
+      <w:pPr>
+        <w:ind w:left="5040" w:hanging="360"/>
+      </w:pPr>
+      <w:rPr>
+        <w:rFonts w:ascii="Symbol" w:hAnsi="Symbol" w:hint="default"/>
+      </w:rPr>
+    </w:lvl>
+    <w:lvl w:ilvl="7" w:tplc="08090003" w:tentative="1">
+      <w:start w:val="1"/>
+      <w:numFmt w:val="bullet"/>
+      <w:lvlText w:val="o"/>
+      <w:lvlJc w:val="left"/>
+      <w:pPr>
+        <w:ind w:left="5760" w:hanging="360"/>
+      </w:pPr>
+      <w:rPr>
+        <w:rFonts w:ascii="Courier New" w:hAnsi="Courier New" w:cs="Courier New" w:hint="default"/>
+      </w:rPr>
+    </w:lvl>
+    <w:lvl w:ilvl="8" w:tplc="08090005" w:tentative="1">
+      <w:start w:val="1"/>
+      <w:numFmt w:val="bullet"/>
+      <w:lvlText w:val=""/>
+      <w:lvlJc w:val="left"/>
+      <w:pPr>
+        <w:ind w:left="6480" w:hanging="360"/>
+      </w:pPr>
+      <w:rPr>
+        <w:rFonts w:ascii="Wingdings" w:hAnsi="Wingdings" w:hint="default"/>
+      </w:rPr>
+    </w:lvl>
+  </w:abstractNum>
+  <w:abstractNum w:abstractNumId="54" w15:restartNumberingAfterBreak="0">
     <w:nsid w:val="5F657B75"/>
     <w:multiLevelType w:val="hybridMultilevel"/>
     <w:tmpl w:val="018E1BB6"/>
@@ -8804,7 +9945,7 @@
       </w:pPr>
     </w:lvl>
   </w:abstractNum>
-  <w:abstractNum w:abstractNumId="50" w15:restartNumberingAfterBreak="0">
+  <w:abstractNum w:abstractNumId="55" w15:restartNumberingAfterBreak="0">
     <w:nsid w:val="5FB157EF"/>
     <w:multiLevelType w:val="hybridMultilevel"/>
     <w:tmpl w:val="72CCA12E"/>
@@ -8917,7 +10058,7 @@
       </w:rPr>
     </w:lvl>
   </w:abstractNum>
-  <w:abstractNum w:abstractNumId="51" w15:restartNumberingAfterBreak="0">
+  <w:abstractNum w:abstractNumId="56" w15:restartNumberingAfterBreak="0">
     <w:nsid w:val="5FCA21D6"/>
     <w:multiLevelType w:val="hybridMultilevel"/>
     <w:tmpl w:val="6DA24F9E"/>
@@ -9030,7 +10171,7 @@
       </w:rPr>
     </w:lvl>
   </w:abstractNum>
-  <w:abstractNum w:abstractNumId="52" w15:restartNumberingAfterBreak="0">
+  <w:abstractNum w:abstractNumId="57" w15:restartNumberingAfterBreak="0">
     <w:nsid w:val="646D7651"/>
     <w:multiLevelType w:val="hybridMultilevel"/>
     <w:tmpl w:val="B51EB28A"/>
@@ -9143,7 +10284,7 @@
       </w:rPr>
     </w:lvl>
   </w:abstractNum>
-  <w:abstractNum w:abstractNumId="53" w15:restartNumberingAfterBreak="0">
+  <w:abstractNum w:abstractNumId="58" w15:restartNumberingAfterBreak="0">
     <w:nsid w:val="667A13DF"/>
     <w:multiLevelType w:val="hybridMultilevel"/>
     <w:tmpl w:val="2BF6EE66"/>
@@ -9229,7 +10370,7 @@
       </w:pPr>
     </w:lvl>
   </w:abstractNum>
-  <w:abstractNum w:abstractNumId="54" w15:restartNumberingAfterBreak="0">
+  <w:abstractNum w:abstractNumId="59" w15:restartNumberingAfterBreak="0">
     <w:nsid w:val="68750C73"/>
     <w:multiLevelType w:val="hybridMultilevel"/>
     <w:tmpl w:val="A8262A40"/>
@@ -9342,7 +10483,7 @@
       </w:rPr>
     </w:lvl>
   </w:abstractNum>
-  <w:abstractNum w:abstractNumId="55" w15:restartNumberingAfterBreak="0">
+  <w:abstractNum w:abstractNumId="60" w15:restartNumberingAfterBreak="0">
     <w:nsid w:val="68D73FE8"/>
     <w:multiLevelType w:val="hybridMultilevel"/>
     <w:tmpl w:val="CA141E90"/>
@@ -9455,7 +10596,7 @@
       </w:rPr>
     </w:lvl>
   </w:abstractNum>
-  <w:abstractNum w:abstractNumId="56" w15:restartNumberingAfterBreak="0">
+  <w:abstractNum w:abstractNumId="61" w15:restartNumberingAfterBreak="0">
     <w:nsid w:val="6A7F48ED"/>
     <w:multiLevelType w:val="hybridMultilevel"/>
     <w:tmpl w:val="D2C8E74E"/>
@@ -9541,7 +10682,7 @@
       </w:pPr>
     </w:lvl>
   </w:abstractNum>
-  <w:abstractNum w:abstractNumId="57" w15:restartNumberingAfterBreak="0">
+  <w:abstractNum w:abstractNumId="62" w15:restartNumberingAfterBreak="0">
     <w:nsid w:val="6CB2328E"/>
     <w:multiLevelType w:val="hybridMultilevel"/>
     <w:tmpl w:val="5DE482E4"/>
@@ -9654,7 +10795,7 @@
       </w:rPr>
     </w:lvl>
   </w:abstractNum>
-  <w:abstractNum w:abstractNumId="58" w15:restartNumberingAfterBreak="0">
+  <w:abstractNum w:abstractNumId="63" w15:restartNumberingAfterBreak="0">
     <w:nsid w:val="6D193A02"/>
     <w:multiLevelType w:val="hybridMultilevel"/>
     <w:tmpl w:val="4BE4F972"/>
@@ -9740,7 +10881,7 @@
       </w:pPr>
     </w:lvl>
   </w:abstractNum>
-  <w:abstractNum w:abstractNumId="59" w15:restartNumberingAfterBreak="0">
+  <w:abstractNum w:abstractNumId="64" w15:restartNumberingAfterBreak="0">
     <w:nsid w:val="6EAE52D7"/>
     <w:multiLevelType w:val="hybridMultilevel"/>
     <w:tmpl w:val="9F1207FA"/>
@@ -9826,7 +10967,7 @@
       </w:pPr>
     </w:lvl>
   </w:abstractNum>
-  <w:abstractNum w:abstractNumId="60" w15:restartNumberingAfterBreak="0">
+  <w:abstractNum w:abstractNumId="65" w15:restartNumberingAfterBreak="0">
     <w:nsid w:val="6F6B2EB2"/>
     <w:multiLevelType w:val="hybridMultilevel"/>
     <w:tmpl w:val="5A70E79E"/>
@@ -9939,7 +11080,7 @@
       </w:rPr>
     </w:lvl>
   </w:abstractNum>
-  <w:abstractNum w:abstractNumId="61" w15:restartNumberingAfterBreak="0">
+  <w:abstractNum w:abstractNumId="66" w15:restartNumberingAfterBreak="0">
     <w:nsid w:val="74EB1CD2"/>
     <w:multiLevelType w:val="hybridMultilevel"/>
     <w:tmpl w:val="C388B3EE"/>
@@ -10052,7 +11193,7 @@
       </w:rPr>
     </w:lvl>
   </w:abstractNum>
-  <w:abstractNum w:abstractNumId="62" w15:restartNumberingAfterBreak="0">
+  <w:abstractNum w:abstractNumId="67" w15:restartNumberingAfterBreak="0">
     <w:nsid w:val="7AC9396E"/>
     <w:multiLevelType w:val="hybridMultilevel"/>
     <w:tmpl w:val="E0944812"/>
@@ -10165,7 +11306,7 @@
       </w:rPr>
     </w:lvl>
   </w:abstractNum>
-  <w:abstractNum w:abstractNumId="63" w15:restartNumberingAfterBreak="0">
+  <w:abstractNum w:abstractNumId="68" w15:restartNumberingAfterBreak="0">
     <w:nsid w:val="7CD25F45"/>
     <w:multiLevelType w:val="hybridMultilevel"/>
     <w:tmpl w:val="40D0B6D8"/>
@@ -10278,7 +11419,7 @@
       </w:rPr>
     </w:lvl>
   </w:abstractNum>
-  <w:abstractNum w:abstractNumId="64" w15:restartNumberingAfterBreak="0">
+  <w:abstractNum w:abstractNumId="69" w15:restartNumberingAfterBreak="0">
     <w:nsid w:val="7EB11B3A"/>
     <w:multiLevelType w:val="hybridMultilevel"/>
     <w:tmpl w:val="7B447CCC"/>
@@ -10365,7 +11506,7 @@
     </w:lvl>
   </w:abstractNum>
   <w:num w:numId="1" w16cid:durableId="471680257">
-    <w:abstractNumId w:val="47"/>
+    <w:abstractNumId w:val="51"/>
     <w:lvlOverride w:ilvl="0">
       <w:startOverride w:val="1"/>
     </w:lvlOverride>
@@ -10382,196 +11523,211 @@
     <w:abstractNumId w:val="7"/>
   </w:num>
   <w:num w:numId="3" w16cid:durableId="1363558395">
-    <w:abstractNumId w:val="26"/>
+    <w:abstractNumId w:val="30"/>
   </w:num>
   <w:num w:numId="4" w16cid:durableId="359167447">
     <w:abstractNumId w:val="11"/>
   </w:num>
   <w:num w:numId="5" w16cid:durableId="1269896918">
-    <w:abstractNumId w:val="28"/>
+    <w:abstractNumId w:val="32"/>
   </w:num>
   <w:num w:numId="6" w16cid:durableId="1368070758">
-    <w:abstractNumId w:val="47"/>
+    <w:abstractNumId w:val="51"/>
   </w:num>
   <w:num w:numId="7" w16cid:durableId="1097293289">
     <w:abstractNumId w:val="5"/>
   </w:num>
   <w:num w:numId="8" w16cid:durableId="259528769">
-    <w:abstractNumId w:val="27"/>
+    <w:abstractNumId w:val="31"/>
   </w:num>
   <w:num w:numId="9" w16cid:durableId="1537112905">
-    <w:abstractNumId w:val="60"/>
+    <w:abstractNumId w:val="65"/>
   </w:num>
   <w:num w:numId="10" w16cid:durableId="1171414357">
-    <w:abstractNumId w:val="49"/>
+    <w:abstractNumId w:val="54"/>
   </w:num>
   <w:num w:numId="11" w16cid:durableId="1220674502">
-    <w:abstractNumId w:val="63"/>
+    <w:abstractNumId w:val="68"/>
   </w:num>
   <w:num w:numId="12" w16cid:durableId="1109080781">
-    <w:abstractNumId w:val="12"/>
+    <w:abstractNumId w:val="13"/>
   </w:num>
   <w:num w:numId="13" w16cid:durableId="1581866262">
-    <w:abstractNumId w:val="51"/>
+    <w:abstractNumId w:val="56"/>
   </w:num>
   <w:num w:numId="14" w16cid:durableId="1375277389">
-    <w:abstractNumId w:val="54"/>
+    <w:abstractNumId w:val="59"/>
   </w:num>
   <w:num w:numId="15" w16cid:durableId="1063026351">
-    <w:abstractNumId w:val="42"/>
+    <w:abstractNumId w:val="46"/>
   </w:num>
   <w:num w:numId="16" w16cid:durableId="405688703">
-    <w:abstractNumId w:val="35"/>
+    <w:abstractNumId w:val="39"/>
   </w:num>
   <w:num w:numId="17" w16cid:durableId="2036346945">
-    <w:abstractNumId w:val="48"/>
+    <w:abstractNumId w:val="52"/>
   </w:num>
   <w:num w:numId="18" w16cid:durableId="1986004141">
-    <w:abstractNumId w:val="20"/>
+    <w:abstractNumId w:val="22"/>
   </w:num>
   <w:num w:numId="19" w16cid:durableId="202522474">
     <w:abstractNumId w:val="0"/>
   </w:num>
   <w:num w:numId="20" w16cid:durableId="1583220737">
-    <w:abstractNumId w:val="32"/>
+    <w:abstractNumId w:val="36"/>
   </w:num>
   <w:num w:numId="21" w16cid:durableId="740912018">
     <w:abstractNumId w:val="3"/>
   </w:num>
   <w:num w:numId="22" w16cid:durableId="1568414882">
-    <w:abstractNumId w:val="23"/>
+    <w:abstractNumId w:val="25"/>
   </w:num>
   <w:num w:numId="23" w16cid:durableId="2092848807">
     <w:abstractNumId w:val="1"/>
   </w:num>
   <w:num w:numId="24" w16cid:durableId="1758667990">
-    <w:abstractNumId w:val="39"/>
+    <w:abstractNumId w:val="43"/>
   </w:num>
   <w:num w:numId="25" w16cid:durableId="2066634531">
     <w:abstractNumId w:val="10"/>
   </w:num>
   <w:num w:numId="26" w16cid:durableId="43065255">
+    <w:abstractNumId w:val="66"/>
+  </w:num>
+  <w:num w:numId="27" w16cid:durableId="1318462241">
+    <w:abstractNumId w:val="44"/>
+  </w:num>
+  <w:num w:numId="28" w16cid:durableId="1158152263">
+    <w:abstractNumId w:val="40"/>
+  </w:num>
+  <w:num w:numId="29" w16cid:durableId="419522876">
+    <w:abstractNumId w:val="60"/>
+  </w:num>
+  <w:num w:numId="30" w16cid:durableId="1140074964">
     <w:abstractNumId w:val="61"/>
   </w:num>
-  <w:num w:numId="27" w16cid:durableId="1318462241">
-    <w:abstractNumId w:val="40"/>
-  </w:num>
-  <w:num w:numId="28" w16cid:durableId="1158152263">
-    <w:abstractNumId w:val="36"/>
-  </w:num>
-  <w:num w:numId="29" w16cid:durableId="419522876">
-    <w:abstractNumId w:val="55"/>
-  </w:num>
-  <w:num w:numId="30" w16cid:durableId="1140074964">
-    <w:abstractNumId w:val="56"/>
-  </w:num>
   <w:num w:numId="31" w16cid:durableId="1432890755">
-    <w:abstractNumId w:val="22"/>
+    <w:abstractNumId w:val="24"/>
   </w:num>
   <w:num w:numId="32" w16cid:durableId="1839152012">
-    <w:abstractNumId w:val="30"/>
+    <w:abstractNumId w:val="34"/>
   </w:num>
   <w:num w:numId="33" w16cid:durableId="257981681">
     <w:abstractNumId w:val="9"/>
   </w:num>
   <w:num w:numId="34" w16cid:durableId="354700375">
-    <w:abstractNumId w:val="46"/>
+    <w:abstractNumId w:val="50"/>
   </w:num>
   <w:num w:numId="35" w16cid:durableId="675687897">
-    <w:abstractNumId w:val="14"/>
+    <w:abstractNumId w:val="15"/>
   </w:num>
   <w:num w:numId="36" w16cid:durableId="2009212413">
     <w:abstractNumId w:val="6"/>
   </w:num>
   <w:num w:numId="37" w16cid:durableId="618220970">
-    <w:abstractNumId w:val="33"/>
+    <w:abstractNumId w:val="37"/>
   </w:num>
   <w:num w:numId="38" w16cid:durableId="607468023">
-    <w:abstractNumId w:val="59"/>
+    <w:abstractNumId w:val="64"/>
   </w:num>
   <w:num w:numId="39" w16cid:durableId="921181310">
-    <w:abstractNumId w:val="37"/>
+    <w:abstractNumId w:val="41"/>
   </w:num>
   <w:num w:numId="40" w16cid:durableId="1177422465">
-    <w:abstractNumId w:val="25"/>
+    <w:abstractNumId w:val="28"/>
   </w:num>
   <w:num w:numId="41" w16cid:durableId="1229610339">
-    <w:abstractNumId w:val="50"/>
+    <w:abstractNumId w:val="55"/>
   </w:num>
   <w:num w:numId="42" w16cid:durableId="1508130930">
-    <w:abstractNumId w:val="24"/>
+    <w:abstractNumId w:val="27"/>
   </w:num>
   <w:num w:numId="43" w16cid:durableId="1471439073">
-    <w:abstractNumId w:val="43"/>
+    <w:abstractNumId w:val="47"/>
   </w:num>
   <w:num w:numId="44" w16cid:durableId="241112190">
-    <w:abstractNumId w:val="53"/>
+    <w:abstractNumId w:val="58"/>
   </w:num>
   <w:num w:numId="45" w16cid:durableId="1230968302">
     <w:abstractNumId w:val="2"/>
   </w:num>
   <w:num w:numId="46" w16cid:durableId="1568685031">
-    <w:abstractNumId w:val="44"/>
+    <w:abstractNumId w:val="48"/>
   </w:num>
   <w:num w:numId="47" w16cid:durableId="1450316240">
     <w:abstractNumId w:val="4"/>
   </w:num>
   <w:num w:numId="48" w16cid:durableId="1871918037">
-    <w:abstractNumId w:val="21"/>
+    <w:abstractNumId w:val="23"/>
   </w:num>
   <w:num w:numId="49" w16cid:durableId="733622794">
-    <w:abstractNumId w:val="58"/>
+    <w:abstractNumId w:val="63"/>
   </w:num>
   <w:num w:numId="50" w16cid:durableId="989866091">
-    <w:abstractNumId w:val="41"/>
+    <w:abstractNumId w:val="45"/>
   </w:num>
   <w:num w:numId="51" w16cid:durableId="564950061">
-    <w:abstractNumId w:val="31"/>
+    <w:abstractNumId w:val="35"/>
   </w:num>
   <w:num w:numId="52" w16cid:durableId="1607345801">
     <w:abstractNumId w:val="8"/>
   </w:num>
   <w:num w:numId="53" w16cid:durableId="1249147695">
+    <w:abstractNumId w:val="18"/>
+  </w:num>
+  <w:num w:numId="54" w16cid:durableId="1321734485">
+    <w:abstractNumId w:val="19"/>
+  </w:num>
+  <w:num w:numId="55" w16cid:durableId="1643120877">
     <w:abstractNumId w:val="16"/>
   </w:num>
-  <w:num w:numId="54" w16cid:durableId="1321734485">
+  <w:num w:numId="56" w16cid:durableId="841240309">
+    <w:abstractNumId w:val="38"/>
+  </w:num>
+  <w:num w:numId="57" w16cid:durableId="1302078732">
+    <w:abstractNumId w:val="69"/>
+  </w:num>
+  <w:num w:numId="58" w16cid:durableId="891886008">
+    <w:abstractNumId w:val="49"/>
+  </w:num>
+  <w:num w:numId="59" w16cid:durableId="1791783616">
+    <w:abstractNumId w:val="67"/>
+  </w:num>
+  <w:num w:numId="60" w16cid:durableId="965158731">
+    <w:abstractNumId w:val="14"/>
+  </w:num>
+  <w:num w:numId="61" w16cid:durableId="899555625">
+    <w:abstractNumId w:val="57"/>
+  </w:num>
+  <w:num w:numId="62" w16cid:durableId="1832215051">
+    <w:abstractNumId w:val="20"/>
+  </w:num>
+  <w:num w:numId="63" w16cid:durableId="1246381977">
+    <w:abstractNumId w:val="62"/>
+  </w:num>
+  <w:num w:numId="64" w16cid:durableId="2145342969">
+    <w:abstractNumId w:val="42"/>
+  </w:num>
+  <w:num w:numId="65" w16cid:durableId="1342589453">
+    <w:abstractNumId w:val="21"/>
+  </w:num>
+  <w:num w:numId="66" w16cid:durableId="1335300141">
+    <w:abstractNumId w:val="33"/>
+  </w:num>
+  <w:num w:numId="67" w16cid:durableId="1732389542">
+    <w:abstractNumId w:val="53"/>
+  </w:num>
+  <w:num w:numId="68" w16cid:durableId="1897472022">
     <w:abstractNumId w:val="17"/>
   </w:num>
-  <w:num w:numId="55" w16cid:durableId="1643120877">
-    <w:abstractNumId w:val="15"/>
+  <w:num w:numId="69" w16cid:durableId="1816607818">
+    <w:abstractNumId w:val="29"/>
   </w:num>
-  <w:num w:numId="56" w16cid:durableId="841240309">
-    <w:abstractNumId w:val="34"/>
+  <w:num w:numId="70" w16cid:durableId="392312105">
+    <w:abstractNumId w:val="26"/>
   </w:num>
-  <w:num w:numId="57" w16cid:durableId="1302078732">
-    <w:abstractNumId w:val="64"/>
-  </w:num>
-  <w:num w:numId="58" w16cid:durableId="891886008">
-    <w:abstractNumId w:val="45"/>
-  </w:num>
-  <w:num w:numId="59" w16cid:durableId="1791783616">
-    <w:abstractNumId w:val="62"/>
-  </w:num>
-  <w:num w:numId="60" w16cid:durableId="965158731">
-    <w:abstractNumId w:val="13"/>
-  </w:num>
-  <w:num w:numId="61" w16cid:durableId="899555625">
-    <w:abstractNumId w:val="52"/>
-  </w:num>
-  <w:num w:numId="62" w16cid:durableId="1832215051">
-    <w:abstractNumId w:val="18"/>
-  </w:num>
-  <w:num w:numId="63" w16cid:durableId="1246381977">
-    <w:abstractNumId w:val="57"/>
-  </w:num>
-  <w:num w:numId="64" w16cid:durableId="2145342969">
-    <w:abstractNumId w:val="38"/>
-  </w:num>
-  <w:num w:numId="65" w16cid:durableId="1342589453">
-    <w:abstractNumId w:val="19"/>
-  </w:num>
-  <w:num w:numId="66" w16cid:durableId="1335300141">
-    <w:abstractNumId w:val="29"/>
+  <w:num w:numId="71" w16cid:durableId="1716156087">
+    <w:abstractNumId w:val="12"/>
   </w:num>
 </w:numbering>
 </file>

--- a/HIGH AVAILABILITY REŠENJA KOD PostgreSQL BAZE PODATAKA.docx
+++ b/HIGH AVAILABILITY REŠENJA KOD PostgreSQL BAZE PODATAKA.docx
@@ -4235,9 +4235,265 @@
       <w:pPr>
         <w:ind w:firstLine="0"/>
       </w:pPr>
+      <w:proofErr w:type="spellStart"/>
+      <w:r>
+        <w:rPr>
+          <w:lang w:val="en-GB"/>
+        </w:rPr>
+        <w:t>Jedan</w:t>
+      </w:r>
+      <w:proofErr w:type="spellEnd"/>
+      <w:r>
+        <w:rPr>
+          <w:lang w:val="en-GB"/>
+        </w:rPr>
+        <w:t xml:space="preserve"> od </w:t>
+      </w:r>
+      <w:proofErr w:type="spellStart"/>
+      <w:r>
+        <w:rPr>
+          <w:lang w:val="en-GB"/>
+        </w:rPr>
+        <w:t>glavnih</w:t>
+      </w:r>
+      <w:proofErr w:type="spellEnd"/>
+      <w:r>
+        <w:rPr>
+          <w:lang w:val="en-GB"/>
+        </w:rPr>
+        <w:t xml:space="preserve"> </w:t>
+      </w:r>
+      <w:proofErr w:type="spellStart"/>
+      <w:r>
+        <w:rPr>
+          <w:lang w:val="en-GB"/>
+        </w:rPr>
+        <w:t>nedostataka</w:t>
+      </w:r>
+      <w:proofErr w:type="spellEnd"/>
+      <w:r>
+        <w:rPr>
+          <w:lang w:val="en-GB"/>
+        </w:rPr>
+        <w:t xml:space="preserve"> single-leader </w:t>
+      </w:r>
+      <w:proofErr w:type="spellStart"/>
+      <w:r>
+        <w:rPr>
+          <w:lang w:val="en-GB"/>
+        </w:rPr>
+        <w:t>replikacije</w:t>
+      </w:r>
+      <w:proofErr w:type="spellEnd"/>
+      <w:r>
+        <w:rPr>
+          <w:lang w:val="en-GB"/>
+        </w:rPr>
+        <w:t xml:space="preserve"> </w:t>
+      </w:r>
+      <w:proofErr w:type="spellStart"/>
+      <w:r>
+        <w:rPr>
+          <w:lang w:val="en-GB"/>
+        </w:rPr>
+        <w:t>jeste</w:t>
+      </w:r>
+      <w:proofErr w:type="spellEnd"/>
+      <w:r>
+        <w:rPr>
+          <w:lang w:val="en-GB"/>
+        </w:rPr>
+        <w:t xml:space="preserve"> </w:t>
+      </w:r>
+      <w:r>
+        <w:t xml:space="preserve">činjenica da svi zahtevi za upis moraju proći kroz lidera. Ukoliko taj čvor postane nedostupan, na primer usled mrežnog prekida, operacije pisanja u bazu podataka nisu moguće. Kao alternativa ovom pristupu razvijen je multi-leader model replikacije u kojem više čvorova može istovremeno prihvatati operacije upisa. Svaki od tih čvorova ponaša se kao lider, ali i kao replika drugih lidera, čime se obezbeđuje međusobna sinhronizacija podataka. </w:t>
+      </w:r>
+    </w:p>
+    <w:p>
+      <w:pPr>
+        <w:ind w:firstLine="0"/>
+      </w:pPr>
+    </w:p>
+    <w:p>
+      <w:pPr>
+        <w:ind w:firstLine="0"/>
+      </w:pPr>
+      <w:r>
+        <w:t>U ovom modelu, svaka izmena podataka na jednom čvoru se propagira ka ostalim liderima. Kao i kod single-leader replikacije, moguće je koristiti sinhroni ili asinhroni pristup. Međutim, sinhrona replikacija u multi-leader sistemima u praksi se retko koristi, jer u slučaju prekida veze između čvorova sistem gubi mogućnost pisanja, čime se model svodi na ponašanje slično single-leader arhitekturi. Zbog toga se u praksi najčešće koristi asinhrona multi-leader replikacija, u kojoj svaki lider može nastaviti sa obradom upisa čak i kada je komunikacija sa drugim liderima privremeno prekinuta.</w:t>
+      </w:r>
+      <w:r>
+        <w:t xml:space="preserve"> Glavni nedostatak multi-leader replikacije je slabiji nivo konzistentnosti podataka. </w:t>
+      </w:r>
+      <w:r>
+        <w:lastRenderedPageBreak/>
+        <w:t>Pošto više lidera može istovremeno prihvatiti upise, mogući su konflikti koje je potrebno naknadno rešavati.</w:t>
+      </w:r>
+      <w:r>
+        <w:t xml:space="preserve"> </w:t>
+      </w:r>
+    </w:p>
+    <w:p>
+      <w:pPr>
+        <w:ind w:firstLine="0"/>
+      </w:pPr>
+    </w:p>
+    <w:p>
+      <w:pPr>
+        <w:ind w:firstLine="0"/>
+      </w:pPr>
+      <w:r>
+        <w:t>Najveći izazov u multi-leader replikaciji jeste pojava konflikata pri konkurentnim upisima, kada različiti lideri istovremeno menjaju iste podatke. Pošto se izmene propagiraju asinhrono, moguće je da dođe do nekonzistentnosti između replika, što zahteva dodatne mehanizme za detekciju i rešavanje konflikata.</w:t>
+      </w:r>
+    </w:p>
+    <w:p>
+      <w:pPr>
+        <w:ind w:firstLine="0"/>
+      </w:pPr>
+    </w:p>
+    <w:p>
+      <w:pPr>
+        <w:ind w:firstLine="0"/>
+      </w:pPr>
+      <w:r>
+        <w:t xml:space="preserve">Za rešavanje konflikata u multi-leader replikaciji koriste se različite tehnike koje zavise od zahteva aplikacije i tipa podataka. Najjednostavniji pristup je </w:t>
+      </w:r>
+      <w:r>
+        <w:rPr>
+          <w:i/>
+          <w:iCs/>
+        </w:rPr>
+        <w:t>Last Write Wins (LWW)</w:t>
+      </w:r>
+      <w:r>
+        <w:t xml:space="preserve">, gde se zadržava vrednost sa najnovijim timestamp-om, dok se ostale izmene odbacuju, ali to može dovesti do gubitka podataka. Drugi pristup je ručno rešavanje konflikata, gde se sve konkurentne vrednosti čuvaju i prepuštaju aplikaciji ili korisniku da ih objedini, slično kao kod merge konflikata u sistemima za kontrolu verzija. Savremeniji sistemi koriste automatske </w:t>
+      </w:r>
+      <w:r>
+        <w:t>mehanizme</w:t>
+      </w:r>
+      <w:r>
+        <w:t xml:space="preserve"> za </w:t>
+      </w:r>
+      <w:r>
+        <w:t xml:space="preserve">rešavanje konflikta. </w:t>
+      </w:r>
+    </w:p>
+    <w:p>
+      <w:pPr>
+        <w:ind w:firstLine="0"/>
+      </w:pPr>
+    </w:p>
+    <w:p>
+      <w:pPr>
+        <w:pStyle w:val="Heading2"/>
+        <w:ind w:firstLine="0"/>
+      </w:pPr>
+      <w:r>
+        <w:t xml:space="preserve">3.2. </w:t>
+      </w:r>
+      <w:r>
+        <w:t>Leaderless</w:t>
+      </w:r>
+      <w:r>
+        <w:t xml:space="preserve"> replikacija</w:t>
+      </w:r>
+    </w:p>
+    <w:p>
+      <w:pPr>
+        <w:ind w:firstLine="0"/>
+      </w:pPr>
+    </w:p>
+    <w:p>
+      <w:pPr>
+        <w:ind w:firstLine="0"/>
+      </w:pPr>
+      <w:r>
+        <w:t xml:space="preserve">Replikacija bez lidera predstavlja pristup u kojem se napušta koncept centralnog lidera, pa svaki čvor u sistemu može direktno prihvatati zahteve za upis podataka. </w:t>
+      </w:r>
+      <w:r>
+        <w:t xml:space="preserve">Za razliku od prethodnih pristupa, ne postoji centralni čvor koji određuje redosled operacija, već se upisi distribuiraju na više replika koje nezavisno obrađuju podatke. </w:t>
+      </w:r>
+    </w:p>
+    <w:p>
+      <w:pPr>
+        <w:ind w:firstLine="0"/>
+      </w:pPr>
+    </w:p>
+    <w:p>
+      <w:pPr>
+        <w:ind w:firstLine="0"/>
+      </w:pPr>
+      <w:r>
+        <w:t>Klijent direktno šalje upise na više replika paralelno, a operacija se smatra uspešnom kada većina čvorova potvrdi prijem podataka. Na ovaj način sistem može nastaviti da radi čak i kada je deo čvorova privremeno nedostupan. Kada se nedostupan čvor vrati u sistem, on može biti zastareo jer nije primio sve izmene tokom perioda kada je bio offline. Zbog toga se i čitanje podataka vrši sa više replika paralelno, a zatim se bira najnovija vrednost na osnovu verzionih brojeva ili timestamp-a, kako bi se obezbedila što veća konzistentnost rezultata.</w:t>
+      </w:r>
+    </w:p>
+    <w:p>
+      <w:pPr>
+        <w:ind w:firstLine="0"/>
+      </w:pPr>
+    </w:p>
+    <w:p>
+      <w:pPr>
+        <w:keepNext/>
+        <w:ind w:firstLine="0"/>
+      </w:pPr>
+      <w:r>
+        <w:drawing>
+          <wp:inline distT="0" distB="0" distL="0" distR="0" wp14:anchorId="71F459F5" wp14:editId="39FDE0D6">
+            <wp:extent cx="5638800" cy="2777705"/>
+            <wp:effectExtent l="0" t="0" r="0" b="3810"/>
+            <wp:docPr id="4" name="Picture 4"/>
+            <wp:cNvGraphicFramePr>
+              <a:graphicFrameLocks xmlns:a="http://schemas.openxmlformats.org/drawingml/2006/main" noChangeAspect="1"/>
+            </wp:cNvGraphicFramePr>
+            <a:graphic xmlns:a="http://schemas.openxmlformats.org/drawingml/2006/main">
+              <a:graphicData uri="http://schemas.openxmlformats.org/drawingml/2006/picture">
+                <pic:pic xmlns:pic="http://schemas.openxmlformats.org/drawingml/2006/picture">
+                  <pic:nvPicPr>
+                    <pic:cNvPr id="1" name=""/>
+                    <pic:cNvPicPr/>
+                  </pic:nvPicPr>
+                  <pic:blipFill>
+                    <a:blip r:embed="rId13"/>
+                    <a:stretch>
+                      <a:fillRect/>
+                    </a:stretch>
+                  </pic:blipFill>
+                  <pic:spPr>
+                    <a:xfrm>
+                      <a:off x="0" y="0"/>
+                      <a:ext cx="5643187" cy="2779866"/>
+                    </a:xfrm>
+                    <a:prstGeom prst="rect">
+                      <a:avLst/>
+                    </a:prstGeom>
+                  </pic:spPr>
+                </pic:pic>
+              </a:graphicData>
+            </a:graphic>
+          </wp:inline>
+        </w:drawing>
+      </w:r>
+    </w:p>
+    <w:p>
+      <w:pPr>
+        <w:pStyle w:val="Caption"/>
+        <w:jc w:val="center"/>
+      </w:pPr>
+      <w:r>
+        <w:t>Slika 3 – Leaderless replikacija</w:t>
+      </w:r>
+    </w:p>
+    <w:p>
+      <w:pPr>
+        <w:ind w:firstLine="0"/>
+      </w:pPr>
+      <w:r>
+        <w:lastRenderedPageBreak/>
+        <w:t>Na slici 3 prikazan je način upisa podataka u leaderless modelu replikacije, zatim proces čitanja podataka iz više replika i propagiranje najnovije verzije podatka ka replici koja je bila nedostupna tokom faze upisa.</w:t>
+      </w:r>
     </w:p>
     <w:sectPr>
-      <w:footerReference w:type="default" r:id="rId13"/>
+      <w:footerReference w:type="default" r:id="rId14"/>
       <w:pgSz w:w="11909" w:h="16834" w:code="9"/>
       <w:pgMar w:top="1325" w:right="1282" w:bottom="2477" w:left="1282" w:header="720" w:footer="720" w:gutter="0"/>
       <w:pgNumType w:start="1"/>

--- a/HIGH AVAILABILITY REŠENJA KOD PostgreSQL BAZE PODATAKA.docx
+++ b/HIGH AVAILABILITY REŠENJA KOD PostgreSQL BAZE PODATAKA.docx
@@ -19,7 +19,7 @@
           <w:noProof/>
         </w:rPr>
         <w:drawing>
-          <wp:anchor distT="114300" distB="114300" distL="114300" distR="114300" simplePos="0" relativeHeight="251659264" behindDoc="1" locked="0" layoutInCell="1" allowOverlap="1" wp14:anchorId="656211CC" wp14:editId="51A49650">
+          <wp:anchor distT="114300" distB="114300" distL="114300" distR="114300" simplePos="0" relativeHeight="251659264" behindDoc="1" locked="0" layoutInCell="1" allowOverlap="1" wp14:anchorId="656211CC" wp14:editId="125916F4">
             <wp:simplePos x="0" y="0"/>
             <wp:positionH relativeFrom="margin">
               <wp:align>right</wp:align>
@@ -1024,6 +1024,237 @@
     <w:p>
       <w:pPr>
         <w:pStyle w:val="Heading1"/>
+        <w:numPr>
+          <w:ilvl w:val="0"/>
+          <w:numId w:val="72"/>
+        </w:numPr>
+      </w:pPr>
+      <w:r>
+        <w:lastRenderedPageBreak/>
+        <w:t>Uvod</w:t>
+      </w:r>
+    </w:p>
+    <w:p>
+      <w:pPr>
+        <w:ind w:firstLine="0"/>
+      </w:pPr>
+    </w:p>
+    <w:p>
+      <w:pPr>
+        <w:ind w:firstLine="0"/>
+      </w:pPr>
+    </w:p>
+    <w:p>
+      <w:pPr>
+        <w:ind w:firstLine="0"/>
+      </w:pPr>
+    </w:p>
+    <w:p>
+      <w:pPr>
+        <w:ind w:firstLine="0"/>
+      </w:pPr>
+    </w:p>
+    <w:p>
+      <w:pPr>
+        <w:ind w:firstLine="0"/>
+      </w:pPr>
+    </w:p>
+    <w:p>
+      <w:pPr>
+        <w:ind w:firstLine="0"/>
+      </w:pPr>
+    </w:p>
+    <w:p>
+      <w:pPr>
+        <w:ind w:firstLine="0"/>
+      </w:pPr>
+    </w:p>
+    <w:p>
+      <w:pPr>
+        <w:ind w:firstLine="0"/>
+      </w:pPr>
+    </w:p>
+    <w:p>
+      <w:pPr>
+        <w:ind w:firstLine="0"/>
+      </w:pPr>
+    </w:p>
+    <w:p>
+      <w:pPr>
+        <w:ind w:firstLine="0"/>
+      </w:pPr>
+    </w:p>
+    <w:p>
+      <w:pPr>
+        <w:ind w:firstLine="0"/>
+      </w:pPr>
+    </w:p>
+    <w:p>
+      <w:pPr>
+        <w:ind w:firstLine="0"/>
+      </w:pPr>
+    </w:p>
+    <w:p>
+      <w:pPr>
+        <w:ind w:firstLine="0"/>
+      </w:pPr>
+    </w:p>
+    <w:p>
+      <w:pPr>
+        <w:ind w:firstLine="0"/>
+      </w:pPr>
+    </w:p>
+    <w:p>
+      <w:pPr>
+        <w:ind w:firstLine="0"/>
+      </w:pPr>
+    </w:p>
+    <w:p>
+      <w:pPr>
+        <w:ind w:firstLine="0"/>
+      </w:pPr>
+    </w:p>
+    <w:p>
+      <w:pPr>
+        <w:ind w:firstLine="0"/>
+      </w:pPr>
+    </w:p>
+    <w:p>
+      <w:pPr>
+        <w:ind w:firstLine="0"/>
+      </w:pPr>
+    </w:p>
+    <w:p>
+      <w:pPr>
+        <w:ind w:firstLine="0"/>
+      </w:pPr>
+    </w:p>
+    <w:p>
+      <w:pPr>
+        <w:ind w:firstLine="0"/>
+      </w:pPr>
+    </w:p>
+    <w:p>
+      <w:pPr>
+        <w:ind w:firstLine="0"/>
+      </w:pPr>
+    </w:p>
+    <w:p>
+      <w:pPr>
+        <w:ind w:firstLine="0"/>
+      </w:pPr>
+    </w:p>
+    <w:p>
+      <w:pPr>
+        <w:ind w:firstLine="0"/>
+      </w:pPr>
+    </w:p>
+    <w:p>
+      <w:pPr>
+        <w:ind w:firstLine="0"/>
+      </w:pPr>
+    </w:p>
+    <w:p>
+      <w:pPr>
+        <w:ind w:firstLine="0"/>
+      </w:pPr>
+    </w:p>
+    <w:p>
+      <w:pPr>
+        <w:ind w:firstLine="0"/>
+      </w:pPr>
+    </w:p>
+    <w:p>
+      <w:pPr>
+        <w:ind w:firstLine="0"/>
+      </w:pPr>
+    </w:p>
+    <w:p>
+      <w:pPr>
+        <w:ind w:firstLine="0"/>
+      </w:pPr>
+    </w:p>
+    <w:p>
+      <w:pPr>
+        <w:ind w:firstLine="0"/>
+      </w:pPr>
+    </w:p>
+    <w:p>
+      <w:pPr>
+        <w:ind w:firstLine="0"/>
+      </w:pPr>
+    </w:p>
+    <w:p>
+      <w:pPr>
+        <w:ind w:firstLine="0"/>
+      </w:pPr>
+    </w:p>
+    <w:p>
+      <w:pPr>
+        <w:ind w:firstLine="0"/>
+      </w:pPr>
+    </w:p>
+    <w:p>
+      <w:pPr>
+        <w:ind w:firstLine="0"/>
+      </w:pPr>
+    </w:p>
+    <w:p>
+      <w:pPr>
+        <w:ind w:firstLine="0"/>
+      </w:pPr>
+    </w:p>
+    <w:p>
+      <w:pPr>
+        <w:ind w:firstLine="0"/>
+      </w:pPr>
+    </w:p>
+    <w:p>
+      <w:pPr>
+        <w:ind w:firstLine="0"/>
+      </w:pPr>
+    </w:p>
+    <w:p>
+      <w:pPr>
+        <w:ind w:firstLine="0"/>
+      </w:pPr>
+    </w:p>
+    <w:p>
+      <w:pPr>
+        <w:ind w:firstLine="0"/>
+      </w:pPr>
+    </w:p>
+    <w:p>
+      <w:pPr>
+        <w:ind w:firstLine="0"/>
+      </w:pPr>
+    </w:p>
+    <w:p>
+      <w:pPr>
+        <w:ind w:firstLine="0"/>
+      </w:pPr>
+    </w:p>
+    <w:p>
+      <w:pPr>
+        <w:ind w:firstLine="0"/>
+      </w:pPr>
+    </w:p>
+    <w:p>
+      <w:pPr>
+        <w:ind w:firstLine="0"/>
+      </w:pPr>
+    </w:p>
+    <w:p>
+      <w:pPr>
+        <w:ind w:firstLine="0"/>
+        <w:rPr>
+          <w:lang w:val="en-GB"/>
+        </w:rPr>
+      </w:pPr>
+    </w:p>
+    <w:p>
+      <w:pPr>
+        <w:pStyle w:val="Heading1"/>
         <w:ind w:firstLine="0"/>
       </w:pPr>
       <w:r>
@@ -3523,35 +3754,141 @@
       <w:r>
         <w:t>gde i kratkotrajni prekidi mogu imati ozbiljne posledice.</w:t>
       </w:r>
+      <w:r>
+        <w:t xml:space="preserve"> Takođe postoje i dodatne metrike koje preciznije opisuju ponašanje sistema u slučaju kvarova i oporavka. </w:t>
+      </w:r>
+    </w:p>
+    <w:p>
+      <w:pPr>
+        <w:tabs>
+          <w:tab w:val="left" w:pos="3763"/>
+        </w:tabs>
+        <w:ind w:firstLine="0"/>
+      </w:pPr>
+    </w:p>
+    <w:p>
+      <w:pPr>
+        <w:pStyle w:val="ListParagraph"/>
+        <w:numPr>
+          <w:ilvl w:val="0"/>
+          <w:numId w:val="73"/>
+        </w:numPr>
+        <w:tabs>
+          <w:tab w:val="left" w:pos="3763"/>
+        </w:tabs>
+      </w:pPr>
+      <w:r>
+        <w:rPr>
+          <w:b/>
+          <w:bCs/>
+        </w:rPr>
+        <w:t>Mean Time Between Failure (MTBF)</w:t>
+      </w:r>
+      <w:r>
+        <w:t xml:space="preserve"> predstavlja prosečno vreme koje sistem ili komponenta radi bez otkaza. Ova metrika se koristi za procenu pouzdanosti sistema, odnosno koliko dugo sistem može da funkcioniše stabilno pre nego što dođe do kvara.</w:t>
+      </w:r>
+    </w:p>
+    <w:p>
+      <w:pPr>
+        <w:tabs>
+          <w:tab w:val="left" w:pos="3763"/>
+        </w:tabs>
+        <w:ind w:firstLine="0"/>
+      </w:pPr>
+    </w:p>
+    <w:p>
+      <w:pPr>
+        <w:pStyle w:val="ListParagraph"/>
+        <w:numPr>
+          <w:ilvl w:val="0"/>
+          <w:numId w:val="73"/>
+        </w:numPr>
+        <w:tabs>
+          <w:tab w:val="left" w:pos="3763"/>
+        </w:tabs>
+      </w:pPr>
+      <w:r>
+        <w:rPr>
+          <w:b/>
+          <w:bCs/>
+        </w:rPr>
+        <w:t>Mean Time To Repair (MTTR)</w:t>
+      </w:r>
+      <w:r>
+        <w:t xml:space="preserve"> označava prosečno vreme potrebno da se sistem vrati u funkcionalno stanje nakon pojave kvara. Ova metrika obuhvata vreme detekcije problema, dijagnostiku uzroka, kao i samo rešavanje i oporavak sistema.</w:t>
+      </w:r>
+    </w:p>
+    <w:p>
+      <w:pPr>
+        <w:tabs>
+          <w:tab w:val="left" w:pos="3763"/>
+        </w:tabs>
+        <w:ind w:firstLine="0"/>
+      </w:pPr>
+    </w:p>
+    <w:p>
+      <w:pPr>
+        <w:pStyle w:val="ListParagraph"/>
+        <w:numPr>
+          <w:ilvl w:val="0"/>
+          <w:numId w:val="73"/>
+        </w:numPr>
+        <w:tabs>
+          <w:tab w:val="left" w:pos="3763"/>
+        </w:tabs>
+      </w:pPr>
+      <w:r>
+        <w:rPr>
+          <w:b/>
+          <w:bCs/>
+        </w:rPr>
+        <w:t>Recovery Time Objective (RTO)</w:t>
+      </w:r>
+      <w:r>
+        <w:t xml:space="preserve"> predstavlja maksimalno dozvoljeno vreme nedostupnosti sistema nakon incidenta. Drugim rečima, RTO definiše koliko dugo sistem sme da bude van funkcije pre nego što se smatra da je došlo do neprihvatljivog prekida usluge</w:t>
+      </w:r>
+      <w:r>
+        <w:t>.</w:t>
+      </w:r>
+    </w:p>
+    <w:p>
+      <w:pPr>
+        <w:tabs>
+          <w:tab w:val="left" w:pos="3763"/>
+        </w:tabs>
+        <w:ind w:firstLine="0"/>
+      </w:pPr>
+    </w:p>
+    <w:p>
+      <w:pPr>
+        <w:pStyle w:val="ListParagraph"/>
+        <w:numPr>
+          <w:ilvl w:val="0"/>
+          <w:numId w:val="73"/>
+        </w:numPr>
+        <w:tabs>
+          <w:tab w:val="left" w:pos="3763"/>
+        </w:tabs>
+      </w:pPr>
+      <w:r>
+        <w:rPr>
+          <w:b/>
+          <w:bCs/>
+        </w:rPr>
+        <w:t>Recovery Point Objective (RPO)</w:t>
+      </w:r>
+      <w:r>
+        <w:t xml:space="preserve"> definiše maksimalno dozvoljeni gubitak podataka u slučaju otkaza sistema, izražen kao vremenski interval. Na primer, RPO od 5 minuta znači da je prihvatljivo da se izgube podaci koji su nastali u poslednjih 5 minuta pre kvara.</w:t>
+      </w:r>
     </w:p>
     <w:p/>
-    <w:p/>
-    <w:p/>
-    <w:p/>
-    <w:p/>
-    <w:p/>
-    <w:p/>
-    <w:p/>
-    <w:p/>
-    <w:p/>
-    <w:p/>
-    <w:p/>
-    <w:p/>
-    <w:p/>
     <w:p>
       <w:pPr>
         <w:pStyle w:val="Heading1"/>
         <w:ind w:firstLine="0"/>
       </w:pPr>
       <w:r>
-        <w:lastRenderedPageBreak/>
-        <w:t>3</w:t>
-      </w:r>
-      <w:r>
-        <w:t xml:space="preserve">. </w:t>
-      </w:r>
-      <w:r>
-        <w:t>Replikacija</w:t>
+        <w:t>3. Replikacija</w:t>
       </w:r>
     </w:p>
     <w:p>
@@ -3735,6 +4072,7 @@
         </w:numPr>
       </w:pPr>
       <w:r>
+        <w:lastRenderedPageBreak/>
         <w:t xml:space="preserve">Obrada čitanja – Klijenti mogu čitati podatke i sa lidera i sa replika. Međutim, operacije upisa su dozvoljene isključivo na lideru, dok su replike dostupne samo za čitanje. </w:t>
       </w:r>
     </w:p>
@@ -3754,7 +4092,9 @@
         <w:jc w:val="center"/>
       </w:pPr>
       <w:r>
-        <w:lastRenderedPageBreak/>
+        <w:rPr>
+          <w:noProof/>
+        </w:rPr>
         <w:drawing>
           <wp:inline distT="0" distB="0" distL="0" distR="0" wp14:anchorId="50BECC4E" wp14:editId="412F2346">
             <wp:extent cx="5934075" cy="2028190"/>
@@ -3872,7 +4212,21 @@
         <w:rPr>
           <w:lang w:val="en-GB"/>
         </w:rPr>
-        <w:t xml:space="preserve"> replikacija </w:t>
+        <w:t xml:space="preserve"> </w:t>
+      </w:r>
+      <w:proofErr w:type="spellStart"/>
+      <w:r>
+        <w:rPr>
+          <w:lang w:val="en-GB"/>
+        </w:rPr>
+        <w:t>replikacija</w:t>
+      </w:r>
+      <w:proofErr w:type="spellEnd"/>
+      <w:r>
+        <w:rPr>
+          <w:lang w:val="en-GB"/>
+        </w:rPr>
+        <w:t xml:space="preserve"> </w:t>
       </w:r>
     </w:p>
     <w:p/>
@@ -3950,6 +4304,9 @@
         <w:ind w:firstLine="0"/>
       </w:pPr>
       <w:r>
+        <w:rPr>
+          <w:noProof/>
+        </w:rPr>
         <w:lastRenderedPageBreak/>
         <w:drawing>
           <wp:inline distT="0" distB="0" distL="0" distR="0" wp14:anchorId="463F972C" wp14:editId="5B9E782E">
@@ -4123,11 +4480,9 @@
     <w:p>
       <w:pPr>
         <w:ind w:firstLine="0"/>
-      </w:pPr>
-    </w:p>
-    <w:p>
-      <w:pPr>
-        <w:ind w:firstLine="0"/>
+        <w:rPr>
+          <w:lang w:val="en-GB"/>
+        </w:rPr>
       </w:pPr>
     </w:p>
     <w:p>
@@ -4211,19 +4566,7 @@
         <w:ind w:firstLine="0"/>
       </w:pPr>
       <w:r>
-        <w:t>3.</w:t>
-      </w:r>
-      <w:r>
-        <w:t>2</w:t>
-      </w:r>
-      <w:r>
-        <w:t xml:space="preserve">. </w:t>
-      </w:r>
-      <w:r>
-        <w:t>Multi</w:t>
-      </w:r>
-      <w:r>
-        <w:t>-Leader replikacija</w:t>
+        <w:t>3.2. Multi-Leader replikacija</w:t>
       </w:r>
     </w:p>
     <w:p>
@@ -4388,13 +4731,7 @@
         <w:ind w:firstLine="0"/>
       </w:pPr>
       <w:r>
-        <w:t xml:space="preserve">3.2. </w:t>
-      </w:r>
-      <w:r>
-        <w:t>Leaderless</w:t>
-      </w:r>
-      <w:r>
-        <w:t xml:space="preserve"> replikacija</w:t>
+        <w:t>3.2. Leaderless replikacija</w:t>
       </w:r>
     </w:p>
     <w:p>
@@ -4437,6 +4774,9 @@
         <w:ind w:firstLine="0"/>
       </w:pPr>
       <w:r>
+        <w:rPr>
+          <w:noProof/>
+        </w:rPr>
         <w:drawing>
           <wp:inline distT="0" distB="0" distL="0" distR="0" wp14:anchorId="71F459F5" wp14:editId="39FDE0D6">
             <wp:extent cx="5638800" cy="2777705"/>
@@ -4492,8 +4832,5331 @@
         <w:t>Na slici 3 prikazan je način upisa podataka u leaderless modelu replikacije, zatim proces čitanja podataka iz više replika i propagiranje najnovije verzije podatka ka replici koja je bila nedostupna tokom faze upisa.</w:t>
       </w:r>
     </w:p>
+    <w:p>
+      <w:pPr>
+        <w:ind w:firstLine="0"/>
+      </w:pPr>
+    </w:p>
+    <w:p>
+      <w:pPr>
+        <w:pStyle w:val="Heading1"/>
+        <w:ind w:firstLine="0"/>
+      </w:pPr>
+      <w:r>
+        <w:t>4</w:t>
+      </w:r>
+      <w:r>
+        <w:t xml:space="preserve">. </w:t>
+      </w:r>
+      <w:r>
+        <w:t>Monitoring</w:t>
+      </w:r>
+    </w:p>
+    <w:p>
+      <w:pPr>
+        <w:ind w:firstLine="0"/>
+      </w:pPr>
+    </w:p>
+    <w:p>
+      <w:pPr>
+        <w:ind w:firstLine="0"/>
+      </w:pPr>
+      <w:r>
+        <w:t xml:space="preserve">Monitoring baze podataka predstavlja skup aktivnosti koje služe za praćenje rada DBMS-a kao i analizu njegovih performansi i dostupnosti. Ova aktivnost je veoma važna kako bi sistem radio stabilno, efikasno i bez prekida, posebno kada postoji veliki broj korisnika i veliki broj upita. </w:t>
+      </w:r>
+    </w:p>
+    <w:p>
+      <w:pPr>
+        <w:ind w:firstLine="0"/>
+      </w:pPr>
+    </w:p>
+    <w:p>
+      <w:pPr>
+        <w:ind w:firstLine="0"/>
+      </w:pPr>
+      <w:r>
+        <w:t xml:space="preserve">DBMS-ovi stalno prikupljaju različite informacije o svom radu. To uključuje podatke o izvršavanju SQL upita, korišćenju resursa kao što su procesor, memorija i disk, kao i informacije o aktivnim konekcijama i internim procesima. Na osnovu ovih podataka moguće je uočiti probleme, analizirati performanse i doneti odluke o unapređenju sistema. Jedan od glavnih ciljeva monitoringa jeste pronalaženje uskih grla u sistemu. Na primer, monitoring može pokazati da neki SQL upiti rade sporo, da se disk previše koristi li da indeksi nisu dobro iskorišćeni. Takođe omogućava praćenje opterećenja sistema kroz vreme, što pomaže pri planiranju budućih resursa i proširenju sistema. </w:t>
+      </w:r>
+    </w:p>
+    <w:p>
+      <w:pPr>
+        <w:ind w:firstLine="0"/>
+      </w:pPr>
+    </w:p>
+    <w:p>
+      <w:pPr>
+        <w:ind w:firstLine="0"/>
+      </w:pPr>
+      <w:r>
+        <w:t xml:space="preserve">Postoje dva osnovna načina za monitoring baze podataka. Prvi način je praćenje trenutnog stanja sistema, gde se u jednom trenutku posmatraju važni parametri kao što su broj konekcija ili opterećenje procesora. Drugi način je praćenje događaja kroz vreme, gde se beleže događaji poput sporih upita ili grešaka što omogućava analizu u dužem vremenskom periodu. </w:t>
+      </w:r>
+    </w:p>
+    <w:p>
+      <w:pPr>
+        <w:ind w:firstLine="0"/>
+      </w:pPr>
+    </w:p>
+    <w:p>
+      <w:pPr>
+        <w:ind w:firstLine="0"/>
+      </w:pPr>
+      <w:r>
+        <w:t xml:space="preserve">Važan deo monitoringa predstavljaju metrike o radu sistema. To mogu biti podaci kao što su broj čitanja sa diska, broj izvršenih upita ili vreme odziva. Analizom ovih podataka moguće je bolje razumeti kako baza radi i gde postoje problemi. U sistemima visoke dostupnosti, monitoring ima još veću ulogu jer omogućava brzo otkrivanje problema i reagovanje na njih. Na taj način se smanjuje mogućnost prekida u radu i obezbeđuje stabilno funkcionisanje sistema. </w:t>
+      </w:r>
+    </w:p>
+    <w:p>
+      <w:pPr>
+        <w:ind w:firstLine="0"/>
+      </w:pPr>
+    </w:p>
+    <w:p>
+      <w:pPr>
+        <w:ind w:firstLine="0"/>
+      </w:pPr>
+      <w:r>
+        <w:t xml:space="preserve">Pored samog prikupljanja i analize podataka, monitoring često uključuje i mehanizme za automatsko obaveštenje (alerting). U slučaju da određene vrednosti pređu definisane granice, kao što su visoko opterećenje procesora, veliki broj sporih upita ili nedostupnost baze, sistem može automatski poslati upozorenje administratorima. Na taj način omogućava se brza reakcija i sprečavanje ozbiljnih problema. </w:t>
+      </w:r>
+      <w:r>
+        <w:t>Takođe, u praksi se često koriste specijalizovani alati za monitoring koji omogućavaju vizuelizaciju podataka kroz grafike i izveštaje. Ovi alati olakšavaju praćenje performansi kroz vreme i pomažu u bržem donošenju odluka.</w:t>
+      </w:r>
+    </w:p>
+    <w:p>
+      <w:pPr>
+        <w:ind w:firstLine="0"/>
+      </w:pPr>
+    </w:p>
+    <w:p>
+      <w:pPr>
+        <w:ind w:firstLine="0"/>
+      </w:pPr>
+    </w:p>
+    <w:p>
+      <w:pPr>
+        <w:pStyle w:val="Heading1"/>
+        <w:ind w:firstLine="0"/>
+      </w:pPr>
+      <w:r>
+        <w:t>5</w:t>
+      </w:r>
+      <w:r>
+        <w:t xml:space="preserve">. </w:t>
+      </w:r>
+      <w:r>
+        <w:t xml:space="preserve">Load balancing </w:t>
+      </w:r>
+    </w:p>
+    <w:p>
+      <w:pPr>
+        <w:ind w:firstLine="0"/>
+      </w:pPr>
+    </w:p>
+    <w:p>
+      <w:pPr>
+        <w:ind w:firstLine="0"/>
+        <w:rPr>
+          <w:lang w:val="en-GB"/>
+        </w:rPr>
+      </w:pPr>
+      <w:r>
+        <w:t>Load balancing u bazama podataka predstavlja tehniku raspodele zahteva izme</w:t>
+      </w:r>
+      <w:proofErr w:type="spellStart"/>
+      <w:r>
+        <w:rPr>
+          <w:lang w:val="en-GB"/>
+        </w:rPr>
+        <w:t>đu</w:t>
+      </w:r>
+      <w:proofErr w:type="spellEnd"/>
+      <w:r>
+        <w:rPr>
+          <w:lang w:val="en-GB"/>
+        </w:rPr>
+        <w:t xml:space="preserve"> </w:t>
+      </w:r>
+      <w:proofErr w:type="spellStart"/>
+      <w:r>
+        <w:rPr>
+          <w:lang w:val="en-GB"/>
+        </w:rPr>
+        <w:t>više</w:t>
+      </w:r>
+      <w:proofErr w:type="spellEnd"/>
+      <w:r>
+        <w:rPr>
+          <w:lang w:val="en-GB"/>
+        </w:rPr>
+        <w:t xml:space="preserve"> </w:t>
+      </w:r>
+      <w:proofErr w:type="spellStart"/>
+      <w:r>
+        <w:rPr>
+          <w:lang w:val="en-GB"/>
+        </w:rPr>
+        <w:t>servera</w:t>
+      </w:r>
+      <w:proofErr w:type="spellEnd"/>
+      <w:r>
+        <w:rPr>
+          <w:lang w:val="en-GB"/>
+        </w:rPr>
+        <w:t xml:space="preserve"> </w:t>
+      </w:r>
+      <w:proofErr w:type="spellStart"/>
+      <w:r>
+        <w:rPr>
+          <w:lang w:val="en-GB"/>
+        </w:rPr>
+        <w:t>baze</w:t>
+      </w:r>
+      <w:proofErr w:type="spellEnd"/>
+      <w:r>
+        <w:rPr>
+          <w:lang w:val="en-GB"/>
+        </w:rPr>
+        <w:t xml:space="preserve"> </w:t>
+      </w:r>
+      <w:proofErr w:type="spellStart"/>
+      <w:r>
+        <w:rPr>
+          <w:lang w:val="en-GB"/>
+        </w:rPr>
+        <w:t>podataka</w:t>
+      </w:r>
+      <w:proofErr w:type="spellEnd"/>
+      <w:r>
+        <w:rPr>
+          <w:lang w:val="en-GB"/>
+        </w:rPr>
+        <w:t xml:space="preserve"> </w:t>
+      </w:r>
+      <w:proofErr w:type="spellStart"/>
+      <w:r>
+        <w:rPr>
+          <w:lang w:val="en-GB"/>
+        </w:rPr>
+        <w:t>sa</w:t>
+      </w:r>
+      <w:proofErr w:type="spellEnd"/>
+      <w:r>
+        <w:rPr>
+          <w:lang w:val="en-GB"/>
+        </w:rPr>
+        <w:t xml:space="preserve"> </w:t>
+      </w:r>
+      <w:proofErr w:type="spellStart"/>
+      <w:r>
+        <w:rPr>
+          <w:lang w:val="en-GB"/>
+        </w:rPr>
+        <w:t>ciljem</w:t>
+      </w:r>
+      <w:proofErr w:type="spellEnd"/>
+      <w:r>
+        <w:rPr>
+          <w:lang w:val="en-GB"/>
+        </w:rPr>
+        <w:t xml:space="preserve"> </w:t>
+      </w:r>
+      <w:proofErr w:type="spellStart"/>
+      <w:r>
+        <w:rPr>
+          <w:lang w:val="en-GB"/>
+        </w:rPr>
+        <w:t>ravnomernog</w:t>
+      </w:r>
+      <w:proofErr w:type="spellEnd"/>
+      <w:r>
+        <w:rPr>
+          <w:lang w:val="en-GB"/>
+        </w:rPr>
+        <w:t xml:space="preserve"> </w:t>
+      </w:r>
+      <w:proofErr w:type="spellStart"/>
+      <w:r>
+        <w:rPr>
+          <w:lang w:val="en-GB"/>
+        </w:rPr>
+        <w:t>opterećenja</w:t>
+      </w:r>
+      <w:proofErr w:type="spellEnd"/>
+      <w:r>
+        <w:rPr>
+          <w:lang w:val="en-GB"/>
+        </w:rPr>
+        <w:t xml:space="preserve"> Sistema. </w:t>
+      </w:r>
+      <w:proofErr w:type="spellStart"/>
+      <w:r>
+        <w:rPr>
+          <w:lang w:val="en-GB"/>
+        </w:rPr>
+        <w:t>Osnovna</w:t>
+      </w:r>
+      <w:proofErr w:type="spellEnd"/>
+      <w:r>
+        <w:rPr>
+          <w:lang w:val="en-GB"/>
+        </w:rPr>
+        <w:t xml:space="preserve"> </w:t>
+      </w:r>
+      <w:proofErr w:type="spellStart"/>
+      <w:r>
+        <w:rPr>
+          <w:lang w:val="en-GB"/>
+        </w:rPr>
+        <w:t>ideja</w:t>
+      </w:r>
+      <w:proofErr w:type="spellEnd"/>
+      <w:r>
+        <w:rPr>
+          <w:lang w:val="en-GB"/>
+        </w:rPr>
+        <w:t xml:space="preserve"> je da se </w:t>
+      </w:r>
+      <w:proofErr w:type="spellStart"/>
+      <w:r>
+        <w:rPr>
+          <w:lang w:val="en-GB"/>
+        </w:rPr>
+        <w:t>izbegne</w:t>
+      </w:r>
+      <w:proofErr w:type="spellEnd"/>
+      <w:r>
+        <w:rPr>
+          <w:lang w:val="en-GB"/>
+        </w:rPr>
+        <w:t xml:space="preserve"> </w:t>
+      </w:r>
+      <w:proofErr w:type="spellStart"/>
+      <w:r>
+        <w:rPr>
+          <w:lang w:val="en-GB"/>
+        </w:rPr>
+        <w:lastRenderedPageBreak/>
+        <w:t>preopterećenje</w:t>
+      </w:r>
+      <w:proofErr w:type="spellEnd"/>
+      <w:r>
+        <w:rPr>
+          <w:lang w:val="en-GB"/>
+        </w:rPr>
+        <w:t xml:space="preserve"> </w:t>
+      </w:r>
+      <w:proofErr w:type="spellStart"/>
+      <w:r>
+        <w:rPr>
+          <w:lang w:val="en-GB"/>
+        </w:rPr>
+        <w:t>jednog</w:t>
+      </w:r>
+      <w:proofErr w:type="spellEnd"/>
+      <w:r>
+        <w:rPr>
+          <w:lang w:val="en-GB"/>
+        </w:rPr>
+        <w:t xml:space="preserve"> </w:t>
+      </w:r>
+      <w:proofErr w:type="spellStart"/>
+      <w:r>
+        <w:rPr>
+          <w:lang w:val="en-GB"/>
+        </w:rPr>
+        <w:t>servera</w:t>
+      </w:r>
+      <w:proofErr w:type="spellEnd"/>
+      <w:r>
+        <w:rPr>
+          <w:lang w:val="en-GB"/>
+        </w:rPr>
+        <w:t xml:space="preserve"> I da se </w:t>
+      </w:r>
+      <w:proofErr w:type="spellStart"/>
+      <w:r>
+        <w:rPr>
+          <w:lang w:val="en-GB"/>
+        </w:rPr>
+        <w:t>poboljšaju</w:t>
+      </w:r>
+      <w:proofErr w:type="spellEnd"/>
+      <w:r>
+        <w:rPr>
+          <w:lang w:val="en-GB"/>
+        </w:rPr>
+        <w:t xml:space="preserve"> </w:t>
+      </w:r>
+      <w:proofErr w:type="spellStart"/>
+      <w:r>
+        <w:rPr>
+          <w:lang w:val="en-GB"/>
+        </w:rPr>
+        <w:t>ukupne</w:t>
+      </w:r>
+      <w:proofErr w:type="spellEnd"/>
+      <w:r>
+        <w:rPr>
+          <w:lang w:val="en-GB"/>
+        </w:rPr>
+        <w:t xml:space="preserve"> </w:t>
+      </w:r>
+      <w:proofErr w:type="spellStart"/>
+      <w:r>
+        <w:rPr>
+          <w:lang w:val="en-GB"/>
+        </w:rPr>
+        <w:t>performanse</w:t>
+      </w:r>
+      <w:proofErr w:type="spellEnd"/>
+      <w:r>
+        <w:rPr>
+          <w:lang w:val="en-GB"/>
+        </w:rPr>
+        <w:t xml:space="preserve">, </w:t>
+      </w:r>
+      <w:proofErr w:type="spellStart"/>
+      <w:r>
+        <w:rPr>
+          <w:lang w:val="en-GB"/>
+        </w:rPr>
+        <w:t>brzina</w:t>
+      </w:r>
+      <w:proofErr w:type="spellEnd"/>
+      <w:r>
+        <w:rPr>
+          <w:lang w:val="en-GB"/>
+        </w:rPr>
+        <w:t xml:space="preserve"> </w:t>
+      </w:r>
+      <w:proofErr w:type="spellStart"/>
+      <w:r>
+        <w:rPr>
+          <w:lang w:val="en-GB"/>
+        </w:rPr>
+        <w:t>odgovora</w:t>
+      </w:r>
+      <w:proofErr w:type="spellEnd"/>
+      <w:r>
+        <w:rPr>
+          <w:lang w:val="en-GB"/>
+        </w:rPr>
+        <w:t xml:space="preserve"> I </w:t>
+      </w:r>
+      <w:proofErr w:type="spellStart"/>
+      <w:r>
+        <w:rPr>
+          <w:lang w:val="en-GB"/>
+        </w:rPr>
+        <w:t>dostupnost</w:t>
+      </w:r>
+      <w:proofErr w:type="spellEnd"/>
+      <w:r>
+        <w:rPr>
+          <w:lang w:val="en-GB"/>
+        </w:rPr>
+        <w:t xml:space="preserve"> </w:t>
+      </w:r>
+      <w:proofErr w:type="spellStart"/>
+      <w:r>
+        <w:rPr>
+          <w:lang w:val="en-GB"/>
+        </w:rPr>
+        <w:t>sistema</w:t>
+      </w:r>
+      <w:proofErr w:type="spellEnd"/>
+      <w:r>
+        <w:rPr>
+          <w:lang w:val="en-GB"/>
+        </w:rPr>
+        <w:t xml:space="preserve">. </w:t>
+      </w:r>
+    </w:p>
+    <w:p>
+      <w:pPr>
+        <w:ind w:firstLine="0"/>
+        <w:rPr>
+          <w:lang w:val="en-GB"/>
+        </w:rPr>
+      </w:pPr>
+    </w:p>
+    <w:p>
+      <w:pPr>
+        <w:ind w:firstLine="0"/>
+      </w:pPr>
+      <w:r>
+        <w:t>U ovakvim arhitekturama aplikacije se ne povezuju direktno na jednu bazu podataka, već koriste posrednički sloj koji se naziva load balancer. On predstavlja middleware servis koji stoji između aplikacije i više database servera. Aplikacija se povezuje na jednu adresu, dok load balancer odlučuje na koji server će proslediti zahtev. Na taj način se pojednostavljuje pristup bazi i sakriva kompleksnost sistema koji se nalazi iza njega.</w:t>
+      </w:r>
+    </w:p>
+    <w:p>
+      <w:pPr>
+        <w:ind w:firstLine="0"/>
+      </w:pPr>
+    </w:p>
+    <w:p>
+      <w:pPr>
+        <w:keepNext/>
+        <w:ind w:firstLine="0"/>
+        <w:jc w:val="center"/>
+      </w:pPr>
+      <w:r>
+        <w:drawing>
+          <wp:inline distT="0" distB="0" distL="0" distR="0" wp14:anchorId="6F261E37" wp14:editId="247635C2">
+            <wp:extent cx="5934075" cy="3763010"/>
+            <wp:effectExtent l="0" t="0" r="9525" b="8890"/>
+            <wp:docPr id="5" name="Picture 5"/>
+            <wp:cNvGraphicFramePr>
+              <a:graphicFrameLocks xmlns:a="http://schemas.openxmlformats.org/drawingml/2006/main" noChangeAspect="1"/>
+            </wp:cNvGraphicFramePr>
+            <a:graphic xmlns:a="http://schemas.openxmlformats.org/drawingml/2006/main">
+              <a:graphicData uri="http://schemas.openxmlformats.org/drawingml/2006/picture">
+                <pic:pic xmlns:pic="http://schemas.openxmlformats.org/drawingml/2006/picture">
+                  <pic:nvPicPr>
+                    <pic:cNvPr id="1" name=""/>
+                    <pic:cNvPicPr/>
+                  </pic:nvPicPr>
+                  <pic:blipFill>
+                    <a:blip r:embed="rId14"/>
+                    <a:stretch>
+                      <a:fillRect/>
+                    </a:stretch>
+                  </pic:blipFill>
+                  <pic:spPr>
+                    <a:xfrm>
+                      <a:off x="0" y="0"/>
+                      <a:ext cx="5934075" cy="3763010"/>
+                    </a:xfrm>
+                    <a:prstGeom prst="rect">
+                      <a:avLst/>
+                    </a:prstGeom>
+                  </pic:spPr>
+                </pic:pic>
+              </a:graphicData>
+            </a:graphic>
+          </wp:inline>
+        </w:drawing>
+      </w:r>
+    </w:p>
+    <w:p>
+      <w:pPr>
+        <w:pStyle w:val="Caption"/>
+        <w:jc w:val="center"/>
+      </w:pPr>
+      <w:r>
+        <w:t>Slika 4 – Load Balancing</w:t>
+      </w:r>
+    </w:p>
+    <w:p>
+      <w:pPr>
+        <w:ind w:firstLine="0"/>
+      </w:pPr>
+      <w:r>
+        <w:t>Glavni ciljevi load balancing-a su povećanje propusnosti sistema, smanjenje latencije, bolje korišćenje resursa i obezbeđivanje stabilnosti. Takođe, omogućava skaliranje sistema jer se u svakom trenutku mogu dodavati novi serveri u klaster bez potrebe za promenama na strani aplikacije.</w:t>
+      </w:r>
+    </w:p>
+    <w:p>
+      <w:pPr>
+        <w:ind w:firstLine="0"/>
+      </w:pPr>
+    </w:p>
+    <w:p>
+      <w:pPr>
+        <w:ind w:firstLine="0"/>
+      </w:pPr>
+      <w:r>
+        <w:t>Jedna od najčešćih strategija raspodele opterećenja je da se upiti za čitanje usmeravaju na replike baze podataka, dok se upiti za pisanje šalju na primarni server. Ovo značajno smanjuje opterećenje glavnog servera i poboljšava performanse sistema u celini.</w:t>
+      </w:r>
+    </w:p>
+    <w:p>
+      <w:pPr>
+        <w:ind w:firstLine="0"/>
+      </w:pPr>
+    </w:p>
+    <w:p>
+      <w:pPr>
+        <w:ind w:firstLine="0"/>
+      </w:pPr>
+      <w:r>
+        <w:t>Load balancing donosi više važnih prednosti. Prvo, omogućava jedinstvenu ulaznu tačku za aplikaciju, pa aplikacija ne mora da poznaje arhitekturu baze. Drugo, povećava pouzdanost sistema jer se u slučaju kvara jednog servera saobraćaj automatski preusmerava na druge aktivne servere. Treće, omogućava horizontalno skaliranje sistema dodavanjem novih servera bez prekida rada.</w:t>
+      </w:r>
+    </w:p>
+    <w:p>
+      <w:pPr>
+        <w:ind w:firstLine="0"/>
+      </w:pPr>
+    </w:p>
+    <w:p>
+      <w:pPr>
+        <w:ind w:firstLine="0"/>
+      </w:pPr>
+      <w:r>
+        <w:lastRenderedPageBreak/>
+        <w:t>Važan preduslov za rad load balancing sistema jeste da su baze podataka međusobno sinhronizovane, najčešće putem replikacije. Na taj način se obezbeđuje da svi serveri vraćaju konzistentne podatke, bez obzira na to na koji server je zahtev usmeren.</w:t>
+      </w:r>
+    </w:p>
+    <w:p>
+      <w:pPr>
+        <w:ind w:firstLine="0"/>
+      </w:pPr>
+    </w:p>
+    <w:p>
+      <w:pPr>
+        <w:ind w:firstLine="0"/>
+        <w:rPr>
+          <w:lang w:val="en-GB"/>
+        </w:rPr>
+      </w:pPr>
+      <w:proofErr w:type="spellStart"/>
+      <w:r>
+        <w:rPr>
+          <w:lang w:val="en-GB"/>
+        </w:rPr>
+        <w:t>Postoje</w:t>
+      </w:r>
+      <w:proofErr w:type="spellEnd"/>
+      <w:r>
+        <w:rPr>
+          <w:lang w:val="en-GB"/>
+        </w:rPr>
+        <w:t xml:space="preserve"> </w:t>
+      </w:r>
+      <w:proofErr w:type="spellStart"/>
+      <w:r>
+        <w:rPr>
+          <w:lang w:val="en-GB"/>
+        </w:rPr>
+        <w:t>različiti</w:t>
+      </w:r>
+      <w:proofErr w:type="spellEnd"/>
+      <w:r>
+        <w:rPr>
+          <w:lang w:val="en-GB"/>
+        </w:rPr>
+        <w:t xml:space="preserve"> </w:t>
+      </w:r>
+      <w:proofErr w:type="spellStart"/>
+      <w:r>
+        <w:rPr>
+          <w:lang w:val="en-GB"/>
+        </w:rPr>
+        <w:t>algoritmi</w:t>
+      </w:r>
+      <w:proofErr w:type="spellEnd"/>
+      <w:r>
+        <w:rPr>
+          <w:lang w:val="en-GB"/>
+        </w:rPr>
+        <w:t xml:space="preserve"> za </w:t>
+      </w:r>
+      <w:proofErr w:type="spellStart"/>
+      <w:r>
+        <w:rPr>
+          <w:lang w:val="en-GB"/>
+        </w:rPr>
+        <w:t>raspodelu</w:t>
+      </w:r>
+      <w:proofErr w:type="spellEnd"/>
+      <w:r>
+        <w:rPr>
+          <w:lang w:val="en-GB"/>
+        </w:rPr>
+        <w:t xml:space="preserve"> </w:t>
+      </w:r>
+      <w:proofErr w:type="spellStart"/>
+      <w:r>
+        <w:rPr>
+          <w:lang w:val="en-GB"/>
+        </w:rPr>
+        <w:t>opterećenja</w:t>
+      </w:r>
+      <w:proofErr w:type="spellEnd"/>
+      <w:r>
+        <w:rPr>
+          <w:lang w:val="en-GB"/>
+        </w:rPr>
+        <w:t xml:space="preserve"> u load balancing </w:t>
+      </w:r>
+      <w:proofErr w:type="spellStart"/>
+      <w:r>
+        <w:rPr>
+          <w:lang w:val="en-GB"/>
+        </w:rPr>
+        <w:t>sistemima</w:t>
+      </w:r>
+      <w:proofErr w:type="spellEnd"/>
+      <w:r>
+        <w:rPr>
+          <w:lang w:val="en-GB"/>
+        </w:rPr>
+        <w:t xml:space="preserve">, koji se </w:t>
+      </w:r>
+      <w:proofErr w:type="spellStart"/>
+      <w:r>
+        <w:rPr>
+          <w:lang w:val="en-GB"/>
+        </w:rPr>
+        <w:t>biraju</w:t>
+      </w:r>
+      <w:proofErr w:type="spellEnd"/>
+      <w:r>
+        <w:rPr>
+          <w:lang w:val="en-GB"/>
+        </w:rPr>
+        <w:t xml:space="preserve"> u </w:t>
+      </w:r>
+      <w:proofErr w:type="spellStart"/>
+      <w:r>
+        <w:rPr>
+          <w:lang w:val="en-GB"/>
+        </w:rPr>
+        <w:t>zavisnosti</w:t>
+      </w:r>
+      <w:proofErr w:type="spellEnd"/>
+      <w:r>
+        <w:rPr>
+          <w:lang w:val="en-GB"/>
+        </w:rPr>
+        <w:t xml:space="preserve"> </w:t>
+      </w:r>
+      <w:proofErr w:type="spellStart"/>
+      <w:r>
+        <w:rPr>
+          <w:lang w:val="en-GB"/>
+        </w:rPr>
+        <w:t>od</w:t>
+      </w:r>
+      <w:proofErr w:type="spellEnd"/>
+      <w:r>
+        <w:rPr>
+          <w:lang w:val="en-GB"/>
+        </w:rPr>
+        <w:t xml:space="preserve"> </w:t>
+      </w:r>
+      <w:proofErr w:type="spellStart"/>
+      <w:r>
+        <w:rPr>
+          <w:lang w:val="en-GB"/>
+        </w:rPr>
+        <w:t>načina</w:t>
+      </w:r>
+      <w:proofErr w:type="spellEnd"/>
+      <w:r>
+        <w:rPr>
+          <w:lang w:val="en-GB"/>
+        </w:rPr>
+        <w:t xml:space="preserve"> </w:t>
+      </w:r>
+      <w:proofErr w:type="spellStart"/>
+      <w:r>
+        <w:rPr>
+          <w:lang w:val="en-GB"/>
+        </w:rPr>
+        <w:t>na</w:t>
+      </w:r>
+      <w:proofErr w:type="spellEnd"/>
+      <w:r>
+        <w:rPr>
+          <w:lang w:val="en-GB"/>
+        </w:rPr>
+        <w:t xml:space="preserve"> koji se </w:t>
+      </w:r>
+      <w:proofErr w:type="spellStart"/>
+      <w:r>
+        <w:rPr>
+          <w:lang w:val="en-GB"/>
+        </w:rPr>
+        <w:t>želi</w:t>
+      </w:r>
+      <w:proofErr w:type="spellEnd"/>
+      <w:r>
+        <w:rPr>
+          <w:lang w:val="en-GB"/>
+        </w:rPr>
+        <w:t xml:space="preserve"> </w:t>
+      </w:r>
+      <w:proofErr w:type="spellStart"/>
+      <w:r>
+        <w:rPr>
+          <w:lang w:val="en-GB"/>
+        </w:rPr>
+        <w:t>distribuirati</w:t>
+      </w:r>
+      <w:proofErr w:type="spellEnd"/>
+      <w:r>
+        <w:rPr>
+          <w:lang w:val="en-GB"/>
+        </w:rPr>
+        <w:t xml:space="preserve"> </w:t>
+      </w:r>
+      <w:proofErr w:type="spellStart"/>
+      <w:r>
+        <w:rPr>
+          <w:lang w:val="en-GB"/>
+        </w:rPr>
+        <w:t>saobraćaj</w:t>
+      </w:r>
+      <w:proofErr w:type="spellEnd"/>
+      <w:r>
+        <w:rPr>
+          <w:lang w:val="en-GB"/>
+        </w:rPr>
+        <w:t xml:space="preserve"> </w:t>
+      </w:r>
+      <w:proofErr w:type="spellStart"/>
+      <w:r>
+        <w:rPr>
+          <w:lang w:val="en-GB"/>
+        </w:rPr>
+        <w:t>između</w:t>
+      </w:r>
+      <w:proofErr w:type="spellEnd"/>
+      <w:r>
+        <w:rPr>
+          <w:lang w:val="en-GB"/>
+        </w:rPr>
+        <w:t xml:space="preserve"> </w:t>
+      </w:r>
+      <w:proofErr w:type="spellStart"/>
+      <w:r>
+        <w:rPr>
+          <w:lang w:val="en-GB"/>
+        </w:rPr>
+        <w:t>servera</w:t>
+      </w:r>
+      <w:proofErr w:type="spellEnd"/>
+      <w:r>
+        <w:rPr>
+          <w:lang w:val="en-GB"/>
+        </w:rPr>
+        <w:t xml:space="preserve"> </w:t>
+      </w:r>
+      <w:proofErr w:type="spellStart"/>
+      <w:r>
+        <w:rPr>
+          <w:lang w:val="en-GB"/>
+        </w:rPr>
+        <w:t>baze</w:t>
+      </w:r>
+      <w:proofErr w:type="spellEnd"/>
+      <w:r>
+        <w:rPr>
+          <w:lang w:val="en-GB"/>
+        </w:rPr>
+        <w:t xml:space="preserve"> </w:t>
+      </w:r>
+      <w:proofErr w:type="spellStart"/>
+      <w:r>
+        <w:rPr>
+          <w:lang w:val="en-GB"/>
+        </w:rPr>
+        <w:t>podataka</w:t>
+      </w:r>
+      <w:proofErr w:type="spellEnd"/>
+      <w:r>
+        <w:rPr>
+          <w:lang w:val="en-GB"/>
+        </w:rPr>
+        <w:t xml:space="preserve">. </w:t>
+      </w:r>
+      <w:proofErr w:type="spellStart"/>
+      <w:r>
+        <w:rPr>
+          <w:lang w:val="en-GB"/>
+        </w:rPr>
+        <w:t>Najčešće</w:t>
+      </w:r>
+      <w:proofErr w:type="spellEnd"/>
+      <w:r>
+        <w:rPr>
+          <w:lang w:val="en-GB"/>
+        </w:rPr>
+        <w:t xml:space="preserve"> </w:t>
+      </w:r>
+      <w:proofErr w:type="spellStart"/>
+      <w:r>
+        <w:rPr>
+          <w:lang w:val="en-GB"/>
+        </w:rPr>
+        <w:t>korišćeni</w:t>
+      </w:r>
+      <w:proofErr w:type="spellEnd"/>
+      <w:r>
+        <w:rPr>
+          <w:lang w:val="en-GB"/>
+        </w:rPr>
+        <w:t xml:space="preserve"> </w:t>
+      </w:r>
+      <w:proofErr w:type="spellStart"/>
+      <w:r>
+        <w:rPr>
+          <w:lang w:val="en-GB"/>
+        </w:rPr>
+        <w:t>algoritmi</w:t>
+      </w:r>
+      <w:proofErr w:type="spellEnd"/>
+      <w:r>
+        <w:rPr>
+          <w:lang w:val="en-GB"/>
+        </w:rPr>
+        <w:t xml:space="preserve"> </w:t>
+      </w:r>
+      <w:proofErr w:type="spellStart"/>
+      <w:r>
+        <w:rPr>
+          <w:lang w:val="en-GB"/>
+        </w:rPr>
+        <w:t>su</w:t>
+      </w:r>
+      <w:proofErr w:type="spellEnd"/>
+      <w:r>
+        <w:rPr>
+          <w:lang w:val="en-GB"/>
+        </w:rPr>
+        <w:t xml:space="preserve"> round robin, weight-based load balancing </w:t>
+      </w:r>
+      <w:proofErr w:type="spellStart"/>
+      <w:r>
+        <w:rPr>
+          <w:lang w:val="en-GB"/>
+        </w:rPr>
+        <w:t>i</w:t>
+      </w:r>
+      <w:proofErr w:type="spellEnd"/>
+      <w:r>
+        <w:rPr>
+          <w:lang w:val="en-GB"/>
+        </w:rPr>
+        <w:t xml:space="preserve"> least connection.</w:t>
+      </w:r>
+    </w:p>
+    <w:p>
+      <w:pPr>
+        <w:ind w:firstLine="0"/>
+        <w:rPr>
+          <w:lang w:val="en-GB"/>
+        </w:rPr>
+      </w:pPr>
+    </w:p>
+    <w:p>
+      <w:pPr>
+        <w:ind w:firstLine="0"/>
+        <w:rPr>
+          <w:lang w:val="en-GB"/>
+        </w:rPr>
+      </w:pPr>
+      <w:r>
+        <w:rPr>
+          <w:lang w:val="en-GB"/>
+        </w:rPr>
+        <w:t xml:space="preserve">Round robin je </w:t>
+      </w:r>
+      <w:proofErr w:type="spellStart"/>
+      <w:r>
+        <w:rPr>
+          <w:lang w:val="en-GB"/>
+        </w:rPr>
+        <w:t>najjednostavniji</w:t>
+      </w:r>
+      <w:proofErr w:type="spellEnd"/>
+      <w:r>
+        <w:rPr>
+          <w:lang w:val="en-GB"/>
+        </w:rPr>
+        <w:t xml:space="preserve"> </w:t>
+      </w:r>
+      <w:proofErr w:type="spellStart"/>
+      <w:r>
+        <w:rPr>
+          <w:lang w:val="en-GB"/>
+        </w:rPr>
+        <w:t>algoritam</w:t>
+      </w:r>
+      <w:proofErr w:type="spellEnd"/>
+      <w:r>
+        <w:rPr>
+          <w:lang w:val="en-GB"/>
+        </w:rPr>
+        <w:t xml:space="preserve">. On </w:t>
+      </w:r>
+      <w:proofErr w:type="spellStart"/>
+      <w:r>
+        <w:rPr>
+          <w:lang w:val="en-GB"/>
+        </w:rPr>
+        <w:t>redom</w:t>
+      </w:r>
+      <w:proofErr w:type="spellEnd"/>
+      <w:r>
+        <w:rPr>
+          <w:lang w:val="en-GB"/>
+        </w:rPr>
+        <w:t xml:space="preserve"> </w:t>
+      </w:r>
+      <w:proofErr w:type="spellStart"/>
+      <w:r>
+        <w:rPr>
+          <w:lang w:val="en-GB"/>
+        </w:rPr>
+        <w:t>prosleđuje</w:t>
+      </w:r>
+      <w:proofErr w:type="spellEnd"/>
+      <w:r>
+        <w:rPr>
+          <w:lang w:val="en-GB"/>
+        </w:rPr>
+        <w:t xml:space="preserve"> </w:t>
+      </w:r>
+      <w:proofErr w:type="spellStart"/>
+      <w:r>
+        <w:rPr>
+          <w:lang w:val="en-GB"/>
+        </w:rPr>
+        <w:t>zahteve</w:t>
+      </w:r>
+      <w:proofErr w:type="spellEnd"/>
+      <w:r>
+        <w:rPr>
+          <w:lang w:val="en-GB"/>
+        </w:rPr>
+        <w:t xml:space="preserve"> </w:t>
+      </w:r>
+      <w:proofErr w:type="spellStart"/>
+      <w:r>
+        <w:rPr>
+          <w:lang w:val="en-GB"/>
+        </w:rPr>
+        <w:t>svakom</w:t>
+      </w:r>
+      <w:proofErr w:type="spellEnd"/>
+      <w:r>
+        <w:rPr>
+          <w:lang w:val="en-GB"/>
+        </w:rPr>
+        <w:t xml:space="preserve"> </w:t>
+      </w:r>
+      <w:proofErr w:type="spellStart"/>
+      <w:r>
+        <w:rPr>
+          <w:lang w:val="en-GB"/>
+        </w:rPr>
+        <w:t>serveru</w:t>
+      </w:r>
+      <w:proofErr w:type="spellEnd"/>
+      <w:r>
+        <w:rPr>
+          <w:lang w:val="en-GB"/>
+        </w:rPr>
+        <w:t xml:space="preserve"> u </w:t>
+      </w:r>
+      <w:proofErr w:type="spellStart"/>
+      <w:r>
+        <w:rPr>
+          <w:lang w:val="en-GB"/>
+        </w:rPr>
+        <w:t>sistemu</w:t>
+      </w:r>
+      <w:proofErr w:type="spellEnd"/>
+      <w:r>
+        <w:rPr>
+          <w:lang w:val="en-GB"/>
+        </w:rPr>
+        <w:t xml:space="preserve">, </w:t>
+      </w:r>
+      <w:proofErr w:type="spellStart"/>
+      <w:r>
+        <w:rPr>
+          <w:lang w:val="en-GB"/>
+        </w:rPr>
+        <w:t>jedan</w:t>
+      </w:r>
+      <w:proofErr w:type="spellEnd"/>
+      <w:r>
+        <w:rPr>
+          <w:lang w:val="en-GB"/>
+        </w:rPr>
+        <w:t xml:space="preserve"> po </w:t>
+      </w:r>
+      <w:proofErr w:type="spellStart"/>
+      <w:r>
+        <w:rPr>
+          <w:lang w:val="en-GB"/>
+        </w:rPr>
+        <w:t>jedan</w:t>
+      </w:r>
+      <w:proofErr w:type="spellEnd"/>
+      <w:r>
+        <w:rPr>
+          <w:lang w:val="en-GB"/>
+        </w:rPr>
+        <w:t xml:space="preserve">. Na </w:t>
+      </w:r>
+      <w:proofErr w:type="spellStart"/>
+      <w:r>
+        <w:rPr>
+          <w:lang w:val="en-GB"/>
+        </w:rPr>
+        <w:t>ovaj</w:t>
+      </w:r>
+      <w:proofErr w:type="spellEnd"/>
+      <w:r>
+        <w:rPr>
+          <w:lang w:val="en-GB"/>
+        </w:rPr>
+        <w:t xml:space="preserve"> </w:t>
+      </w:r>
+      <w:proofErr w:type="spellStart"/>
+      <w:r>
+        <w:rPr>
+          <w:lang w:val="en-GB"/>
+        </w:rPr>
+        <w:t>način</w:t>
+      </w:r>
+      <w:proofErr w:type="spellEnd"/>
+      <w:r>
+        <w:rPr>
+          <w:lang w:val="en-GB"/>
+        </w:rPr>
+        <w:t xml:space="preserve"> </w:t>
+      </w:r>
+      <w:proofErr w:type="spellStart"/>
+      <w:r>
+        <w:rPr>
+          <w:lang w:val="en-GB"/>
+        </w:rPr>
+        <w:t>svi</w:t>
+      </w:r>
+      <w:proofErr w:type="spellEnd"/>
+      <w:r>
+        <w:rPr>
+          <w:lang w:val="en-GB"/>
+        </w:rPr>
+        <w:t xml:space="preserve"> </w:t>
+      </w:r>
+      <w:proofErr w:type="spellStart"/>
+      <w:r>
+        <w:rPr>
+          <w:lang w:val="en-GB"/>
+        </w:rPr>
+        <w:t>serveri</w:t>
+      </w:r>
+      <w:proofErr w:type="spellEnd"/>
+      <w:r>
+        <w:rPr>
+          <w:lang w:val="en-GB"/>
+        </w:rPr>
+        <w:t xml:space="preserve"> </w:t>
+      </w:r>
+      <w:proofErr w:type="spellStart"/>
+      <w:r>
+        <w:rPr>
+          <w:lang w:val="en-GB"/>
+        </w:rPr>
+        <w:t>dobijaju</w:t>
+      </w:r>
+      <w:proofErr w:type="spellEnd"/>
+      <w:r>
+        <w:rPr>
+          <w:lang w:val="en-GB"/>
+        </w:rPr>
+        <w:t xml:space="preserve"> </w:t>
+      </w:r>
+      <w:proofErr w:type="spellStart"/>
+      <w:r>
+        <w:rPr>
+          <w:lang w:val="en-GB"/>
+        </w:rPr>
+        <w:t>približno</w:t>
+      </w:r>
+      <w:proofErr w:type="spellEnd"/>
+      <w:r>
+        <w:rPr>
+          <w:lang w:val="en-GB"/>
+        </w:rPr>
+        <w:t xml:space="preserve"> </w:t>
+      </w:r>
+      <w:proofErr w:type="spellStart"/>
+      <w:r>
+        <w:rPr>
+          <w:lang w:val="en-GB"/>
+        </w:rPr>
+        <w:t>jednak</w:t>
+      </w:r>
+      <w:proofErr w:type="spellEnd"/>
+      <w:r>
+        <w:rPr>
+          <w:lang w:val="en-GB"/>
+        </w:rPr>
+        <w:t xml:space="preserve"> </w:t>
+      </w:r>
+      <w:proofErr w:type="spellStart"/>
+      <w:r>
+        <w:rPr>
+          <w:lang w:val="en-GB"/>
+        </w:rPr>
+        <w:t>broj</w:t>
+      </w:r>
+      <w:proofErr w:type="spellEnd"/>
+      <w:r>
+        <w:rPr>
+          <w:lang w:val="en-GB"/>
+        </w:rPr>
+        <w:t xml:space="preserve"> </w:t>
+      </w:r>
+      <w:proofErr w:type="spellStart"/>
+      <w:r>
+        <w:rPr>
+          <w:lang w:val="en-GB"/>
+        </w:rPr>
+        <w:t>zahteva</w:t>
+      </w:r>
+      <w:proofErr w:type="spellEnd"/>
+      <w:r>
+        <w:rPr>
+          <w:lang w:val="en-GB"/>
+        </w:rPr>
+        <w:t xml:space="preserve">, </w:t>
+      </w:r>
+      <w:proofErr w:type="spellStart"/>
+      <w:r>
+        <w:rPr>
+          <w:lang w:val="en-GB"/>
+        </w:rPr>
+        <w:t>što</w:t>
+      </w:r>
+      <w:proofErr w:type="spellEnd"/>
+      <w:r>
+        <w:rPr>
+          <w:lang w:val="en-GB"/>
+        </w:rPr>
+        <w:t xml:space="preserve"> </w:t>
+      </w:r>
+      <w:proofErr w:type="spellStart"/>
+      <w:r>
+        <w:rPr>
+          <w:lang w:val="en-GB"/>
+        </w:rPr>
+        <w:t>obezbeđuje</w:t>
+      </w:r>
+      <w:proofErr w:type="spellEnd"/>
+      <w:r>
+        <w:rPr>
+          <w:lang w:val="en-GB"/>
+        </w:rPr>
+        <w:t xml:space="preserve"> </w:t>
+      </w:r>
+      <w:proofErr w:type="spellStart"/>
+      <w:r>
+        <w:rPr>
+          <w:lang w:val="en-GB"/>
+        </w:rPr>
+        <w:t>ravnomerno</w:t>
+      </w:r>
+      <w:proofErr w:type="spellEnd"/>
+      <w:r>
+        <w:rPr>
+          <w:lang w:val="en-GB"/>
+        </w:rPr>
+        <w:t xml:space="preserve"> </w:t>
+      </w:r>
+      <w:proofErr w:type="spellStart"/>
+      <w:r>
+        <w:rPr>
+          <w:lang w:val="en-GB"/>
+        </w:rPr>
+        <w:t>osnovno</w:t>
+      </w:r>
+      <w:proofErr w:type="spellEnd"/>
+      <w:r>
+        <w:rPr>
+          <w:lang w:val="en-GB"/>
+        </w:rPr>
+        <w:t xml:space="preserve"> </w:t>
+      </w:r>
+      <w:proofErr w:type="spellStart"/>
+      <w:r>
+        <w:rPr>
+          <w:lang w:val="en-GB"/>
+        </w:rPr>
+        <w:t>opterećenje</w:t>
+      </w:r>
+      <w:proofErr w:type="spellEnd"/>
+      <w:r>
+        <w:rPr>
+          <w:lang w:val="en-GB"/>
+        </w:rPr>
+        <w:t xml:space="preserve"> u </w:t>
+      </w:r>
+      <w:proofErr w:type="spellStart"/>
+      <w:r>
+        <w:rPr>
+          <w:lang w:val="en-GB"/>
+        </w:rPr>
+        <w:t>klasteru</w:t>
+      </w:r>
+      <w:proofErr w:type="spellEnd"/>
+      <w:r>
+        <w:rPr>
+          <w:lang w:val="en-GB"/>
+        </w:rPr>
+        <w:t>.</w:t>
+      </w:r>
+    </w:p>
+    <w:p>
+      <w:pPr>
+        <w:ind w:firstLine="0"/>
+        <w:rPr>
+          <w:lang w:val="en-GB"/>
+        </w:rPr>
+      </w:pPr>
+    </w:p>
+    <w:p>
+      <w:pPr>
+        <w:ind w:firstLine="0"/>
+        <w:rPr>
+          <w:lang w:val="en-GB"/>
+        </w:rPr>
+      </w:pPr>
+      <w:r>
+        <w:rPr>
+          <w:lang w:val="en-GB"/>
+        </w:rPr>
+        <w:t xml:space="preserve">Weight-based load balancing </w:t>
+      </w:r>
+      <w:proofErr w:type="spellStart"/>
+      <w:r>
+        <w:rPr>
+          <w:lang w:val="en-GB"/>
+        </w:rPr>
+        <w:t>funkcioniše</w:t>
+      </w:r>
+      <w:proofErr w:type="spellEnd"/>
+      <w:r>
+        <w:rPr>
+          <w:lang w:val="en-GB"/>
+        </w:rPr>
+        <w:t xml:space="preserve"> </w:t>
+      </w:r>
+      <w:proofErr w:type="spellStart"/>
+      <w:r>
+        <w:rPr>
+          <w:lang w:val="en-GB"/>
+        </w:rPr>
+        <w:t>tako</w:t>
+      </w:r>
+      <w:proofErr w:type="spellEnd"/>
+      <w:r>
+        <w:rPr>
+          <w:lang w:val="en-GB"/>
+        </w:rPr>
+        <w:t xml:space="preserve"> </w:t>
+      </w:r>
+      <w:proofErr w:type="spellStart"/>
+      <w:r>
+        <w:rPr>
+          <w:lang w:val="en-GB"/>
+        </w:rPr>
+        <w:t>što</w:t>
+      </w:r>
+      <w:proofErr w:type="spellEnd"/>
+      <w:r>
+        <w:rPr>
+          <w:lang w:val="en-GB"/>
+        </w:rPr>
+        <w:t xml:space="preserve"> se </w:t>
+      </w:r>
+      <w:proofErr w:type="spellStart"/>
+      <w:r>
+        <w:rPr>
+          <w:lang w:val="en-GB"/>
+        </w:rPr>
+        <w:t>svakom</w:t>
+      </w:r>
+      <w:proofErr w:type="spellEnd"/>
+      <w:r>
+        <w:rPr>
+          <w:lang w:val="en-GB"/>
+        </w:rPr>
+        <w:t xml:space="preserve"> </w:t>
+      </w:r>
+      <w:proofErr w:type="spellStart"/>
+      <w:r>
+        <w:rPr>
+          <w:lang w:val="en-GB"/>
+        </w:rPr>
+        <w:t>serveru</w:t>
+      </w:r>
+      <w:proofErr w:type="spellEnd"/>
+      <w:r>
+        <w:rPr>
+          <w:lang w:val="en-GB"/>
+        </w:rPr>
+        <w:t xml:space="preserve"> </w:t>
+      </w:r>
+      <w:proofErr w:type="spellStart"/>
+      <w:r>
+        <w:rPr>
+          <w:lang w:val="en-GB"/>
+        </w:rPr>
+        <w:t>dodeljuje</w:t>
+      </w:r>
+      <w:proofErr w:type="spellEnd"/>
+      <w:r>
+        <w:rPr>
+          <w:lang w:val="en-GB"/>
+        </w:rPr>
+        <w:t xml:space="preserve"> </w:t>
+      </w:r>
+      <w:proofErr w:type="spellStart"/>
+      <w:r>
+        <w:rPr>
+          <w:lang w:val="en-GB"/>
+        </w:rPr>
+        <w:t>određena</w:t>
+      </w:r>
+      <w:proofErr w:type="spellEnd"/>
+      <w:r>
+        <w:rPr>
+          <w:lang w:val="en-GB"/>
+        </w:rPr>
+        <w:t xml:space="preserve"> </w:t>
+      </w:r>
+      <w:proofErr w:type="spellStart"/>
+      <w:r>
+        <w:rPr>
+          <w:lang w:val="en-GB"/>
+        </w:rPr>
+        <w:t>težina</w:t>
+      </w:r>
+      <w:proofErr w:type="spellEnd"/>
+      <w:r>
+        <w:rPr>
+          <w:lang w:val="en-GB"/>
+        </w:rPr>
+        <w:t xml:space="preserve"> (weight), </w:t>
+      </w:r>
+      <w:proofErr w:type="spellStart"/>
+      <w:r>
+        <w:rPr>
+          <w:lang w:val="en-GB"/>
+        </w:rPr>
+        <w:t>koja</w:t>
+      </w:r>
+      <w:proofErr w:type="spellEnd"/>
+      <w:r>
+        <w:rPr>
+          <w:lang w:val="en-GB"/>
+        </w:rPr>
+        <w:t xml:space="preserve"> </w:t>
+      </w:r>
+      <w:proofErr w:type="spellStart"/>
+      <w:r>
+        <w:rPr>
+          <w:lang w:val="en-GB"/>
+        </w:rPr>
+        <w:t>predstavlja</w:t>
+      </w:r>
+      <w:proofErr w:type="spellEnd"/>
+      <w:r>
+        <w:rPr>
+          <w:lang w:val="en-GB"/>
+        </w:rPr>
+        <w:t xml:space="preserve"> </w:t>
+      </w:r>
+      <w:proofErr w:type="spellStart"/>
+      <w:r>
+        <w:rPr>
+          <w:lang w:val="en-GB"/>
+        </w:rPr>
+        <w:t>njegovu</w:t>
+      </w:r>
+      <w:proofErr w:type="spellEnd"/>
+      <w:r>
+        <w:rPr>
+          <w:lang w:val="en-GB"/>
+        </w:rPr>
+        <w:t xml:space="preserve"> </w:t>
+      </w:r>
+      <w:proofErr w:type="spellStart"/>
+      <w:r>
+        <w:rPr>
+          <w:lang w:val="en-GB"/>
+        </w:rPr>
+        <w:t>sposobnost</w:t>
+      </w:r>
+      <w:proofErr w:type="spellEnd"/>
+      <w:r>
+        <w:rPr>
+          <w:lang w:val="en-GB"/>
+        </w:rPr>
+        <w:t xml:space="preserve"> da </w:t>
+      </w:r>
+      <w:proofErr w:type="spellStart"/>
+      <w:r>
+        <w:rPr>
+          <w:lang w:val="en-GB"/>
+        </w:rPr>
+        <w:t>obradi</w:t>
+      </w:r>
+      <w:proofErr w:type="spellEnd"/>
+      <w:r>
+        <w:rPr>
+          <w:lang w:val="en-GB"/>
+        </w:rPr>
+        <w:t xml:space="preserve"> </w:t>
+      </w:r>
+      <w:proofErr w:type="spellStart"/>
+      <w:r>
+        <w:rPr>
+          <w:lang w:val="en-GB"/>
+        </w:rPr>
+        <w:t>zahteve</w:t>
+      </w:r>
+      <w:proofErr w:type="spellEnd"/>
+      <w:r>
+        <w:rPr>
+          <w:lang w:val="en-GB"/>
+        </w:rPr>
+        <w:t xml:space="preserve"> u </w:t>
+      </w:r>
+      <w:proofErr w:type="spellStart"/>
+      <w:r>
+        <w:rPr>
+          <w:lang w:val="en-GB"/>
+        </w:rPr>
+        <w:t>odnosu</w:t>
+      </w:r>
+      <w:proofErr w:type="spellEnd"/>
+      <w:r>
+        <w:rPr>
+          <w:lang w:val="en-GB"/>
+        </w:rPr>
+        <w:t xml:space="preserve"> </w:t>
+      </w:r>
+      <w:proofErr w:type="spellStart"/>
+      <w:r>
+        <w:rPr>
+          <w:lang w:val="en-GB"/>
+        </w:rPr>
+        <w:t>na</w:t>
+      </w:r>
+      <w:proofErr w:type="spellEnd"/>
+      <w:r>
+        <w:rPr>
+          <w:lang w:val="en-GB"/>
+        </w:rPr>
+        <w:t xml:space="preserve"> </w:t>
+      </w:r>
+      <w:proofErr w:type="spellStart"/>
+      <w:r>
+        <w:rPr>
+          <w:lang w:val="en-GB"/>
+        </w:rPr>
+        <w:t>druge</w:t>
+      </w:r>
+      <w:proofErr w:type="spellEnd"/>
+      <w:r>
+        <w:rPr>
+          <w:lang w:val="en-GB"/>
+        </w:rPr>
+        <w:t xml:space="preserve"> </w:t>
+      </w:r>
+      <w:proofErr w:type="spellStart"/>
+      <w:r>
+        <w:rPr>
+          <w:lang w:val="en-GB"/>
+        </w:rPr>
+        <w:t>servere</w:t>
+      </w:r>
+      <w:proofErr w:type="spellEnd"/>
+      <w:r>
+        <w:rPr>
+          <w:lang w:val="en-GB"/>
+        </w:rPr>
+        <w:t xml:space="preserve">. </w:t>
+      </w:r>
+      <w:proofErr w:type="spellStart"/>
+      <w:r>
+        <w:rPr>
+          <w:lang w:val="en-GB"/>
+        </w:rPr>
+        <w:t>Serveri</w:t>
+      </w:r>
+      <w:proofErr w:type="spellEnd"/>
+      <w:r>
+        <w:rPr>
+          <w:lang w:val="en-GB"/>
+        </w:rPr>
+        <w:t xml:space="preserve"> </w:t>
+      </w:r>
+      <w:proofErr w:type="spellStart"/>
+      <w:r>
+        <w:rPr>
+          <w:lang w:val="en-GB"/>
+        </w:rPr>
+        <w:t>sa</w:t>
+      </w:r>
+      <w:proofErr w:type="spellEnd"/>
+      <w:r>
+        <w:rPr>
+          <w:lang w:val="en-GB"/>
+        </w:rPr>
+        <w:t xml:space="preserve"> </w:t>
+      </w:r>
+      <w:proofErr w:type="spellStart"/>
+      <w:r>
+        <w:rPr>
+          <w:lang w:val="en-GB"/>
+        </w:rPr>
+        <w:t>većim</w:t>
+      </w:r>
+      <w:proofErr w:type="spellEnd"/>
+      <w:r>
+        <w:rPr>
+          <w:lang w:val="en-GB"/>
+        </w:rPr>
+        <w:t xml:space="preserve"> </w:t>
+      </w:r>
+      <w:proofErr w:type="spellStart"/>
+      <w:r>
+        <w:rPr>
+          <w:lang w:val="en-GB"/>
+        </w:rPr>
+        <w:t>kapacitetom</w:t>
+      </w:r>
+      <w:proofErr w:type="spellEnd"/>
+      <w:r>
+        <w:rPr>
+          <w:lang w:val="en-GB"/>
+        </w:rPr>
+        <w:t xml:space="preserve"> </w:t>
+      </w:r>
+      <w:proofErr w:type="spellStart"/>
+      <w:r>
+        <w:rPr>
+          <w:lang w:val="en-GB"/>
+        </w:rPr>
+        <w:t>dobijaju</w:t>
+      </w:r>
+      <w:proofErr w:type="spellEnd"/>
+      <w:r>
+        <w:rPr>
+          <w:lang w:val="en-GB"/>
+        </w:rPr>
+        <w:t xml:space="preserve"> </w:t>
+      </w:r>
+      <w:proofErr w:type="spellStart"/>
+      <w:r>
+        <w:rPr>
+          <w:lang w:val="en-GB"/>
+        </w:rPr>
+        <w:t>veći</w:t>
+      </w:r>
+      <w:proofErr w:type="spellEnd"/>
+      <w:r>
+        <w:rPr>
+          <w:lang w:val="en-GB"/>
+        </w:rPr>
+        <w:t xml:space="preserve"> </w:t>
+      </w:r>
+      <w:proofErr w:type="spellStart"/>
+      <w:r>
+        <w:rPr>
+          <w:lang w:val="en-GB"/>
+        </w:rPr>
+        <w:t>broj</w:t>
+      </w:r>
+      <w:proofErr w:type="spellEnd"/>
+      <w:r>
+        <w:rPr>
+          <w:lang w:val="en-GB"/>
+        </w:rPr>
+        <w:t xml:space="preserve"> </w:t>
+      </w:r>
+      <w:proofErr w:type="spellStart"/>
+      <w:r>
+        <w:rPr>
+          <w:lang w:val="en-GB"/>
+        </w:rPr>
+        <w:t>zahteva</w:t>
+      </w:r>
+      <w:proofErr w:type="spellEnd"/>
+      <w:r>
+        <w:rPr>
+          <w:lang w:val="en-GB"/>
+        </w:rPr>
+        <w:t xml:space="preserve">. </w:t>
+      </w:r>
+      <w:proofErr w:type="spellStart"/>
+      <w:r>
+        <w:rPr>
+          <w:lang w:val="en-GB"/>
+        </w:rPr>
+        <w:t>Ovaj</w:t>
+      </w:r>
+      <w:proofErr w:type="spellEnd"/>
+      <w:r>
+        <w:rPr>
+          <w:lang w:val="en-GB"/>
+        </w:rPr>
+        <w:t xml:space="preserve"> </w:t>
+      </w:r>
+      <w:proofErr w:type="spellStart"/>
+      <w:r>
+        <w:rPr>
+          <w:lang w:val="en-GB"/>
+        </w:rPr>
+        <w:t>pristup</w:t>
+      </w:r>
+      <w:proofErr w:type="spellEnd"/>
+      <w:r>
+        <w:rPr>
+          <w:lang w:val="en-GB"/>
+        </w:rPr>
+        <w:t xml:space="preserve"> se </w:t>
+      </w:r>
+      <w:proofErr w:type="spellStart"/>
+      <w:r>
+        <w:rPr>
+          <w:lang w:val="en-GB"/>
+        </w:rPr>
+        <w:t>koristi</w:t>
+      </w:r>
+      <w:proofErr w:type="spellEnd"/>
+      <w:r>
+        <w:rPr>
+          <w:lang w:val="en-GB"/>
+        </w:rPr>
+        <w:t xml:space="preserve"> </w:t>
+      </w:r>
+      <w:proofErr w:type="spellStart"/>
+      <w:r>
+        <w:rPr>
+          <w:lang w:val="en-GB"/>
+        </w:rPr>
+        <w:t>kada</w:t>
+      </w:r>
+      <w:proofErr w:type="spellEnd"/>
+      <w:r>
+        <w:rPr>
+          <w:lang w:val="en-GB"/>
+        </w:rPr>
+        <w:t xml:space="preserve"> </w:t>
+      </w:r>
+      <w:proofErr w:type="spellStart"/>
+      <w:r>
+        <w:rPr>
+          <w:lang w:val="en-GB"/>
+        </w:rPr>
+        <w:t>svi</w:t>
+      </w:r>
+      <w:proofErr w:type="spellEnd"/>
+      <w:r>
+        <w:rPr>
+          <w:lang w:val="en-GB"/>
+        </w:rPr>
+        <w:t xml:space="preserve"> </w:t>
+      </w:r>
+      <w:proofErr w:type="spellStart"/>
+      <w:r>
+        <w:rPr>
+          <w:lang w:val="en-GB"/>
+        </w:rPr>
+        <w:t>serveri</w:t>
+      </w:r>
+      <w:proofErr w:type="spellEnd"/>
+      <w:r>
+        <w:rPr>
+          <w:lang w:val="en-GB"/>
+        </w:rPr>
+        <w:t xml:space="preserve"> </w:t>
+      </w:r>
+      <w:proofErr w:type="spellStart"/>
+      <w:r>
+        <w:rPr>
+          <w:lang w:val="en-GB"/>
+        </w:rPr>
+        <w:t>nemaju</w:t>
+      </w:r>
+      <w:proofErr w:type="spellEnd"/>
+      <w:r>
+        <w:rPr>
+          <w:lang w:val="en-GB"/>
+        </w:rPr>
+        <w:t xml:space="preserve"> </w:t>
+      </w:r>
+      <w:proofErr w:type="spellStart"/>
+      <w:r>
+        <w:rPr>
+          <w:lang w:val="en-GB"/>
+        </w:rPr>
+        <w:t>iste</w:t>
+      </w:r>
+      <w:proofErr w:type="spellEnd"/>
+      <w:r>
+        <w:rPr>
+          <w:lang w:val="en-GB"/>
+        </w:rPr>
+        <w:t xml:space="preserve"> </w:t>
+      </w:r>
+      <w:proofErr w:type="spellStart"/>
+      <w:r>
+        <w:rPr>
+          <w:lang w:val="en-GB"/>
+        </w:rPr>
+        <w:t>performanse</w:t>
+      </w:r>
+      <w:proofErr w:type="spellEnd"/>
+      <w:r>
+        <w:rPr>
+          <w:lang w:val="en-GB"/>
+        </w:rPr>
+        <w:t xml:space="preserve">, pa je </w:t>
+      </w:r>
+      <w:proofErr w:type="spellStart"/>
+      <w:r>
+        <w:rPr>
+          <w:lang w:val="en-GB"/>
+        </w:rPr>
+        <w:t>potrebno</w:t>
+      </w:r>
+      <w:proofErr w:type="spellEnd"/>
+      <w:r>
+        <w:rPr>
+          <w:lang w:val="en-GB"/>
+        </w:rPr>
+        <w:t xml:space="preserve"> </w:t>
+      </w:r>
+      <w:proofErr w:type="spellStart"/>
+      <w:r>
+        <w:rPr>
+          <w:lang w:val="en-GB"/>
+        </w:rPr>
+        <w:t>prilagoditi</w:t>
+      </w:r>
+      <w:proofErr w:type="spellEnd"/>
+      <w:r>
+        <w:rPr>
+          <w:lang w:val="en-GB"/>
+        </w:rPr>
+        <w:t xml:space="preserve"> </w:t>
+      </w:r>
+      <w:proofErr w:type="spellStart"/>
+      <w:r>
+        <w:rPr>
+          <w:lang w:val="en-GB"/>
+        </w:rPr>
+        <w:t>raspodelu</w:t>
+      </w:r>
+      <w:proofErr w:type="spellEnd"/>
+      <w:r>
+        <w:rPr>
+          <w:lang w:val="en-GB"/>
+        </w:rPr>
+        <w:t xml:space="preserve"> </w:t>
+      </w:r>
+      <w:proofErr w:type="spellStart"/>
+      <w:r>
+        <w:rPr>
+          <w:lang w:val="en-GB"/>
+        </w:rPr>
+        <w:t>opterećenja</w:t>
+      </w:r>
+      <w:proofErr w:type="spellEnd"/>
+      <w:r>
+        <w:rPr>
+          <w:lang w:val="en-GB"/>
+        </w:rPr>
+        <w:t xml:space="preserve"> </w:t>
+      </w:r>
+      <w:proofErr w:type="spellStart"/>
+      <w:r>
+        <w:rPr>
+          <w:lang w:val="en-GB"/>
+        </w:rPr>
+        <w:t>njihovim</w:t>
+      </w:r>
+      <w:proofErr w:type="spellEnd"/>
+      <w:r>
+        <w:rPr>
+          <w:lang w:val="en-GB"/>
+        </w:rPr>
+        <w:t xml:space="preserve"> </w:t>
+      </w:r>
+      <w:proofErr w:type="spellStart"/>
+      <w:r>
+        <w:rPr>
+          <w:lang w:val="en-GB"/>
+        </w:rPr>
+        <w:t>mogućnostima</w:t>
+      </w:r>
+      <w:proofErr w:type="spellEnd"/>
+      <w:r>
+        <w:rPr>
+          <w:lang w:val="en-GB"/>
+        </w:rPr>
+        <w:t>.</w:t>
+      </w:r>
+    </w:p>
+    <w:p>
+      <w:pPr>
+        <w:ind w:firstLine="0"/>
+        <w:rPr>
+          <w:lang w:val="en-GB"/>
+        </w:rPr>
+      </w:pPr>
+    </w:p>
+    <w:p>
+      <w:pPr>
+        <w:ind w:firstLine="0"/>
+        <w:rPr>
+          <w:lang w:val="en-GB"/>
+        </w:rPr>
+      </w:pPr>
+      <w:r>
+        <w:rPr>
+          <w:lang w:val="en-GB"/>
+        </w:rPr>
+        <w:t xml:space="preserve">Least connection </w:t>
+      </w:r>
+      <w:proofErr w:type="spellStart"/>
+      <w:r>
+        <w:rPr>
+          <w:lang w:val="en-GB"/>
+        </w:rPr>
+        <w:t>algoritam</w:t>
+      </w:r>
+      <w:proofErr w:type="spellEnd"/>
+      <w:r>
+        <w:rPr>
+          <w:lang w:val="en-GB"/>
+        </w:rPr>
+        <w:t xml:space="preserve"> </w:t>
+      </w:r>
+      <w:proofErr w:type="spellStart"/>
+      <w:r>
+        <w:rPr>
+          <w:lang w:val="en-GB"/>
+        </w:rPr>
+        <w:t>bira</w:t>
+      </w:r>
+      <w:proofErr w:type="spellEnd"/>
+      <w:r>
+        <w:rPr>
+          <w:lang w:val="en-GB"/>
+        </w:rPr>
+        <w:t xml:space="preserve"> server koji u </w:t>
+      </w:r>
+      <w:proofErr w:type="spellStart"/>
+      <w:r>
+        <w:rPr>
+          <w:lang w:val="en-GB"/>
+        </w:rPr>
+        <w:t>datom</w:t>
+      </w:r>
+      <w:proofErr w:type="spellEnd"/>
+      <w:r>
+        <w:rPr>
+          <w:lang w:val="en-GB"/>
+        </w:rPr>
+        <w:t xml:space="preserve"> </w:t>
+      </w:r>
+      <w:proofErr w:type="spellStart"/>
+      <w:r>
+        <w:rPr>
+          <w:lang w:val="en-GB"/>
+        </w:rPr>
+        <w:t>trenutku</w:t>
+      </w:r>
+      <w:proofErr w:type="spellEnd"/>
+      <w:r>
+        <w:rPr>
+          <w:lang w:val="en-GB"/>
+        </w:rPr>
+        <w:t xml:space="preserve"> </w:t>
+      </w:r>
+      <w:proofErr w:type="spellStart"/>
+      <w:r>
+        <w:rPr>
+          <w:lang w:val="en-GB"/>
+        </w:rPr>
+        <w:t>ima</w:t>
+      </w:r>
+      <w:proofErr w:type="spellEnd"/>
+      <w:r>
+        <w:rPr>
+          <w:lang w:val="en-GB"/>
+        </w:rPr>
+        <w:t xml:space="preserve"> </w:t>
+      </w:r>
+      <w:proofErr w:type="spellStart"/>
+      <w:r>
+        <w:rPr>
+          <w:lang w:val="en-GB"/>
+        </w:rPr>
+        <w:t>najmanji</w:t>
+      </w:r>
+      <w:proofErr w:type="spellEnd"/>
+      <w:r>
+        <w:rPr>
+          <w:lang w:val="en-GB"/>
+        </w:rPr>
+        <w:t xml:space="preserve"> </w:t>
+      </w:r>
+      <w:proofErr w:type="spellStart"/>
+      <w:r>
+        <w:rPr>
+          <w:lang w:val="en-GB"/>
+        </w:rPr>
+        <w:t>broj</w:t>
+      </w:r>
+      <w:proofErr w:type="spellEnd"/>
+      <w:r>
+        <w:rPr>
+          <w:lang w:val="en-GB"/>
+        </w:rPr>
+        <w:t xml:space="preserve"> </w:t>
+      </w:r>
+      <w:proofErr w:type="spellStart"/>
+      <w:r>
+        <w:rPr>
+          <w:lang w:val="en-GB"/>
+        </w:rPr>
+        <w:t>aktivnih</w:t>
+      </w:r>
+      <w:proofErr w:type="spellEnd"/>
+      <w:r>
+        <w:rPr>
+          <w:lang w:val="en-GB"/>
+        </w:rPr>
+        <w:t xml:space="preserve"> </w:t>
+      </w:r>
+      <w:proofErr w:type="spellStart"/>
+      <w:r>
+        <w:rPr>
+          <w:lang w:val="en-GB"/>
+        </w:rPr>
+        <w:t>konekcija</w:t>
+      </w:r>
+      <w:proofErr w:type="spellEnd"/>
+      <w:r>
+        <w:rPr>
+          <w:lang w:val="en-GB"/>
+        </w:rPr>
+        <w:t xml:space="preserve">. </w:t>
+      </w:r>
+      <w:proofErr w:type="spellStart"/>
+      <w:r>
+        <w:rPr>
+          <w:lang w:val="en-GB"/>
+        </w:rPr>
+        <w:t>Ovaj</w:t>
+      </w:r>
+      <w:proofErr w:type="spellEnd"/>
+      <w:r>
+        <w:rPr>
+          <w:lang w:val="en-GB"/>
+        </w:rPr>
+        <w:t xml:space="preserve"> </w:t>
+      </w:r>
+      <w:proofErr w:type="spellStart"/>
+      <w:r>
+        <w:rPr>
+          <w:lang w:val="en-GB"/>
+        </w:rPr>
+        <w:t>pristup</w:t>
+      </w:r>
+      <w:proofErr w:type="spellEnd"/>
+      <w:r>
+        <w:rPr>
+          <w:lang w:val="en-GB"/>
+        </w:rPr>
+        <w:t xml:space="preserve"> je </w:t>
+      </w:r>
+      <w:proofErr w:type="spellStart"/>
+      <w:r>
+        <w:rPr>
+          <w:lang w:val="en-GB"/>
+        </w:rPr>
+        <w:t>posebno</w:t>
+      </w:r>
+      <w:proofErr w:type="spellEnd"/>
+      <w:r>
+        <w:rPr>
+          <w:lang w:val="en-GB"/>
+        </w:rPr>
+        <w:t xml:space="preserve"> </w:t>
+      </w:r>
+      <w:proofErr w:type="spellStart"/>
+      <w:r>
+        <w:rPr>
+          <w:lang w:val="en-GB"/>
+        </w:rPr>
+        <w:t>efikasan</w:t>
+      </w:r>
+      <w:proofErr w:type="spellEnd"/>
+      <w:r>
+        <w:rPr>
+          <w:lang w:val="en-GB"/>
+        </w:rPr>
+        <w:t xml:space="preserve"> </w:t>
+      </w:r>
+      <w:proofErr w:type="spellStart"/>
+      <w:r>
+        <w:rPr>
+          <w:lang w:val="en-GB"/>
+        </w:rPr>
+        <w:t>kada</w:t>
+      </w:r>
+      <w:proofErr w:type="spellEnd"/>
+      <w:r>
+        <w:rPr>
+          <w:lang w:val="en-GB"/>
+        </w:rPr>
+        <w:t xml:space="preserve"> </w:t>
+      </w:r>
+      <w:proofErr w:type="spellStart"/>
+      <w:r>
+        <w:rPr>
+          <w:lang w:val="en-GB"/>
+        </w:rPr>
+        <w:t>su</w:t>
+      </w:r>
+      <w:proofErr w:type="spellEnd"/>
+      <w:r>
+        <w:rPr>
+          <w:lang w:val="en-GB"/>
+        </w:rPr>
+        <w:t xml:space="preserve"> </w:t>
+      </w:r>
+      <w:proofErr w:type="spellStart"/>
+      <w:r>
+        <w:rPr>
+          <w:lang w:val="en-GB"/>
+        </w:rPr>
+        <w:t>zahtevi</w:t>
+      </w:r>
+      <w:proofErr w:type="spellEnd"/>
+      <w:r>
+        <w:rPr>
+          <w:lang w:val="en-GB"/>
+        </w:rPr>
+        <w:t xml:space="preserve"> </w:t>
+      </w:r>
+      <w:proofErr w:type="spellStart"/>
+      <w:r>
+        <w:rPr>
+          <w:lang w:val="en-GB"/>
+        </w:rPr>
+        <w:t>slični</w:t>
+      </w:r>
+      <w:proofErr w:type="spellEnd"/>
+      <w:r>
+        <w:rPr>
+          <w:lang w:val="en-GB"/>
+        </w:rPr>
+        <w:t xml:space="preserve"> po </w:t>
+      </w:r>
+      <w:proofErr w:type="spellStart"/>
+      <w:r>
+        <w:rPr>
+          <w:lang w:val="en-GB"/>
+        </w:rPr>
+        <w:t>složenosti</w:t>
+      </w:r>
+      <w:proofErr w:type="spellEnd"/>
+      <w:r>
+        <w:rPr>
+          <w:lang w:val="en-GB"/>
+        </w:rPr>
+        <w:t xml:space="preserve">, </w:t>
+      </w:r>
+      <w:proofErr w:type="spellStart"/>
+      <w:r>
+        <w:rPr>
+          <w:lang w:val="en-GB"/>
+        </w:rPr>
+        <w:t>jer</w:t>
+      </w:r>
+      <w:proofErr w:type="spellEnd"/>
+      <w:r>
+        <w:rPr>
+          <w:lang w:val="en-GB"/>
+        </w:rPr>
+        <w:t xml:space="preserve"> </w:t>
+      </w:r>
+      <w:proofErr w:type="spellStart"/>
+      <w:r>
+        <w:rPr>
+          <w:lang w:val="en-GB"/>
+        </w:rPr>
+        <w:t>omogućava</w:t>
+      </w:r>
+      <w:proofErr w:type="spellEnd"/>
+      <w:r>
+        <w:rPr>
+          <w:lang w:val="en-GB"/>
+        </w:rPr>
+        <w:t xml:space="preserve"> da se </w:t>
+      </w:r>
+      <w:proofErr w:type="spellStart"/>
+      <w:r>
+        <w:rPr>
+          <w:lang w:val="en-GB"/>
+        </w:rPr>
+        <w:t>opterećenje</w:t>
+      </w:r>
+      <w:proofErr w:type="spellEnd"/>
+      <w:r>
+        <w:rPr>
+          <w:lang w:val="en-GB"/>
+        </w:rPr>
+        <w:t xml:space="preserve"> </w:t>
+      </w:r>
+      <w:proofErr w:type="spellStart"/>
+      <w:r>
+        <w:rPr>
+          <w:lang w:val="en-GB"/>
+        </w:rPr>
+        <w:t>dinamički</w:t>
+      </w:r>
+      <w:proofErr w:type="spellEnd"/>
+      <w:r>
+        <w:rPr>
+          <w:lang w:val="en-GB"/>
+        </w:rPr>
+        <w:t xml:space="preserve"> </w:t>
+      </w:r>
+      <w:proofErr w:type="spellStart"/>
+      <w:r>
+        <w:rPr>
+          <w:lang w:val="en-GB"/>
+        </w:rPr>
+        <w:t>raspoređuje</w:t>
+      </w:r>
+      <w:proofErr w:type="spellEnd"/>
+      <w:r>
+        <w:rPr>
+          <w:lang w:val="en-GB"/>
+        </w:rPr>
+        <w:t xml:space="preserve"> </w:t>
+      </w:r>
+      <w:proofErr w:type="spellStart"/>
+      <w:r>
+        <w:rPr>
+          <w:lang w:val="en-GB"/>
+        </w:rPr>
+        <w:t>na</w:t>
+      </w:r>
+      <w:proofErr w:type="spellEnd"/>
+      <w:r>
+        <w:rPr>
+          <w:lang w:val="en-GB"/>
+        </w:rPr>
+        <w:t xml:space="preserve"> </w:t>
+      </w:r>
+      <w:proofErr w:type="spellStart"/>
+      <w:r>
+        <w:rPr>
+          <w:lang w:val="en-GB"/>
+        </w:rPr>
+        <w:t>manje</w:t>
+      </w:r>
+      <w:proofErr w:type="spellEnd"/>
+      <w:r>
+        <w:rPr>
+          <w:lang w:val="en-GB"/>
+        </w:rPr>
+        <w:t xml:space="preserve"> </w:t>
+      </w:r>
+      <w:proofErr w:type="spellStart"/>
+      <w:r>
+        <w:rPr>
+          <w:lang w:val="en-GB"/>
+        </w:rPr>
+        <w:t>opterećene</w:t>
+      </w:r>
+      <w:proofErr w:type="spellEnd"/>
+      <w:r>
+        <w:rPr>
+          <w:lang w:val="en-GB"/>
+        </w:rPr>
+        <w:t xml:space="preserve"> </w:t>
+      </w:r>
+      <w:proofErr w:type="spellStart"/>
+      <w:r>
+        <w:rPr>
+          <w:lang w:val="en-GB"/>
+        </w:rPr>
+        <w:t>servere</w:t>
+      </w:r>
+      <w:proofErr w:type="spellEnd"/>
+      <w:r>
+        <w:rPr>
+          <w:lang w:val="en-GB"/>
+        </w:rPr>
+        <w:t xml:space="preserve">, </w:t>
+      </w:r>
+      <w:proofErr w:type="spellStart"/>
+      <w:r>
+        <w:rPr>
+          <w:lang w:val="en-GB"/>
+        </w:rPr>
+        <w:t>što</w:t>
+      </w:r>
+      <w:proofErr w:type="spellEnd"/>
+      <w:r>
+        <w:rPr>
+          <w:lang w:val="en-GB"/>
+        </w:rPr>
+        <w:t xml:space="preserve"> </w:t>
+      </w:r>
+      <w:proofErr w:type="spellStart"/>
+      <w:r>
+        <w:rPr>
+          <w:lang w:val="en-GB"/>
+        </w:rPr>
+        <w:t>poboljšava</w:t>
+      </w:r>
+      <w:proofErr w:type="spellEnd"/>
+      <w:r>
+        <w:rPr>
+          <w:lang w:val="en-GB"/>
+        </w:rPr>
+        <w:t xml:space="preserve"> </w:t>
+      </w:r>
+      <w:proofErr w:type="spellStart"/>
+      <w:r>
+        <w:rPr>
+          <w:lang w:val="en-GB"/>
+        </w:rPr>
+        <w:t>ukupne</w:t>
+      </w:r>
+      <w:proofErr w:type="spellEnd"/>
+      <w:r>
+        <w:rPr>
+          <w:lang w:val="en-GB"/>
+        </w:rPr>
+        <w:t xml:space="preserve"> </w:t>
+      </w:r>
+      <w:proofErr w:type="spellStart"/>
+      <w:r>
+        <w:rPr>
+          <w:lang w:val="en-GB"/>
+        </w:rPr>
+        <w:t>performanse</w:t>
+      </w:r>
+      <w:proofErr w:type="spellEnd"/>
+      <w:r>
+        <w:rPr>
+          <w:lang w:val="en-GB"/>
+        </w:rPr>
+        <w:t xml:space="preserve"> </w:t>
+      </w:r>
+      <w:proofErr w:type="spellStart"/>
+      <w:r>
+        <w:rPr>
+          <w:lang w:val="en-GB"/>
+        </w:rPr>
+        <w:t>sistema</w:t>
+      </w:r>
+      <w:proofErr w:type="spellEnd"/>
+      <w:r>
+        <w:rPr>
+          <w:lang w:val="en-GB"/>
+        </w:rPr>
+        <w:t>.</w:t>
+      </w:r>
+    </w:p>
+    <w:p>
+      <w:pPr>
+        <w:ind w:firstLine="0"/>
+        <w:rPr>
+          <w:lang w:val="en-GB"/>
+        </w:rPr>
+      </w:pPr>
+    </w:p>
+    <w:p>
+      <w:pPr>
+        <w:ind w:firstLine="0"/>
+        <w:rPr>
+          <w:lang w:val="en-GB"/>
+        </w:rPr>
+      </w:pPr>
+    </w:p>
+    <w:p>
+      <w:pPr>
+        <w:pStyle w:val="Heading1"/>
+        <w:ind w:firstLine="0"/>
+      </w:pPr>
+      <w:r>
+        <w:t>6</w:t>
+      </w:r>
+      <w:r>
+        <w:t xml:space="preserve">. </w:t>
+      </w:r>
+      <w:r>
+        <w:t xml:space="preserve">Pouzdanost sistema i tolerancija na greške </w:t>
+      </w:r>
+    </w:p>
+    <w:p>
+      <w:pPr>
+        <w:ind w:firstLine="0"/>
+      </w:pPr>
+    </w:p>
+    <w:p>
+      <w:pPr>
+        <w:ind w:firstLine="0"/>
+      </w:pPr>
+      <w:r>
+        <w:t xml:space="preserve">Pouzdanost predstavlja jednu od ključnih karakteristika savremenih softverskih sistema i odnosi se na sposobnost sistema da nastavi sa ispravnim radom čak i u situacijama kada dolazi do određenih problema ili nepredviđenih okolnosti. U tom kontekstu, posebno je značajan koncept otpornosti na greške (fault tolerance), koji podrazumeva sposobnost sistema da nastavi da pruža očekivanu uslugu korisnicima uprokos pojavi grešaka u pojedinim njegovim komponentama. </w:t>
+      </w:r>
+    </w:p>
+    <w:p>
+      <w:pPr>
+        <w:ind w:firstLine="0"/>
+      </w:pPr>
+      <w:r>
+        <w:t xml:space="preserve"> </w:t>
+      </w:r>
+      <w:r>
+        <w:t xml:space="preserve"> </w:t>
+      </w:r>
+    </w:p>
+    <w:p>
+      <w:pPr>
+        <w:ind w:firstLine="0"/>
+        <w:rPr>
+          <w:lang w:val="en-GB"/>
+        </w:rPr>
+      </w:pPr>
+      <w:proofErr w:type="spellStart"/>
+      <w:r>
+        <w:rPr>
+          <w:lang w:val="en-GB"/>
+        </w:rPr>
+        <w:t>Greške</w:t>
+      </w:r>
+      <w:proofErr w:type="spellEnd"/>
+      <w:r>
+        <w:rPr>
+          <w:lang w:val="en-GB"/>
+        </w:rPr>
+        <w:t xml:space="preserve"> se </w:t>
+      </w:r>
+      <w:proofErr w:type="spellStart"/>
+      <w:r>
+        <w:rPr>
+          <w:lang w:val="en-GB"/>
+        </w:rPr>
+        <w:t>javljaju</w:t>
+      </w:r>
+      <w:proofErr w:type="spellEnd"/>
+      <w:r>
+        <w:rPr>
+          <w:lang w:val="en-GB"/>
+        </w:rPr>
+        <w:t xml:space="preserve"> </w:t>
+      </w:r>
+      <w:proofErr w:type="spellStart"/>
+      <w:r>
+        <w:rPr>
+          <w:lang w:val="en-GB"/>
+        </w:rPr>
+        <w:t>na</w:t>
+      </w:r>
+      <w:proofErr w:type="spellEnd"/>
+      <w:r>
+        <w:rPr>
+          <w:lang w:val="en-GB"/>
+        </w:rPr>
+        <w:t xml:space="preserve"> </w:t>
+      </w:r>
+      <w:proofErr w:type="spellStart"/>
+      <w:r>
+        <w:rPr>
+          <w:lang w:val="en-GB"/>
+        </w:rPr>
+        <w:t>nivou</w:t>
+      </w:r>
+      <w:proofErr w:type="spellEnd"/>
+      <w:r>
+        <w:rPr>
+          <w:lang w:val="en-GB"/>
+        </w:rPr>
+        <w:t xml:space="preserve"> </w:t>
+      </w:r>
+      <w:proofErr w:type="spellStart"/>
+      <w:r>
+        <w:rPr>
+          <w:lang w:val="en-GB"/>
+        </w:rPr>
+        <w:t>pojedinačnih</w:t>
+      </w:r>
+      <w:proofErr w:type="spellEnd"/>
+      <w:r>
+        <w:rPr>
+          <w:lang w:val="en-GB"/>
+        </w:rPr>
+        <w:t xml:space="preserve"> </w:t>
+      </w:r>
+      <w:proofErr w:type="spellStart"/>
+      <w:r>
+        <w:rPr>
+          <w:lang w:val="en-GB"/>
+        </w:rPr>
+        <w:t>komponenti</w:t>
+      </w:r>
+      <w:proofErr w:type="spellEnd"/>
+      <w:r>
+        <w:rPr>
+          <w:lang w:val="en-GB"/>
+        </w:rPr>
+        <w:t xml:space="preserve"> Sistema, </w:t>
+      </w:r>
+      <w:proofErr w:type="spellStart"/>
+      <w:r>
+        <w:rPr>
+          <w:lang w:val="en-GB"/>
+        </w:rPr>
+        <w:t>kao</w:t>
+      </w:r>
+      <w:proofErr w:type="spellEnd"/>
+      <w:r>
+        <w:rPr>
+          <w:lang w:val="en-GB"/>
+        </w:rPr>
+        <w:t xml:space="preserve"> </w:t>
+      </w:r>
+      <w:proofErr w:type="spellStart"/>
+      <w:r>
+        <w:rPr>
+          <w:lang w:val="en-GB"/>
+        </w:rPr>
+        <w:t>što</w:t>
+      </w:r>
+      <w:proofErr w:type="spellEnd"/>
+      <w:r>
+        <w:rPr>
+          <w:lang w:val="en-GB"/>
+        </w:rPr>
+        <w:t xml:space="preserve"> </w:t>
+      </w:r>
+      <w:proofErr w:type="spellStart"/>
+      <w:r>
+        <w:rPr>
+          <w:lang w:val="en-GB"/>
+        </w:rPr>
+        <w:t>su</w:t>
+      </w:r>
+      <w:proofErr w:type="spellEnd"/>
+      <w:r>
+        <w:rPr>
+          <w:lang w:val="en-GB"/>
+        </w:rPr>
+        <w:t xml:space="preserve"> </w:t>
+      </w:r>
+      <w:proofErr w:type="spellStart"/>
+      <w:r>
+        <w:rPr>
+          <w:lang w:val="en-GB"/>
+        </w:rPr>
+        <w:t>otkazivanje</w:t>
+      </w:r>
+      <w:proofErr w:type="spellEnd"/>
+      <w:r>
+        <w:rPr>
+          <w:lang w:val="en-GB"/>
+        </w:rPr>
+        <w:t xml:space="preserve"> hard </w:t>
+      </w:r>
+      <w:proofErr w:type="spellStart"/>
+      <w:r>
+        <w:rPr>
+          <w:lang w:val="en-GB"/>
+        </w:rPr>
+        <w:t>diska</w:t>
+      </w:r>
+      <w:proofErr w:type="spellEnd"/>
+      <w:r>
+        <w:rPr>
+          <w:lang w:val="en-GB"/>
+        </w:rPr>
+        <w:t xml:space="preserve">, pad </w:t>
+      </w:r>
+      <w:proofErr w:type="spellStart"/>
+      <w:r>
+        <w:rPr>
+          <w:lang w:val="en-GB"/>
+        </w:rPr>
+        <w:t>servera</w:t>
+      </w:r>
+      <w:proofErr w:type="spellEnd"/>
+      <w:r>
+        <w:rPr>
+          <w:lang w:val="en-GB"/>
+        </w:rPr>
+        <w:t xml:space="preserve">… </w:t>
+      </w:r>
+      <w:proofErr w:type="spellStart"/>
+      <w:r>
+        <w:rPr>
+          <w:lang w:val="en-GB"/>
+        </w:rPr>
+        <w:t>Međutim</w:t>
+      </w:r>
+      <w:proofErr w:type="spellEnd"/>
+      <w:r>
+        <w:rPr>
+          <w:lang w:val="en-GB"/>
+        </w:rPr>
+        <w:t xml:space="preserve"> ne mora </w:t>
+      </w:r>
+      <w:proofErr w:type="spellStart"/>
+      <w:r>
+        <w:rPr>
+          <w:lang w:val="en-GB"/>
+        </w:rPr>
+        <w:t>svaka</w:t>
+      </w:r>
+      <w:proofErr w:type="spellEnd"/>
+      <w:r>
+        <w:rPr>
+          <w:lang w:val="en-GB"/>
+        </w:rPr>
+        <w:t xml:space="preserve"> </w:t>
+      </w:r>
+      <w:proofErr w:type="spellStart"/>
+      <w:r>
+        <w:rPr>
+          <w:lang w:val="en-GB"/>
+        </w:rPr>
+        <w:t>greška</w:t>
+      </w:r>
+      <w:proofErr w:type="spellEnd"/>
+      <w:r>
+        <w:rPr>
+          <w:lang w:val="en-GB"/>
+        </w:rPr>
+        <w:t xml:space="preserve"> </w:t>
+      </w:r>
+      <w:proofErr w:type="spellStart"/>
+      <w:r>
+        <w:rPr>
+          <w:lang w:val="en-GB"/>
+        </w:rPr>
+        <w:t>nužno</w:t>
+      </w:r>
+      <w:proofErr w:type="spellEnd"/>
+      <w:r>
+        <w:rPr>
+          <w:lang w:val="en-GB"/>
+        </w:rPr>
+        <w:t xml:space="preserve"> da </w:t>
+      </w:r>
+      <w:proofErr w:type="spellStart"/>
+      <w:r>
+        <w:rPr>
+          <w:lang w:val="en-GB"/>
+        </w:rPr>
+        <w:t>dovede</w:t>
+      </w:r>
+      <w:proofErr w:type="spellEnd"/>
+      <w:r>
+        <w:rPr>
+          <w:lang w:val="en-GB"/>
+        </w:rPr>
+        <w:t xml:space="preserve"> do </w:t>
+      </w:r>
+      <w:proofErr w:type="spellStart"/>
+      <w:r>
+        <w:rPr>
+          <w:lang w:val="en-GB"/>
+        </w:rPr>
+        <w:t>otkaza</w:t>
+      </w:r>
+      <w:proofErr w:type="spellEnd"/>
+      <w:r>
+        <w:rPr>
+          <w:lang w:val="en-GB"/>
+        </w:rPr>
+        <w:t xml:space="preserve"> </w:t>
+      </w:r>
+      <w:proofErr w:type="spellStart"/>
+      <w:r>
+        <w:rPr>
+          <w:lang w:val="en-GB"/>
+        </w:rPr>
+        <w:t>sistema</w:t>
+      </w:r>
+      <w:proofErr w:type="spellEnd"/>
+      <w:r>
+        <w:rPr>
+          <w:lang w:val="en-GB"/>
+        </w:rPr>
+        <w:t xml:space="preserve">. </w:t>
+      </w:r>
+      <w:proofErr w:type="spellStart"/>
+      <w:r>
+        <w:rPr>
+          <w:lang w:val="en-GB"/>
+        </w:rPr>
+        <w:t>Otkaz</w:t>
+      </w:r>
+      <w:proofErr w:type="spellEnd"/>
+      <w:r>
+        <w:rPr>
+          <w:lang w:val="en-GB"/>
+        </w:rPr>
+        <w:t xml:space="preserve"> </w:t>
+      </w:r>
+      <w:proofErr w:type="spellStart"/>
+      <w:r>
+        <w:rPr>
+          <w:lang w:val="en-GB"/>
+        </w:rPr>
+        <w:t>nastaje</w:t>
+      </w:r>
+      <w:proofErr w:type="spellEnd"/>
+      <w:r>
+        <w:rPr>
+          <w:lang w:val="en-GB"/>
+        </w:rPr>
+        <w:t xml:space="preserve"> </w:t>
+      </w:r>
+      <w:proofErr w:type="spellStart"/>
+      <w:r>
+        <w:rPr>
+          <w:lang w:val="en-GB"/>
+        </w:rPr>
+        <w:t>tek</w:t>
+      </w:r>
+      <w:proofErr w:type="spellEnd"/>
+      <w:r>
+        <w:rPr>
+          <w:lang w:val="en-GB"/>
+        </w:rPr>
+        <w:t xml:space="preserve"> </w:t>
+      </w:r>
+      <w:proofErr w:type="spellStart"/>
+      <w:r>
+        <w:rPr>
+          <w:lang w:val="en-GB"/>
+        </w:rPr>
+        <w:t>kada</w:t>
+      </w:r>
+      <w:proofErr w:type="spellEnd"/>
+      <w:r>
+        <w:rPr>
+          <w:lang w:val="en-GB"/>
+        </w:rPr>
+        <w:t xml:space="preserve"> </w:t>
+      </w:r>
+      <w:proofErr w:type="spellStart"/>
+      <w:r>
+        <w:rPr>
+          <w:lang w:val="en-GB"/>
+        </w:rPr>
+        <w:t>sistem</w:t>
+      </w:r>
+      <w:proofErr w:type="spellEnd"/>
+      <w:r>
+        <w:rPr>
+          <w:lang w:val="en-GB"/>
+        </w:rPr>
+        <w:t xml:space="preserve"> </w:t>
+      </w:r>
+      <w:proofErr w:type="spellStart"/>
+      <w:r>
+        <w:rPr>
+          <w:lang w:val="en-GB"/>
+        </w:rPr>
+        <w:t>kao</w:t>
+      </w:r>
+      <w:proofErr w:type="spellEnd"/>
+      <w:r>
+        <w:rPr>
+          <w:lang w:val="en-GB"/>
+        </w:rPr>
+        <w:t xml:space="preserve"> </w:t>
+      </w:r>
+      <w:proofErr w:type="spellStart"/>
+      <w:r>
+        <w:rPr>
+          <w:lang w:val="en-GB"/>
+        </w:rPr>
+        <w:t>celina</w:t>
+      </w:r>
+      <w:proofErr w:type="spellEnd"/>
+      <w:r>
+        <w:rPr>
+          <w:lang w:val="en-GB"/>
+        </w:rPr>
+        <w:t xml:space="preserve"> </w:t>
+      </w:r>
+      <w:proofErr w:type="spellStart"/>
+      <w:r>
+        <w:rPr>
+          <w:lang w:val="en-GB"/>
+        </w:rPr>
+        <w:t>prestane</w:t>
+      </w:r>
+      <w:proofErr w:type="spellEnd"/>
+      <w:r>
+        <w:rPr>
+          <w:lang w:val="en-GB"/>
+        </w:rPr>
+        <w:t xml:space="preserve"> da </w:t>
+      </w:r>
+      <w:proofErr w:type="spellStart"/>
+      <w:r>
+        <w:rPr>
+          <w:lang w:val="en-GB"/>
+        </w:rPr>
+        <w:t>isporučuje</w:t>
+      </w:r>
+      <w:proofErr w:type="spellEnd"/>
+      <w:r>
+        <w:rPr>
+          <w:lang w:val="en-GB"/>
+        </w:rPr>
+        <w:t xml:space="preserve"> </w:t>
+      </w:r>
+      <w:proofErr w:type="spellStart"/>
+      <w:r>
+        <w:rPr>
+          <w:lang w:val="en-GB"/>
+        </w:rPr>
+        <w:t>očekivanu</w:t>
+      </w:r>
+      <w:proofErr w:type="spellEnd"/>
+      <w:r>
+        <w:rPr>
+          <w:lang w:val="en-GB"/>
+        </w:rPr>
+        <w:t xml:space="preserve"> </w:t>
+      </w:r>
+      <w:proofErr w:type="spellStart"/>
+      <w:r>
+        <w:rPr>
+          <w:lang w:val="en-GB"/>
+        </w:rPr>
+        <w:t>funkcionalnost</w:t>
+      </w:r>
+      <w:proofErr w:type="spellEnd"/>
+      <w:r>
+        <w:rPr>
+          <w:lang w:val="en-GB"/>
+        </w:rPr>
+        <w:t xml:space="preserve"> </w:t>
+      </w:r>
+      <w:proofErr w:type="spellStart"/>
+      <w:r>
+        <w:rPr>
+          <w:lang w:val="en-GB"/>
+        </w:rPr>
+        <w:t>korisnicima</w:t>
+      </w:r>
+      <w:proofErr w:type="spellEnd"/>
+      <w:r>
+        <w:rPr>
+          <w:lang w:val="en-GB"/>
+        </w:rPr>
+        <w:t>.</w:t>
+      </w:r>
+    </w:p>
+    <w:p>
+      <w:pPr>
+        <w:ind w:firstLine="0"/>
+        <w:rPr>
+          <w:lang w:val="en-GB"/>
+        </w:rPr>
+      </w:pPr>
+    </w:p>
+    <w:p>
+      <w:pPr>
+        <w:ind w:firstLine="0"/>
+        <w:rPr>
+          <w:lang w:val="en-GB"/>
+        </w:rPr>
+      </w:pPr>
+      <w:proofErr w:type="spellStart"/>
+      <w:r>
+        <w:rPr>
+          <w:lang w:val="en-GB"/>
+        </w:rPr>
+        <w:t>Poseban</w:t>
+      </w:r>
+      <w:proofErr w:type="spellEnd"/>
+      <w:r>
+        <w:rPr>
+          <w:lang w:val="en-GB"/>
+        </w:rPr>
+        <w:t xml:space="preserve"> problem </w:t>
+      </w:r>
+      <w:proofErr w:type="spellStart"/>
+      <w:r>
+        <w:rPr>
+          <w:lang w:val="en-GB"/>
+        </w:rPr>
+        <w:t>predstavljaju</w:t>
+      </w:r>
+      <w:proofErr w:type="spellEnd"/>
+      <w:r>
+        <w:rPr>
+          <w:lang w:val="en-GB"/>
+        </w:rPr>
+        <w:t xml:space="preserve"> </w:t>
+      </w:r>
+      <w:proofErr w:type="spellStart"/>
+      <w:r>
+        <w:rPr>
+          <w:lang w:val="en-GB"/>
+        </w:rPr>
+        <w:t>takozvane</w:t>
+      </w:r>
+      <w:proofErr w:type="spellEnd"/>
+      <w:r>
+        <w:rPr>
+          <w:lang w:val="en-GB"/>
+        </w:rPr>
+        <w:t xml:space="preserve"> </w:t>
+      </w:r>
+      <w:proofErr w:type="spellStart"/>
+      <w:r>
+        <w:rPr>
+          <w:lang w:val="en-GB"/>
+        </w:rPr>
+        <w:t>izolovane</w:t>
+      </w:r>
+      <w:proofErr w:type="spellEnd"/>
+      <w:r>
+        <w:rPr>
+          <w:lang w:val="en-GB"/>
+        </w:rPr>
+        <w:t xml:space="preserve"> </w:t>
+      </w:r>
+      <w:proofErr w:type="spellStart"/>
+      <w:r>
+        <w:rPr>
+          <w:lang w:val="en-GB"/>
+        </w:rPr>
+        <w:t>tačke</w:t>
+      </w:r>
+      <w:proofErr w:type="spellEnd"/>
+      <w:r>
+        <w:rPr>
+          <w:lang w:val="en-GB"/>
+        </w:rPr>
+        <w:t xml:space="preserve"> </w:t>
+      </w:r>
+      <w:proofErr w:type="spellStart"/>
+      <w:r>
+        <w:rPr>
+          <w:lang w:val="en-GB"/>
+        </w:rPr>
+        <w:t>otkaza</w:t>
+      </w:r>
+      <w:proofErr w:type="spellEnd"/>
+      <w:r>
+        <w:rPr>
+          <w:lang w:val="en-GB"/>
+        </w:rPr>
+        <w:t xml:space="preserve"> (Single point of failure). To </w:t>
+      </w:r>
+      <w:proofErr w:type="spellStart"/>
+      <w:r>
+        <w:rPr>
+          <w:lang w:val="en-GB"/>
+        </w:rPr>
+        <w:t>su</w:t>
+      </w:r>
+      <w:proofErr w:type="spellEnd"/>
+      <w:r>
+        <w:rPr>
+          <w:lang w:val="en-GB"/>
+        </w:rPr>
+        <w:t xml:space="preserve"> </w:t>
+      </w:r>
+      <w:proofErr w:type="spellStart"/>
+      <w:r>
+        <w:rPr>
+          <w:lang w:val="en-GB"/>
+        </w:rPr>
+        <w:t>komponente</w:t>
+      </w:r>
+      <w:proofErr w:type="spellEnd"/>
+      <w:r>
+        <w:rPr>
+          <w:lang w:val="en-GB"/>
+        </w:rPr>
+        <w:t xml:space="preserve"> </w:t>
+      </w:r>
+      <w:proofErr w:type="spellStart"/>
+      <w:r>
+        <w:rPr>
+          <w:lang w:val="en-GB"/>
+        </w:rPr>
+        <w:t>čiji</w:t>
+      </w:r>
+      <w:proofErr w:type="spellEnd"/>
+      <w:r>
+        <w:rPr>
+          <w:lang w:val="en-GB"/>
+        </w:rPr>
+        <w:t xml:space="preserve"> </w:t>
+      </w:r>
+      <w:proofErr w:type="spellStart"/>
+      <w:r>
+        <w:rPr>
+          <w:lang w:val="en-GB"/>
+        </w:rPr>
+        <w:t>kvar</w:t>
+      </w:r>
+      <w:proofErr w:type="spellEnd"/>
+      <w:r>
+        <w:rPr>
+          <w:lang w:val="en-GB"/>
+        </w:rPr>
+        <w:t xml:space="preserve"> </w:t>
+      </w:r>
+      <w:proofErr w:type="spellStart"/>
+      <w:r>
+        <w:rPr>
+          <w:lang w:val="en-GB"/>
+        </w:rPr>
+        <w:t>direknto</w:t>
+      </w:r>
+      <w:proofErr w:type="spellEnd"/>
+      <w:r>
+        <w:rPr>
+          <w:lang w:val="en-GB"/>
+        </w:rPr>
+        <w:t xml:space="preserve"> </w:t>
+      </w:r>
+      <w:proofErr w:type="spellStart"/>
+      <w:r>
+        <w:rPr>
+          <w:lang w:val="en-GB"/>
+        </w:rPr>
+        <w:t>dovodi</w:t>
+      </w:r>
+      <w:proofErr w:type="spellEnd"/>
+      <w:r>
+        <w:rPr>
+          <w:lang w:val="en-GB"/>
+        </w:rPr>
+        <w:t xml:space="preserve"> do </w:t>
+      </w:r>
+      <w:proofErr w:type="spellStart"/>
+      <w:r>
+        <w:rPr>
+          <w:lang w:val="en-GB"/>
+        </w:rPr>
+        <w:t>prestanka</w:t>
+      </w:r>
+      <w:proofErr w:type="spellEnd"/>
+      <w:r>
+        <w:rPr>
+          <w:lang w:val="en-GB"/>
+        </w:rPr>
+        <w:t xml:space="preserve"> </w:t>
+      </w:r>
+      <w:proofErr w:type="spellStart"/>
+      <w:r>
+        <w:rPr>
+          <w:lang w:val="en-GB"/>
+        </w:rPr>
+        <w:t>rada</w:t>
+      </w:r>
+      <w:proofErr w:type="spellEnd"/>
+      <w:r>
+        <w:rPr>
+          <w:lang w:val="en-GB"/>
+        </w:rPr>
+        <w:t xml:space="preserve"> </w:t>
+      </w:r>
+      <w:proofErr w:type="spellStart"/>
+      <w:r>
+        <w:rPr>
+          <w:lang w:val="en-GB"/>
+        </w:rPr>
+        <w:t>celokupnog</w:t>
+      </w:r>
+      <w:proofErr w:type="spellEnd"/>
+      <w:r>
+        <w:rPr>
+          <w:lang w:val="en-GB"/>
+        </w:rPr>
+        <w:t xml:space="preserve"> </w:t>
+      </w:r>
+      <w:proofErr w:type="spellStart"/>
+      <w:r>
+        <w:rPr>
+          <w:lang w:val="en-GB"/>
+        </w:rPr>
+        <w:t>sistema</w:t>
+      </w:r>
+      <w:proofErr w:type="spellEnd"/>
+      <w:r>
+        <w:rPr>
+          <w:lang w:val="en-GB"/>
+        </w:rPr>
+        <w:t xml:space="preserve">. Na primer, </w:t>
+      </w:r>
+      <w:proofErr w:type="spellStart"/>
+      <w:r>
+        <w:rPr>
+          <w:lang w:val="en-GB"/>
+        </w:rPr>
+        <w:t>ukoliko</w:t>
+      </w:r>
+      <w:proofErr w:type="spellEnd"/>
+      <w:r>
+        <w:rPr>
+          <w:lang w:val="en-GB"/>
+        </w:rPr>
+        <w:t xml:space="preserve"> system </w:t>
+      </w:r>
+      <w:proofErr w:type="spellStart"/>
+      <w:r>
+        <w:rPr>
+          <w:lang w:val="en-GB"/>
+        </w:rPr>
+        <w:t>zavisi</w:t>
+      </w:r>
+      <w:proofErr w:type="spellEnd"/>
+      <w:r>
+        <w:rPr>
+          <w:lang w:val="en-GB"/>
+        </w:rPr>
+        <w:t xml:space="preserve"> od </w:t>
+      </w:r>
+      <w:proofErr w:type="spellStart"/>
+      <w:r>
+        <w:rPr>
+          <w:lang w:val="en-GB"/>
+        </w:rPr>
+        <w:t>jednog</w:t>
+      </w:r>
+      <w:proofErr w:type="spellEnd"/>
+      <w:r>
+        <w:rPr>
+          <w:lang w:val="en-GB"/>
+        </w:rPr>
+        <w:t xml:space="preserve"> </w:t>
+      </w:r>
+      <w:proofErr w:type="spellStart"/>
+      <w:r>
+        <w:rPr>
+          <w:lang w:val="en-GB"/>
+        </w:rPr>
+        <w:t>jedinog</w:t>
+      </w:r>
+      <w:proofErr w:type="spellEnd"/>
+      <w:r>
+        <w:rPr>
+          <w:lang w:val="en-GB"/>
+        </w:rPr>
+        <w:t xml:space="preserve"> </w:t>
+      </w:r>
+      <w:proofErr w:type="spellStart"/>
+      <w:r>
+        <w:rPr>
+          <w:lang w:val="en-GB"/>
+        </w:rPr>
+        <w:t>servera</w:t>
+      </w:r>
+      <w:proofErr w:type="spellEnd"/>
+      <w:r>
+        <w:rPr>
+          <w:lang w:val="en-GB"/>
+        </w:rPr>
+        <w:t xml:space="preserve"> </w:t>
+      </w:r>
+      <w:proofErr w:type="spellStart"/>
+      <w:r>
+        <w:rPr>
+          <w:lang w:val="en-GB"/>
+        </w:rPr>
+        <w:t>baze</w:t>
+      </w:r>
+      <w:proofErr w:type="spellEnd"/>
+      <w:r>
+        <w:rPr>
+          <w:lang w:val="en-GB"/>
+        </w:rPr>
+        <w:t xml:space="preserve"> </w:t>
+      </w:r>
+      <w:proofErr w:type="spellStart"/>
+      <w:r>
+        <w:rPr>
+          <w:lang w:val="en-GB"/>
+        </w:rPr>
+        <w:t>podataka</w:t>
+      </w:r>
+      <w:proofErr w:type="spellEnd"/>
+      <w:r>
+        <w:rPr>
+          <w:lang w:val="en-GB"/>
+        </w:rPr>
+        <w:t xml:space="preserve">, </w:t>
+      </w:r>
+      <w:proofErr w:type="spellStart"/>
+      <w:r>
+        <w:rPr>
+          <w:lang w:val="en-GB"/>
+        </w:rPr>
+        <w:t>njegov</w:t>
+      </w:r>
+      <w:proofErr w:type="spellEnd"/>
+      <w:r>
+        <w:rPr>
+          <w:lang w:val="en-GB"/>
+        </w:rPr>
+        <w:t xml:space="preserve"> pad </w:t>
+      </w:r>
+      <w:proofErr w:type="spellStart"/>
+      <w:r>
+        <w:rPr>
+          <w:lang w:val="en-GB"/>
+        </w:rPr>
+        <w:t>će</w:t>
+      </w:r>
+      <w:proofErr w:type="spellEnd"/>
+      <w:r>
+        <w:rPr>
+          <w:lang w:val="en-GB"/>
+        </w:rPr>
+        <w:t xml:space="preserve"> </w:t>
+      </w:r>
+      <w:proofErr w:type="spellStart"/>
+      <w:r>
+        <w:rPr>
+          <w:lang w:val="en-GB"/>
+        </w:rPr>
+        <w:t>uzrokovati</w:t>
+      </w:r>
+      <w:proofErr w:type="spellEnd"/>
+      <w:r>
+        <w:rPr>
+          <w:lang w:val="en-GB"/>
+        </w:rPr>
+        <w:t xml:space="preserve"> </w:t>
+      </w:r>
+      <w:proofErr w:type="spellStart"/>
+      <w:r>
+        <w:rPr>
+          <w:lang w:val="en-GB"/>
+        </w:rPr>
+        <w:t>nedostupnost</w:t>
+      </w:r>
+      <w:proofErr w:type="spellEnd"/>
+      <w:r>
+        <w:rPr>
+          <w:lang w:val="en-GB"/>
+        </w:rPr>
+        <w:t xml:space="preserve"> </w:t>
+      </w:r>
+      <w:proofErr w:type="spellStart"/>
+      <w:r>
+        <w:rPr>
+          <w:lang w:val="en-GB"/>
+        </w:rPr>
+        <w:t>celokupne</w:t>
+      </w:r>
+      <w:proofErr w:type="spellEnd"/>
+      <w:r>
+        <w:rPr>
+          <w:lang w:val="en-GB"/>
+        </w:rPr>
+        <w:t xml:space="preserve"> </w:t>
+      </w:r>
+      <w:proofErr w:type="spellStart"/>
+      <w:r>
+        <w:rPr>
+          <w:lang w:val="en-GB"/>
+        </w:rPr>
+        <w:t>aplikacije</w:t>
+      </w:r>
+      <w:proofErr w:type="spellEnd"/>
+      <w:r>
+        <w:rPr>
+          <w:lang w:val="en-GB"/>
+        </w:rPr>
+        <w:t>.</w:t>
+      </w:r>
+    </w:p>
+    <w:p>
+      <w:pPr>
+        <w:ind w:firstLine="0"/>
+        <w:rPr>
+          <w:lang w:val="en-GB"/>
+        </w:rPr>
+      </w:pPr>
+    </w:p>
+    <w:p>
+      <w:pPr>
+        <w:ind w:firstLine="0"/>
+        <w:rPr>
+          <w:lang w:val="en-GB"/>
+        </w:rPr>
+      </w:pPr>
+      <w:proofErr w:type="spellStart"/>
+      <w:r>
+        <w:rPr>
+          <w:lang w:val="en-GB"/>
+        </w:rPr>
+        <w:t>Pristup</w:t>
+      </w:r>
+      <w:proofErr w:type="spellEnd"/>
+      <w:r>
+        <w:rPr>
+          <w:lang w:val="en-GB"/>
+        </w:rPr>
+        <w:t xml:space="preserve"> </w:t>
+      </w:r>
+      <w:proofErr w:type="spellStart"/>
+      <w:r>
+        <w:rPr>
+          <w:lang w:val="en-GB"/>
+        </w:rPr>
+        <w:t>gde</w:t>
+      </w:r>
+      <w:proofErr w:type="spellEnd"/>
+      <w:r>
+        <w:rPr>
+          <w:lang w:val="en-GB"/>
+        </w:rPr>
+        <w:t xml:space="preserve"> se </w:t>
+      </w:r>
+      <w:proofErr w:type="spellStart"/>
+      <w:r>
+        <w:rPr>
+          <w:lang w:val="en-GB"/>
+        </w:rPr>
+        <w:t>namerno</w:t>
+      </w:r>
+      <w:proofErr w:type="spellEnd"/>
+      <w:r>
+        <w:rPr>
+          <w:lang w:val="en-GB"/>
+        </w:rPr>
+        <w:t xml:space="preserve"> </w:t>
+      </w:r>
+      <w:proofErr w:type="spellStart"/>
+      <w:r>
+        <w:rPr>
+          <w:lang w:val="en-GB"/>
+        </w:rPr>
+        <w:t>izazivaju</w:t>
+      </w:r>
+      <w:proofErr w:type="spellEnd"/>
+      <w:r>
+        <w:rPr>
+          <w:lang w:val="en-GB"/>
+        </w:rPr>
+        <w:t xml:space="preserve"> </w:t>
+      </w:r>
+      <w:proofErr w:type="spellStart"/>
+      <w:r>
+        <w:rPr>
+          <w:lang w:val="en-GB"/>
+        </w:rPr>
+        <w:t>greške</w:t>
+      </w:r>
+      <w:proofErr w:type="spellEnd"/>
+      <w:r>
+        <w:rPr>
+          <w:lang w:val="en-GB"/>
+        </w:rPr>
+        <w:t xml:space="preserve"> </w:t>
+      </w:r>
+      <w:proofErr w:type="spellStart"/>
+      <w:r>
+        <w:rPr>
+          <w:lang w:val="en-GB"/>
+        </w:rPr>
+        <w:t>kako</w:t>
+      </w:r>
+      <w:proofErr w:type="spellEnd"/>
+      <w:r>
+        <w:rPr>
+          <w:lang w:val="en-GB"/>
+        </w:rPr>
+        <w:t xml:space="preserve"> bi se </w:t>
+      </w:r>
+      <w:proofErr w:type="spellStart"/>
+      <w:r>
+        <w:rPr>
+          <w:lang w:val="en-GB"/>
+        </w:rPr>
+        <w:t>unapredila</w:t>
+      </w:r>
+      <w:proofErr w:type="spellEnd"/>
+      <w:r>
+        <w:rPr>
+          <w:lang w:val="en-GB"/>
+        </w:rPr>
+        <w:t xml:space="preserve"> </w:t>
+      </w:r>
+      <w:proofErr w:type="spellStart"/>
+      <w:r>
+        <w:rPr>
+          <w:lang w:val="en-GB"/>
+        </w:rPr>
+        <w:t>otpornost</w:t>
+      </w:r>
+      <w:proofErr w:type="spellEnd"/>
+      <w:r>
+        <w:rPr>
+          <w:lang w:val="en-GB"/>
+        </w:rPr>
+        <w:t xml:space="preserve"> </w:t>
+      </w:r>
+      <w:proofErr w:type="spellStart"/>
+      <w:r>
+        <w:rPr>
+          <w:lang w:val="en-GB"/>
+        </w:rPr>
+        <w:t>sistema</w:t>
+      </w:r>
+      <w:proofErr w:type="spellEnd"/>
+      <w:r>
+        <w:rPr>
+          <w:lang w:val="en-GB"/>
+        </w:rPr>
+        <w:t xml:space="preserve"> </w:t>
+      </w:r>
+      <w:proofErr w:type="spellStart"/>
+      <w:r>
+        <w:rPr>
+          <w:lang w:val="en-GB"/>
+        </w:rPr>
+        <w:t>naziva</w:t>
+      </w:r>
+      <w:proofErr w:type="spellEnd"/>
+      <w:r>
+        <w:rPr>
+          <w:lang w:val="en-GB"/>
+        </w:rPr>
+        <w:t xml:space="preserve"> se fault injection. Ova </w:t>
+      </w:r>
+      <w:proofErr w:type="spellStart"/>
+      <w:r>
+        <w:rPr>
+          <w:lang w:val="en-GB"/>
+        </w:rPr>
+        <w:t>tehnika</w:t>
+      </w:r>
+      <w:proofErr w:type="spellEnd"/>
+      <w:r>
+        <w:rPr>
+          <w:lang w:val="en-GB"/>
+        </w:rPr>
+        <w:t xml:space="preserve"> </w:t>
+      </w:r>
+      <w:proofErr w:type="spellStart"/>
+      <w:r>
+        <w:rPr>
+          <w:lang w:val="en-GB"/>
+        </w:rPr>
+        <w:t>podrazumeva</w:t>
+      </w:r>
+      <w:proofErr w:type="spellEnd"/>
+      <w:r>
+        <w:rPr>
+          <w:lang w:val="en-GB"/>
+        </w:rPr>
+        <w:t xml:space="preserve"> </w:t>
+      </w:r>
+      <w:proofErr w:type="spellStart"/>
+      <w:r>
+        <w:rPr>
+          <w:lang w:val="en-GB"/>
+        </w:rPr>
+        <w:t>simulaciju</w:t>
+      </w:r>
+      <w:proofErr w:type="spellEnd"/>
+      <w:r>
+        <w:rPr>
+          <w:lang w:val="en-GB"/>
+        </w:rPr>
+        <w:t xml:space="preserve"> </w:t>
+      </w:r>
+      <w:proofErr w:type="spellStart"/>
+      <w:r>
+        <w:rPr>
+          <w:lang w:val="en-GB"/>
+        </w:rPr>
+        <w:t>kvarova</w:t>
+      </w:r>
+      <w:proofErr w:type="spellEnd"/>
+      <w:r>
+        <w:rPr>
+          <w:lang w:val="en-GB"/>
+        </w:rPr>
+        <w:t xml:space="preserve"> u </w:t>
+      </w:r>
+      <w:proofErr w:type="spellStart"/>
+      <w:r>
+        <w:rPr>
+          <w:lang w:val="en-GB"/>
+        </w:rPr>
+        <w:t>određenim</w:t>
+      </w:r>
+      <w:proofErr w:type="spellEnd"/>
+      <w:r>
+        <w:rPr>
+          <w:lang w:val="en-GB"/>
+        </w:rPr>
+        <w:t xml:space="preserve"> </w:t>
+      </w:r>
+      <w:proofErr w:type="spellStart"/>
+      <w:r>
+        <w:rPr>
+          <w:lang w:val="en-GB"/>
+        </w:rPr>
+        <w:t>uslovima</w:t>
+      </w:r>
+      <w:proofErr w:type="spellEnd"/>
+      <w:r>
+        <w:rPr>
+          <w:lang w:val="en-GB"/>
+        </w:rPr>
+        <w:t xml:space="preserve"> </w:t>
+      </w:r>
+      <w:proofErr w:type="spellStart"/>
+      <w:r>
+        <w:rPr>
+          <w:lang w:val="en-GB"/>
+        </w:rPr>
+        <w:t>kkao</w:t>
+      </w:r>
+      <w:proofErr w:type="spellEnd"/>
+      <w:r>
+        <w:rPr>
+          <w:lang w:val="en-GB"/>
+        </w:rPr>
+        <w:t xml:space="preserve"> bi se </w:t>
+      </w:r>
+      <w:proofErr w:type="spellStart"/>
+      <w:r>
+        <w:rPr>
+          <w:lang w:val="en-GB"/>
+        </w:rPr>
+        <w:t>testiralo</w:t>
+      </w:r>
+      <w:proofErr w:type="spellEnd"/>
+      <w:r>
+        <w:rPr>
+          <w:lang w:val="en-GB"/>
+        </w:rPr>
+        <w:t xml:space="preserve"> </w:t>
+      </w:r>
+      <w:proofErr w:type="spellStart"/>
+      <w:r>
+        <w:rPr>
+          <w:lang w:val="en-GB"/>
+        </w:rPr>
+        <w:t>ponašanje</w:t>
+      </w:r>
+      <w:proofErr w:type="spellEnd"/>
+      <w:r>
+        <w:rPr>
+          <w:lang w:val="en-GB"/>
+        </w:rPr>
+        <w:t xml:space="preserve"> </w:t>
+      </w:r>
+      <w:proofErr w:type="spellStart"/>
+      <w:r>
+        <w:rPr>
+          <w:lang w:val="en-GB"/>
+        </w:rPr>
+        <w:t>sistema</w:t>
+      </w:r>
+      <w:proofErr w:type="spellEnd"/>
+      <w:r>
+        <w:rPr>
+          <w:lang w:val="en-GB"/>
+        </w:rPr>
+        <w:t xml:space="preserve"> I </w:t>
+      </w:r>
+      <w:proofErr w:type="spellStart"/>
+      <w:r>
+        <w:rPr>
+          <w:lang w:val="en-GB"/>
+        </w:rPr>
+        <w:t>proverila</w:t>
+      </w:r>
+      <w:proofErr w:type="spellEnd"/>
+      <w:r>
+        <w:rPr>
+          <w:lang w:val="en-GB"/>
+        </w:rPr>
+        <w:t xml:space="preserve"> </w:t>
+      </w:r>
+      <w:proofErr w:type="spellStart"/>
+      <w:r>
+        <w:rPr>
+          <w:lang w:val="en-GB"/>
+        </w:rPr>
+        <w:t>efikasnost</w:t>
+      </w:r>
+      <w:proofErr w:type="spellEnd"/>
+      <w:r>
+        <w:rPr>
+          <w:lang w:val="en-GB"/>
+        </w:rPr>
+        <w:t xml:space="preserve"> </w:t>
+      </w:r>
+      <w:proofErr w:type="spellStart"/>
+      <w:r>
+        <w:rPr>
+          <w:lang w:val="en-GB"/>
+        </w:rPr>
+        <w:t>mehanizma</w:t>
+      </w:r>
+      <w:proofErr w:type="spellEnd"/>
+      <w:r>
+        <w:rPr>
+          <w:lang w:val="en-GB"/>
+        </w:rPr>
+        <w:t xml:space="preserve"> za </w:t>
+      </w:r>
+      <w:proofErr w:type="spellStart"/>
+      <w:r>
+        <w:rPr>
+          <w:lang w:val="en-GB"/>
+        </w:rPr>
+        <w:t>oporavak</w:t>
+      </w:r>
+      <w:proofErr w:type="spellEnd"/>
+      <w:r>
+        <w:rPr>
+          <w:lang w:val="en-GB"/>
+        </w:rPr>
+        <w:t xml:space="preserve">. </w:t>
+      </w:r>
+    </w:p>
+    <w:p>
+      <w:pPr>
+        <w:ind w:firstLine="0"/>
+        <w:rPr>
+          <w:lang w:val="en-GB"/>
+        </w:rPr>
+      </w:pPr>
+    </w:p>
+    <w:p>
+      <w:pPr>
+        <w:ind w:firstLine="0"/>
+        <w:rPr>
+          <w:lang w:val="en-GB"/>
+        </w:rPr>
+      </w:pPr>
+      <w:proofErr w:type="spellStart"/>
+      <w:r>
+        <w:rPr>
+          <w:lang w:val="en-GB"/>
+        </w:rPr>
+        <w:lastRenderedPageBreak/>
+        <w:t>Kada</w:t>
+      </w:r>
+      <w:proofErr w:type="spellEnd"/>
+      <w:r>
+        <w:rPr>
+          <w:lang w:val="en-GB"/>
+        </w:rPr>
+        <w:t xml:space="preserve"> se </w:t>
+      </w:r>
+      <w:proofErr w:type="spellStart"/>
+      <w:r>
+        <w:rPr>
+          <w:lang w:val="en-GB"/>
+        </w:rPr>
+        <w:t>govori</w:t>
+      </w:r>
+      <w:proofErr w:type="spellEnd"/>
+      <w:r>
+        <w:rPr>
+          <w:lang w:val="en-GB"/>
+        </w:rPr>
+        <w:t xml:space="preserve"> o </w:t>
+      </w:r>
+      <w:proofErr w:type="spellStart"/>
+      <w:r>
+        <w:rPr>
+          <w:lang w:val="en-GB"/>
+        </w:rPr>
+        <w:t>uzrocima</w:t>
+      </w:r>
+      <w:proofErr w:type="spellEnd"/>
+      <w:r>
+        <w:rPr>
+          <w:lang w:val="en-GB"/>
+        </w:rPr>
+        <w:t xml:space="preserve"> </w:t>
+      </w:r>
+      <w:proofErr w:type="spellStart"/>
+      <w:r>
+        <w:rPr>
+          <w:lang w:val="en-GB"/>
+        </w:rPr>
+        <w:t>otkaza</w:t>
+      </w:r>
+      <w:proofErr w:type="spellEnd"/>
+      <w:r>
+        <w:rPr>
+          <w:lang w:val="en-GB"/>
+        </w:rPr>
+        <w:t xml:space="preserve"> </w:t>
+      </w:r>
+      <w:proofErr w:type="spellStart"/>
+      <w:r>
+        <w:rPr>
+          <w:lang w:val="en-GB"/>
+        </w:rPr>
+        <w:t>softverskih</w:t>
+      </w:r>
+      <w:proofErr w:type="spellEnd"/>
+      <w:r>
+        <w:rPr>
+          <w:lang w:val="en-GB"/>
+        </w:rPr>
+        <w:t xml:space="preserve"> </w:t>
+      </w:r>
+      <w:proofErr w:type="spellStart"/>
+      <w:r>
+        <w:rPr>
+          <w:lang w:val="en-GB"/>
+        </w:rPr>
+        <w:t>sistema</w:t>
+      </w:r>
+      <w:proofErr w:type="spellEnd"/>
+      <w:r>
+        <w:rPr>
+          <w:lang w:val="en-GB"/>
+        </w:rPr>
+        <w:t xml:space="preserve">, </w:t>
+      </w:r>
+      <w:proofErr w:type="spellStart"/>
+      <w:r>
+        <w:rPr>
+          <w:lang w:val="en-GB"/>
+        </w:rPr>
+        <w:t>najčešće</w:t>
+      </w:r>
+      <w:proofErr w:type="spellEnd"/>
+      <w:r>
+        <w:rPr>
+          <w:lang w:val="en-GB"/>
+        </w:rPr>
+        <w:t xml:space="preserve"> se </w:t>
+      </w:r>
+      <w:proofErr w:type="spellStart"/>
+      <w:r>
+        <w:rPr>
+          <w:lang w:val="en-GB"/>
+        </w:rPr>
+        <w:t>prvo</w:t>
+      </w:r>
+      <w:proofErr w:type="spellEnd"/>
+      <w:r>
+        <w:rPr>
+          <w:lang w:val="en-GB"/>
+        </w:rPr>
+        <w:t xml:space="preserve"> </w:t>
+      </w:r>
+      <w:proofErr w:type="spellStart"/>
+      <w:r>
+        <w:rPr>
+          <w:lang w:val="en-GB"/>
+        </w:rPr>
+        <w:t>pomisli</w:t>
+      </w:r>
+      <w:proofErr w:type="spellEnd"/>
+      <w:r>
+        <w:rPr>
+          <w:lang w:val="en-GB"/>
+        </w:rPr>
+        <w:t xml:space="preserve"> </w:t>
+      </w:r>
+      <w:proofErr w:type="spellStart"/>
+      <w:r>
+        <w:rPr>
+          <w:lang w:val="en-GB"/>
+        </w:rPr>
+        <w:t>na</w:t>
+      </w:r>
+      <w:proofErr w:type="spellEnd"/>
+      <w:r>
+        <w:rPr>
+          <w:lang w:val="en-GB"/>
+        </w:rPr>
+        <w:t xml:space="preserve"> </w:t>
+      </w:r>
+      <w:proofErr w:type="spellStart"/>
+      <w:r>
+        <w:rPr>
+          <w:lang w:val="en-GB"/>
+        </w:rPr>
+        <w:t>hardverske</w:t>
+      </w:r>
+      <w:proofErr w:type="spellEnd"/>
+      <w:r>
+        <w:rPr>
+          <w:lang w:val="en-GB"/>
+        </w:rPr>
+        <w:t xml:space="preserve"> </w:t>
+      </w:r>
+      <w:proofErr w:type="spellStart"/>
+      <w:r>
+        <w:rPr>
+          <w:lang w:val="en-GB"/>
+        </w:rPr>
+        <w:t>kvarove</w:t>
+      </w:r>
+      <w:proofErr w:type="spellEnd"/>
+      <w:r>
+        <w:rPr>
+          <w:lang w:val="en-GB"/>
+        </w:rPr>
+        <w:t xml:space="preserve">. </w:t>
+      </w:r>
+      <w:proofErr w:type="spellStart"/>
+      <w:r>
+        <w:rPr>
+          <w:lang w:val="en-GB"/>
+        </w:rPr>
+        <w:t>Diskovi</w:t>
+      </w:r>
+      <w:proofErr w:type="spellEnd"/>
+      <w:r>
+        <w:rPr>
+          <w:lang w:val="en-GB"/>
+        </w:rPr>
+        <w:t xml:space="preserve">, </w:t>
+      </w:r>
+      <w:proofErr w:type="spellStart"/>
+      <w:r>
+        <w:rPr>
+          <w:lang w:val="en-GB"/>
+        </w:rPr>
+        <w:t>memorija</w:t>
+      </w:r>
+      <w:proofErr w:type="spellEnd"/>
+      <w:r>
+        <w:rPr>
+          <w:lang w:val="en-GB"/>
+        </w:rPr>
+        <w:t xml:space="preserve">, </w:t>
+      </w:r>
+      <w:proofErr w:type="spellStart"/>
+      <w:r>
+        <w:rPr>
+          <w:lang w:val="en-GB"/>
+        </w:rPr>
+        <w:t>procesori</w:t>
+      </w:r>
+      <w:proofErr w:type="spellEnd"/>
+      <w:r>
+        <w:rPr>
+          <w:lang w:val="en-GB"/>
+        </w:rPr>
+        <w:t xml:space="preserve"> I </w:t>
+      </w:r>
+      <w:proofErr w:type="spellStart"/>
+      <w:r>
+        <w:rPr>
+          <w:lang w:val="en-GB"/>
+        </w:rPr>
+        <w:t>druge</w:t>
+      </w:r>
+      <w:proofErr w:type="spellEnd"/>
+      <w:r>
+        <w:rPr>
+          <w:lang w:val="en-GB"/>
+        </w:rPr>
+        <w:t xml:space="preserve"> </w:t>
+      </w:r>
+      <w:proofErr w:type="spellStart"/>
+      <w:r>
+        <w:rPr>
+          <w:lang w:val="en-GB"/>
+        </w:rPr>
+        <w:t>komponente</w:t>
+      </w:r>
+      <w:proofErr w:type="spellEnd"/>
+      <w:r>
+        <w:rPr>
+          <w:lang w:val="en-GB"/>
+        </w:rPr>
+        <w:t xml:space="preserve"> </w:t>
+      </w:r>
+      <w:proofErr w:type="spellStart"/>
+      <w:r>
+        <w:rPr>
+          <w:lang w:val="en-GB"/>
+        </w:rPr>
+        <w:t>nisu</w:t>
+      </w:r>
+      <w:proofErr w:type="spellEnd"/>
+      <w:r>
+        <w:rPr>
+          <w:lang w:val="en-GB"/>
+        </w:rPr>
+        <w:t xml:space="preserve"> </w:t>
+      </w:r>
+      <w:proofErr w:type="spellStart"/>
+      <w:r>
+        <w:rPr>
+          <w:lang w:val="en-GB"/>
+        </w:rPr>
+        <w:t>savršeni</w:t>
+      </w:r>
+      <w:proofErr w:type="spellEnd"/>
+      <w:r>
+        <w:rPr>
+          <w:lang w:val="en-GB"/>
+        </w:rPr>
+        <w:t xml:space="preserve"> I </w:t>
+      </w:r>
+      <w:proofErr w:type="spellStart"/>
+      <w:r>
+        <w:rPr>
+          <w:lang w:val="en-GB"/>
+        </w:rPr>
+        <w:t>podložni</w:t>
+      </w:r>
+      <w:proofErr w:type="spellEnd"/>
+      <w:r>
+        <w:rPr>
+          <w:lang w:val="en-GB"/>
+        </w:rPr>
+        <w:t xml:space="preserve"> </w:t>
+      </w:r>
+      <w:proofErr w:type="spellStart"/>
+      <w:r>
+        <w:rPr>
+          <w:lang w:val="en-GB"/>
+        </w:rPr>
+        <w:t>su</w:t>
+      </w:r>
+      <w:proofErr w:type="spellEnd"/>
+      <w:r>
+        <w:rPr>
+          <w:lang w:val="en-GB"/>
+        </w:rPr>
+        <w:t xml:space="preserve"> </w:t>
+      </w:r>
+      <w:proofErr w:type="spellStart"/>
+      <w:r>
+        <w:rPr>
+          <w:lang w:val="en-GB"/>
+        </w:rPr>
+        <w:t>kvarovima</w:t>
+      </w:r>
+      <w:proofErr w:type="spellEnd"/>
+      <w:r>
+        <w:rPr>
+          <w:lang w:val="en-GB"/>
+        </w:rPr>
+        <w:t xml:space="preserve"> koji se </w:t>
+      </w:r>
+      <w:proofErr w:type="spellStart"/>
+      <w:r>
+        <w:rPr>
+          <w:lang w:val="en-GB"/>
+        </w:rPr>
+        <w:t>javljaju</w:t>
+      </w:r>
+      <w:proofErr w:type="spellEnd"/>
+      <w:r>
+        <w:rPr>
+          <w:lang w:val="en-GB"/>
+        </w:rPr>
+        <w:t xml:space="preserve"> I u </w:t>
+      </w:r>
+      <w:proofErr w:type="spellStart"/>
+      <w:r>
+        <w:rPr>
+          <w:lang w:val="en-GB"/>
+        </w:rPr>
+        <w:t>relativno</w:t>
+      </w:r>
+      <w:proofErr w:type="spellEnd"/>
+      <w:r>
+        <w:rPr>
+          <w:lang w:val="en-GB"/>
+        </w:rPr>
+        <w:t xml:space="preserve"> </w:t>
+      </w:r>
+      <w:proofErr w:type="spellStart"/>
+      <w:r>
+        <w:rPr>
+          <w:lang w:val="en-GB"/>
+        </w:rPr>
+        <w:t>kratkim</w:t>
+      </w:r>
+      <w:proofErr w:type="spellEnd"/>
+      <w:r>
+        <w:rPr>
+          <w:lang w:val="en-GB"/>
+        </w:rPr>
+        <w:t xml:space="preserve"> </w:t>
+      </w:r>
+      <w:proofErr w:type="spellStart"/>
+      <w:r>
+        <w:rPr>
+          <w:lang w:val="en-GB"/>
+        </w:rPr>
+        <w:t>vremenskim</w:t>
+      </w:r>
+      <w:proofErr w:type="spellEnd"/>
+      <w:r>
+        <w:rPr>
+          <w:lang w:val="en-GB"/>
+        </w:rPr>
+        <w:t xml:space="preserve"> </w:t>
+      </w:r>
+      <w:proofErr w:type="spellStart"/>
+      <w:r>
+        <w:rPr>
+          <w:lang w:val="en-GB"/>
+        </w:rPr>
+        <w:t>intervalima</w:t>
+      </w:r>
+      <w:proofErr w:type="spellEnd"/>
+      <w:r>
+        <w:rPr>
+          <w:lang w:val="en-GB"/>
+        </w:rPr>
+        <w:t xml:space="preserve">. </w:t>
+      </w:r>
+      <w:r>
+        <w:rPr>
+          <w:lang w:val="en-GB"/>
+        </w:rPr>
+        <w:t xml:space="preserve">Na primer, </w:t>
+      </w:r>
+      <w:proofErr w:type="spellStart"/>
+      <w:r>
+        <w:rPr>
+          <w:lang w:val="en-GB"/>
+        </w:rPr>
+        <w:t>procenjuje</w:t>
+      </w:r>
+      <w:proofErr w:type="spellEnd"/>
+      <w:r>
+        <w:rPr>
+          <w:lang w:val="en-GB"/>
+        </w:rPr>
+        <w:t xml:space="preserve"> se da </w:t>
+      </w:r>
+      <w:proofErr w:type="spellStart"/>
+      <w:r>
+        <w:rPr>
+          <w:lang w:val="en-GB"/>
+        </w:rPr>
+        <w:t>između</w:t>
+      </w:r>
+      <w:proofErr w:type="spellEnd"/>
+      <w:r>
+        <w:rPr>
+          <w:lang w:val="en-GB"/>
+        </w:rPr>
+        <w:t xml:space="preserve"> 2% </w:t>
+      </w:r>
+      <w:proofErr w:type="spellStart"/>
+      <w:r>
+        <w:rPr>
+          <w:lang w:val="en-GB"/>
+        </w:rPr>
+        <w:t>i</w:t>
+      </w:r>
+      <w:proofErr w:type="spellEnd"/>
+      <w:r>
+        <w:rPr>
+          <w:lang w:val="en-GB"/>
+        </w:rPr>
+        <w:t xml:space="preserve"> 5% magnet</w:t>
+      </w:r>
+      <w:proofErr w:type="spellStart"/>
+      <w:r>
+        <w:rPr>
+          <w:lang w:val="en-GB"/>
+        </w:rPr>
+        <w:t>nih</w:t>
+      </w:r>
+      <w:proofErr w:type="spellEnd"/>
+      <w:r>
+        <w:rPr>
+          <w:lang w:val="en-GB"/>
+        </w:rPr>
+        <w:t xml:space="preserve"> hard </w:t>
+      </w:r>
+      <w:proofErr w:type="spellStart"/>
+      <w:r>
+        <w:rPr>
+          <w:lang w:val="en-GB"/>
+        </w:rPr>
+        <w:t>diskova</w:t>
+      </w:r>
+      <w:proofErr w:type="spellEnd"/>
+      <w:r>
+        <w:rPr>
+          <w:lang w:val="en-GB"/>
+        </w:rPr>
+        <w:t xml:space="preserve"> </w:t>
+      </w:r>
+      <w:proofErr w:type="spellStart"/>
+      <w:r>
+        <w:rPr>
+          <w:lang w:val="en-GB"/>
+        </w:rPr>
+        <w:t>otkaže</w:t>
+      </w:r>
+      <w:proofErr w:type="spellEnd"/>
+      <w:r>
+        <w:rPr>
+          <w:lang w:val="en-GB"/>
+        </w:rPr>
+        <w:t xml:space="preserve"> </w:t>
+      </w:r>
+      <w:proofErr w:type="spellStart"/>
+      <w:r>
+        <w:rPr>
+          <w:lang w:val="en-GB"/>
+        </w:rPr>
+        <w:t>na</w:t>
+      </w:r>
+      <w:proofErr w:type="spellEnd"/>
+      <w:r>
+        <w:rPr>
+          <w:lang w:val="en-GB"/>
+        </w:rPr>
+        <w:t xml:space="preserve"> </w:t>
+      </w:r>
+      <w:proofErr w:type="spellStart"/>
+      <w:r>
+        <w:rPr>
+          <w:lang w:val="en-GB"/>
+        </w:rPr>
+        <w:t>godišnjem</w:t>
+      </w:r>
+      <w:proofErr w:type="spellEnd"/>
+      <w:r>
+        <w:rPr>
+          <w:lang w:val="en-GB"/>
+        </w:rPr>
+        <w:t xml:space="preserve"> </w:t>
+      </w:r>
+      <w:proofErr w:type="spellStart"/>
+      <w:r>
+        <w:rPr>
+          <w:lang w:val="en-GB"/>
+        </w:rPr>
+        <w:t>nivou</w:t>
+      </w:r>
+      <w:proofErr w:type="spellEnd"/>
+      <w:r>
+        <w:rPr>
+          <w:lang w:val="en-GB"/>
+        </w:rPr>
+        <w:t xml:space="preserve">, </w:t>
+      </w:r>
+      <w:proofErr w:type="spellStart"/>
+      <w:r>
+        <w:rPr>
+          <w:lang w:val="en-GB"/>
+        </w:rPr>
+        <w:t>što</w:t>
+      </w:r>
+      <w:proofErr w:type="spellEnd"/>
+      <w:r>
+        <w:rPr>
+          <w:lang w:val="en-GB"/>
+        </w:rPr>
+        <w:t xml:space="preserve"> u </w:t>
+      </w:r>
+      <w:proofErr w:type="spellStart"/>
+      <w:r>
+        <w:rPr>
+          <w:lang w:val="en-GB"/>
+        </w:rPr>
+        <w:t>velikim</w:t>
+      </w:r>
+      <w:proofErr w:type="spellEnd"/>
+      <w:r>
+        <w:rPr>
+          <w:lang w:val="en-GB"/>
+        </w:rPr>
+        <w:t xml:space="preserve"> </w:t>
+      </w:r>
+      <w:proofErr w:type="spellStart"/>
+      <w:r>
+        <w:rPr>
+          <w:lang w:val="en-GB"/>
+        </w:rPr>
+        <w:t>sistemima</w:t>
+      </w:r>
+      <w:proofErr w:type="spellEnd"/>
+      <w:r>
+        <w:rPr>
+          <w:lang w:val="en-GB"/>
+        </w:rPr>
+        <w:t xml:space="preserve"> za </w:t>
+      </w:r>
+      <w:proofErr w:type="spellStart"/>
+      <w:r>
+        <w:rPr>
+          <w:lang w:val="en-GB"/>
+        </w:rPr>
+        <w:t>skladištenje</w:t>
+      </w:r>
+      <w:proofErr w:type="spellEnd"/>
+      <w:r>
+        <w:rPr>
+          <w:lang w:val="en-GB"/>
+        </w:rPr>
+        <w:t xml:space="preserve"> </w:t>
+      </w:r>
+      <w:proofErr w:type="spellStart"/>
+      <w:r>
+        <w:rPr>
+          <w:lang w:val="en-GB"/>
+        </w:rPr>
+        <w:t>podataka</w:t>
+      </w:r>
+      <w:proofErr w:type="spellEnd"/>
+      <w:r>
+        <w:rPr>
+          <w:lang w:val="en-GB"/>
+        </w:rPr>
+        <w:t xml:space="preserve"> </w:t>
+      </w:r>
+      <w:proofErr w:type="spellStart"/>
+      <w:r>
+        <w:rPr>
+          <w:lang w:val="en-GB"/>
+        </w:rPr>
+        <w:t>znači</w:t>
+      </w:r>
+      <w:proofErr w:type="spellEnd"/>
+      <w:r>
+        <w:rPr>
+          <w:lang w:val="en-GB"/>
+        </w:rPr>
+        <w:t xml:space="preserve"> da se </w:t>
+      </w:r>
+      <w:proofErr w:type="spellStart"/>
+      <w:r>
+        <w:rPr>
+          <w:lang w:val="en-GB"/>
+        </w:rPr>
+        <w:t>kvarovi</w:t>
+      </w:r>
+      <w:proofErr w:type="spellEnd"/>
+      <w:r>
+        <w:rPr>
+          <w:lang w:val="en-GB"/>
+        </w:rPr>
+        <w:t xml:space="preserve"> </w:t>
+      </w:r>
+      <w:proofErr w:type="spellStart"/>
+      <w:r>
+        <w:rPr>
+          <w:lang w:val="en-GB"/>
+        </w:rPr>
+        <w:t>dešavaju</w:t>
+      </w:r>
+      <w:proofErr w:type="spellEnd"/>
+      <w:r>
+        <w:rPr>
+          <w:lang w:val="en-GB"/>
+        </w:rPr>
+        <w:t xml:space="preserve"> </w:t>
+      </w:r>
+      <w:proofErr w:type="spellStart"/>
+      <w:r>
+        <w:rPr>
+          <w:lang w:val="en-GB"/>
+        </w:rPr>
+        <w:t>svakodnevno</w:t>
+      </w:r>
+      <w:proofErr w:type="spellEnd"/>
+      <w:r>
+        <w:rPr>
+          <w:lang w:val="en-GB"/>
+        </w:rPr>
+        <w:t xml:space="preserve">. </w:t>
+      </w:r>
+      <w:proofErr w:type="spellStart"/>
+      <w:r>
+        <w:rPr>
+          <w:lang w:val="en-GB"/>
+        </w:rPr>
+        <w:t>Takođe</w:t>
+      </w:r>
+      <w:proofErr w:type="spellEnd"/>
+      <w:r>
+        <w:rPr>
+          <w:lang w:val="en-GB"/>
+        </w:rPr>
+        <w:t xml:space="preserve">, </w:t>
+      </w:r>
+      <w:proofErr w:type="spellStart"/>
+      <w:r>
+        <w:rPr>
+          <w:lang w:val="en-GB"/>
+        </w:rPr>
+        <w:t>mogući</w:t>
+      </w:r>
+      <w:proofErr w:type="spellEnd"/>
+      <w:r>
+        <w:rPr>
+          <w:lang w:val="en-GB"/>
+        </w:rPr>
+        <w:t xml:space="preserve"> </w:t>
+      </w:r>
+      <w:proofErr w:type="spellStart"/>
+      <w:r>
+        <w:rPr>
+          <w:lang w:val="en-GB"/>
+        </w:rPr>
+        <w:t>su</w:t>
+      </w:r>
+      <w:proofErr w:type="spellEnd"/>
+      <w:r>
+        <w:rPr>
+          <w:lang w:val="en-GB"/>
+        </w:rPr>
+        <w:t xml:space="preserve"> </w:t>
+      </w:r>
+      <w:proofErr w:type="spellStart"/>
+      <w:r>
+        <w:rPr>
+          <w:lang w:val="en-GB"/>
+        </w:rPr>
+        <w:t>kvarovi</w:t>
+      </w:r>
+      <w:proofErr w:type="spellEnd"/>
+      <w:r>
+        <w:rPr>
+          <w:lang w:val="en-GB"/>
+        </w:rPr>
+        <w:t xml:space="preserve"> I </w:t>
+      </w:r>
+      <w:proofErr w:type="spellStart"/>
+      <w:r>
+        <w:rPr>
+          <w:lang w:val="en-GB"/>
+        </w:rPr>
+        <w:t>čitavih</w:t>
+      </w:r>
+      <w:proofErr w:type="spellEnd"/>
+      <w:r>
+        <w:rPr>
+          <w:lang w:val="en-GB"/>
+        </w:rPr>
+        <w:t xml:space="preserve"> </w:t>
+      </w:r>
+      <w:proofErr w:type="spellStart"/>
+      <w:r>
+        <w:rPr>
+          <w:lang w:val="en-GB"/>
+        </w:rPr>
+        <w:t>infrastrukturnih</w:t>
+      </w:r>
+      <w:proofErr w:type="spellEnd"/>
+      <w:r>
+        <w:rPr>
+          <w:lang w:val="en-GB"/>
+        </w:rPr>
+        <w:t xml:space="preserve"> </w:t>
+      </w:r>
+      <w:proofErr w:type="spellStart"/>
+      <w:r>
+        <w:rPr>
+          <w:lang w:val="en-GB"/>
+        </w:rPr>
+        <w:t>celina</w:t>
+      </w:r>
+      <w:proofErr w:type="spellEnd"/>
+      <w:r>
+        <w:rPr>
+          <w:lang w:val="en-GB"/>
+        </w:rPr>
+        <w:t xml:space="preserve">, </w:t>
+      </w:r>
+      <w:proofErr w:type="spellStart"/>
+      <w:r>
+        <w:rPr>
+          <w:lang w:val="en-GB"/>
+        </w:rPr>
+        <w:t>poput</w:t>
+      </w:r>
+      <w:proofErr w:type="spellEnd"/>
+      <w:r>
+        <w:rPr>
+          <w:lang w:val="en-GB"/>
+        </w:rPr>
+        <w:t xml:space="preserve"> </w:t>
+      </w:r>
+      <w:proofErr w:type="spellStart"/>
+      <w:r>
+        <w:rPr>
+          <w:lang w:val="en-GB"/>
+        </w:rPr>
+        <w:t>nedostupnosti</w:t>
+      </w:r>
+      <w:proofErr w:type="spellEnd"/>
+      <w:r>
+        <w:rPr>
+          <w:lang w:val="en-GB"/>
+        </w:rPr>
+        <w:t xml:space="preserve"> data centra </w:t>
+      </w:r>
+      <w:proofErr w:type="spellStart"/>
+      <w:r>
+        <w:rPr>
+          <w:lang w:val="en-GB"/>
+        </w:rPr>
+        <w:t>usled</w:t>
+      </w:r>
+      <w:proofErr w:type="spellEnd"/>
+      <w:r>
+        <w:rPr>
+          <w:lang w:val="en-GB"/>
+        </w:rPr>
+        <w:t xml:space="preserve"> </w:t>
+      </w:r>
+      <w:proofErr w:type="spellStart"/>
+      <w:r>
+        <w:rPr>
+          <w:lang w:val="en-GB"/>
+        </w:rPr>
+        <w:t>nestanka</w:t>
+      </w:r>
+      <w:proofErr w:type="spellEnd"/>
+      <w:r>
+        <w:rPr>
+          <w:lang w:val="en-GB"/>
+        </w:rPr>
+        <w:t xml:space="preserve"> </w:t>
+      </w:r>
+      <w:proofErr w:type="spellStart"/>
+      <w:r>
+        <w:rPr>
+          <w:lang w:val="en-GB"/>
+        </w:rPr>
+        <w:t>struje</w:t>
+      </w:r>
+      <w:proofErr w:type="spellEnd"/>
+      <w:r>
+        <w:rPr>
+          <w:lang w:val="en-GB"/>
+        </w:rPr>
+        <w:t xml:space="preserve">, </w:t>
+      </w:r>
+      <w:proofErr w:type="spellStart"/>
+      <w:r>
+        <w:rPr>
+          <w:lang w:val="en-GB"/>
+        </w:rPr>
+        <w:t>mrežnih</w:t>
+      </w:r>
+      <w:proofErr w:type="spellEnd"/>
+      <w:r>
+        <w:rPr>
+          <w:lang w:val="en-GB"/>
+        </w:rPr>
+        <w:t xml:space="preserve"> </w:t>
+      </w:r>
+      <w:proofErr w:type="spellStart"/>
+      <w:r>
+        <w:rPr>
+          <w:lang w:val="en-GB"/>
+        </w:rPr>
+        <w:t>problema</w:t>
+      </w:r>
+      <w:proofErr w:type="spellEnd"/>
+      <w:r>
+        <w:rPr>
+          <w:lang w:val="en-GB"/>
+        </w:rPr>
+        <w:t xml:space="preserve"> </w:t>
+      </w:r>
+      <w:proofErr w:type="spellStart"/>
+      <w:r>
+        <w:rPr>
+          <w:lang w:val="en-GB"/>
+        </w:rPr>
+        <w:t>ili</w:t>
+      </w:r>
+      <w:proofErr w:type="spellEnd"/>
+      <w:r>
+        <w:rPr>
+          <w:lang w:val="en-GB"/>
+        </w:rPr>
+        <w:t xml:space="preserve"> </w:t>
+      </w:r>
+      <w:proofErr w:type="spellStart"/>
+      <w:r>
+        <w:rPr>
+          <w:lang w:val="en-GB"/>
+        </w:rPr>
+        <w:t>prirodnih</w:t>
+      </w:r>
+      <w:proofErr w:type="spellEnd"/>
+      <w:r>
+        <w:rPr>
+          <w:lang w:val="en-GB"/>
+        </w:rPr>
+        <w:t xml:space="preserve"> </w:t>
+      </w:r>
+      <w:proofErr w:type="spellStart"/>
+      <w:r>
+        <w:rPr>
+          <w:lang w:val="en-GB"/>
+        </w:rPr>
+        <w:t>katastrofa</w:t>
+      </w:r>
+      <w:proofErr w:type="spellEnd"/>
+      <w:r>
+        <w:rPr>
+          <w:lang w:val="en-GB"/>
+        </w:rPr>
+        <w:t xml:space="preserve">. </w:t>
+      </w:r>
+      <w:proofErr w:type="spellStart"/>
+      <w:r>
+        <w:rPr>
+          <w:lang w:val="en-GB"/>
+        </w:rPr>
+        <w:t>Iako</w:t>
+      </w:r>
+      <w:proofErr w:type="spellEnd"/>
+      <w:r>
+        <w:rPr>
+          <w:lang w:val="en-GB"/>
+        </w:rPr>
+        <w:t xml:space="preserve"> </w:t>
+      </w:r>
+      <w:proofErr w:type="spellStart"/>
+      <w:r>
+        <w:rPr>
+          <w:lang w:val="en-GB"/>
+        </w:rPr>
+        <w:t>su</w:t>
+      </w:r>
+      <w:proofErr w:type="spellEnd"/>
+      <w:r>
+        <w:rPr>
+          <w:lang w:val="en-GB"/>
+        </w:rPr>
+        <w:t xml:space="preserve"> </w:t>
+      </w:r>
+      <w:proofErr w:type="spellStart"/>
+      <w:r>
+        <w:rPr>
+          <w:lang w:val="en-GB"/>
+        </w:rPr>
+        <w:t>ovakvi</w:t>
+      </w:r>
+      <w:proofErr w:type="spellEnd"/>
+      <w:r>
+        <w:rPr>
+          <w:lang w:val="en-GB"/>
+        </w:rPr>
+        <w:t xml:space="preserve"> </w:t>
+      </w:r>
+      <w:proofErr w:type="spellStart"/>
+      <w:r>
+        <w:rPr>
+          <w:lang w:val="en-GB"/>
+        </w:rPr>
+        <w:t>događaji</w:t>
+      </w:r>
+      <w:proofErr w:type="spellEnd"/>
+      <w:r>
+        <w:rPr>
+          <w:lang w:val="en-GB"/>
+        </w:rPr>
+        <w:t xml:space="preserve"> </w:t>
+      </w:r>
+      <w:proofErr w:type="spellStart"/>
+      <w:r>
+        <w:rPr>
+          <w:lang w:val="en-GB"/>
+        </w:rPr>
+        <w:t>ređi</w:t>
+      </w:r>
+      <w:proofErr w:type="spellEnd"/>
+      <w:r>
+        <w:rPr>
+          <w:lang w:val="en-GB"/>
+        </w:rPr>
+        <w:t xml:space="preserve">, </w:t>
+      </w:r>
+      <w:proofErr w:type="spellStart"/>
+      <w:r>
+        <w:rPr>
+          <w:lang w:val="en-GB"/>
+        </w:rPr>
+        <w:t>njihov</w:t>
+      </w:r>
+      <w:proofErr w:type="spellEnd"/>
+      <w:r>
+        <w:rPr>
+          <w:lang w:val="en-GB"/>
+        </w:rPr>
+        <w:t xml:space="preserve"> </w:t>
+      </w:r>
+      <w:proofErr w:type="spellStart"/>
+      <w:r>
+        <w:rPr>
+          <w:lang w:val="en-GB"/>
+        </w:rPr>
+        <w:t>uticaj</w:t>
+      </w:r>
+      <w:proofErr w:type="spellEnd"/>
+      <w:r>
+        <w:rPr>
+          <w:lang w:val="en-GB"/>
+        </w:rPr>
+        <w:t xml:space="preserve"> </w:t>
+      </w:r>
+      <w:proofErr w:type="spellStart"/>
+      <w:r>
+        <w:rPr>
+          <w:lang w:val="en-GB"/>
+        </w:rPr>
+        <w:t>može</w:t>
+      </w:r>
+      <w:proofErr w:type="spellEnd"/>
+      <w:r>
+        <w:rPr>
+          <w:lang w:val="en-GB"/>
+        </w:rPr>
+        <w:t xml:space="preserve"> </w:t>
+      </w:r>
+      <w:proofErr w:type="spellStart"/>
+      <w:r>
+        <w:rPr>
+          <w:lang w:val="en-GB"/>
+        </w:rPr>
+        <w:t>biti</w:t>
+      </w:r>
+      <w:proofErr w:type="spellEnd"/>
+      <w:r>
+        <w:rPr>
+          <w:lang w:val="en-GB"/>
+        </w:rPr>
+        <w:t xml:space="preserve"> </w:t>
+      </w:r>
+      <w:proofErr w:type="spellStart"/>
+      <w:r>
+        <w:rPr>
+          <w:lang w:val="en-GB"/>
+        </w:rPr>
+        <w:t>izuzetno</w:t>
+      </w:r>
+      <w:proofErr w:type="spellEnd"/>
+      <w:r>
+        <w:rPr>
+          <w:lang w:val="en-GB"/>
+        </w:rPr>
+        <w:t xml:space="preserve"> </w:t>
+      </w:r>
+      <w:proofErr w:type="spellStart"/>
+      <w:r>
+        <w:rPr>
+          <w:lang w:val="en-GB"/>
+        </w:rPr>
+        <w:t>ozbiljan</w:t>
+      </w:r>
+      <w:proofErr w:type="spellEnd"/>
+      <w:r>
+        <w:rPr>
+          <w:lang w:val="en-GB"/>
+        </w:rPr>
+        <w:t xml:space="preserve">.  U </w:t>
+      </w:r>
+      <w:proofErr w:type="spellStart"/>
+      <w:r>
+        <w:rPr>
+          <w:lang w:val="en-GB"/>
+        </w:rPr>
+        <w:t>manjim</w:t>
+      </w:r>
+      <w:proofErr w:type="spellEnd"/>
+      <w:r>
+        <w:rPr>
+          <w:lang w:val="en-GB"/>
+        </w:rPr>
+        <w:t xml:space="preserve"> </w:t>
+      </w:r>
+      <w:proofErr w:type="spellStart"/>
+      <w:r>
+        <w:rPr>
+          <w:lang w:val="en-GB"/>
+        </w:rPr>
+        <w:t>sistemima</w:t>
+      </w:r>
+      <w:proofErr w:type="spellEnd"/>
+      <w:r>
+        <w:rPr>
+          <w:lang w:val="en-GB"/>
+        </w:rPr>
+        <w:t xml:space="preserve"> </w:t>
+      </w:r>
+      <w:proofErr w:type="spellStart"/>
+      <w:r>
+        <w:rPr>
+          <w:lang w:val="en-GB"/>
+        </w:rPr>
+        <w:t>ovakvi</w:t>
+      </w:r>
+      <w:proofErr w:type="spellEnd"/>
+      <w:r>
+        <w:rPr>
+          <w:lang w:val="en-GB"/>
+        </w:rPr>
+        <w:t xml:space="preserve"> </w:t>
+      </w:r>
+      <w:proofErr w:type="spellStart"/>
+      <w:r>
+        <w:rPr>
+          <w:lang w:val="en-GB"/>
+        </w:rPr>
+        <w:t>kvarovi</w:t>
+      </w:r>
+      <w:proofErr w:type="spellEnd"/>
+      <w:r>
+        <w:rPr>
+          <w:lang w:val="en-GB"/>
+        </w:rPr>
+        <w:t xml:space="preserve"> </w:t>
+      </w:r>
+      <w:proofErr w:type="spellStart"/>
+      <w:r>
+        <w:rPr>
+          <w:lang w:val="en-GB"/>
+        </w:rPr>
+        <w:t>često</w:t>
+      </w:r>
+      <w:proofErr w:type="spellEnd"/>
+      <w:r>
+        <w:rPr>
+          <w:lang w:val="en-GB"/>
+        </w:rPr>
+        <w:t xml:space="preserve"> se </w:t>
+      </w:r>
+      <w:proofErr w:type="spellStart"/>
+      <w:r>
+        <w:rPr>
+          <w:lang w:val="en-GB"/>
+        </w:rPr>
+        <w:t>posmatraju</w:t>
+      </w:r>
+      <w:proofErr w:type="spellEnd"/>
+      <w:r>
+        <w:rPr>
+          <w:lang w:val="en-GB"/>
+        </w:rPr>
+        <w:t xml:space="preserve"> </w:t>
+      </w:r>
+      <w:proofErr w:type="spellStart"/>
+      <w:r>
+        <w:rPr>
+          <w:lang w:val="en-GB"/>
+        </w:rPr>
+        <w:t>kao</w:t>
+      </w:r>
+      <w:proofErr w:type="spellEnd"/>
+      <w:r>
+        <w:rPr>
+          <w:lang w:val="en-GB"/>
+        </w:rPr>
+        <w:t xml:space="preserve"> </w:t>
+      </w:r>
+      <w:proofErr w:type="spellStart"/>
+      <w:r>
+        <w:rPr>
+          <w:lang w:val="en-GB"/>
+        </w:rPr>
+        <w:t>izuzeci</w:t>
+      </w:r>
+      <w:proofErr w:type="spellEnd"/>
+      <w:r>
+        <w:rPr>
+          <w:lang w:val="en-GB"/>
+        </w:rPr>
+        <w:t xml:space="preserve"> koji se </w:t>
+      </w:r>
+      <w:proofErr w:type="spellStart"/>
+      <w:r>
+        <w:rPr>
+          <w:lang w:val="en-GB"/>
+        </w:rPr>
+        <w:t>rešavaju</w:t>
+      </w:r>
+      <w:proofErr w:type="spellEnd"/>
+      <w:r>
+        <w:rPr>
+          <w:lang w:val="en-GB"/>
+        </w:rPr>
+        <w:t xml:space="preserve"> </w:t>
+      </w:r>
+      <w:proofErr w:type="spellStart"/>
+      <w:r>
+        <w:rPr>
+          <w:lang w:val="en-GB"/>
+        </w:rPr>
+        <w:t>zamenom</w:t>
+      </w:r>
+      <w:proofErr w:type="spellEnd"/>
+      <w:r>
+        <w:rPr>
+          <w:lang w:val="en-GB"/>
+        </w:rPr>
+        <w:t xml:space="preserve"> </w:t>
+      </w:r>
+      <w:proofErr w:type="spellStart"/>
+      <w:r>
+        <w:rPr>
+          <w:lang w:val="en-GB"/>
+        </w:rPr>
+        <w:t>opreme</w:t>
+      </w:r>
+      <w:proofErr w:type="spellEnd"/>
+      <w:r>
+        <w:rPr>
+          <w:lang w:val="en-GB"/>
+        </w:rPr>
+        <w:t xml:space="preserve">. </w:t>
+      </w:r>
+      <w:proofErr w:type="spellStart"/>
+      <w:r>
+        <w:rPr>
+          <w:lang w:val="en-GB"/>
+        </w:rPr>
+        <w:t>Međutim</w:t>
+      </w:r>
+      <w:proofErr w:type="spellEnd"/>
+      <w:r>
+        <w:rPr>
+          <w:lang w:val="en-GB"/>
+        </w:rPr>
+        <w:t xml:space="preserve">, u </w:t>
+      </w:r>
+      <w:proofErr w:type="spellStart"/>
+      <w:r>
+        <w:rPr>
+          <w:lang w:val="en-GB"/>
+        </w:rPr>
+        <w:t>velikim</w:t>
+      </w:r>
+      <w:proofErr w:type="spellEnd"/>
+      <w:r>
+        <w:rPr>
+          <w:lang w:val="en-GB"/>
+        </w:rPr>
+        <w:t xml:space="preserve"> </w:t>
+      </w:r>
+      <w:proofErr w:type="spellStart"/>
+      <w:r>
+        <w:rPr>
+          <w:lang w:val="en-GB"/>
+        </w:rPr>
+        <w:t>distribuiranim</w:t>
+      </w:r>
+      <w:proofErr w:type="spellEnd"/>
+      <w:r>
+        <w:rPr>
+          <w:lang w:val="en-GB"/>
+        </w:rPr>
+        <w:t xml:space="preserve"> </w:t>
+      </w:r>
+      <w:proofErr w:type="spellStart"/>
+      <w:r>
+        <w:rPr>
+          <w:lang w:val="en-GB"/>
+        </w:rPr>
+        <w:t>sistemima</w:t>
+      </w:r>
+      <w:proofErr w:type="spellEnd"/>
+      <w:r>
+        <w:rPr>
+          <w:lang w:val="en-GB"/>
+        </w:rPr>
+        <w:t xml:space="preserve"> oni </w:t>
+      </w:r>
+      <w:proofErr w:type="spellStart"/>
+      <w:r>
+        <w:rPr>
+          <w:lang w:val="en-GB"/>
+        </w:rPr>
+        <w:t>postaj</w:t>
+      </w:r>
+      <w:proofErr w:type="spellEnd"/>
+      <w:r>
+        <w:rPr>
+          <w:lang w:val="en-GB"/>
+        </w:rPr>
+        <w:t xml:space="preserve"> </w:t>
+      </w:r>
+      <w:proofErr w:type="spellStart"/>
+      <w:r>
+        <w:rPr>
+          <w:lang w:val="en-GB"/>
+        </w:rPr>
+        <w:t>očekivana</w:t>
+      </w:r>
+      <w:proofErr w:type="spellEnd"/>
+      <w:r>
+        <w:rPr>
+          <w:lang w:val="en-GB"/>
+        </w:rPr>
+        <w:t xml:space="preserve"> </w:t>
+      </w:r>
+      <w:proofErr w:type="spellStart"/>
+      <w:r>
+        <w:rPr>
+          <w:lang w:val="en-GB"/>
+        </w:rPr>
+        <w:t>pojava</w:t>
+      </w:r>
+      <w:proofErr w:type="spellEnd"/>
+      <w:r>
+        <w:rPr>
+          <w:lang w:val="en-GB"/>
+        </w:rPr>
+        <w:t xml:space="preserve"> I deo </w:t>
+      </w:r>
+      <w:proofErr w:type="spellStart"/>
+      <w:r>
+        <w:rPr>
+          <w:lang w:val="en-GB"/>
+        </w:rPr>
+        <w:t>svakodnevnog</w:t>
+      </w:r>
+      <w:proofErr w:type="spellEnd"/>
+      <w:r>
+        <w:rPr>
+          <w:lang w:val="en-GB"/>
+        </w:rPr>
+        <w:t xml:space="preserve"> </w:t>
+      </w:r>
+      <w:proofErr w:type="spellStart"/>
+      <w:r>
+        <w:rPr>
+          <w:lang w:val="en-GB"/>
+        </w:rPr>
+        <w:t>rada</w:t>
+      </w:r>
+      <w:proofErr w:type="spellEnd"/>
+      <w:r>
+        <w:rPr>
+          <w:lang w:val="en-GB"/>
+        </w:rPr>
+        <w:t xml:space="preserve">. </w:t>
+      </w:r>
+      <w:proofErr w:type="spellStart"/>
+      <w:r>
+        <w:rPr>
+          <w:lang w:val="en-GB"/>
+        </w:rPr>
+        <w:t>Zbog</w:t>
+      </w:r>
+      <w:proofErr w:type="spellEnd"/>
+      <w:r>
+        <w:rPr>
+          <w:lang w:val="en-GB"/>
+        </w:rPr>
+        <w:t xml:space="preserve"> toga </w:t>
+      </w:r>
+      <w:proofErr w:type="spellStart"/>
+      <w:r>
+        <w:rPr>
+          <w:lang w:val="en-GB"/>
+        </w:rPr>
+        <w:t>redundantnost</w:t>
+      </w:r>
+      <w:proofErr w:type="spellEnd"/>
+      <w:r>
+        <w:rPr>
+          <w:lang w:val="en-GB"/>
+        </w:rPr>
+        <w:t xml:space="preserve"> </w:t>
+      </w:r>
+      <w:proofErr w:type="spellStart"/>
+      <w:r>
+        <w:rPr>
+          <w:lang w:val="en-GB"/>
+        </w:rPr>
+        <w:t>igra</w:t>
+      </w:r>
+      <w:proofErr w:type="spellEnd"/>
+      <w:r>
+        <w:rPr>
+          <w:lang w:val="en-GB"/>
+        </w:rPr>
+        <w:t xml:space="preserve"> </w:t>
+      </w:r>
+      <w:proofErr w:type="spellStart"/>
+      <w:r>
+        <w:rPr>
+          <w:lang w:val="en-GB"/>
+        </w:rPr>
+        <w:t>izuzetno</w:t>
+      </w:r>
+      <w:proofErr w:type="spellEnd"/>
+      <w:r>
+        <w:rPr>
+          <w:lang w:val="en-GB"/>
+        </w:rPr>
+        <w:t xml:space="preserve"> </w:t>
+      </w:r>
+      <w:proofErr w:type="spellStart"/>
+      <w:r>
+        <w:rPr>
+          <w:lang w:val="en-GB"/>
+        </w:rPr>
+        <w:t>bitnu</w:t>
+      </w:r>
+      <w:proofErr w:type="spellEnd"/>
+      <w:r>
+        <w:rPr>
+          <w:lang w:val="en-GB"/>
+        </w:rPr>
+        <w:t xml:space="preserve"> </w:t>
+      </w:r>
+      <w:proofErr w:type="spellStart"/>
+      <w:r>
+        <w:rPr>
+          <w:lang w:val="en-GB"/>
+        </w:rPr>
+        <w:t>ulogu</w:t>
+      </w:r>
+      <w:proofErr w:type="spellEnd"/>
+      <w:r>
+        <w:rPr>
+          <w:lang w:val="en-GB"/>
+        </w:rPr>
+        <w:t xml:space="preserve"> u </w:t>
+      </w:r>
+      <w:proofErr w:type="spellStart"/>
+      <w:r>
+        <w:rPr>
+          <w:lang w:val="en-GB"/>
+        </w:rPr>
+        <w:t>pouzdanosti</w:t>
+      </w:r>
+      <w:proofErr w:type="spellEnd"/>
+      <w:r>
+        <w:rPr>
+          <w:lang w:val="en-GB"/>
+        </w:rPr>
+        <w:t xml:space="preserve"> </w:t>
+      </w:r>
+      <w:proofErr w:type="spellStart"/>
+      <w:r>
+        <w:rPr>
+          <w:lang w:val="en-GB"/>
+        </w:rPr>
+        <w:t>sistema</w:t>
+      </w:r>
+      <w:proofErr w:type="spellEnd"/>
+      <w:r>
+        <w:rPr>
+          <w:lang w:val="en-GB"/>
+        </w:rPr>
+        <w:t xml:space="preserve">. </w:t>
+      </w:r>
+    </w:p>
+    <w:p>
+      <w:pPr>
+        <w:ind w:firstLine="0"/>
+        <w:rPr>
+          <w:lang w:val="en-GB"/>
+        </w:rPr>
+      </w:pPr>
+    </w:p>
+    <w:p>
+      <w:pPr>
+        <w:ind w:firstLine="0"/>
+      </w:pPr>
+      <w:r>
+        <w:t>Za razliku od hardverskih kvarova, koji se obično dešavaju nezavisno jedan od drugog, softverski kvarovi često pogađaju više delova sistema odjednom jer imaju isti uzrok</w:t>
+      </w:r>
+      <w:r>
+        <w:t xml:space="preserve">. Pošto veliki broj čvorova u distribuiranom sistemu koristi isti softver, ista greška može istovremeno izazvati otkaz na više mesta. Primeri uključuju softverske bagove koji se aktiviraju u specifičnim uslovima, procese koji nekontrolisano troše resurse... Poseban problem predstavljaju kaskadni kvarovi, gde problem u jednoj komponenti izaziva preopterećenje drugih komponenti, što može dovesti do lančanog otkaza celog sistema. </w:t>
+      </w:r>
+    </w:p>
+    <w:p>
+      <w:pPr>
+        <w:ind w:firstLine="0"/>
+      </w:pPr>
+    </w:p>
+    <w:p>
+      <w:pPr>
+        <w:ind w:firstLine="0"/>
+      </w:pPr>
+      <w:r>
+        <w:t xml:space="preserve">Pored tehničkih faktora, značajnu ulogu u pouzdanosti sistema imaju i ljudi. Softverske sisteme dizajniraju i održavaju ljudi, a njihove greške predstavljaju čest uzrok incidenata. Istraživanja pokazuju da su promene u konfiguraciji koje vrše </w:t>
+      </w:r>
+      <w:r>
+        <w:t>inženjeri</w:t>
+      </w:r>
+      <w:r>
+        <w:t xml:space="preserve"> jedan od vodećih uzroka prekida rada sistema. Ipak, ovakve situacije ne treba posmatrati isključivo kao „ljudsku grešku“, već kao posledicu složenosti sistema i organizacionih procesa.</w:t>
+      </w:r>
+    </w:p>
+    <w:p>
+      <w:pPr>
+        <w:ind w:firstLine="0"/>
+      </w:pPr>
+    </w:p>
+    <w:p>
+      <w:pPr>
+        <w:ind w:firstLine="0"/>
+      </w:pPr>
+      <w:r>
+        <w:t>Kako bi se smanjio uticaj ljudskih grešaka, primenjuju se različite tehnike, poput automatskog testiranja, postepenog uvođenja promena, mogućnosti brzog vraćanja na prethodno stanje (rollback), kao i naprednih alata za nadzor i dijagnostiku sistema.</w:t>
+      </w:r>
+    </w:p>
+    <w:p>
+      <w:pPr>
+        <w:ind w:firstLine="0"/>
+      </w:pPr>
+    </w:p>
+    <w:p>
+      <w:pPr>
+        <w:pStyle w:val="Heading1"/>
+        <w:ind w:firstLine="0"/>
+      </w:pPr>
+      <w:r>
+        <w:t>7</w:t>
+      </w:r>
+      <w:r>
+        <w:t xml:space="preserve">. </w:t>
+      </w:r>
+      <w:r>
+        <w:t xml:space="preserve">Skalabilnost sistema </w:t>
+      </w:r>
+    </w:p>
+    <w:p>
+      <w:pPr>
+        <w:ind w:firstLine="0"/>
+      </w:pPr>
+    </w:p>
+    <w:p>
+      <w:pPr>
+        <w:ind w:firstLine="0"/>
+      </w:pPr>
+      <w:r>
+        <w:t>Činjenica da sistem trenutno radi pouzdano</w:t>
+      </w:r>
+      <w:r>
+        <w:t xml:space="preserve"> ne znači da će nastaviti da funkcioniše na isti način i u budućnosti. Jedan od najčešćih razloga degradacije performansi jeste povećanje opterećenja. Na primer, broj korisnika može porasti sa 10000 na 100000 ili se količina podataka koju sistem obrađuje može višestruko uvećati. U takvim situacijama sistem koji je ranije funkcionisao bez problema može postati spor ili čak neupotrebljiv. </w:t>
+      </w:r>
+    </w:p>
+    <w:p>
+      <w:pPr>
+        <w:ind w:firstLine="0"/>
+      </w:pPr>
+    </w:p>
+    <w:p>
+      <w:pPr>
+        <w:ind w:firstLine="0"/>
+      </w:pPr>
+      <w:r>
+        <w:t>U praksi se često ističe da nije potrebno unapred brinuti o velikim razmerama sistema, naročito u ranim fazama razvoja proizvoda. Kod aplikacija sa malim brojem korisnika, kao što su startup projekti, prioritet je jednostavnost i fleksibilnost sistema, kako bi se omogućile brze izmene i prilagođavanje potrebama korisnika. Preuranjeno optimizovanje za veliki obim može dovesti do nepotrebne kompleksnosti i otežati dalji razvoj sistema.</w:t>
+      </w:r>
+      <w:r>
+        <w:t xml:space="preserve"> </w:t>
+      </w:r>
+    </w:p>
+    <w:p>
+      <w:pPr>
+        <w:ind w:firstLine="0"/>
+      </w:pPr>
+    </w:p>
+    <w:p>
+      <w:pPr>
+        <w:ind w:firstLine="0"/>
+      </w:pPr>
+      <w:r>
+        <w:t xml:space="preserve">Kako sistem raste, postaje važno razmatrati konkretne načine skaliranja baze podataka. To uključuje pitanja poput: da li je moguće povećati resurse postojećeg servera (vertikalno skaliranje), </w:t>
+      </w:r>
+      <w:r>
+        <w:lastRenderedPageBreak/>
+        <w:t>da li se opterećenje može raspodeliti na više čvorova (horizontalno skaliranje), kao i kada trenutna arhitektura dostiže svoje limite. Takođe, identifikacija uskih grla, kao što su spori upiti, zaključavanja ili ograničenja u I/O operacijama, predstavlja ključni korak ka unapređenju performansi i dostupnosti.</w:t>
+      </w:r>
+    </w:p>
+    <w:p>
+      <w:pPr>
+        <w:ind w:firstLine="0"/>
+        <w:rPr>
+          <w:lang w:val="en-GB"/>
+        </w:rPr>
+      </w:pPr>
+    </w:p>
+    <w:p>
+      <w:pPr>
+        <w:ind w:firstLine="0"/>
+      </w:pPr>
+      <w:r>
+        <w:t>J</w:t>
+      </w:r>
+      <w:r>
+        <w:t>edan od osnovnih načina povećanja performansi i dostupnosti sistema jeste povećanje hardverskih resursa. Ovaj pristup se naziva vertikalno skaliranje (vertical scaling) ili scaling up, i podrazumeva prelazak na jaču mašinu sa više CPU jezgara, veće količine RAM memorije i većim kapacitetom diska. Iako ovaj pristup omogućava jednostavnije upravljanje sistemom, on ima svoja ograničenja, jer se cena visokoperformantnih mašina povećava nesrazmerno brzo u odnosu na dobijene resurse</w:t>
+      </w:r>
+      <w:r>
+        <w:t>.</w:t>
+      </w:r>
+    </w:p>
+    <w:p>
+      <w:pPr>
+        <w:ind w:firstLine="0"/>
+      </w:pPr>
+    </w:p>
+    <w:p>
+      <w:pPr>
+        <w:ind w:firstLine="0"/>
+      </w:pPr>
+      <w:r>
+        <w:t>Nasuprot tome, horizontalno skaliranje (horizontal scaling) ili scaling out predstavlja pristup u kojem se sistem proširuje dodavanjem većeg broja manjih mašina umesto povećanja resursa jedne mašine. U ovom modelu opterećenje se raspodeljuje na više nezavisnih čvorova, koji zajedno rade kao jedinstven sistem.</w:t>
+      </w:r>
+      <w:r>
+        <w:t xml:space="preserve"> </w:t>
+      </w:r>
+      <w:r>
+        <w:t>Prednost ovog pristupa u odnosu na vertikalno skaliranje jeste veća fleksibilnost i bolja otpornost na kvarove. Ukoliko jedan čvor postane nedostupan, ostali čvorovi mogu nastaviti sa radom, čime se povećava dostupnost sistema.</w:t>
+      </w:r>
+      <w:r>
+        <w:t xml:space="preserve"> </w:t>
+      </w:r>
+      <w:r>
+        <w:t>Međutim, ovaj pristup uvodi i dodatnu složenost, jer je potrebno rešavati probleme kao što su raspodela podataka (sharding), konzistentnost između čvorova i komunikacija preko mreže. Upravo zbog ovih izazova, horizontalno skaliranje zahteva pažljivo projektovanje arhitekture sistema.</w:t>
+      </w:r>
+    </w:p>
+    <w:p>
+      <w:pPr>
+        <w:ind w:firstLine="0"/>
+      </w:pPr>
+    </w:p>
+    <w:p>
+      <w:pPr>
+        <w:keepNext/>
+        <w:ind w:firstLine="0"/>
+      </w:pPr>
+      <w:r>
+        <w:rPr>
+          <w:lang w:val="en-GB"/>
+        </w:rPr>
+        <w:drawing>
+          <wp:inline distT="0" distB="0" distL="0" distR="0" wp14:anchorId="2F1021AC" wp14:editId="23F937F5">
+            <wp:extent cx="5934075" cy="3005455"/>
+            <wp:effectExtent l="0" t="0" r="9525" b="4445"/>
+            <wp:docPr id="6" name="Picture 6"/>
+            <wp:cNvGraphicFramePr>
+              <a:graphicFrameLocks xmlns:a="http://schemas.openxmlformats.org/drawingml/2006/main" noChangeAspect="1"/>
+            </wp:cNvGraphicFramePr>
+            <a:graphic xmlns:a="http://schemas.openxmlformats.org/drawingml/2006/main">
+              <a:graphicData uri="http://schemas.openxmlformats.org/drawingml/2006/picture">
+                <pic:pic xmlns:pic="http://schemas.openxmlformats.org/drawingml/2006/picture">
+                  <pic:nvPicPr>
+                    <pic:cNvPr id="1" name=""/>
+                    <pic:cNvPicPr/>
+                  </pic:nvPicPr>
+                  <pic:blipFill>
+                    <a:blip r:embed="rId15"/>
+                    <a:stretch>
+                      <a:fillRect/>
+                    </a:stretch>
+                  </pic:blipFill>
+                  <pic:spPr>
+                    <a:xfrm>
+                      <a:off x="0" y="0"/>
+                      <a:ext cx="5934075" cy="3005455"/>
+                    </a:xfrm>
+                    <a:prstGeom prst="rect">
+                      <a:avLst/>
+                    </a:prstGeom>
+                  </pic:spPr>
+                </pic:pic>
+              </a:graphicData>
+            </a:graphic>
+          </wp:inline>
+        </w:drawing>
+      </w:r>
+    </w:p>
+    <w:p>
+      <w:pPr>
+        <w:pStyle w:val="Caption"/>
+        <w:jc w:val="center"/>
+      </w:pPr>
+      <w:r>
+        <w:t>Slika 5 – Horizontalno i vertikalno skaliranje</w:t>
+      </w:r>
+    </w:p>
+    <w:p>
+      <w:pPr>
+        <w:ind w:firstLine="0"/>
+        <w:rPr>
+          <w:lang w:val="en-GB"/>
+        </w:rPr>
+      </w:pPr>
+    </w:p>
+    <w:p>
+      <w:pPr>
+        <w:ind w:firstLine="0"/>
+        <w:rPr>
+          <w:lang w:val="en-GB"/>
+        </w:rPr>
+      </w:pPr>
+    </w:p>
+    <w:p>
+      <w:pPr>
+        <w:pStyle w:val="Heading1"/>
+        <w:ind w:firstLine="0"/>
+      </w:pPr>
+      <w:r>
+        <w:lastRenderedPageBreak/>
+        <w:t>8</w:t>
+      </w:r>
+      <w:r>
+        <w:t xml:space="preserve">. </w:t>
+      </w:r>
+      <w:r>
+        <w:t>High availability kod Postgresa</w:t>
+      </w:r>
+    </w:p>
+    <w:p>
+      <w:pPr>
+        <w:pStyle w:val="Heading1"/>
+        <w:ind w:firstLine="0"/>
+      </w:pPr>
+    </w:p>
+    <w:p>
+      <w:pPr>
+        <w:pStyle w:val="Heading1"/>
+        <w:ind w:firstLine="0"/>
+      </w:pPr>
+      <w:r>
+        <w:t xml:space="preserve"> </w:t>
+      </w:r>
+    </w:p>
+    <w:p>
+      <w:pPr>
+        <w:ind w:firstLine="0"/>
+        <w:rPr>
+          <w:lang w:val="en-GB"/>
+        </w:rPr>
+      </w:pPr>
+    </w:p>
     <w:sectPr>
-      <w:footerReference w:type="default" r:id="rId14"/>
+      <w:footerReference w:type="default" r:id="rId16"/>
       <w:pgSz w:w="11909" w:h="16834" w:code="9"/>
       <w:pgMar w:top="1325" w:right="1282" w:bottom="2477" w:left="1282" w:header="720" w:footer="720" w:gutter="0"/>
       <w:pgNumType w:start="1"/>
@@ -5610,6 +11273,95 @@
     </w:lvl>
   </w:abstractNum>
   <w:abstractNum w:abstractNumId="10" w15:restartNumberingAfterBreak="0">
+    <w:nsid w:val="0F5A1767"/>
+    <w:multiLevelType w:val="hybridMultilevel"/>
+    <w:tmpl w:val="3D8C9042"/>
+    <w:lvl w:ilvl="0" w:tplc="D2D490B6">
+      <w:start w:val="1"/>
+      <w:numFmt w:val="decimal"/>
+      <w:lvlText w:val="%1."/>
+      <w:lvlJc w:val="left"/>
+      <w:pPr>
+        <w:ind w:left="765" w:hanging="405"/>
+      </w:pPr>
+      <w:rPr>
+        <w:rFonts w:hint="default"/>
+      </w:rPr>
+    </w:lvl>
+    <w:lvl w:ilvl="1" w:tplc="08090019" w:tentative="1">
+      <w:start w:val="1"/>
+      <w:numFmt w:val="lowerLetter"/>
+      <w:lvlText w:val="%2."/>
+      <w:lvlJc w:val="left"/>
+      <w:pPr>
+        <w:ind w:left="1440" w:hanging="360"/>
+      </w:pPr>
+    </w:lvl>
+    <w:lvl w:ilvl="2" w:tplc="0809001B" w:tentative="1">
+      <w:start w:val="1"/>
+      <w:numFmt w:val="lowerRoman"/>
+      <w:lvlText w:val="%3."/>
+      <w:lvlJc w:val="right"/>
+      <w:pPr>
+        <w:ind w:left="2160" w:hanging="180"/>
+      </w:pPr>
+    </w:lvl>
+    <w:lvl w:ilvl="3" w:tplc="0809000F" w:tentative="1">
+      <w:start w:val="1"/>
+      <w:numFmt w:val="decimal"/>
+      <w:lvlText w:val="%4."/>
+      <w:lvlJc w:val="left"/>
+      <w:pPr>
+        <w:ind w:left="2880" w:hanging="360"/>
+      </w:pPr>
+    </w:lvl>
+    <w:lvl w:ilvl="4" w:tplc="08090019" w:tentative="1">
+      <w:start w:val="1"/>
+      <w:numFmt w:val="lowerLetter"/>
+      <w:lvlText w:val="%5."/>
+      <w:lvlJc w:val="left"/>
+      <w:pPr>
+        <w:ind w:left="3600" w:hanging="360"/>
+      </w:pPr>
+    </w:lvl>
+    <w:lvl w:ilvl="5" w:tplc="0809001B" w:tentative="1">
+      <w:start w:val="1"/>
+      <w:numFmt w:val="lowerRoman"/>
+      <w:lvlText w:val="%6."/>
+      <w:lvlJc w:val="right"/>
+      <w:pPr>
+        <w:ind w:left="4320" w:hanging="180"/>
+      </w:pPr>
+    </w:lvl>
+    <w:lvl w:ilvl="6" w:tplc="0809000F" w:tentative="1">
+      <w:start w:val="1"/>
+      <w:numFmt w:val="decimal"/>
+      <w:lvlText w:val="%7."/>
+      <w:lvlJc w:val="left"/>
+      <w:pPr>
+        <w:ind w:left="5040" w:hanging="360"/>
+      </w:pPr>
+    </w:lvl>
+    <w:lvl w:ilvl="7" w:tplc="08090019" w:tentative="1">
+      <w:start w:val="1"/>
+      <w:numFmt w:val="lowerLetter"/>
+      <w:lvlText w:val="%8."/>
+      <w:lvlJc w:val="left"/>
+      <w:pPr>
+        <w:ind w:left="5760" w:hanging="360"/>
+      </w:pPr>
+    </w:lvl>
+    <w:lvl w:ilvl="8" w:tplc="0809001B" w:tentative="1">
+      <w:start w:val="1"/>
+      <w:numFmt w:val="lowerRoman"/>
+      <w:lvlText w:val="%9."/>
+      <w:lvlJc w:val="right"/>
+      <w:pPr>
+        <w:ind w:left="6480" w:hanging="180"/>
+      </w:pPr>
+    </w:lvl>
+  </w:abstractNum>
+  <w:abstractNum w:abstractNumId="11" w15:restartNumberingAfterBreak="0">
     <w:nsid w:val="10C62407"/>
     <w:multiLevelType w:val="hybridMultilevel"/>
     <w:tmpl w:val="A83CA066"/>
@@ -5722,7 +11474,7 @@
       </w:rPr>
     </w:lvl>
   </w:abstractNum>
-  <w:abstractNum w:abstractNumId="11" w15:restartNumberingAfterBreak="0">
+  <w:abstractNum w:abstractNumId="12" w15:restartNumberingAfterBreak="0">
     <w:nsid w:val="13A0109A"/>
     <w:multiLevelType w:val="multilevel"/>
     <w:tmpl w:val="D3F883EE"/>
@@ -5844,7 +11596,7 @@
       </w:rPr>
     </w:lvl>
   </w:abstractNum>
-  <w:abstractNum w:abstractNumId="12" w15:restartNumberingAfterBreak="0">
+  <w:abstractNum w:abstractNumId="13" w15:restartNumberingAfterBreak="0">
     <w:nsid w:val="14924EFA"/>
     <w:multiLevelType w:val="hybridMultilevel"/>
     <w:tmpl w:val="39CCA06A"/>
@@ -5930,7 +11682,7 @@
       </w:pPr>
     </w:lvl>
   </w:abstractNum>
-  <w:abstractNum w:abstractNumId="13" w15:restartNumberingAfterBreak="0">
+  <w:abstractNum w:abstractNumId="14" w15:restartNumberingAfterBreak="0">
     <w:nsid w:val="15435E8F"/>
     <w:multiLevelType w:val="hybridMultilevel"/>
     <w:tmpl w:val="BECACA8C"/>
@@ -6043,7 +11795,7 @@
       </w:rPr>
     </w:lvl>
   </w:abstractNum>
-  <w:abstractNum w:abstractNumId="14" w15:restartNumberingAfterBreak="0">
+  <w:abstractNum w:abstractNumId="15" w15:restartNumberingAfterBreak="0">
     <w:nsid w:val="19A04308"/>
     <w:multiLevelType w:val="hybridMultilevel"/>
     <w:tmpl w:val="AFF61E12"/>
@@ -6156,7 +11908,7 @@
       </w:rPr>
     </w:lvl>
   </w:abstractNum>
-  <w:abstractNum w:abstractNumId="15" w15:restartNumberingAfterBreak="0">
+  <w:abstractNum w:abstractNumId="16" w15:restartNumberingAfterBreak="0">
     <w:nsid w:val="19E23090"/>
     <w:multiLevelType w:val="hybridMultilevel"/>
     <w:tmpl w:val="93967A42"/>
@@ -6242,7 +11994,7 @@
       </w:pPr>
     </w:lvl>
   </w:abstractNum>
-  <w:abstractNum w:abstractNumId="16" w15:restartNumberingAfterBreak="0">
+  <w:abstractNum w:abstractNumId="17" w15:restartNumberingAfterBreak="0">
     <w:nsid w:val="1C077243"/>
     <w:multiLevelType w:val="hybridMultilevel"/>
     <w:tmpl w:val="94C4CFC8"/>
@@ -6355,7 +12107,7 @@
       </w:rPr>
     </w:lvl>
   </w:abstractNum>
-  <w:abstractNum w:abstractNumId="17" w15:restartNumberingAfterBreak="0">
+  <w:abstractNum w:abstractNumId="18" w15:restartNumberingAfterBreak="0">
     <w:nsid w:val="1CAF224B"/>
     <w:multiLevelType w:val="hybridMultilevel"/>
     <w:tmpl w:val="A49206D0"/>
@@ -6468,7 +12220,7 @@
       </w:rPr>
     </w:lvl>
   </w:abstractNum>
-  <w:abstractNum w:abstractNumId="18" w15:restartNumberingAfterBreak="0">
+  <w:abstractNum w:abstractNumId="19" w15:restartNumberingAfterBreak="0">
     <w:nsid w:val="1CB621AD"/>
     <w:multiLevelType w:val="hybridMultilevel"/>
     <w:tmpl w:val="4B06A1DC"/>
@@ -6581,7 +12333,7 @@
       </w:rPr>
     </w:lvl>
   </w:abstractNum>
-  <w:abstractNum w:abstractNumId="19" w15:restartNumberingAfterBreak="0">
+  <w:abstractNum w:abstractNumId="20" w15:restartNumberingAfterBreak="0">
     <w:nsid w:val="1DAF70E7"/>
     <w:multiLevelType w:val="hybridMultilevel"/>
     <w:tmpl w:val="30EC4BE2"/>
@@ -6694,7 +12446,7 @@
       </w:rPr>
     </w:lvl>
   </w:abstractNum>
-  <w:abstractNum w:abstractNumId="20" w15:restartNumberingAfterBreak="0">
+  <w:abstractNum w:abstractNumId="21" w15:restartNumberingAfterBreak="0">
     <w:nsid w:val="1E0277F1"/>
     <w:multiLevelType w:val="hybridMultilevel"/>
     <w:tmpl w:val="4394CF4C"/>
@@ -6807,7 +12559,7 @@
       </w:rPr>
     </w:lvl>
   </w:abstractNum>
-  <w:abstractNum w:abstractNumId="21" w15:restartNumberingAfterBreak="0">
+  <w:abstractNum w:abstractNumId="22" w15:restartNumberingAfterBreak="0">
     <w:nsid w:val="1FE96887"/>
     <w:multiLevelType w:val="hybridMultilevel"/>
     <w:tmpl w:val="52863E14"/>
@@ -6896,7 +12648,7 @@
       </w:pPr>
     </w:lvl>
   </w:abstractNum>
-  <w:abstractNum w:abstractNumId="22" w15:restartNumberingAfterBreak="0">
+  <w:abstractNum w:abstractNumId="23" w15:restartNumberingAfterBreak="0">
     <w:nsid w:val="216B4ACE"/>
     <w:multiLevelType w:val="hybridMultilevel"/>
     <w:tmpl w:val="F4A4BA24"/>
@@ -6982,7 +12734,7 @@
       </w:pPr>
     </w:lvl>
   </w:abstractNum>
-  <w:abstractNum w:abstractNumId="23" w15:restartNumberingAfterBreak="0">
+  <w:abstractNum w:abstractNumId="24" w15:restartNumberingAfterBreak="0">
     <w:nsid w:val="21B71790"/>
     <w:multiLevelType w:val="hybridMultilevel"/>
     <w:tmpl w:val="3468C138"/>
@@ -7095,7 +12847,7 @@
       </w:rPr>
     </w:lvl>
   </w:abstractNum>
-  <w:abstractNum w:abstractNumId="24" w15:restartNumberingAfterBreak="0">
+  <w:abstractNum w:abstractNumId="25" w15:restartNumberingAfterBreak="0">
     <w:nsid w:val="275772B3"/>
     <w:multiLevelType w:val="hybridMultilevel"/>
     <w:tmpl w:val="30C20A58"/>
@@ -7181,7 +12933,7 @@
       </w:pPr>
     </w:lvl>
   </w:abstractNum>
-  <w:abstractNum w:abstractNumId="25" w15:restartNumberingAfterBreak="0">
+  <w:abstractNum w:abstractNumId="26" w15:restartNumberingAfterBreak="0">
     <w:nsid w:val="28CB3FA6"/>
     <w:multiLevelType w:val="hybridMultilevel"/>
     <w:tmpl w:val="E5FEE1C0"/>
@@ -7267,7 +13019,7 @@
       </w:pPr>
     </w:lvl>
   </w:abstractNum>
-  <w:abstractNum w:abstractNumId="26" w15:restartNumberingAfterBreak="0">
+  <w:abstractNum w:abstractNumId="27" w15:restartNumberingAfterBreak="0">
     <w:nsid w:val="28EB0052"/>
     <w:multiLevelType w:val="hybridMultilevel"/>
     <w:tmpl w:val="19309274"/>
@@ -7353,7 +13105,7 @@
       </w:pPr>
     </w:lvl>
   </w:abstractNum>
-  <w:abstractNum w:abstractNumId="27" w15:restartNumberingAfterBreak="0">
+  <w:abstractNum w:abstractNumId="28" w15:restartNumberingAfterBreak="0">
     <w:nsid w:val="29C93780"/>
     <w:multiLevelType w:val="hybridMultilevel"/>
     <w:tmpl w:val="F33A829E"/>
@@ -7439,7 +13191,7 @@
       </w:pPr>
     </w:lvl>
   </w:abstractNum>
-  <w:abstractNum w:abstractNumId="28" w15:restartNumberingAfterBreak="0">
+  <w:abstractNum w:abstractNumId="29" w15:restartNumberingAfterBreak="0">
     <w:nsid w:val="2A621B8D"/>
     <w:multiLevelType w:val="hybridMultilevel"/>
     <w:tmpl w:val="4AEE0E62"/>
@@ -7525,7 +13277,7 @@
       </w:pPr>
     </w:lvl>
   </w:abstractNum>
-  <w:abstractNum w:abstractNumId="29" w15:restartNumberingAfterBreak="0">
+  <w:abstractNum w:abstractNumId="30" w15:restartNumberingAfterBreak="0">
     <w:nsid w:val="2BA62804"/>
     <w:multiLevelType w:val="hybridMultilevel"/>
     <w:tmpl w:val="ACCA58B4"/>
@@ -7611,7 +13363,7 @@
       </w:pPr>
     </w:lvl>
   </w:abstractNum>
-  <w:abstractNum w:abstractNumId="30" w15:restartNumberingAfterBreak="0">
+  <w:abstractNum w:abstractNumId="31" w15:restartNumberingAfterBreak="0">
     <w:nsid w:val="32202B9B"/>
     <w:multiLevelType w:val="hybridMultilevel"/>
     <w:tmpl w:val="2786A0FE"/>
@@ -7697,7 +13449,120 @@
       </w:pPr>
     </w:lvl>
   </w:abstractNum>
-  <w:abstractNum w:abstractNumId="31" w15:restartNumberingAfterBreak="0">
+  <w:abstractNum w:abstractNumId="32" w15:restartNumberingAfterBreak="0">
+    <w:nsid w:val="34BC5730"/>
+    <w:multiLevelType w:val="hybridMultilevel"/>
+    <w:tmpl w:val="0FAC8786"/>
+    <w:lvl w:ilvl="0" w:tplc="08090001">
+      <w:start w:val="1"/>
+      <w:numFmt w:val="bullet"/>
+      <w:lvlText w:val=""/>
+      <w:lvlJc w:val="left"/>
+      <w:pPr>
+        <w:ind w:left="720" w:hanging="360"/>
+      </w:pPr>
+      <w:rPr>
+        <w:rFonts w:ascii="Symbol" w:hAnsi="Symbol" w:hint="default"/>
+      </w:rPr>
+    </w:lvl>
+    <w:lvl w:ilvl="1" w:tplc="08090003" w:tentative="1">
+      <w:start w:val="1"/>
+      <w:numFmt w:val="bullet"/>
+      <w:lvlText w:val="o"/>
+      <w:lvlJc w:val="left"/>
+      <w:pPr>
+        <w:ind w:left="1440" w:hanging="360"/>
+      </w:pPr>
+      <w:rPr>
+        <w:rFonts w:ascii="Courier New" w:hAnsi="Courier New" w:cs="Courier New" w:hint="default"/>
+      </w:rPr>
+    </w:lvl>
+    <w:lvl w:ilvl="2" w:tplc="08090005" w:tentative="1">
+      <w:start w:val="1"/>
+      <w:numFmt w:val="bullet"/>
+      <w:lvlText w:val=""/>
+      <w:lvlJc w:val="left"/>
+      <w:pPr>
+        <w:ind w:left="2160" w:hanging="360"/>
+      </w:pPr>
+      <w:rPr>
+        <w:rFonts w:ascii="Wingdings" w:hAnsi="Wingdings" w:hint="default"/>
+      </w:rPr>
+    </w:lvl>
+    <w:lvl w:ilvl="3" w:tplc="08090001" w:tentative="1">
+      <w:start w:val="1"/>
+      <w:numFmt w:val="bullet"/>
+      <w:lvlText w:val=""/>
+      <w:lvlJc w:val="left"/>
+      <w:pPr>
+        <w:ind w:left="2880" w:hanging="360"/>
+      </w:pPr>
+      <w:rPr>
+        <w:rFonts w:ascii="Symbol" w:hAnsi="Symbol" w:hint="default"/>
+      </w:rPr>
+    </w:lvl>
+    <w:lvl w:ilvl="4" w:tplc="08090003" w:tentative="1">
+      <w:start w:val="1"/>
+      <w:numFmt w:val="bullet"/>
+      <w:lvlText w:val="o"/>
+      <w:lvlJc w:val="left"/>
+      <w:pPr>
+        <w:ind w:left="3600" w:hanging="360"/>
+      </w:pPr>
+      <w:rPr>
+        <w:rFonts w:ascii="Courier New" w:hAnsi="Courier New" w:cs="Courier New" w:hint="default"/>
+      </w:rPr>
+    </w:lvl>
+    <w:lvl w:ilvl="5" w:tplc="08090005" w:tentative="1">
+      <w:start w:val="1"/>
+      <w:numFmt w:val="bullet"/>
+      <w:lvlText w:val=""/>
+      <w:lvlJc w:val="left"/>
+      <w:pPr>
+        <w:ind w:left="4320" w:hanging="360"/>
+      </w:pPr>
+      <w:rPr>
+        <w:rFonts w:ascii="Wingdings" w:hAnsi="Wingdings" w:hint="default"/>
+      </w:rPr>
+    </w:lvl>
+    <w:lvl w:ilvl="6" w:tplc="08090001" w:tentative="1">
+      <w:start w:val="1"/>
+      <w:numFmt w:val="bullet"/>
+      <w:lvlText w:val=""/>
+      <w:lvlJc w:val="left"/>
+      <w:pPr>
+        <w:ind w:left="5040" w:hanging="360"/>
+      </w:pPr>
+      <w:rPr>
+        <w:rFonts w:ascii="Symbol" w:hAnsi="Symbol" w:hint="default"/>
+      </w:rPr>
+    </w:lvl>
+    <w:lvl w:ilvl="7" w:tplc="08090003" w:tentative="1">
+      <w:start w:val="1"/>
+      <w:numFmt w:val="bullet"/>
+      <w:lvlText w:val="o"/>
+      <w:lvlJc w:val="left"/>
+      <w:pPr>
+        <w:ind w:left="5760" w:hanging="360"/>
+      </w:pPr>
+      <w:rPr>
+        <w:rFonts w:ascii="Courier New" w:hAnsi="Courier New" w:cs="Courier New" w:hint="default"/>
+      </w:rPr>
+    </w:lvl>
+    <w:lvl w:ilvl="8" w:tplc="08090005" w:tentative="1">
+      <w:start w:val="1"/>
+      <w:numFmt w:val="bullet"/>
+      <w:lvlText w:val=""/>
+      <w:lvlJc w:val="left"/>
+      <w:pPr>
+        <w:ind w:left="6480" w:hanging="360"/>
+      </w:pPr>
+      <w:rPr>
+        <w:rFonts w:ascii="Wingdings" w:hAnsi="Wingdings" w:hint="default"/>
+      </w:rPr>
+    </w:lvl>
+  </w:abstractNum>
+  <w:abstractNum w:abstractNumId="33" w15:restartNumberingAfterBreak="0">
     <w:nsid w:val="34C94E99"/>
     <w:multiLevelType w:val="hybridMultilevel"/>
     <w:tmpl w:val="1F240DD8"/>
@@ -7783,7 +13648,7 @@
       </w:pPr>
     </w:lvl>
   </w:abstractNum>
-  <w:abstractNum w:abstractNumId="32" w15:restartNumberingAfterBreak="0">
+  <w:abstractNum w:abstractNumId="34" w15:restartNumberingAfterBreak="0">
     <w:nsid w:val="35414343"/>
     <w:multiLevelType w:val="multilevel"/>
     <w:tmpl w:val="0409001F"/>
@@ -7869,7 +13734,7 @@
       </w:pPr>
     </w:lvl>
   </w:abstractNum>
-  <w:abstractNum w:abstractNumId="33" w15:restartNumberingAfterBreak="0">
+  <w:abstractNum w:abstractNumId="35" w15:restartNumberingAfterBreak="0">
     <w:nsid w:val="36592B4F"/>
     <w:multiLevelType w:val="hybridMultilevel"/>
     <w:tmpl w:val="85C2E3C0"/>
@@ -7982,7 +13847,7 @@
       </w:rPr>
     </w:lvl>
   </w:abstractNum>
-  <w:abstractNum w:abstractNumId="34" w15:restartNumberingAfterBreak="0">
+  <w:abstractNum w:abstractNumId="36" w15:restartNumberingAfterBreak="0">
     <w:nsid w:val="36E70356"/>
     <w:multiLevelType w:val="multilevel"/>
     <w:tmpl w:val="D3F883EE"/>
@@ -8104,7 +13969,7 @@
       </w:rPr>
     </w:lvl>
   </w:abstractNum>
-  <w:abstractNum w:abstractNumId="35" w15:restartNumberingAfterBreak="0">
+  <w:abstractNum w:abstractNumId="37" w15:restartNumberingAfterBreak="0">
     <w:nsid w:val="389917B0"/>
     <w:multiLevelType w:val="hybridMultilevel"/>
     <w:tmpl w:val="E9888D10"/>
@@ -8190,7 +14055,7 @@
       </w:pPr>
     </w:lvl>
   </w:abstractNum>
-  <w:abstractNum w:abstractNumId="36" w15:restartNumberingAfterBreak="0">
+  <w:abstractNum w:abstractNumId="38" w15:restartNumberingAfterBreak="0">
     <w:nsid w:val="39942618"/>
     <w:multiLevelType w:val="hybridMultilevel"/>
     <w:tmpl w:val="50CC0918"/>
@@ -8276,7 +14141,7 @@
       </w:pPr>
     </w:lvl>
   </w:abstractNum>
-  <w:abstractNum w:abstractNumId="37" w15:restartNumberingAfterBreak="0">
+  <w:abstractNum w:abstractNumId="39" w15:restartNumberingAfterBreak="0">
     <w:nsid w:val="3B126805"/>
     <w:multiLevelType w:val="hybridMultilevel"/>
     <w:tmpl w:val="CFE667F6"/>
@@ -8389,7 +14254,7 @@
       </w:rPr>
     </w:lvl>
   </w:abstractNum>
-  <w:abstractNum w:abstractNumId="38" w15:restartNumberingAfterBreak="0">
+  <w:abstractNum w:abstractNumId="40" w15:restartNumberingAfterBreak="0">
     <w:nsid w:val="454C30C6"/>
     <w:multiLevelType w:val="hybridMultilevel"/>
     <w:tmpl w:val="C9CAE30A"/>
@@ -8502,7 +14367,7 @@
       </w:rPr>
     </w:lvl>
   </w:abstractNum>
-  <w:abstractNum w:abstractNumId="39" w15:restartNumberingAfterBreak="0">
+  <w:abstractNum w:abstractNumId="41" w15:restartNumberingAfterBreak="0">
     <w:nsid w:val="457B4070"/>
     <w:multiLevelType w:val="hybridMultilevel"/>
     <w:tmpl w:val="8D78BF94"/>
@@ -8615,7 +14480,7 @@
       </w:rPr>
     </w:lvl>
   </w:abstractNum>
-  <w:abstractNum w:abstractNumId="40" w15:restartNumberingAfterBreak="0">
+  <w:abstractNum w:abstractNumId="42" w15:restartNumberingAfterBreak="0">
     <w:nsid w:val="469E627B"/>
     <w:multiLevelType w:val="hybridMultilevel"/>
     <w:tmpl w:val="2848D5DC"/>
@@ -8728,7 +14593,7 @@
       </w:rPr>
     </w:lvl>
   </w:abstractNum>
-  <w:abstractNum w:abstractNumId="41" w15:restartNumberingAfterBreak="0">
+  <w:abstractNum w:abstractNumId="43" w15:restartNumberingAfterBreak="0">
     <w:nsid w:val="49283744"/>
     <w:multiLevelType w:val="hybridMultilevel"/>
     <w:tmpl w:val="CBF4DD7A"/>
@@ -8814,7 +14679,7 @@
       </w:pPr>
     </w:lvl>
   </w:abstractNum>
-  <w:abstractNum w:abstractNumId="42" w15:restartNumberingAfterBreak="0">
+  <w:abstractNum w:abstractNumId="44" w15:restartNumberingAfterBreak="0">
     <w:nsid w:val="4BCF02E1"/>
     <w:multiLevelType w:val="hybridMultilevel"/>
     <w:tmpl w:val="D5686EF2"/>
@@ -8903,7 +14768,7 @@
       </w:pPr>
     </w:lvl>
   </w:abstractNum>
-  <w:abstractNum w:abstractNumId="43" w15:restartNumberingAfterBreak="0">
+  <w:abstractNum w:abstractNumId="45" w15:restartNumberingAfterBreak="0">
     <w:nsid w:val="4FED0060"/>
     <w:multiLevelType w:val="hybridMultilevel"/>
     <w:tmpl w:val="FDEE50C4"/>
@@ -9016,7 +14881,7 @@
       </w:rPr>
     </w:lvl>
   </w:abstractNum>
-  <w:abstractNum w:abstractNumId="44" w15:restartNumberingAfterBreak="0">
+  <w:abstractNum w:abstractNumId="46" w15:restartNumberingAfterBreak="0">
     <w:nsid w:val="50482610"/>
     <w:multiLevelType w:val="hybridMultilevel"/>
     <w:tmpl w:val="BC1023E8"/>
@@ -9129,7 +14994,7 @@
       </w:rPr>
     </w:lvl>
   </w:abstractNum>
-  <w:abstractNum w:abstractNumId="45" w15:restartNumberingAfterBreak="0">
+  <w:abstractNum w:abstractNumId="47" w15:restartNumberingAfterBreak="0">
     <w:nsid w:val="52C0684C"/>
     <w:multiLevelType w:val="hybridMultilevel"/>
     <w:tmpl w:val="E9923474"/>
@@ -9242,7 +15107,7 @@
       </w:rPr>
     </w:lvl>
   </w:abstractNum>
-  <w:abstractNum w:abstractNumId="46" w15:restartNumberingAfterBreak="0">
+  <w:abstractNum w:abstractNumId="48" w15:restartNumberingAfterBreak="0">
     <w:nsid w:val="54DB1CBA"/>
     <w:multiLevelType w:val="hybridMultilevel"/>
     <w:tmpl w:val="842C0DBC"/>
@@ -9328,7 +15193,7 @@
       </w:pPr>
     </w:lvl>
   </w:abstractNum>
-  <w:abstractNum w:abstractNumId="47" w15:restartNumberingAfterBreak="0">
+  <w:abstractNum w:abstractNumId="49" w15:restartNumberingAfterBreak="0">
     <w:nsid w:val="54F622EA"/>
     <w:multiLevelType w:val="hybridMultilevel"/>
     <w:tmpl w:val="6254A8F2"/>
@@ -9441,7 +15306,7 @@
       </w:rPr>
     </w:lvl>
   </w:abstractNum>
-  <w:abstractNum w:abstractNumId="48" w15:restartNumberingAfterBreak="0">
+  <w:abstractNum w:abstractNumId="50" w15:restartNumberingAfterBreak="0">
     <w:nsid w:val="56972069"/>
     <w:multiLevelType w:val="hybridMultilevel"/>
     <w:tmpl w:val="44CCD510"/>
@@ -9554,7 +15419,7 @@
       </w:rPr>
     </w:lvl>
   </w:abstractNum>
-  <w:abstractNum w:abstractNumId="49" w15:restartNumberingAfterBreak="0">
+  <w:abstractNum w:abstractNumId="51" w15:restartNumberingAfterBreak="0">
     <w:nsid w:val="58CD6CB3"/>
     <w:multiLevelType w:val="hybridMultilevel"/>
     <w:tmpl w:val="96642316"/>
@@ -9667,7 +15532,7 @@
       </w:rPr>
     </w:lvl>
   </w:abstractNum>
-  <w:abstractNum w:abstractNumId="50" w15:restartNumberingAfterBreak="0">
+  <w:abstractNum w:abstractNumId="52" w15:restartNumberingAfterBreak="0">
     <w:nsid w:val="590F57F4"/>
     <w:multiLevelType w:val="hybridMultilevel"/>
     <w:tmpl w:val="0A0CD664"/>
@@ -9780,7 +15645,7 @@
       </w:rPr>
     </w:lvl>
   </w:abstractNum>
-  <w:abstractNum w:abstractNumId="51" w15:restartNumberingAfterBreak="0">
+  <w:abstractNum w:abstractNumId="53" w15:restartNumberingAfterBreak="0">
     <w:nsid w:val="59F97150"/>
     <w:multiLevelType w:val="hybridMultilevel"/>
     <w:tmpl w:val="C48493F8"/>
@@ -9889,7 +15754,7 @@
       </w:rPr>
     </w:lvl>
   </w:abstractNum>
-  <w:abstractNum w:abstractNumId="52" w15:restartNumberingAfterBreak="0">
+  <w:abstractNum w:abstractNumId="54" w15:restartNumberingAfterBreak="0">
     <w:nsid w:val="5B1635A2"/>
     <w:multiLevelType w:val="hybridMultilevel"/>
     <w:tmpl w:val="68F01954"/>
@@ -10002,7 +15867,7 @@
       </w:rPr>
     </w:lvl>
   </w:abstractNum>
-  <w:abstractNum w:abstractNumId="53" w15:restartNumberingAfterBreak="0">
+  <w:abstractNum w:abstractNumId="55" w15:restartNumberingAfterBreak="0">
     <w:nsid w:val="5D07225B"/>
     <w:multiLevelType w:val="hybridMultilevel"/>
     <w:tmpl w:val="73A60EA2"/>
@@ -10115,7 +15980,7 @@
       </w:rPr>
     </w:lvl>
   </w:abstractNum>
-  <w:abstractNum w:abstractNumId="54" w15:restartNumberingAfterBreak="0">
+  <w:abstractNum w:abstractNumId="56" w15:restartNumberingAfterBreak="0">
     <w:nsid w:val="5F657B75"/>
     <w:multiLevelType w:val="hybridMultilevel"/>
     <w:tmpl w:val="018E1BB6"/>
@@ -10201,7 +16066,7 @@
       </w:pPr>
     </w:lvl>
   </w:abstractNum>
-  <w:abstractNum w:abstractNumId="55" w15:restartNumberingAfterBreak="0">
+  <w:abstractNum w:abstractNumId="57" w15:restartNumberingAfterBreak="0">
     <w:nsid w:val="5FB157EF"/>
     <w:multiLevelType w:val="hybridMultilevel"/>
     <w:tmpl w:val="72CCA12E"/>
@@ -10314,7 +16179,7 @@
       </w:rPr>
     </w:lvl>
   </w:abstractNum>
-  <w:abstractNum w:abstractNumId="56" w15:restartNumberingAfterBreak="0">
+  <w:abstractNum w:abstractNumId="58" w15:restartNumberingAfterBreak="0">
     <w:nsid w:val="5FCA21D6"/>
     <w:multiLevelType w:val="hybridMultilevel"/>
     <w:tmpl w:val="6DA24F9E"/>
@@ -10427,7 +16292,7 @@
       </w:rPr>
     </w:lvl>
   </w:abstractNum>
-  <w:abstractNum w:abstractNumId="57" w15:restartNumberingAfterBreak="0">
+  <w:abstractNum w:abstractNumId="59" w15:restartNumberingAfterBreak="0">
     <w:nsid w:val="646D7651"/>
     <w:multiLevelType w:val="hybridMultilevel"/>
     <w:tmpl w:val="B51EB28A"/>
@@ -10540,7 +16405,7 @@
       </w:rPr>
     </w:lvl>
   </w:abstractNum>
-  <w:abstractNum w:abstractNumId="58" w15:restartNumberingAfterBreak="0">
+  <w:abstractNum w:abstractNumId="60" w15:restartNumberingAfterBreak="0">
     <w:nsid w:val="667A13DF"/>
     <w:multiLevelType w:val="hybridMultilevel"/>
     <w:tmpl w:val="2BF6EE66"/>
@@ -10626,7 +16491,7 @@
       </w:pPr>
     </w:lvl>
   </w:abstractNum>
-  <w:abstractNum w:abstractNumId="59" w15:restartNumberingAfterBreak="0">
+  <w:abstractNum w:abstractNumId="61" w15:restartNumberingAfterBreak="0">
     <w:nsid w:val="68750C73"/>
     <w:multiLevelType w:val="hybridMultilevel"/>
     <w:tmpl w:val="A8262A40"/>
@@ -10739,7 +16604,7 @@
       </w:rPr>
     </w:lvl>
   </w:abstractNum>
-  <w:abstractNum w:abstractNumId="60" w15:restartNumberingAfterBreak="0">
+  <w:abstractNum w:abstractNumId="62" w15:restartNumberingAfterBreak="0">
     <w:nsid w:val="68D73FE8"/>
     <w:multiLevelType w:val="hybridMultilevel"/>
     <w:tmpl w:val="CA141E90"/>
@@ -10852,7 +16717,7 @@
       </w:rPr>
     </w:lvl>
   </w:abstractNum>
-  <w:abstractNum w:abstractNumId="61" w15:restartNumberingAfterBreak="0">
+  <w:abstractNum w:abstractNumId="63" w15:restartNumberingAfterBreak="0">
     <w:nsid w:val="6A7F48ED"/>
     <w:multiLevelType w:val="hybridMultilevel"/>
     <w:tmpl w:val="D2C8E74E"/>
@@ -10938,7 +16803,7 @@
       </w:pPr>
     </w:lvl>
   </w:abstractNum>
-  <w:abstractNum w:abstractNumId="62" w15:restartNumberingAfterBreak="0">
+  <w:abstractNum w:abstractNumId="64" w15:restartNumberingAfterBreak="0">
     <w:nsid w:val="6CB2328E"/>
     <w:multiLevelType w:val="hybridMultilevel"/>
     <w:tmpl w:val="5DE482E4"/>
@@ -11051,7 +16916,7 @@
       </w:rPr>
     </w:lvl>
   </w:abstractNum>
-  <w:abstractNum w:abstractNumId="63" w15:restartNumberingAfterBreak="0">
+  <w:abstractNum w:abstractNumId="65" w15:restartNumberingAfterBreak="0">
     <w:nsid w:val="6D193A02"/>
     <w:multiLevelType w:val="hybridMultilevel"/>
     <w:tmpl w:val="4BE4F972"/>
@@ -11137,7 +17002,7 @@
       </w:pPr>
     </w:lvl>
   </w:abstractNum>
-  <w:abstractNum w:abstractNumId="64" w15:restartNumberingAfterBreak="0">
+  <w:abstractNum w:abstractNumId="66" w15:restartNumberingAfterBreak="0">
     <w:nsid w:val="6EAE52D7"/>
     <w:multiLevelType w:val="hybridMultilevel"/>
     <w:tmpl w:val="9F1207FA"/>
@@ -11223,7 +17088,7 @@
       </w:pPr>
     </w:lvl>
   </w:abstractNum>
-  <w:abstractNum w:abstractNumId="65" w15:restartNumberingAfterBreak="0">
+  <w:abstractNum w:abstractNumId="67" w15:restartNumberingAfterBreak="0">
     <w:nsid w:val="6F6B2EB2"/>
     <w:multiLevelType w:val="hybridMultilevel"/>
     <w:tmpl w:val="5A70E79E"/>
@@ -11336,7 +17201,7 @@
       </w:rPr>
     </w:lvl>
   </w:abstractNum>
-  <w:abstractNum w:abstractNumId="66" w15:restartNumberingAfterBreak="0">
+  <w:abstractNum w:abstractNumId="68" w15:restartNumberingAfterBreak="0">
     <w:nsid w:val="74EB1CD2"/>
     <w:multiLevelType w:val="hybridMultilevel"/>
     <w:tmpl w:val="C388B3EE"/>
@@ -11449,7 +17314,7 @@
       </w:rPr>
     </w:lvl>
   </w:abstractNum>
-  <w:abstractNum w:abstractNumId="67" w15:restartNumberingAfterBreak="0">
+  <w:abstractNum w:abstractNumId="69" w15:restartNumberingAfterBreak="0">
     <w:nsid w:val="7AC9396E"/>
     <w:multiLevelType w:val="hybridMultilevel"/>
     <w:tmpl w:val="E0944812"/>
@@ -11562,7 +17427,7 @@
       </w:rPr>
     </w:lvl>
   </w:abstractNum>
-  <w:abstractNum w:abstractNumId="68" w15:restartNumberingAfterBreak="0">
+  <w:abstractNum w:abstractNumId="70" w15:restartNumberingAfterBreak="0">
     <w:nsid w:val="7CD25F45"/>
     <w:multiLevelType w:val="hybridMultilevel"/>
     <w:tmpl w:val="40D0B6D8"/>
@@ -11675,7 +17540,7 @@
       </w:rPr>
     </w:lvl>
   </w:abstractNum>
-  <w:abstractNum w:abstractNumId="69" w15:restartNumberingAfterBreak="0">
+  <w:abstractNum w:abstractNumId="71" w15:restartNumberingAfterBreak="0">
     <w:nsid w:val="7EB11B3A"/>
     <w:multiLevelType w:val="hybridMultilevel"/>
     <w:tmpl w:val="7B447CCC"/>
@@ -11762,7 +17627,7 @@
     </w:lvl>
   </w:abstractNum>
   <w:num w:numId="1" w16cid:durableId="471680257">
-    <w:abstractNumId w:val="51"/>
+    <w:abstractNumId w:val="53"/>
     <w:lvlOverride w:ilvl="0">
       <w:startOverride w:val="1"/>
     </w:lvlOverride>
@@ -11779,211 +17644,217 @@
     <w:abstractNumId w:val="7"/>
   </w:num>
   <w:num w:numId="3" w16cid:durableId="1363558395">
-    <w:abstractNumId w:val="30"/>
+    <w:abstractNumId w:val="31"/>
   </w:num>
   <w:num w:numId="4" w16cid:durableId="359167447">
-    <w:abstractNumId w:val="11"/>
+    <w:abstractNumId w:val="12"/>
   </w:num>
   <w:num w:numId="5" w16cid:durableId="1269896918">
-    <w:abstractNumId w:val="32"/>
+    <w:abstractNumId w:val="34"/>
   </w:num>
   <w:num w:numId="6" w16cid:durableId="1368070758">
-    <w:abstractNumId w:val="51"/>
+    <w:abstractNumId w:val="53"/>
   </w:num>
   <w:num w:numId="7" w16cid:durableId="1097293289">
     <w:abstractNumId w:val="5"/>
   </w:num>
   <w:num w:numId="8" w16cid:durableId="259528769">
-    <w:abstractNumId w:val="31"/>
+    <w:abstractNumId w:val="33"/>
   </w:num>
   <w:num w:numId="9" w16cid:durableId="1537112905">
-    <w:abstractNumId w:val="65"/>
+    <w:abstractNumId w:val="67"/>
   </w:num>
   <w:num w:numId="10" w16cid:durableId="1171414357">
+    <w:abstractNumId w:val="56"/>
+  </w:num>
+  <w:num w:numId="11" w16cid:durableId="1220674502">
+    <w:abstractNumId w:val="70"/>
+  </w:num>
+  <w:num w:numId="12" w16cid:durableId="1109080781">
+    <w:abstractNumId w:val="14"/>
+  </w:num>
+  <w:num w:numId="13" w16cid:durableId="1581866262">
+    <w:abstractNumId w:val="58"/>
+  </w:num>
+  <w:num w:numId="14" w16cid:durableId="1375277389">
+    <w:abstractNumId w:val="61"/>
+  </w:num>
+  <w:num w:numId="15" w16cid:durableId="1063026351">
+    <w:abstractNumId w:val="48"/>
+  </w:num>
+  <w:num w:numId="16" w16cid:durableId="405688703">
+    <w:abstractNumId w:val="41"/>
+  </w:num>
+  <w:num w:numId="17" w16cid:durableId="2036346945">
     <w:abstractNumId w:val="54"/>
   </w:num>
-  <w:num w:numId="11" w16cid:durableId="1220674502">
-    <w:abstractNumId w:val="68"/>
-  </w:num>
-  <w:num w:numId="12" w16cid:durableId="1109080781">
-    <w:abstractNumId w:val="13"/>
-  </w:num>
-  <w:num w:numId="13" w16cid:durableId="1581866262">
-    <w:abstractNumId w:val="56"/>
-  </w:num>
-  <w:num w:numId="14" w16cid:durableId="1375277389">
-    <w:abstractNumId w:val="59"/>
-  </w:num>
-  <w:num w:numId="15" w16cid:durableId="1063026351">
-    <w:abstractNumId w:val="46"/>
-  </w:num>
-  <w:num w:numId="16" w16cid:durableId="405688703">
-    <w:abstractNumId w:val="39"/>
-  </w:num>
-  <w:num w:numId="17" w16cid:durableId="2036346945">
-    <w:abstractNumId w:val="52"/>
-  </w:num>
   <w:num w:numId="18" w16cid:durableId="1986004141">
-    <w:abstractNumId w:val="22"/>
+    <w:abstractNumId w:val="23"/>
   </w:num>
   <w:num w:numId="19" w16cid:durableId="202522474">
     <w:abstractNumId w:val="0"/>
   </w:num>
   <w:num w:numId="20" w16cid:durableId="1583220737">
-    <w:abstractNumId w:val="36"/>
+    <w:abstractNumId w:val="38"/>
   </w:num>
   <w:num w:numId="21" w16cid:durableId="740912018">
     <w:abstractNumId w:val="3"/>
   </w:num>
   <w:num w:numId="22" w16cid:durableId="1568414882">
-    <w:abstractNumId w:val="25"/>
+    <w:abstractNumId w:val="26"/>
   </w:num>
   <w:num w:numId="23" w16cid:durableId="2092848807">
     <w:abstractNumId w:val="1"/>
   </w:num>
   <w:num w:numId="24" w16cid:durableId="1758667990">
-    <w:abstractNumId w:val="43"/>
+    <w:abstractNumId w:val="45"/>
   </w:num>
   <w:num w:numId="25" w16cid:durableId="2066634531">
-    <w:abstractNumId w:val="10"/>
+    <w:abstractNumId w:val="11"/>
   </w:num>
   <w:num w:numId="26" w16cid:durableId="43065255">
-    <w:abstractNumId w:val="66"/>
+    <w:abstractNumId w:val="68"/>
   </w:num>
   <w:num w:numId="27" w16cid:durableId="1318462241">
-    <w:abstractNumId w:val="44"/>
+    <w:abstractNumId w:val="46"/>
   </w:num>
   <w:num w:numId="28" w16cid:durableId="1158152263">
-    <w:abstractNumId w:val="40"/>
+    <w:abstractNumId w:val="42"/>
   </w:num>
   <w:num w:numId="29" w16cid:durableId="419522876">
-    <w:abstractNumId w:val="60"/>
+    <w:abstractNumId w:val="62"/>
   </w:num>
   <w:num w:numId="30" w16cid:durableId="1140074964">
-    <w:abstractNumId w:val="61"/>
+    <w:abstractNumId w:val="63"/>
   </w:num>
   <w:num w:numId="31" w16cid:durableId="1432890755">
-    <w:abstractNumId w:val="24"/>
+    <w:abstractNumId w:val="25"/>
   </w:num>
   <w:num w:numId="32" w16cid:durableId="1839152012">
-    <w:abstractNumId w:val="34"/>
+    <w:abstractNumId w:val="36"/>
   </w:num>
   <w:num w:numId="33" w16cid:durableId="257981681">
     <w:abstractNumId w:val="9"/>
   </w:num>
   <w:num w:numId="34" w16cid:durableId="354700375">
-    <w:abstractNumId w:val="50"/>
+    <w:abstractNumId w:val="52"/>
   </w:num>
   <w:num w:numId="35" w16cid:durableId="675687897">
-    <w:abstractNumId w:val="15"/>
+    <w:abstractNumId w:val="16"/>
   </w:num>
   <w:num w:numId="36" w16cid:durableId="2009212413">
     <w:abstractNumId w:val="6"/>
   </w:num>
   <w:num w:numId="37" w16cid:durableId="618220970">
-    <w:abstractNumId w:val="37"/>
+    <w:abstractNumId w:val="39"/>
   </w:num>
   <w:num w:numId="38" w16cid:durableId="607468023">
-    <w:abstractNumId w:val="64"/>
+    <w:abstractNumId w:val="66"/>
   </w:num>
   <w:num w:numId="39" w16cid:durableId="921181310">
-    <w:abstractNumId w:val="41"/>
+    <w:abstractNumId w:val="43"/>
   </w:num>
   <w:num w:numId="40" w16cid:durableId="1177422465">
+    <w:abstractNumId w:val="29"/>
+  </w:num>
+  <w:num w:numId="41" w16cid:durableId="1229610339">
+    <w:abstractNumId w:val="57"/>
+  </w:num>
+  <w:num w:numId="42" w16cid:durableId="1508130930">
     <w:abstractNumId w:val="28"/>
   </w:num>
-  <w:num w:numId="41" w16cid:durableId="1229610339">
-    <w:abstractNumId w:val="55"/>
-  </w:num>
-  <w:num w:numId="42" w16cid:durableId="1508130930">
-    <w:abstractNumId w:val="27"/>
-  </w:num>
   <w:num w:numId="43" w16cid:durableId="1471439073">
-    <w:abstractNumId w:val="47"/>
+    <w:abstractNumId w:val="49"/>
   </w:num>
   <w:num w:numId="44" w16cid:durableId="241112190">
-    <w:abstractNumId w:val="58"/>
+    <w:abstractNumId w:val="60"/>
   </w:num>
   <w:num w:numId="45" w16cid:durableId="1230968302">
     <w:abstractNumId w:val="2"/>
   </w:num>
   <w:num w:numId="46" w16cid:durableId="1568685031">
-    <w:abstractNumId w:val="48"/>
+    <w:abstractNumId w:val="50"/>
   </w:num>
   <w:num w:numId="47" w16cid:durableId="1450316240">
     <w:abstractNumId w:val="4"/>
   </w:num>
   <w:num w:numId="48" w16cid:durableId="1871918037">
-    <w:abstractNumId w:val="23"/>
+    <w:abstractNumId w:val="24"/>
   </w:num>
   <w:num w:numId="49" w16cid:durableId="733622794">
-    <w:abstractNumId w:val="63"/>
+    <w:abstractNumId w:val="65"/>
   </w:num>
   <w:num w:numId="50" w16cid:durableId="989866091">
-    <w:abstractNumId w:val="45"/>
+    <w:abstractNumId w:val="47"/>
   </w:num>
   <w:num w:numId="51" w16cid:durableId="564950061">
-    <w:abstractNumId w:val="35"/>
+    <w:abstractNumId w:val="37"/>
   </w:num>
   <w:num w:numId="52" w16cid:durableId="1607345801">
     <w:abstractNumId w:val="8"/>
   </w:num>
   <w:num w:numId="53" w16cid:durableId="1249147695">
+    <w:abstractNumId w:val="19"/>
+  </w:num>
+  <w:num w:numId="54" w16cid:durableId="1321734485">
+    <w:abstractNumId w:val="20"/>
+  </w:num>
+  <w:num w:numId="55" w16cid:durableId="1643120877">
+    <w:abstractNumId w:val="17"/>
+  </w:num>
+  <w:num w:numId="56" w16cid:durableId="841240309">
+    <w:abstractNumId w:val="40"/>
+  </w:num>
+  <w:num w:numId="57" w16cid:durableId="1302078732">
+    <w:abstractNumId w:val="71"/>
+  </w:num>
+  <w:num w:numId="58" w16cid:durableId="891886008">
+    <w:abstractNumId w:val="51"/>
+  </w:num>
+  <w:num w:numId="59" w16cid:durableId="1791783616">
+    <w:abstractNumId w:val="69"/>
+  </w:num>
+  <w:num w:numId="60" w16cid:durableId="965158731">
+    <w:abstractNumId w:val="15"/>
+  </w:num>
+  <w:num w:numId="61" w16cid:durableId="899555625">
+    <w:abstractNumId w:val="59"/>
+  </w:num>
+  <w:num w:numId="62" w16cid:durableId="1832215051">
+    <w:abstractNumId w:val="21"/>
+  </w:num>
+  <w:num w:numId="63" w16cid:durableId="1246381977">
+    <w:abstractNumId w:val="64"/>
+  </w:num>
+  <w:num w:numId="64" w16cid:durableId="2145342969">
+    <w:abstractNumId w:val="44"/>
+  </w:num>
+  <w:num w:numId="65" w16cid:durableId="1342589453">
+    <w:abstractNumId w:val="22"/>
+  </w:num>
+  <w:num w:numId="66" w16cid:durableId="1335300141">
+    <w:abstractNumId w:val="35"/>
+  </w:num>
+  <w:num w:numId="67" w16cid:durableId="1732389542">
+    <w:abstractNumId w:val="55"/>
+  </w:num>
+  <w:num w:numId="68" w16cid:durableId="1897472022">
     <w:abstractNumId w:val="18"/>
   </w:num>
-  <w:num w:numId="54" w16cid:durableId="1321734485">
-    <w:abstractNumId w:val="19"/>
-  </w:num>
-  <w:num w:numId="55" w16cid:durableId="1643120877">
-    <w:abstractNumId w:val="16"/>
-  </w:num>
-  <w:num w:numId="56" w16cid:durableId="841240309">
-    <w:abstractNumId w:val="38"/>
-  </w:num>
-  <w:num w:numId="57" w16cid:durableId="1302078732">
-    <w:abstractNumId w:val="69"/>
-  </w:num>
-  <w:num w:numId="58" w16cid:durableId="891886008">
-    <w:abstractNumId w:val="49"/>
-  </w:num>
-  <w:num w:numId="59" w16cid:durableId="1791783616">
-    <w:abstractNumId w:val="67"/>
-  </w:num>
-  <w:num w:numId="60" w16cid:durableId="965158731">
-    <w:abstractNumId w:val="14"/>
-  </w:num>
-  <w:num w:numId="61" w16cid:durableId="899555625">
-    <w:abstractNumId w:val="57"/>
-  </w:num>
-  <w:num w:numId="62" w16cid:durableId="1832215051">
-    <w:abstractNumId w:val="20"/>
-  </w:num>
-  <w:num w:numId="63" w16cid:durableId="1246381977">
-    <w:abstractNumId w:val="62"/>
-  </w:num>
-  <w:num w:numId="64" w16cid:durableId="2145342969">
-    <w:abstractNumId w:val="42"/>
-  </w:num>
-  <w:num w:numId="65" w16cid:durableId="1342589453">
-    <w:abstractNumId w:val="21"/>
-  </w:num>
-  <w:num w:numId="66" w16cid:durableId="1335300141">
-    <w:abstractNumId w:val="33"/>
-  </w:num>
-  <w:num w:numId="67" w16cid:durableId="1732389542">
-    <w:abstractNumId w:val="53"/>
-  </w:num>
-  <w:num w:numId="68" w16cid:durableId="1897472022">
-    <w:abstractNumId w:val="17"/>
-  </w:num>
   <w:num w:numId="69" w16cid:durableId="1816607818">
-    <w:abstractNumId w:val="29"/>
+    <w:abstractNumId w:val="30"/>
   </w:num>
   <w:num w:numId="70" w16cid:durableId="392312105">
-    <w:abstractNumId w:val="26"/>
+    <w:abstractNumId w:val="27"/>
   </w:num>
   <w:num w:numId="71" w16cid:durableId="1716156087">
-    <w:abstractNumId w:val="12"/>
+    <w:abstractNumId w:val="13"/>
+  </w:num>
+  <w:num w:numId="72" w16cid:durableId="634799711">
+    <w:abstractNumId w:val="10"/>
+  </w:num>
+  <w:num w:numId="73" w16cid:durableId="1087113754">
+    <w:abstractNumId w:val="32"/>
   </w:num>
 </w:numbering>
 </file>

--- a/HIGH AVAILABILITY REŠENJA KOD PostgreSQL BAZE PODATAKA.docx
+++ b/HIGH AVAILABILITY REŠENJA KOD PostgreSQL BAZE PODATAKA.docx
@@ -10102,61 +10102,6171 @@
     </w:p>
     <w:p>
       <w:pPr>
-        <w:ind w:firstLine="0"/>
-        <w:rPr>
-          <w:lang w:val="en-GB"/>
-        </w:rPr>
-      </w:pPr>
-    </w:p>
-    <w:p>
-      <w:pPr>
-        <w:ind w:firstLine="0"/>
-        <w:rPr>
-          <w:lang w:val="en-GB"/>
-        </w:rPr>
-      </w:pPr>
-    </w:p>
-    <w:p>
-      <w:pPr>
         <w:pStyle w:val="Heading1"/>
         <w:ind w:firstLine="0"/>
       </w:pPr>
       <w:r>
+        <w:t>8</w:t>
+      </w:r>
+      <w:r>
+        <w:t xml:space="preserve">. </w:t>
+      </w:r>
+      <w:r>
+        <w:t>High availability kod Postgres</w:t>
+      </w:r>
+      <w:r>
+        <w:t>a</w:t>
+      </w:r>
+    </w:p>
+    <w:p>
+      <w:pPr>
+        <w:ind w:firstLine="0"/>
+      </w:pPr>
+    </w:p>
+    <w:p>
+      <w:pPr>
+        <w:ind w:firstLine="0"/>
+        <w:rPr>
+          <w:b/>
+          <w:bCs/>
+        </w:rPr>
+      </w:pPr>
+      <w:r>
+        <w:t xml:space="preserve">High availability se u PostgreSQL-u može prikazati i implementirati pomoću različitih rešenja koja obezbeđuju kontinuitet rada baze podataka u slučaju otkaza servera, mrežnih problema ili pada pojedinih čvorova. Dva najčešće korišćena pristupa su </w:t>
+      </w:r>
+      <w:r>
+        <w:rPr>
+          <w:b/>
+          <w:bCs/>
+        </w:rPr>
+        <w:t>Pgpool-II</w:t>
+      </w:r>
+      <w:r>
+        <w:t xml:space="preserve"> i </w:t>
+      </w:r>
+      <w:r>
+        <w:rPr>
+          <w:b/>
+          <w:bCs/>
+        </w:rPr>
+        <w:t>Patroni</w:t>
+      </w:r>
+    </w:p>
+    <w:p>
+      <w:pPr>
+        <w:ind w:firstLine="0"/>
+        <w:rPr>
+          <w:b/>
+          <w:bCs/>
+        </w:rPr>
+      </w:pPr>
+    </w:p>
+    <w:p>
+      <w:pPr>
+        <w:pStyle w:val="Heading2"/>
+        <w:ind w:firstLine="0"/>
+      </w:pPr>
+      <w:r>
+        <w:t>8.1. Pgpool-I</w:t>
+      </w:r>
+      <w:r>
+        <w:t>I</w:t>
+      </w:r>
+    </w:p>
+    <w:p>
+      <w:pPr>
+        <w:ind w:firstLine="0"/>
+      </w:pPr>
+    </w:p>
+    <w:p>
+      <w:pPr>
+        <w:ind w:firstLine="0"/>
+      </w:pPr>
+      <w:r>
+        <w:t>Pgpool-II je middleware komponenta koja se može pokrentati na Linux i Solaris operativnim sistemima i koja se nalazi između aplikacionog sloja i PostgreSQL baze podataka. Njegova osnovna uloga je da poboljša performanse, skalabilnost i dostupnost baze podataka kroz različite mehanizme upravljanja konekcijama i saobraćajem. Pgpool-II pruža više ključnih funkcionalnosti koje zajedno omogućavaju izgradnju visokodostupnih i performantnih sistema:</w:t>
+      </w:r>
+    </w:p>
+    <w:p>
+      <w:pPr>
+        <w:ind w:firstLine="0"/>
+      </w:pPr>
+    </w:p>
+    <w:p>
+      <w:pPr>
+        <w:pStyle w:val="ListParagraph"/>
+        <w:numPr>
+          <w:ilvl w:val="0"/>
+          <w:numId w:val="74"/>
+        </w:numPr>
+        <w:rPr>
+          <w:lang w:val="en-GB"/>
+        </w:rPr>
+      </w:pPr>
+      <w:r>
+        <w:rPr>
+          <w:b/>
+          <w:bCs/>
+          <w:lang w:val="en-GB"/>
+        </w:rPr>
+        <w:t>Load balancing</w:t>
+      </w:r>
+      <w:r>
+        <w:rPr>
+          <w:lang w:val="en-GB"/>
+        </w:rPr>
+        <w:t xml:space="preserve"> – </w:t>
+      </w:r>
+      <w:proofErr w:type="spellStart"/>
+      <w:r>
+        <w:rPr>
+          <w:lang w:val="en-GB"/>
+        </w:rPr>
+        <w:t>omogućava</w:t>
+      </w:r>
+      <w:proofErr w:type="spellEnd"/>
+      <w:r>
+        <w:rPr>
+          <w:lang w:val="en-GB"/>
+        </w:rPr>
+        <w:t xml:space="preserve"> </w:t>
+      </w:r>
+      <w:proofErr w:type="spellStart"/>
+      <w:r>
+        <w:rPr>
+          <w:lang w:val="en-GB"/>
+        </w:rPr>
+        <w:t>distribuciju</w:t>
+      </w:r>
+      <w:proofErr w:type="spellEnd"/>
+      <w:r>
+        <w:rPr>
+          <w:lang w:val="en-GB"/>
+        </w:rPr>
+        <w:t xml:space="preserve"> read-only </w:t>
+      </w:r>
+      <w:proofErr w:type="spellStart"/>
+      <w:r>
+        <w:rPr>
+          <w:lang w:val="en-GB"/>
+        </w:rPr>
+        <w:t>upita</w:t>
+      </w:r>
+      <w:proofErr w:type="spellEnd"/>
+      <w:r>
+        <w:rPr>
+          <w:lang w:val="en-GB"/>
+        </w:rPr>
+        <w:t xml:space="preserve"> </w:t>
+      </w:r>
+      <w:proofErr w:type="spellStart"/>
+      <w:r>
+        <w:rPr>
+          <w:lang w:val="en-GB"/>
+        </w:rPr>
+        <w:t>na</w:t>
+      </w:r>
+      <w:proofErr w:type="spellEnd"/>
+      <w:r>
+        <w:rPr>
+          <w:lang w:val="en-GB"/>
+        </w:rPr>
+        <w:t xml:space="preserve"> </w:t>
+      </w:r>
+      <w:proofErr w:type="spellStart"/>
+      <w:r>
+        <w:rPr>
+          <w:lang w:val="en-GB"/>
+        </w:rPr>
+        <w:t>različitie</w:t>
+      </w:r>
+      <w:proofErr w:type="spellEnd"/>
+      <w:r>
+        <w:rPr>
+          <w:lang w:val="en-GB"/>
+        </w:rPr>
+        <w:t xml:space="preserve"> </w:t>
+      </w:r>
+      <w:proofErr w:type="spellStart"/>
+      <w:r>
+        <w:rPr>
+          <w:lang w:val="en-GB"/>
+        </w:rPr>
+        <w:t>servere</w:t>
+      </w:r>
+      <w:proofErr w:type="spellEnd"/>
+      <w:r>
+        <w:rPr>
+          <w:lang w:val="en-GB"/>
+        </w:rPr>
+        <w:t xml:space="preserve"> </w:t>
+      </w:r>
+      <w:proofErr w:type="spellStart"/>
+      <w:r>
+        <w:rPr>
+          <w:lang w:val="en-GB"/>
+        </w:rPr>
+        <w:t>baze</w:t>
+      </w:r>
+      <w:proofErr w:type="spellEnd"/>
+      <w:r>
+        <w:rPr>
+          <w:lang w:val="en-GB"/>
+        </w:rPr>
+        <w:t xml:space="preserve">, </w:t>
+      </w:r>
+      <w:proofErr w:type="spellStart"/>
+      <w:r>
+        <w:rPr>
+          <w:lang w:val="en-GB"/>
+        </w:rPr>
+        <w:t>čime</w:t>
+      </w:r>
+      <w:proofErr w:type="spellEnd"/>
+      <w:r>
+        <w:rPr>
+          <w:lang w:val="en-GB"/>
+        </w:rPr>
+        <w:t xml:space="preserve"> se </w:t>
+      </w:r>
+      <w:proofErr w:type="spellStart"/>
+      <w:r>
+        <w:rPr>
+          <w:lang w:val="en-GB"/>
+        </w:rPr>
+        <w:t>ravnomerno</w:t>
+      </w:r>
+      <w:proofErr w:type="spellEnd"/>
+      <w:r>
+        <w:rPr>
+          <w:lang w:val="en-GB"/>
+        </w:rPr>
+        <w:t xml:space="preserve"> </w:t>
+      </w:r>
+      <w:proofErr w:type="spellStart"/>
+      <w:r>
+        <w:rPr>
+          <w:lang w:val="en-GB"/>
+        </w:rPr>
+        <w:t>raspoređuje</w:t>
+      </w:r>
+      <w:proofErr w:type="spellEnd"/>
+      <w:r>
+        <w:rPr>
+          <w:lang w:val="en-GB"/>
+        </w:rPr>
+        <w:t xml:space="preserve"> </w:t>
+      </w:r>
+      <w:proofErr w:type="spellStart"/>
+      <w:r>
+        <w:rPr>
+          <w:lang w:val="en-GB"/>
+        </w:rPr>
+        <w:t>opterećenje</w:t>
+      </w:r>
+      <w:proofErr w:type="spellEnd"/>
+      <w:r>
+        <w:rPr>
+          <w:lang w:val="en-GB"/>
+        </w:rPr>
+        <w:t xml:space="preserve">. </w:t>
+      </w:r>
+    </w:p>
+    <w:p>
+      <w:pPr>
+        <w:pStyle w:val="ListParagraph"/>
+        <w:numPr>
+          <w:ilvl w:val="0"/>
+          <w:numId w:val="74"/>
+        </w:numPr>
+      </w:pPr>
+      <w:r>
+        <w:rPr>
+          <w:b/>
+          <w:bCs/>
+          <w:lang w:val="en-GB"/>
+        </w:rPr>
+        <w:t>Connection pooling</w:t>
+      </w:r>
+      <w:r>
+        <w:rPr>
+          <w:lang w:val="en-GB"/>
+        </w:rPr>
+        <w:t xml:space="preserve"> – </w:t>
+      </w:r>
+      <w:proofErr w:type="spellStart"/>
+      <w:r>
+        <w:rPr>
+          <w:lang w:val="en-GB"/>
+        </w:rPr>
+        <w:t>čuva</w:t>
+      </w:r>
+      <w:proofErr w:type="spellEnd"/>
+      <w:r>
+        <w:rPr>
+          <w:lang w:val="en-GB"/>
+        </w:rPr>
+        <w:t xml:space="preserve"> </w:t>
+      </w:r>
+      <w:proofErr w:type="spellStart"/>
+      <w:r>
+        <w:rPr>
+          <w:lang w:val="en-GB"/>
+        </w:rPr>
+        <w:t>i</w:t>
+      </w:r>
+      <w:proofErr w:type="spellEnd"/>
+      <w:r>
+        <w:rPr>
+          <w:lang w:val="en-GB"/>
+        </w:rPr>
+        <w:t xml:space="preserve"> </w:t>
+      </w:r>
+      <w:proofErr w:type="spellStart"/>
+      <w:r>
+        <w:rPr>
+          <w:lang w:val="en-GB"/>
+        </w:rPr>
+        <w:t>ponovo</w:t>
+      </w:r>
+      <w:proofErr w:type="spellEnd"/>
+      <w:r>
+        <w:rPr>
+          <w:lang w:val="en-GB"/>
+        </w:rPr>
+        <w:t xml:space="preserve"> </w:t>
+      </w:r>
+      <w:proofErr w:type="spellStart"/>
+      <w:r>
+        <w:rPr>
+          <w:lang w:val="en-GB"/>
+        </w:rPr>
+        <w:t>koristi</w:t>
+      </w:r>
+      <w:proofErr w:type="spellEnd"/>
+      <w:r>
+        <w:rPr>
+          <w:lang w:val="en-GB"/>
+        </w:rPr>
+        <w:t xml:space="preserve"> </w:t>
+      </w:r>
+      <w:proofErr w:type="spellStart"/>
+      <w:r>
+        <w:rPr>
+          <w:lang w:val="en-GB"/>
+        </w:rPr>
+        <w:t>postojeće</w:t>
+      </w:r>
+      <w:proofErr w:type="spellEnd"/>
+      <w:r>
+        <w:rPr>
+          <w:lang w:val="en-GB"/>
+        </w:rPr>
+        <w:t xml:space="preserve"> </w:t>
+      </w:r>
+      <w:proofErr w:type="spellStart"/>
+      <w:r>
+        <w:rPr>
+          <w:lang w:val="en-GB"/>
+        </w:rPr>
+        <w:t>konekcije</w:t>
+      </w:r>
+      <w:proofErr w:type="spellEnd"/>
+      <w:r>
+        <w:rPr>
+          <w:lang w:val="en-GB"/>
+        </w:rPr>
+        <w:t xml:space="preserve"> ka </w:t>
+      </w:r>
+      <w:proofErr w:type="spellStart"/>
+      <w:r>
+        <w:rPr>
+          <w:lang w:val="en-GB"/>
+        </w:rPr>
+        <w:t>bazi</w:t>
+      </w:r>
+      <w:proofErr w:type="spellEnd"/>
+      <w:r>
+        <w:rPr>
+          <w:lang w:val="en-GB"/>
+        </w:rPr>
+        <w:t xml:space="preserve">, </w:t>
+      </w:r>
+      <w:proofErr w:type="spellStart"/>
+      <w:r>
+        <w:rPr>
+          <w:lang w:val="en-GB"/>
+        </w:rPr>
+        <w:t>smanjujući</w:t>
+      </w:r>
+      <w:proofErr w:type="spellEnd"/>
+      <w:r>
+        <w:rPr>
+          <w:lang w:val="en-GB"/>
+        </w:rPr>
+        <w:t xml:space="preserve"> </w:t>
+      </w:r>
+      <w:proofErr w:type="spellStart"/>
+      <w:r>
+        <w:rPr>
+          <w:lang w:val="en-GB"/>
+        </w:rPr>
+        <w:t>trošak</w:t>
+      </w:r>
+      <w:proofErr w:type="spellEnd"/>
+      <w:r>
+        <w:rPr>
+          <w:lang w:val="en-GB"/>
+        </w:rPr>
+        <w:t xml:space="preserve"> </w:t>
+      </w:r>
+      <w:proofErr w:type="spellStart"/>
+      <w:r>
+        <w:rPr>
+          <w:lang w:val="en-GB"/>
+        </w:rPr>
+        <w:t>uspostavljanja</w:t>
+      </w:r>
+      <w:proofErr w:type="spellEnd"/>
+      <w:r>
+        <w:rPr>
+          <w:lang w:val="en-GB"/>
+        </w:rPr>
+        <w:t xml:space="preserve"> </w:t>
+      </w:r>
+      <w:proofErr w:type="spellStart"/>
+      <w:r>
+        <w:rPr>
+          <w:lang w:val="en-GB"/>
+        </w:rPr>
+        <w:t>novih</w:t>
+      </w:r>
+      <w:proofErr w:type="spellEnd"/>
+      <w:r>
+        <w:rPr>
+          <w:lang w:val="en-GB"/>
+        </w:rPr>
+        <w:t xml:space="preserve"> </w:t>
+      </w:r>
+      <w:proofErr w:type="spellStart"/>
+      <w:r>
+        <w:rPr>
+          <w:lang w:val="en-GB"/>
+        </w:rPr>
+        <w:t>konekcija</w:t>
+      </w:r>
+      <w:proofErr w:type="spellEnd"/>
+      <w:r>
+        <w:rPr>
+          <w:lang w:val="en-GB"/>
+        </w:rPr>
+        <w:t xml:space="preserve"> </w:t>
+      </w:r>
+      <w:proofErr w:type="spellStart"/>
+      <w:r>
+        <w:rPr>
+          <w:lang w:val="en-GB"/>
+        </w:rPr>
+        <w:t>i</w:t>
+      </w:r>
+      <w:proofErr w:type="spellEnd"/>
+      <w:r>
+        <w:rPr>
+          <w:lang w:val="en-GB"/>
+        </w:rPr>
+        <w:t xml:space="preserve"> </w:t>
+      </w:r>
+      <w:proofErr w:type="spellStart"/>
+      <w:r>
+        <w:rPr>
+          <w:lang w:val="en-GB"/>
+        </w:rPr>
+        <w:t>poboljšavajući</w:t>
+      </w:r>
+      <w:proofErr w:type="spellEnd"/>
+      <w:r>
+        <w:rPr>
+          <w:lang w:val="en-GB"/>
+        </w:rPr>
+        <w:t xml:space="preserve"> </w:t>
+      </w:r>
+      <w:proofErr w:type="spellStart"/>
+      <w:r>
+        <w:rPr>
+          <w:lang w:val="en-GB"/>
+        </w:rPr>
+        <w:t>odziv</w:t>
+      </w:r>
+      <w:proofErr w:type="spellEnd"/>
+      <w:r>
+        <w:rPr>
+          <w:lang w:val="en-GB"/>
+        </w:rPr>
+        <w:t xml:space="preserve"> </w:t>
+      </w:r>
+      <w:proofErr w:type="spellStart"/>
+      <w:r>
+        <w:rPr>
+          <w:lang w:val="en-GB"/>
+        </w:rPr>
+        <w:t>sistema</w:t>
+      </w:r>
+      <w:proofErr w:type="spellEnd"/>
+      <w:r>
+        <w:rPr>
+          <w:lang w:val="en-GB"/>
+        </w:rPr>
+        <w:t>.</w:t>
+      </w:r>
+    </w:p>
+    <w:p>
+      <w:pPr>
+        <w:pStyle w:val="ListParagraph"/>
+        <w:numPr>
+          <w:ilvl w:val="0"/>
+          <w:numId w:val="74"/>
+        </w:numPr>
+        <w:jc w:val="left"/>
+        <w:rPr>
+          <w:rFonts w:eastAsia="Times New Roman" w:cs="Times New Roman"/>
+          <w:szCs w:val="24"/>
+          <w:lang w:val="en-GB" w:eastAsia="en-GB"/>
+        </w:rPr>
+      </w:pPr>
+      <w:r>
+        <w:rPr>
+          <w:rFonts w:eastAsia="Times New Roman" w:cs="Times New Roman"/>
+          <w:b/>
+          <w:bCs/>
+          <w:szCs w:val="24"/>
+          <w:lang w:val="en-GB" w:eastAsia="en-GB"/>
+        </w:rPr>
+        <w:t>Replication</w:t>
+      </w:r>
+      <w:r>
+        <w:rPr>
+          <w:rFonts w:eastAsia="Times New Roman" w:cs="Times New Roman"/>
+          <w:szCs w:val="24"/>
+          <w:lang w:val="en-GB" w:eastAsia="en-GB"/>
+        </w:rPr>
+        <w:t xml:space="preserve"> – </w:t>
+      </w:r>
+      <w:proofErr w:type="spellStart"/>
+      <w:r>
+        <w:rPr>
+          <w:rFonts w:eastAsia="Times New Roman" w:cs="Times New Roman"/>
+          <w:szCs w:val="24"/>
+          <w:lang w:val="en-GB" w:eastAsia="en-GB"/>
+        </w:rPr>
+        <w:t>omogućava</w:t>
+      </w:r>
+      <w:proofErr w:type="spellEnd"/>
+      <w:r>
+        <w:rPr>
+          <w:rFonts w:eastAsia="Times New Roman" w:cs="Times New Roman"/>
+          <w:szCs w:val="24"/>
+          <w:lang w:val="en-GB" w:eastAsia="en-GB"/>
+        </w:rPr>
+        <w:t xml:space="preserve"> </w:t>
+      </w:r>
+      <w:proofErr w:type="spellStart"/>
+      <w:r>
+        <w:rPr>
+          <w:rFonts w:eastAsia="Times New Roman" w:cs="Times New Roman"/>
+          <w:szCs w:val="24"/>
+          <w:lang w:val="en-GB" w:eastAsia="en-GB"/>
+        </w:rPr>
+        <w:t>replikaciju</w:t>
+      </w:r>
+      <w:proofErr w:type="spellEnd"/>
+      <w:r>
+        <w:rPr>
+          <w:rFonts w:eastAsia="Times New Roman" w:cs="Times New Roman"/>
+          <w:szCs w:val="24"/>
+          <w:lang w:val="en-GB" w:eastAsia="en-GB"/>
+        </w:rPr>
+        <w:t xml:space="preserve"> </w:t>
+      </w:r>
+      <w:proofErr w:type="spellStart"/>
+      <w:r>
+        <w:rPr>
+          <w:rFonts w:eastAsia="Times New Roman" w:cs="Times New Roman"/>
+          <w:szCs w:val="24"/>
+          <w:lang w:val="en-GB" w:eastAsia="en-GB"/>
+        </w:rPr>
+        <w:t>podataka</w:t>
+      </w:r>
+      <w:proofErr w:type="spellEnd"/>
+      <w:r>
+        <w:rPr>
+          <w:rFonts w:eastAsia="Times New Roman" w:cs="Times New Roman"/>
+          <w:szCs w:val="24"/>
+          <w:lang w:val="en-GB" w:eastAsia="en-GB"/>
+        </w:rPr>
+        <w:t xml:space="preserve">, </w:t>
+      </w:r>
+      <w:proofErr w:type="spellStart"/>
+      <w:r>
+        <w:rPr>
+          <w:rFonts w:eastAsia="Times New Roman" w:cs="Times New Roman"/>
+          <w:szCs w:val="24"/>
+          <w:lang w:val="en-GB" w:eastAsia="en-GB"/>
+        </w:rPr>
+        <w:t>čime</w:t>
+      </w:r>
+      <w:proofErr w:type="spellEnd"/>
+      <w:r>
+        <w:rPr>
+          <w:rFonts w:eastAsia="Times New Roman" w:cs="Times New Roman"/>
+          <w:szCs w:val="24"/>
+          <w:lang w:val="en-GB" w:eastAsia="en-GB"/>
+        </w:rPr>
+        <w:t xml:space="preserve"> se </w:t>
+      </w:r>
+      <w:proofErr w:type="spellStart"/>
+      <w:r>
+        <w:rPr>
+          <w:rFonts w:eastAsia="Times New Roman" w:cs="Times New Roman"/>
+          <w:szCs w:val="24"/>
+          <w:lang w:val="en-GB" w:eastAsia="en-GB"/>
+        </w:rPr>
+        <w:t>obezbeđuje</w:t>
+      </w:r>
+      <w:proofErr w:type="spellEnd"/>
+      <w:r>
+        <w:rPr>
+          <w:rFonts w:eastAsia="Times New Roman" w:cs="Times New Roman"/>
+          <w:szCs w:val="24"/>
+          <w:lang w:val="en-GB" w:eastAsia="en-GB"/>
+        </w:rPr>
+        <w:t xml:space="preserve"> </w:t>
+      </w:r>
+      <w:proofErr w:type="spellStart"/>
+      <w:r>
+        <w:rPr>
+          <w:rFonts w:eastAsia="Times New Roman" w:cs="Times New Roman"/>
+          <w:szCs w:val="24"/>
+          <w:lang w:val="en-GB" w:eastAsia="en-GB"/>
+        </w:rPr>
+        <w:t>reduntantnost</w:t>
+      </w:r>
+      <w:proofErr w:type="spellEnd"/>
+      <w:r>
+        <w:rPr>
+          <w:rFonts w:eastAsia="Times New Roman" w:cs="Times New Roman"/>
+          <w:szCs w:val="24"/>
+          <w:lang w:val="en-GB" w:eastAsia="en-GB"/>
+        </w:rPr>
+        <w:t xml:space="preserve"> </w:t>
+      </w:r>
+      <w:proofErr w:type="spellStart"/>
+      <w:r>
+        <w:rPr>
+          <w:rFonts w:eastAsia="Times New Roman" w:cs="Times New Roman"/>
+          <w:szCs w:val="24"/>
+          <w:lang w:val="en-GB" w:eastAsia="en-GB"/>
+        </w:rPr>
+        <w:t>i</w:t>
+      </w:r>
+      <w:proofErr w:type="spellEnd"/>
+      <w:r>
+        <w:rPr>
+          <w:rFonts w:eastAsia="Times New Roman" w:cs="Times New Roman"/>
+          <w:szCs w:val="24"/>
+          <w:lang w:val="en-GB" w:eastAsia="en-GB"/>
+        </w:rPr>
+        <w:t xml:space="preserve"> </w:t>
+      </w:r>
+      <w:proofErr w:type="spellStart"/>
+      <w:r>
+        <w:rPr>
+          <w:rFonts w:eastAsia="Times New Roman" w:cs="Times New Roman"/>
+          <w:szCs w:val="24"/>
+          <w:lang w:val="en-GB" w:eastAsia="en-GB"/>
+        </w:rPr>
+        <w:t>veća</w:t>
+      </w:r>
+      <w:proofErr w:type="spellEnd"/>
+      <w:r>
+        <w:rPr>
+          <w:rFonts w:eastAsia="Times New Roman" w:cs="Times New Roman"/>
+          <w:szCs w:val="24"/>
+          <w:lang w:val="en-GB" w:eastAsia="en-GB"/>
+        </w:rPr>
+        <w:t xml:space="preserve"> </w:t>
+      </w:r>
+      <w:proofErr w:type="spellStart"/>
+      <w:r>
+        <w:rPr>
+          <w:rFonts w:eastAsia="Times New Roman" w:cs="Times New Roman"/>
+          <w:szCs w:val="24"/>
+          <w:lang w:val="en-GB" w:eastAsia="en-GB"/>
+        </w:rPr>
+        <w:t>otpornost</w:t>
+      </w:r>
+      <w:proofErr w:type="spellEnd"/>
+      <w:r>
+        <w:rPr>
+          <w:rFonts w:eastAsia="Times New Roman" w:cs="Times New Roman"/>
+          <w:szCs w:val="24"/>
+          <w:lang w:val="en-GB" w:eastAsia="en-GB"/>
+        </w:rPr>
+        <w:t xml:space="preserve"> </w:t>
+      </w:r>
+      <w:proofErr w:type="spellStart"/>
+      <w:r>
+        <w:rPr>
+          <w:rFonts w:eastAsia="Times New Roman" w:cs="Times New Roman"/>
+          <w:szCs w:val="24"/>
+          <w:lang w:val="en-GB" w:eastAsia="en-GB"/>
+        </w:rPr>
+        <w:t>sistema</w:t>
+      </w:r>
+      <w:proofErr w:type="spellEnd"/>
+      <w:r>
+        <w:rPr>
+          <w:rFonts w:eastAsia="Times New Roman" w:cs="Times New Roman"/>
+          <w:szCs w:val="24"/>
+          <w:lang w:val="en-GB" w:eastAsia="en-GB"/>
+        </w:rPr>
+        <w:t xml:space="preserve"> </w:t>
+      </w:r>
+      <w:proofErr w:type="spellStart"/>
+      <w:r>
+        <w:rPr>
+          <w:rFonts w:eastAsia="Times New Roman" w:cs="Times New Roman"/>
+          <w:szCs w:val="24"/>
+          <w:lang w:val="en-GB" w:eastAsia="en-GB"/>
+        </w:rPr>
+        <w:t>na</w:t>
+      </w:r>
+      <w:proofErr w:type="spellEnd"/>
+      <w:r>
+        <w:rPr>
+          <w:rFonts w:eastAsia="Times New Roman" w:cs="Times New Roman"/>
+          <w:szCs w:val="24"/>
+          <w:lang w:val="en-GB" w:eastAsia="en-GB"/>
+        </w:rPr>
+        <w:t xml:space="preserve"> </w:t>
+      </w:r>
+      <w:proofErr w:type="spellStart"/>
+      <w:r>
+        <w:rPr>
+          <w:rFonts w:eastAsia="Times New Roman" w:cs="Times New Roman"/>
+          <w:szCs w:val="24"/>
+          <w:lang w:val="en-GB" w:eastAsia="en-GB"/>
+        </w:rPr>
+        <w:t>greške</w:t>
+      </w:r>
+      <w:proofErr w:type="spellEnd"/>
+      <w:r>
+        <w:rPr>
+          <w:rFonts w:eastAsia="Times New Roman" w:cs="Times New Roman"/>
+          <w:szCs w:val="24"/>
+          <w:lang w:val="en-GB" w:eastAsia="en-GB"/>
+        </w:rPr>
+        <w:t xml:space="preserve">. </w:t>
+      </w:r>
+    </w:p>
+    <w:p>
+      <w:pPr>
+        <w:pStyle w:val="ListParagraph"/>
+        <w:numPr>
+          <w:ilvl w:val="0"/>
+          <w:numId w:val="74"/>
+        </w:numPr>
+        <w:rPr>
+          <w:lang w:val="en-GB"/>
+        </w:rPr>
+      </w:pPr>
+      <w:r>
+        <w:rPr>
+          <w:rFonts w:eastAsia="Times New Roman" w:cs="Times New Roman"/>
+          <w:b/>
+          <w:bCs/>
+          <w:szCs w:val="24"/>
+          <w:lang w:val="en-GB" w:eastAsia="en-GB"/>
+        </w:rPr>
+        <w:t>Automatic failover</w:t>
+      </w:r>
+      <w:r>
+        <w:rPr>
+          <w:rFonts w:eastAsia="Times New Roman" w:cs="Times New Roman"/>
+          <w:szCs w:val="24"/>
+          <w:lang w:val="en-GB" w:eastAsia="en-GB"/>
+        </w:rPr>
+        <w:t xml:space="preserve"> – u </w:t>
+      </w:r>
+      <w:proofErr w:type="spellStart"/>
+      <w:r>
+        <w:rPr>
+          <w:rFonts w:eastAsia="Times New Roman" w:cs="Times New Roman"/>
+          <w:szCs w:val="24"/>
+          <w:lang w:val="en-GB" w:eastAsia="en-GB"/>
+        </w:rPr>
+        <w:t>slučaju</w:t>
+      </w:r>
+      <w:proofErr w:type="spellEnd"/>
+      <w:r>
+        <w:rPr>
+          <w:rFonts w:eastAsia="Times New Roman" w:cs="Times New Roman"/>
+          <w:szCs w:val="24"/>
+          <w:lang w:val="en-GB" w:eastAsia="en-GB"/>
+        </w:rPr>
+        <w:t xml:space="preserve"> pada </w:t>
+      </w:r>
+      <w:proofErr w:type="spellStart"/>
+      <w:r>
+        <w:rPr>
+          <w:rFonts w:eastAsia="Times New Roman" w:cs="Times New Roman"/>
+          <w:szCs w:val="24"/>
+          <w:lang w:val="en-GB" w:eastAsia="en-GB"/>
+        </w:rPr>
+        <w:t>primarnog</w:t>
+      </w:r>
+      <w:proofErr w:type="spellEnd"/>
+      <w:r>
+        <w:rPr>
+          <w:rFonts w:eastAsia="Times New Roman" w:cs="Times New Roman"/>
+          <w:szCs w:val="24"/>
+          <w:lang w:val="en-GB" w:eastAsia="en-GB"/>
+        </w:rPr>
+        <w:t xml:space="preserve"> database </w:t>
+      </w:r>
+      <w:proofErr w:type="spellStart"/>
+      <w:r>
+        <w:rPr>
+          <w:rFonts w:eastAsia="Times New Roman" w:cs="Times New Roman"/>
+          <w:szCs w:val="24"/>
+          <w:lang w:val="en-GB" w:eastAsia="en-GB"/>
+        </w:rPr>
+        <w:t>servera</w:t>
+      </w:r>
+      <w:proofErr w:type="spellEnd"/>
+      <w:r>
+        <w:rPr>
+          <w:rFonts w:eastAsia="Times New Roman" w:cs="Times New Roman"/>
+          <w:szCs w:val="24"/>
+          <w:lang w:val="en-GB" w:eastAsia="en-GB"/>
+        </w:rPr>
+        <w:t xml:space="preserve">, </w:t>
+      </w:r>
+      <w:proofErr w:type="spellStart"/>
+      <w:r>
+        <w:rPr>
+          <w:rFonts w:eastAsia="Times New Roman" w:cs="Times New Roman"/>
+          <w:szCs w:val="24"/>
+          <w:lang w:val="en-GB" w:eastAsia="en-GB"/>
+        </w:rPr>
+        <w:t>Pgpool</w:t>
+      </w:r>
+      <w:proofErr w:type="spellEnd"/>
+      <w:r>
+        <w:rPr>
+          <w:rFonts w:eastAsia="Times New Roman" w:cs="Times New Roman"/>
+          <w:szCs w:val="24"/>
+          <w:lang w:val="en-GB" w:eastAsia="en-GB"/>
+        </w:rPr>
+        <w:t xml:space="preserve">-II </w:t>
+      </w:r>
+      <w:proofErr w:type="spellStart"/>
+      <w:r>
+        <w:rPr>
+          <w:rFonts w:eastAsia="Times New Roman" w:cs="Times New Roman"/>
+          <w:szCs w:val="24"/>
+          <w:lang w:val="en-GB" w:eastAsia="en-GB"/>
+        </w:rPr>
+        <w:t>automatski</w:t>
+      </w:r>
+      <w:proofErr w:type="spellEnd"/>
+      <w:r>
+        <w:rPr>
+          <w:rFonts w:eastAsia="Times New Roman" w:cs="Times New Roman"/>
+          <w:szCs w:val="24"/>
+          <w:lang w:val="en-GB" w:eastAsia="en-GB"/>
+        </w:rPr>
+        <w:t xml:space="preserve"> </w:t>
+      </w:r>
+      <w:proofErr w:type="spellStart"/>
+      <w:r>
+        <w:rPr>
+          <w:rFonts w:eastAsia="Times New Roman" w:cs="Times New Roman"/>
+          <w:szCs w:val="24"/>
+          <w:lang w:val="en-GB" w:eastAsia="en-GB"/>
+        </w:rPr>
+        <w:t>preusmerava</w:t>
+      </w:r>
+      <w:proofErr w:type="spellEnd"/>
+      <w:r>
+        <w:rPr>
+          <w:rFonts w:eastAsia="Times New Roman" w:cs="Times New Roman"/>
+          <w:szCs w:val="24"/>
+          <w:lang w:val="en-GB" w:eastAsia="en-GB"/>
+        </w:rPr>
+        <w:t xml:space="preserve"> </w:t>
+      </w:r>
+      <w:proofErr w:type="spellStart"/>
+      <w:r>
+        <w:rPr>
+          <w:rFonts w:eastAsia="Times New Roman" w:cs="Times New Roman"/>
+          <w:szCs w:val="24"/>
+          <w:lang w:val="en-GB" w:eastAsia="en-GB"/>
+        </w:rPr>
+        <w:t>saobraćaj</w:t>
+      </w:r>
+      <w:proofErr w:type="spellEnd"/>
+      <w:r>
+        <w:rPr>
+          <w:rFonts w:eastAsia="Times New Roman" w:cs="Times New Roman"/>
+          <w:szCs w:val="24"/>
+          <w:lang w:val="en-GB" w:eastAsia="en-GB"/>
+        </w:rPr>
+        <w:t xml:space="preserve"> </w:t>
+      </w:r>
+      <w:proofErr w:type="spellStart"/>
+      <w:r>
+        <w:rPr>
+          <w:rFonts w:eastAsia="Times New Roman" w:cs="Times New Roman"/>
+          <w:szCs w:val="24"/>
+          <w:lang w:val="en-GB" w:eastAsia="en-GB"/>
+        </w:rPr>
+        <w:t>na</w:t>
+      </w:r>
+      <w:proofErr w:type="spellEnd"/>
+      <w:r>
+        <w:rPr>
+          <w:rFonts w:eastAsia="Times New Roman" w:cs="Times New Roman"/>
+          <w:szCs w:val="24"/>
+          <w:lang w:val="en-GB" w:eastAsia="en-GB"/>
+        </w:rPr>
+        <w:t xml:space="preserve"> standby server, </w:t>
+      </w:r>
+      <w:proofErr w:type="spellStart"/>
+      <w:r>
+        <w:rPr>
+          <w:rFonts w:eastAsia="Times New Roman" w:cs="Times New Roman"/>
+          <w:szCs w:val="24"/>
+          <w:lang w:val="en-GB" w:eastAsia="en-GB"/>
+        </w:rPr>
+        <w:t>omogućavajući</w:t>
+      </w:r>
+      <w:proofErr w:type="spellEnd"/>
+      <w:r>
+        <w:rPr>
+          <w:rFonts w:eastAsia="Times New Roman" w:cs="Times New Roman"/>
+          <w:szCs w:val="24"/>
+          <w:lang w:val="en-GB" w:eastAsia="en-GB"/>
+        </w:rPr>
+        <w:t xml:space="preserve"> </w:t>
+      </w:r>
+      <w:proofErr w:type="spellStart"/>
+      <w:r>
+        <w:rPr>
+          <w:rFonts w:eastAsia="Times New Roman" w:cs="Times New Roman"/>
+          <w:szCs w:val="24"/>
+          <w:lang w:val="en-GB" w:eastAsia="en-GB"/>
+        </w:rPr>
+        <w:t>kontinuitet</w:t>
+      </w:r>
+      <w:proofErr w:type="spellEnd"/>
+      <w:r>
+        <w:rPr>
+          <w:rFonts w:eastAsia="Times New Roman" w:cs="Times New Roman"/>
+          <w:szCs w:val="24"/>
+          <w:lang w:val="en-GB" w:eastAsia="en-GB"/>
+        </w:rPr>
+        <w:t xml:space="preserve"> </w:t>
+      </w:r>
+      <w:proofErr w:type="spellStart"/>
+      <w:r>
+        <w:rPr>
+          <w:rFonts w:eastAsia="Times New Roman" w:cs="Times New Roman"/>
+          <w:szCs w:val="24"/>
+          <w:lang w:val="en-GB" w:eastAsia="en-GB"/>
+        </w:rPr>
+        <w:t>rada</w:t>
+      </w:r>
+      <w:proofErr w:type="spellEnd"/>
+      <w:r>
+        <w:rPr>
+          <w:rFonts w:eastAsia="Times New Roman" w:cs="Times New Roman"/>
+          <w:szCs w:val="24"/>
+          <w:lang w:val="en-GB" w:eastAsia="en-GB"/>
+        </w:rPr>
+        <w:t xml:space="preserve"> </w:t>
+      </w:r>
+      <w:proofErr w:type="spellStart"/>
+      <w:r>
+        <w:rPr>
+          <w:rFonts w:eastAsia="Times New Roman" w:cs="Times New Roman"/>
+          <w:szCs w:val="24"/>
+          <w:lang w:val="en-GB" w:eastAsia="en-GB"/>
+        </w:rPr>
+        <w:t>aplikacije</w:t>
+      </w:r>
+      <w:proofErr w:type="spellEnd"/>
+      <w:r>
+        <w:rPr>
+          <w:rFonts w:eastAsia="Times New Roman" w:cs="Times New Roman"/>
+          <w:szCs w:val="24"/>
+          <w:lang w:val="en-GB" w:eastAsia="en-GB"/>
+        </w:rPr>
+        <w:t>.</w:t>
+      </w:r>
+    </w:p>
+    <w:p>
+      <w:pPr>
+        <w:pStyle w:val="ListParagraph"/>
+        <w:numPr>
+          <w:ilvl w:val="0"/>
+          <w:numId w:val="74"/>
+        </w:numPr>
+        <w:rPr>
+          <w:lang w:val="en-GB"/>
+        </w:rPr>
+      </w:pPr>
+      <w:r>
+        <w:rPr>
+          <w:b/>
+          <w:bCs/>
+          <w:lang w:val="en-GB"/>
+        </w:rPr>
+        <w:t>Online recovery</w:t>
+      </w:r>
+      <w:r>
+        <w:rPr>
+          <w:lang w:val="en-GB"/>
+        </w:rPr>
+        <w:t xml:space="preserve"> – </w:t>
+      </w:r>
+      <w:proofErr w:type="spellStart"/>
+      <w:r>
+        <w:rPr>
+          <w:lang w:val="en-GB"/>
+        </w:rPr>
+        <w:t>omogućava</w:t>
+      </w:r>
+      <w:proofErr w:type="spellEnd"/>
+      <w:r>
+        <w:rPr>
+          <w:lang w:val="en-GB"/>
+        </w:rPr>
+        <w:t xml:space="preserve"> </w:t>
+      </w:r>
+      <w:proofErr w:type="spellStart"/>
+      <w:r>
+        <w:rPr>
+          <w:lang w:val="en-GB"/>
+        </w:rPr>
+        <w:t>ponovno</w:t>
+      </w:r>
+      <w:proofErr w:type="spellEnd"/>
+      <w:r>
+        <w:rPr>
+          <w:lang w:val="en-GB"/>
+        </w:rPr>
+        <w:t xml:space="preserve"> </w:t>
+      </w:r>
+      <w:proofErr w:type="spellStart"/>
+      <w:r>
+        <w:rPr>
+          <w:lang w:val="en-GB"/>
+        </w:rPr>
+        <w:t>uključivanje</w:t>
+      </w:r>
+      <w:proofErr w:type="spellEnd"/>
+      <w:r>
+        <w:rPr>
+          <w:lang w:val="en-GB"/>
+        </w:rPr>
+        <w:t xml:space="preserve"> </w:t>
+      </w:r>
+      <w:proofErr w:type="spellStart"/>
+      <w:r>
+        <w:rPr>
+          <w:lang w:val="en-GB"/>
+        </w:rPr>
+        <w:t>ili</w:t>
+      </w:r>
+      <w:proofErr w:type="spellEnd"/>
+      <w:r>
+        <w:rPr>
+          <w:lang w:val="en-GB"/>
+        </w:rPr>
+        <w:t xml:space="preserve"> </w:t>
+      </w:r>
+      <w:proofErr w:type="spellStart"/>
+      <w:r>
+        <w:rPr>
+          <w:lang w:val="en-GB"/>
+        </w:rPr>
+        <w:t>oporavak</w:t>
+      </w:r>
+      <w:proofErr w:type="spellEnd"/>
+      <w:r>
+        <w:rPr>
+          <w:lang w:val="en-GB"/>
+        </w:rPr>
+        <w:t xml:space="preserve"> database </w:t>
+      </w:r>
+      <w:proofErr w:type="spellStart"/>
+      <w:r>
+        <w:rPr>
+          <w:lang w:val="en-GB"/>
+        </w:rPr>
+        <w:t>servera</w:t>
+      </w:r>
+      <w:proofErr w:type="spellEnd"/>
+      <w:r>
+        <w:rPr>
+          <w:lang w:val="en-GB"/>
+        </w:rPr>
+        <w:t xml:space="preserve"> bez </w:t>
+      </w:r>
+      <w:proofErr w:type="spellStart"/>
+      <w:r>
+        <w:rPr>
+          <w:lang w:val="en-GB"/>
+        </w:rPr>
+        <w:t>prekida</w:t>
+      </w:r>
+      <w:proofErr w:type="spellEnd"/>
+      <w:r>
+        <w:rPr>
+          <w:lang w:val="en-GB"/>
+        </w:rPr>
+        <w:t xml:space="preserve"> </w:t>
+      </w:r>
+      <w:proofErr w:type="spellStart"/>
+      <w:r>
+        <w:rPr>
+          <w:lang w:val="en-GB"/>
+        </w:rPr>
+        <w:t>rada</w:t>
+      </w:r>
+      <w:proofErr w:type="spellEnd"/>
+      <w:r>
+        <w:rPr>
+          <w:lang w:val="en-GB"/>
+        </w:rPr>
+        <w:t xml:space="preserve"> </w:t>
+      </w:r>
+      <w:proofErr w:type="spellStart"/>
+      <w:r>
+        <w:rPr>
+          <w:lang w:val="en-GB"/>
+        </w:rPr>
+        <w:t>celog</w:t>
+      </w:r>
+      <w:proofErr w:type="spellEnd"/>
+      <w:r>
+        <w:rPr>
+          <w:lang w:val="en-GB"/>
+        </w:rPr>
+        <w:t xml:space="preserve"> </w:t>
+      </w:r>
+      <w:proofErr w:type="spellStart"/>
+      <w:r>
+        <w:rPr>
+          <w:lang w:val="en-GB"/>
+        </w:rPr>
+        <w:t>sistema</w:t>
+      </w:r>
+      <w:proofErr w:type="spellEnd"/>
+      <w:r>
+        <w:rPr>
+          <w:lang w:val="en-GB"/>
+        </w:rPr>
+        <w:t xml:space="preserve">. </w:t>
+      </w:r>
+    </w:p>
+    <w:p>
+      <w:pPr>
+        <w:pStyle w:val="ListParagraph"/>
+        <w:numPr>
+          <w:ilvl w:val="0"/>
+          <w:numId w:val="74"/>
+        </w:numPr>
+        <w:rPr>
+          <w:lang w:val="en-GB"/>
+        </w:rPr>
+      </w:pPr>
+      <w:r>
+        <w:rPr>
+          <w:b/>
+          <w:bCs/>
+          <w:lang w:val="en-GB"/>
+        </w:rPr>
+        <w:t>Watchdog</w:t>
+      </w:r>
+      <w:r>
+        <w:rPr>
+          <w:lang w:val="en-GB"/>
+        </w:rPr>
+        <w:t xml:space="preserve"> – mehan</w:t>
+      </w:r>
+      <w:proofErr w:type="spellStart"/>
+      <w:r>
+        <w:rPr>
+          <w:lang w:val="en-GB"/>
+        </w:rPr>
+        <w:t>izam</w:t>
+      </w:r>
+      <w:proofErr w:type="spellEnd"/>
+      <w:r>
+        <w:rPr>
+          <w:lang w:val="en-GB"/>
+        </w:rPr>
+        <w:t xml:space="preserve"> koji </w:t>
+      </w:r>
+      <w:proofErr w:type="spellStart"/>
+      <w:r>
+        <w:rPr>
+          <w:lang w:val="en-GB"/>
+        </w:rPr>
+        <w:t>omogućava</w:t>
+      </w:r>
+      <w:proofErr w:type="spellEnd"/>
+      <w:r>
+        <w:rPr>
+          <w:lang w:val="en-GB"/>
+        </w:rPr>
+        <w:t xml:space="preserve"> rad </w:t>
+      </w:r>
+      <w:proofErr w:type="spellStart"/>
+      <w:r>
+        <w:rPr>
+          <w:lang w:val="en-GB"/>
+        </w:rPr>
+        <w:t>više</w:t>
+      </w:r>
+      <w:proofErr w:type="spellEnd"/>
+      <w:r>
+        <w:rPr>
+          <w:lang w:val="en-GB"/>
+        </w:rPr>
+        <w:t xml:space="preserve"> </w:t>
+      </w:r>
+      <w:proofErr w:type="spellStart"/>
+      <w:r>
+        <w:rPr>
+          <w:lang w:val="en-GB"/>
+        </w:rPr>
+        <w:t>Pgpool</w:t>
+      </w:r>
+      <w:proofErr w:type="spellEnd"/>
+      <w:r>
+        <w:rPr>
+          <w:lang w:val="en-GB"/>
+        </w:rPr>
+        <w:t xml:space="preserve">-II </w:t>
+      </w:r>
+      <w:proofErr w:type="spellStart"/>
+      <w:r>
+        <w:rPr>
+          <w:lang w:val="en-GB"/>
+        </w:rPr>
+        <w:t>instanci</w:t>
+      </w:r>
+      <w:proofErr w:type="spellEnd"/>
+      <w:r>
+        <w:rPr>
+          <w:lang w:val="en-GB"/>
+        </w:rPr>
+        <w:t xml:space="preserve"> u </w:t>
+      </w:r>
+      <w:proofErr w:type="spellStart"/>
+      <w:r>
+        <w:rPr>
+          <w:lang w:val="en-GB"/>
+        </w:rPr>
+        <w:t>klasteru</w:t>
+      </w:r>
+      <w:proofErr w:type="spellEnd"/>
+      <w:r>
+        <w:rPr>
+          <w:lang w:val="en-GB"/>
+        </w:rPr>
+        <w:t xml:space="preserve">, </w:t>
+      </w:r>
+      <w:proofErr w:type="spellStart"/>
+      <w:r>
+        <w:rPr>
+          <w:lang w:val="en-GB"/>
+        </w:rPr>
+        <w:t>sa</w:t>
+      </w:r>
+      <w:proofErr w:type="spellEnd"/>
+      <w:r>
+        <w:rPr>
+          <w:lang w:val="en-GB"/>
+        </w:rPr>
+        <w:t xml:space="preserve"> heartbeat monitoring-om </w:t>
+      </w:r>
+      <w:proofErr w:type="spellStart"/>
+      <w:r>
+        <w:rPr>
+          <w:lang w:val="en-GB"/>
+        </w:rPr>
+        <w:t>i</w:t>
+      </w:r>
+      <w:proofErr w:type="spellEnd"/>
+      <w:r>
+        <w:rPr>
+          <w:lang w:val="en-GB"/>
+        </w:rPr>
+        <w:t xml:space="preserve"> </w:t>
+      </w:r>
+      <w:proofErr w:type="spellStart"/>
+      <w:r>
+        <w:rPr>
+          <w:lang w:val="en-GB"/>
+        </w:rPr>
+        <w:t>automatskim</w:t>
+      </w:r>
+      <w:proofErr w:type="spellEnd"/>
+      <w:r>
+        <w:rPr>
+          <w:lang w:val="en-GB"/>
+        </w:rPr>
+        <w:t xml:space="preserve"> </w:t>
+      </w:r>
+      <w:proofErr w:type="spellStart"/>
+      <w:r>
+        <w:rPr>
+          <w:lang w:val="en-GB"/>
+        </w:rPr>
+        <w:t>preuzimanjem</w:t>
+      </w:r>
+      <w:proofErr w:type="spellEnd"/>
+      <w:r>
+        <w:rPr>
+          <w:lang w:val="en-GB"/>
+        </w:rPr>
+        <w:t xml:space="preserve"> </w:t>
+      </w:r>
+      <w:proofErr w:type="spellStart"/>
+      <w:r>
+        <w:rPr>
+          <w:lang w:val="en-GB"/>
+        </w:rPr>
+        <w:t>uloge</w:t>
+      </w:r>
+      <w:proofErr w:type="spellEnd"/>
+      <w:r>
+        <w:rPr>
+          <w:lang w:val="en-GB"/>
+        </w:rPr>
+        <w:t xml:space="preserve"> u </w:t>
+      </w:r>
+      <w:proofErr w:type="spellStart"/>
+      <w:r>
+        <w:rPr>
+          <w:lang w:val="en-GB"/>
+        </w:rPr>
+        <w:t>slučaju</w:t>
+      </w:r>
+      <w:proofErr w:type="spellEnd"/>
+      <w:r>
+        <w:rPr>
+          <w:lang w:val="en-GB"/>
+        </w:rPr>
+        <w:t xml:space="preserve"> </w:t>
+      </w:r>
+      <w:proofErr w:type="spellStart"/>
+      <w:r>
+        <w:rPr>
+          <w:lang w:val="en-GB"/>
+        </w:rPr>
+        <w:t>kvara</w:t>
+      </w:r>
+      <w:proofErr w:type="spellEnd"/>
+      <w:r>
+        <w:rPr>
+          <w:lang w:val="en-GB"/>
+        </w:rPr>
+        <w:t xml:space="preserve">, </w:t>
+      </w:r>
+      <w:proofErr w:type="spellStart"/>
+      <w:r>
+        <w:rPr>
+          <w:lang w:val="en-GB"/>
+        </w:rPr>
+        <w:t>čime</w:t>
+      </w:r>
+      <w:proofErr w:type="spellEnd"/>
+      <w:r>
+        <w:rPr>
+          <w:lang w:val="en-GB"/>
+        </w:rPr>
+        <w:t xml:space="preserve"> se </w:t>
+      </w:r>
+      <w:proofErr w:type="spellStart"/>
+      <w:r>
+        <w:rPr>
+          <w:lang w:val="en-GB"/>
+        </w:rPr>
+        <w:t>obezbeđuje</w:t>
+      </w:r>
+      <w:proofErr w:type="spellEnd"/>
+      <w:r>
+        <w:rPr>
+          <w:lang w:val="en-GB"/>
+        </w:rPr>
+        <w:t xml:space="preserve"> </w:t>
+      </w:r>
+      <w:proofErr w:type="spellStart"/>
+      <w:r>
+        <w:rPr>
+          <w:lang w:val="en-GB"/>
+        </w:rPr>
+        <w:t>visoka</w:t>
+      </w:r>
+      <w:proofErr w:type="spellEnd"/>
+      <w:r>
+        <w:rPr>
+          <w:lang w:val="en-GB"/>
+        </w:rPr>
+        <w:t xml:space="preserve"> </w:t>
+      </w:r>
+      <w:proofErr w:type="spellStart"/>
+      <w:r>
+        <w:rPr>
+          <w:lang w:val="en-GB"/>
+        </w:rPr>
+        <w:t>dostupnost</w:t>
+      </w:r>
+      <w:proofErr w:type="spellEnd"/>
+      <w:r>
+        <w:rPr>
+          <w:lang w:val="en-GB"/>
+        </w:rPr>
+        <w:t xml:space="preserve"> </w:t>
+      </w:r>
+      <w:proofErr w:type="spellStart"/>
+      <w:r>
+        <w:rPr>
+          <w:lang w:val="en-GB"/>
+        </w:rPr>
+        <w:t>i</w:t>
+      </w:r>
+      <w:proofErr w:type="spellEnd"/>
+      <w:r>
+        <w:rPr>
+          <w:lang w:val="en-GB"/>
+        </w:rPr>
+        <w:t xml:space="preserve"> </w:t>
+      </w:r>
+      <w:proofErr w:type="spellStart"/>
+      <w:r>
+        <w:rPr>
+          <w:lang w:val="en-GB"/>
+        </w:rPr>
+        <w:t>samog</w:t>
+      </w:r>
+      <w:proofErr w:type="spellEnd"/>
+      <w:r>
+        <w:rPr>
+          <w:lang w:val="en-GB"/>
+        </w:rPr>
+        <w:t xml:space="preserve"> </w:t>
+      </w:r>
+      <w:proofErr w:type="spellStart"/>
+      <w:r>
+        <w:rPr>
+          <w:lang w:val="en-GB"/>
+        </w:rPr>
+        <w:t>Pgpool</w:t>
+      </w:r>
+      <w:proofErr w:type="spellEnd"/>
+      <w:r>
+        <w:rPr>
+          <w:lang w:val="en-GB"/>
+        </w:rPr>
+        <w:t xml:space="preserve"> </w:t>
+      </w:r>
+      <w:proofErr w:type="spellStart"/>
+      <w:r>
+        <w:rPr>
+          <w:lang w:val="en-GB"/>
+        </w:rPr>
+        <w:t>sloja</w:t>
+      </w:r>
+      <w:proofErr w:type="spellEnd"/>
+      <w:r>
+        <w:rPr>
+          <w:lang w:val="en-GB"/>
+        </w:rPr>
+        <w:t>.</w:t>
+      </w:r>
+    </w:p>
+    <w:p>
+      <w:pPr>
+        <w:ind w:firstLine="0"/>
+        <w:rPr>
+          <w:lang w:val="en-GB"/>
+        </w:rPr>
+      </w:pPr>
+    </w:p>
+    <w:p>
+      <w:pPr>
+        <w:ind w:firstLine="0"/>
+        <w:rPr>
+          <w:lang w:val="en-GB"/>
+        </w:rPr>
+      </w:pPr>
+      <w:proofErr w:type="spellStart"/>
+      <w:r>
+        <w:rPr>
+          <w:lang w:val="en-GB"/>
+        </w:rPr>
+        <w:t>Obzirom</w:t>
+      </w:r>
+      <w:proofErr w:type="spellEnd"/>
+      <w:r>
+        <w:rPr>
+          <w:lang w:val="en-GB"/>
+        </w:rPr>
+        <w:t xml:space="preserve"> da je </w:t>
+      </w:r>
+      <w:proofErr w:type="spellStart"/>
+      <w:r>
+        <w:rPr>
+          <w:lang w:val="en-GB"/>
+        </w:rPr>
+        <w:t>Pgpool</w:t>
+      </w:r>
+      <w:proofErr w:type="spellEnd"/>
+      <w:r>
+        <w:rPr>
+          <w:lang w:val="en-GB"/>
+        </w:rPr>
+        <w:t xml:space="preserve">-II middleware </w:t>
+      </w:r>
+      <w:proofErr w:type="spellStart"/>
+      <w:r>
+        <w:rPr>
+          <w:lang w:val="en-GB"/>
+        </w:rPr>
+        <w:t>komponenta</w:t>
+      </w:r>
+      <w:proofErr w:type="spellEnd"/>
+      <w:r>
+        <w:rPr>
+          <w:lang w:val="en-GB"/>
+        </w:rPr>
+        <w:t xml:space="preserve"> </w:t>
+      </w:r>
+      <w:proofErr w:type="spellStart"/>
+      <w:r>
+        <w:rPr>
+          <w:lang w:val="en-GB"/>
+        </w:rPr>
+        <w:t>i</w:t>
+      </w:r>
+      <w:proofErr w:type="spellEnd"/>
+      <w:r>
+        <w:rPr>
+          <w:lang w:val="en-GB"/>
+        </w:rPr>
+        <w:t xml:space="preserve"> da mora da se </w:t>
+      </w:r>
+      <w:proofErr w:type="spellStart"/>
+      <w:r>
+        <w:rPr>
+          <w:lang w:val="en-GB"/>
+        </w:rPr>
+        <w:t>izvršava</w:t>
+      </w:r>
+      <w:proofErr w:type="spellEnd"/>
+      <w:r>
+        <w:rPr>
+          <w:lang w:val="en-GB"/>
+        </w:rPr>
+        <w:t xml:space="preserve"> </w:t>
+      </w:r>
+      <w:proofErr w:type="spellStart"/>
+      <w:r>
+        <w:rPr>
+          <w:lang w:val="en-GB"/>
+        </w:rPr>
+        <w:t>na</w:t>
+      </w:r>
+      <w:proofErr w:type="spellEnd"/>
+      <w:r>
+        <w:rPr>
+          <w:lang w:val="en-GB"/>
+        </w:rPr>
+        <w:t xml:space="preserve"> </w:t>
+      </w:r>
+      <w:proofErr w:type="spellStart"/>
+      <w:r>
+        <w:rPr>
+          <w:lang w:val="en-GB"/>
+        </w:rPr>
+        <w:t>nekom</w:t>
+      </w:r>
+      <w:proofErr w:type="spellEnd"/>
+      <w:r>
+        <w:rPr>
+          <w:lang w:val="en-GB"/>
+        </w:rPr>
+        <w:t xml:space="preserve"> </w:t>
+      </w:r>
+      <w:proofErr w:type="spellStart"/>
+      <w:r>
+        <w:rPr>
+          <w:lang w:val="en-GB"/>
+        </w:rPr>
+        <w:t>serveru</w:t>
+      </w:r>
+      <w:proofErr w:type="spellEnd"/>
+      <w:r>
+        <w:rPr>
+          <w:lang w:val="en-GB"/>
+        </w:rPr>
+        <w:t xml:space="preserve">, </w:t>
+      </w:r>
+      <w:proofErr w:type="spellStart"/>
+      <w:r>
+        <w:rPr>
+          <w:lang w:val="en-GB"/>
+        </w:rPr>
+        <w:t>postavlja</w:t>
+      </w:r>
+      <w:proofErr w:type="spellEnd"/>
+      <w:r>
+        <w:rPr>
+          <w:lang w:val="en-GB"/>
+        </w:rPr>
+        <w:t xml:space="preserve"> se </w:t>
+      </w:r>
+      <w:proofErr w:type="spellStart"/>
+      <w:r>
+        <w:rPr>
+          <w:lang w:val="en-GB"/>
+        </w:rPr>
+        <w:t>pitanje</w:t>
+      </w:r>
+      <w:proofErr w:type="spellEnd"/>
+      <w:r>
+        <w:rPr>
+          <w:lang w:val="en-GB"/>
+        </w:rPr>
+        <w:t xml:space="preserve"> </w:t>
+      </w:r>
+      <w:proofErr w:type="spellStart"/>
+      <w:r>
+        <w:rPr>
+          <w:lang w:val="en-GB"/>
+        </w:rPr>
+        <w:t>na</w:t>
+      </w:r>
+      <w:proofErr w:type="spellEnd"/>
+      <w:r>
+        <w:rPr>
+          <w:lang w:val="en-GB"/>
+        </w:rPr>
+        <w:t xml:space="preserve"> </w:t>
+      </w:r>
+      <w:proofErr w:type="spellStart"/>
+      <w:r>
+        <w:rPr>
+          <w:lang w:val="en-GB"/>
+        </w:rPr>
+        <w:t>kom</w:t>
+      </w:r>
+      <w:proofErr w:type="spellEnd"/>
+      <w:r>
+        <w:rPr>
+          <w:lang w:val="en-GB"/>
+        </w:rPr>
+        <w:t xml:space="preserve"> </w:t>
+      </w:r>
+      <w:proofErr w:type="spellStart"/>
+      <w:r>
+        <w:rPr>
+          <w:lang w:val="en-GB"/>
+        </w:rPr>
+        <w:t>serveru</w:t>
+      </w:r>
+      <w:proofErr w:type="spellEnd"/>
+      <w:r>
+        <w:rPr>
+          <w:lang w:val="en-GB"/>
+        </w:rPr>
+        <w:t xml:space="preserve"> </w:t>
+      </w:r>
+      <w:proofErr w:type="spellStart"/>
+      <w:r>
+        <w:rPr>
+          <w:lang w:val="en-GB"/>
+        </w:rPr>
+        <w:t>smestiti</w:t>
+      </w:r>
+      <w:proofErr w:type="spellEnd"/>
+      <w:r>
+        <w:rPr>
+          <w:lang w:val="en-GB"/>
+        </w:rPr>
+        <w:t xml:space="preserve"> </w:t>
+      </w:r>
+      <w:proofErr w:type="spellStart"/>
+      <w:r>
+        <w:rPr>
+          <w:lang w:val="en-GB"/>
+        </w:rPr>
+        <w:t>tu</w:t>
+      </w:r>
+      <w:proofErr w:type="spellEnd"/>
+      <w:r>
+        <w:rPr>
+          <w:lang w:val="en-GB"/>
+        </w:rPr>
+        <w:t xml:space="preserve"> </w:t>
+      </w:r>
+      <w:proofErr w:type="spellStart"/>
+      <w:r>
+        <w:rPr>
+          <w:lang w:val="en-GB"/>
+        </w:rPr>
+        <w:t>komponentu</w:t>
+      </w:r>
+      <w:proofErr w:type="spellEnd"/>
+      <w:r>
+        <w:rPr>
+          <w:lang w:val="en-GB"/>
+        </w:rPr>
+        <w:t xml:space="preserve">. </w:t>
+      </w:r>
+      <w:proofErr w:type="spellStart"/>
+      <w:r>
+        <w:rPr>
+          <w:lang w:val="en-GB"/>
+        </w:rPr>
+        <w:t>Postoje</w:t>
+      </w:r>
+      <w:proofErr w:type="spellEnd"/>
+      <w:r>
+        <w:rPr>
+          <w:lang w:val="en-GB"/>
+        </w:rPr>
+        <w:t xml:space="preserve"> tri </w:t>
+      </w:r>
+      <w:proofErr w:type="spellStart"/>
+      <w:r>
+        <w:rPr>
+          <w:lang w:val="en-GB"/>
+        </w:rPr>
+        <w:t>osnovne</w:t>
+      </w:r>
+      <w:proofErr w:type="spellEnd"/>
+      <w:r>
+        <w:rPr>
+          <w:lang w:val="en-GB"/>
+        </w:rPr>
+        <w:t xml:space="preserve"> </w:t>
+      </w:r>
+      <w:proofErr w:type="spellStart"/>
+      <w:r>
+        <w:rPr>
+          <w:lang w:val="en-GB"/>
+        </w:rPr>
+        <w:t>opcije</w:t>
+      </w:r>
+      <w:proofErr w:type="spellEnd"/>
+      <w:r>
+        <w:rPr>
+          <w:lang w:val="en-GB"/>
+        </w:rPr>
+        <w:t>:</w:t>
+      </w:r>
+    </w:p>
+    <w:p>
+      <w:pPr>
+        <w:numPr>
+          <w:ilvl w:val="0"/>
+          <w:numId w:val="75"/>
+        </w:numPr>
+        <w:rPr>
+          <w:lang w:val="en-GB"/>
+        </w:rPr>
+      </w:pPr>
+      <w:r>
+        <w:rPr>
+          <w:b/>
+          <w:bCs/>
+          <w:lang w:val="en-GB"/>
+        </w:rPr>
+        <w:t xml:space="preserve">Na </w:t>
+      </w:r>
+      <w:proofErr w:type="spellStart"/>
+      <w:r>
+        <w:rPr>
+          <w:b/>
+          <w:bCs/>
+          <w:lang w:val="en-GB"/>
+        </w:rPr>
+        <w:t>posebnom</w:t>
+      </w:r>
+      <w:proofErr w:type="spellEnd"/>
+      <w:r>
+        <w:rPr>
+          <w:b/>
+          <w:bCs/>
+          <w:lang w:val="en-GB"/>
+        </w:rPr>
+        <w:t xml:space="preserve"> (dedicated) </w:t>
+      </w:r>
+      <w:proofErr w:type="spellStart"/>
+      <w:r>
+        <w:rPr>
+          <w:b/>
+          <w:bCs/>
+          <w:lang w:val="en-GB"/>
+        </w:rPr>
+        <w:t>serveru</w:t>
+      </w:r>
+      <w:proofErr w:type="spellEnd"/>
+      <w:r>
+        <w:rPr>
+          <w:lang w:val="en-GB"/>
+        </w:rPr>
+        <w:t xml:space="preserve"> – </w:t>
+      </w:r>
+      <w:proofErr w:type="spellStart"/>
+      <w:r>
+        <w:rPr>
+          <w:lang w:val="en-GB"/>
+        </w:rPr>
+        <w:t>Pgpool</w:t>
+      </w:r>
+      <w:proofErr w:type="spellEnd"/>
+      <w:r>
+        <w:rPr>
+          <w:lang w:val="en-GB"/>
+        </w:rPr>
+        <w:t xml:space="preserve">-II je </w:t>
+      </w:r>
+      <w:proofErr w:type="spellStart"/>
+      <w:r>
+        <w:rPr>
+          <w:lang w:val="en-GB"/>
+        </w:rPr>
+        <w:t>izolovan</w:t>
+      </w:r>
+      <w:proofErr w:type="spellEnd"/>
+      <w:r>
+        <w:rPr>
+          <w:lang w:val="en-GB"/>
+        </w:rPr>
+        <w:t xml:space="preserve"> </w:t>
+      </w:r>
+      <w:proofErr w:type="spellStart"/>
+      <w:r>
+        <w:rPr>
+          <w:lang w:val="en-GB"/>
+        </w:rPr>
+        <w:t>od</w:t>
+      </w:r>
+      <w:proofErr w:type="spellEnd"/>
+      <w:r>
+        <w:rPr>
+          <w:lang w:val="en-GB"/>
+        </w:rPr>
+        <w:t xml:space="preserve"> </w:t>
+      </w:r>
+      <w:proofErr w:type="spellStart"/>
+      <w:r>
+        <w:rPr>
+          <w:lang w:val="en-GB"/>
+        </w:rPr>
+        <w:t>ostalih</w:t>
+      </w:r>
+      <w:proofErr w:type="spellEnd"/>
+      <w:r>
+        <w:rPr>
+          <w:lang w:val="en-GB"/>
+        </w:rPr>
+        <w:t xml:space="preserve"> </w:t>
+      </w:r>
+      <w:proofErr w:type="spellStart"/>
+      <w:r>
+        <w:rPr>
+          <w:lang w:val="en-GB"/>
+        </w:rPr>
+        <w:t>komponenti</w:t>
+      </w:r>
+      <w:proofErr w:type="spellEnd"/>
+      <w:r>
+        <w:rPr>
+          <w:lang w:val="en-GB"/>
+        </w:rPr>
+        <w:t xml:space="preserve">, </w:t>
+      </w:r>
+      <w:proofErr w:type="spellStart"/>
+      <w:r>
+        <w:rPr>
+          <w:lang w:val="en-GB"/>
+        </w:rPr>
+        <w:t>čime</w:t>
+      </w:r>
+      <w:proofErr w:type="spellEnd"/>
+      <w:r>
+        <w:rPr>
+          <w:lang w:val="en-GB"/>
+        </w:rPr>
+        <w:t xml:space="preserve"> se </w:t>
+      </w:r>
+      <w:proofErr w:type="spellStart"/>
+      <w:r>
+        <w:rPr>
+          <w:lang w:val="en-GB"/>
+        </w:rPr>
+        <w:t>izbegava</w:t>
+      </w:r>
+      <w:proofErr w:type="spellEnd"/>
+      <w:r>
+        <w:rPr>
+          <w:lang w:val="en-GB"/>
+        </w:rPr>
+        <w:t xml:space="preserve"> </w:t>
+      </w:r>
+      <w:proofErr w:type="spellStart"/>
+      <w:r>
+        <w:rPr>
+          <w:lang w:val="en-GB"/>
+        </w:rPr>
+        <w:t>međusobni</w:t>
+      </w:r>
+      <w:proofErr w:type="spellEnd"/>
+      <w:r>
+        <w:rPr>
+          <w:lang w:val="en-GB"/>
+        </w:rPr>
+        <w:t xml:space="preserve"> </w:t>
+      </w:r>
+      <w:proofErr w:type="spellStart"/>
+      <w:r>
+        <w:rPr>
+          <w:lang w:val="en-GB"/>
+        </w:rPr>
+        <w:t>uticaj</w:t>
+      </w:r>
+      <w:proofErr w:type="spellEnd"/>
+      <w:r>
+        <w:rPr>
+          <w:lang w:val="en-GB"/>
+        </w:rPr>
+        <w:t xml:space="preserve"> </w:t>
+      </w:r>
+      <w:proofErr w:type="spellStart"/>
+      <w:r>
+        <w:rPr>
+          <w:lang w:val="en-GB"/>
+        </w:rPr>
+        <w:t>na</w:t>
+      </w:r>
+      <w:proofErr w:type="spellEnd"/>
+      <w:r>
+        <w:rPr>
+          <w:lang w:val="en-GB"/>
+        </w:rPr>
+        <w:t xml:space="preserve"> </w:t>
+      </w:r>
+      <w:proofErr w:type="spellStart"/>
+      <w:r>
+        <w:rPr>
+          <w:lang w:val="en-GB"/>
+        </w:rPr>
+        <w:t>performanse</w:t>
+      </w:r>
+      <w:proofErr w:type="spellEnd"/>
+      <w:r>
+        <w:rPr>
+          <w:lang w:val="en-GB"/>
+        </w:rPr>
+        <w:t xml:space="preserve">. </w:t>
+      </w:r>
+      <w:proofErr w:type="spellStart"/>
+      <w:r>
+        <w:rPr>
+          <w:lang w:val="en-GB"/>
+        </w:rPr>
+        <w:t>Ovaj</w:t>
+      </w:r>
+      <w:proofErr w:type="spellEnd"/>
+      <w:r>
+        <w:rPr>
+          <w:lang w:val="en-GB"/>
+        </w:rPr>
+        <w:t xml:space="preserve"> </w:t>
+      </w:r>
+      <w:proofErr w:type="spellStart"/>
+      <w:r>
+        <w:rPr>
+          <w:lang w:val="en-GB"/>
+        </w:rPr>
+        <w:t>pristup</w:t>
+      </w:r>
+      <w:proofErr w:type="spellEnd"/>
+      <w:r>
+        <w:rPr>
+          <w:lang w:val="en-GB"/>
+        </w:rPr>
+        <w:t xml:space="preserve"> </w:t>
+      </w:r>
+      <w:proofErr w:type="spellStart"/>
+      <w:r>
+        <w:rPr>
+          <w:lang w:val="en-GB"/>
+        </w:rPr>
+        <w:t>pruža</w:t>
+      </w:r>
+      <w:proofErr w:type="spellEnd"/>
+      <w:r>
+        <w:rPr>
+          <w:lang w:val="en-GB"/>
+        </w:rPr>
+        <w:t xml:space="preserve"> </w:t>
+      </w:r>
+      <w:proofErr w:type="spellStart"/>
+      <w:r>
+        <w:rPr>
+          <w:lang w:val="en-GB"/>
+        </w:rPr>
+        <w:t>stabilnost</w:t>
+      </w:r>
+      <w:proofErr w:type="spellEnd"/>
+      <w:r>
+        <w:rPr>
+          <w:lang w:val="en-GB"/>
+        </w:rPr>
+        <w:t xml:space="preserve">, </w:t>
+      </w:r>
+      <w:proofErr w:type="spellStart"/>
+      <w:r>
+        <w:rPr>
+          <w:lang w:val="en-GB"/>
+        </w:rPr>
+        <w:t>ali</w:t>
+      </w:r>
+      <w:proofErr w:type="spellEnd"/>
+      <w:r>
+        <w:rPr>
+          <w:lang w:val="en-GB"/>
+        </w:rPr>
+        <w:t xml:space="preserve"> </w:t>
+      </w:r>
+      <w:proofErr w:type="spellStart"/>
+      <w:r>
+        <w:rPr>
+          <w:lang w:val="en-GB"/>
+        </w:rPr>
+        <w:t>zahteva</w:t>
+      </w:r>
+      <w:proofErr w:type="spellEnd"/>
+      <w:r>
+        <w:rPr>
+          <w:lang w:val="en-GB"/>
+        </w:rPr>
+        <w:t xml:space="preserve"> </w:t>
+      </w:r>
+      <w:proofErr w:type="spellStart"/>
+      <w:r>
+        <w:rPr>
+          <w:lang w:val="en-GB"/>
+        </w:rPr>
+        <w:t>dodatne</w:t>
+      </w:r>
+      <w:proofErr w:type="spellEnd"/>
+      <w:r>
+        <w:rPr>
+          <w:lang w:val="en-GB"/>
+        </w:rPr>
+        <w:t xml:space="preserve"> </w:t>
+      </w:r>
+      <w:proofErr w:type="spellStart"/>
+      <w:r>
+        <w:rPr>
+          <w:lang w:val="en-GB"/>
+        </w:rPr>
+        <w:t>serverske</w:t>
+      </w:r>
+      <w:proofErr w:type="spellEnd"/>
+      <w:r>
+        <w:rPr>
+          <w:lang w:val="en-GB"/>
+        </w:rPr>
+        <w:t xml:space="preserve"> </w:t>
+      </w:r>
+      <w:proofErr w:type="spellStart"/>
+      <w:r>
+        <w:rPr>
+          <w:lang w:val="en-GB"/>
+        </w:rPr>
+        <w:t>resurse</w:t>
+      </w:r>
+      <w:proofErr w:type="spellEnd"/>
+      <w:r>
+        <w:rPr>
+          <w:lang w:val="en-GB"/>
+        </w:rPr>
+        <w:t xml:space="preserve"> </w:t>
+      </w:r>
+      <w:proofErr w:type="spellStart"/>
+      <w:r>
+        <w:rPr>
+          <w:lang w:val="en-GB"/>
+        </w:rPr>
+        <w:t>i</w:t>
+      </w:r>
+      <w:proofErr w:type="spellEnd"/>
+      <w:r>
+        <w:rPr>
+          <w:lang w:val="en-GB"/>
+        </w:rPr>
+        <w:t xml:space="preserve"> </w:t>
+      </w:r>
+      <w:proofErr w:type="spellStart"/>
+      <w:r>
+        <w:rPr>
+          <w:lang w:val="en-GB"/>
+        </w:rPr>
+        <w:t>uvodi</w:t>
+      </w:r>
+      <w:proofErr w:type="spellEnd"/>
+      <w:r>
+        <w:rPr>
+          <w:lang w:val="en-GB"/>
+        </w:rPr>
+        <w:t xml:space="preserve"> </w:t>
+      </w:r>
+      <w:proofErr w:type="spellStart"/>
+      <w:r>
+        <w:rPr>
+          <w:lang w:val="en-GB"/>
+        </w:rPr>
+        <w:t>veći</w:t>
+      </w:r>
+      <w:proofErr w:type="spellEnd"/>
+      <w:r>
+        <w:rPr>
+          <w:lang w:val="en-GB"/>
+        </w:rPr>
+        <w:t xml:space="preserve"> </w:t>
+      </w:r>
+      <w:proofErr w:type="spellStart"/>
+      <w:r>
+        <w:rPr>
+          <w:lang w:val="en-GB"/>
+        </w:rPr>
+        <w:t>mrežni</w:t>
+      </w:r>
+      <w:proofErr w:type="spellEnd"/>
+      <w:r>
+        <w:rPr>
+          <w:lang w:val="en-GB"/>
+        </w:rPr>
+        <w:t xml:space="preserve"> overhead. </w:t>
+      </w:r>
+    </w:p>
+    <w:p>
+      <w:pPr>
+        <w:numPr>
+          <w:ilvl w:val="0"/>
+          <w:numId w:val="75"/>
+        </w:numPr>
+        <w:rPr>
+          <w:lang w:val="en-GB"/>
+        </w:rPr>
+      </w:pPr>
+      <w:r>
+        <w:rPr>
+          <w:b/>
+          <w:bCs/>
+          <w:lang w:val="en-GB"/>
+        </w:rPr>
+        <w:t xml:space="preserve">Na database </w:t>
+      </w:r>
+      <w:proofErr w:type="spellStart"/>
+      <w:r>
+        <w:rPr>
+          <w:b/>
+          <w:bCs/>
+          <w:lang w:val="en-GB"/>
+        </w:rPr>
+        <w:t>serveru</w:t>
+      </w:r>
+      <w:proofErr w:type="spellEnd"/>
+      <w:r>
+        <w:rPr>
+          <w:b/>
+          <w:bCs/>
+          <w:lang w:val="en-GB"/>
+        </w:rPr>
+        <w:t xml:space="preserve"> (</w:t>
+      </w:r>
+      <w:proofErr w:type="spellStart"/>
+      <w:r>
+        <w:rPr>
+          <w:b/>
+          <w:bCs/>
+          <w:lang w:val="en-GB"/>
+        </w:rPr>
+        <w:t>koegzistencija</w:t>
+      </w:r>
+      <w:proofErr w:type="spellEnd"/>
+      <w:r>
+        <w:rPr>
+          <w:b/>
+          <w:bCs/>
+          <w:lang w:val="en-GB"/>
+        </w:rPr>
+        <w:t xml:space="preserve"> </w:t>
+      </w:r>
+      <w:proofErr w:type="spellStart"/>
+      <w:r>
+        <w:rPr>
+          <w:b/>
+          <w:bCs/>
+          <w:lang w:val="en-GB"/>
+        </w:rPr>
+        <w:t>sa</w:t>
+      </w:r>
+      <w:proofErr w:type="spellEnd"/>
+      <w:r>
+        <w:rPr>
+          <w:b/>
+          <w:bCs/>
+          <w:lang w:val="en-GB"/>
+        </w:rPr>
+        <w:t xml:space="preserve"> PostgreSQL-om)</w:t>
+      </w:r>
+      <w:r>
+        <w:rPr>
+          <w:lang w:val="en-GB"/>
+        </w:rPr>
+        <w:t xml:space="preserve"> – </w:t>
+      </w:r>
+      <w:proofErr w:type="spellStart"/>
+      <w:r>
+        <w:rPr>
+          <w:lang w:val="en-GB"/>
+        </w:rPr>
+        <w:t>Pgpool</w:t>
+      </w:r>
+      <w:proofErr w:type="spellEnd"/>
+      <w:r>
+        <w:rPr>
+          <w:lang w:val="en-GB"/>
+        </w:rPr>
+        <w:t xml:space="preserve">-II se </w:t>
+      </w:r>
+      <w:proofErr w:type="spellStart"/>
+      <w:r>
+        <w:rPr>
+          <w:lang w:val="en-GB"/>
+        </w:rPr>
+        <w:t>izvršava</w:t>
+      </w:r>
+      <w:proofErr w:type="spellEnd"/>
+      <w:r>
+        <w:rPr>
+          <w:lang w:val="en-GB"/>
+        </w:rPr>
+        <w:t xml:space="preserve"> </w:t>
+      </w:r>
+      <w:proofErr w:type="spellStart"/>
+      <w:r>
+        <w:rPr>
+          <w:lang w:val="en-GB"/>
+        </w:rPr>
+        <w:t>zajedno</w:t>
+      </w:r>
+      <w:proofErr w:type="spellEnd"/>
+      <w:r>
+        <w:rPr>
+          <w:lang w:val="en-GB"/>
+        </w:rPr>
+        <w:t xml:space="preserve"> </w:t>
+      </w:r>
+      <w:proofErr w:type="spellStart"/>
+      <w:r>
+        <w:rPr>
+          <w:lang w:val="en-GB"/>
+        </w:rPr>
+        <w:t>sa</w:t>
+      </w:r>
+      <w:proofErr w:type="spellEnd"/>
+      <w:r>
+        <w:rPr>
+          <w:lang w:val="en-GB"/>
+        </w:rPr>
+        <w:t xml:space="preserve"> </w:t>
+      </w:r>
+      <w:proofErr w:type="spellStart"/>
+      <w:r>
+        <w:rPr>
+          <w:lang w:val="en-GB"/>
+        </w:rPr>
+        <w:t>bazom</w:t>
+      </w:r>
+      <w:proofErr w:type="spellEnd"/>
+      <w:r>
+        <w:rPr>
+          <w:lang w:val="en-GB"/>
+        </w:rPr>
+        <w:t xml:space="preserve"> </w:t>
+      </w:r>
+      <w:proofErr w:type="spellStart"/>
+      <w:r>
+        <w:rPr>
+          <w:lang w:val="en-GB"/>
+        </w:rPr>
+        <w:t>podataka</w:t>
+      </w:r>
+      <w:proofErr w:type="spellEnd"/>
+      <w:r>
+        <w:rPr>
+          <w:lang w:val="en-GB"/>
+        </w:rPr>
+        <w:t xml:space="preserve">, </w:t>
+      </w:r>
+      <w:proofErr w:type="spellStart"/>
+      <w:r>
+        <w:rPr>
+          <w:lang w:val="en-GB"/>
+        </w:rPr>
+        <w:t>čime</w:t>
+      </w:r>
+      <w:proofErr w:type="spellEnd"/>
+      <w:r>
+        <w:rPr>
+          <w:lang w:val="en-GB"/>
+        </w:rPr>
+        <w:t xml:space="preserve"> se </w:t>
+      </w:r>
+      <w:proofErr w:type="spellStart"/>
+      <w:r>
+        <w:rPr>
+          <w:lang w:val="en-GB"/>
+        </w:rPr>
+        <w:t>smanjuje</w:t>
+      </w:r>
+      <w:proofErr w:type="spellEnd"/>
+      <w:r>
+        <w:rPr>
+          <w:lang w:val="en-GB"/>
+        </w:rPr>
+        <w:t xml:space="preserve"> </w:t>
+      </w:r>
+      <w:proofErr w:type="spellStart"/>
+      <w:r>
+        <w:rPr>
+          <w:lang w:val="en-GB"/>
+        </w:rPr>
+        <w:t>mrežna</w:t>
+      </w:r>
+      <w:proofErr w:type="spellEnd"/>
+      <w:r>
+        <w:rPr>
+          <w:lang w:val="en-GB"/>
+        </w:rPr>
+        <w:t xml:space="preserve"> </w:t>
+      </w:r>
+      <w:proofErr w:type="spellStart"/>
+      <w:r>
+        <w:rPr>
+          <w:lang w:val="en-GB"/>
+        </w:rPr>
+        <w:t>latencija</w:t>
+      </w:r>
+      <w:proofErr w:type="spellEnd"/>
+      <w:r>
+        <w:rPr>
+          <w:lang w:val="en-GB"/>
+        </w:rPr>
+        <w:t xml:space="preserve"> </w:t>
+      </w:r>
+      <w:proofErr w:type="spellStart"/>
+      <w:r>
+        <w:rPr>
+          <w:lang w:val="en-GB"/>
+        </w:rPr>
+        <w:t>jer</w:t>
+      </w:r>
+      <w:proofErr w:type="spellEnd"/>
+      <w:r>
+        <w:rPr>
+          <w:lang w:val="en-GB"/>
+        </w:rPr>
+        <w:t xml:space="preserve"> je deo </w:t>
+      </w:r>
+      <w:proofErr w:type="spellStart"/>
+      <w:r>
+        <w:rPr>
+          <w:lang w:val="en-GB"/>
+        </w:rPr>
+        <w:t>komunikacije</w:t>
+      </w:r>
+      <w:proofErr w:type="spellEnd"/>
+      <w:r>
+        <w:rPr>
+          <w:lang w:val="en-GB"/>
+        </w:rPr>
+        <w:t xml:space="preserve"> </w:t>
+      </w:r>
+      <w:proofErr w:type="spellStart"/>
+      <w:r>
+        <w:rPr>
+          <w:lang w:val="en-GB"/>
+        </w:rPr>
+        <w:t>lokalnog</w:t>
+      </w:r>
+      <w:proofErr w:type="spellEnd"/>
+      <w:r>
+        <w:rPr>
+          <w:lang w:val="en-GB"/>
+        </w:rPr>
+        <w:t xml:space="preserve"> </w:t>
+      </w:r>
+      <w:proofErr w:type="spellStart"/>
+      <w:r>
+        <w:rPr>
+          <w:lang w:val="en-GB"/>
+        </w:rPr>
+        <w:t>karaktera</w:t>
+      </w:r>
+      <w:proofErr w:type="spellEnd"/>
+      <w:r>
+        <w:rPr>
+          <w:lang w:val="en-GB"/>
+        </w:rPr>
+        <w:t xml:space="preserve">. </w:t>
+      </w:r>
+      <w:proofErr w:type="spellStart"/>
+      <w:r>
+        <w:rPr>
+          <w:lang w:val="en-GB"/>
+        </w:rPr>
+        <w:t>Međutim</w:t>
+      </w:r>
+      <w:proofErr w:type="spellEnd"/>
+      <w:r>
+        <w:rPr>
+          <w:lang w:val="en-GB"/>
+        </w:rPr>
+        <w:t xml:space="preserve">, </w:t>
+      </w:r>
+      <w:proofErr w:type="spellStart"/>
+      <w:r>
+        <w:rPr>
+          <w:lang w:val="en-GB"/>
+        </w:rPr>
+        <w:t>dolazi</w:t>
+      </w:r>
+      <w:proofErr w:type="spellEnd"/>
+      <w:r>
+        <w:rPr>
+          <w:lang w:val="en-GB"/>
+        </w:rPr>
+        <w:t xml:space="preserve"> do </w:t>
+      </w:r>
+      <w:proofErr w:type="spellStart"/>
+      <w:r>
+        <w:rPr>
+          <w:lang w:val="en-GB"/>
+        </w:rPr>
+        <w:t>deljenja</w:t>
+      </w:r>
+      <w:proofErr w:type="spellEnd"/>
+      <w:r>
+        <w:rPr>
+          <w:lang w:val="en-GB"/>
+        </w:rPr>
+        <w:t xml:space="preserve"> </w:t>
+      </w:r>
+      <w:proofErr w:type="spellStart"/>
+      <w:r>
+        <w:rPr>
+          <w:lang w:val="en-GB"/>
+        </w:rPr>
+        <w:t>resursa</w:t>
+      </w:r>
+      <w:proofErr w:type="spellEnd"/>
+      <w:r>
+        <w:rPr>
+          <w:lang w:val="en-GB"/>
+        </w:rPr>
+        <w:t xml:space="preserve"> </w:t>
+      </w:r>
+      <w:proofErr w:type="spellStart"/>
+      <w:r>
+        <w:rPr>
+          <w:lang w:val="en-GB"/>
+        </w:rPr>
+        <w:t>sa</w:t>
+      </w:r>
+      <w:proofErr w:type="spellEnd"/>
+      <w:r>
+        <w:rPr>
+          <w:lang w:val="en-GB"/>
+        </w:rPr>
+        <w:t xml:space="preserve"> </w:t>
+      </w:r>
+      <w:proofErr w:type="spellStart"/>
+      <w:r>
+        <w:rPr>
+          <w:lang w:val="en-GB"/>
+        </w:rPr>
+        <w:t>bazom</w:t>
+      </w:r>
+      <w:proofErr w:type="spellEnd"/>
+      <w:r>
+        <w:rPr>
+          <w:lang w:val="en-GB"/>
+        </w:rPr>
+        <w:t xml:space="preserve">, </w:t>
+      </w:r>
+      <w:proofErr w:type="spellStart"/>
+      <w:r>
+        <w:rPr>
+          <w:lang w:val="en-GB"/>
+        </w:rPr>
+        <w:t>što</w:t>
+      </w:r>
+      <w:proofErr w:type="spellEnd"/>
+      <w:r>
+        <w:rPr>
+          <w:lang w:val="en-GB"/>
+        </w:rPr>
+        <w:t xml:space="preserve"> </w:t>
+      </w:r>
+      <w:proofErr w:type="spellStart"/>
+      <w:r>
+        <w:rPr>
+          <w:lang w:val="en-GB"/>
+        </w:rPr>
+        <w:t>može</w:t>
+      </w:r>
+      <w:proofErr w:type="spellEnd"/>
+      <w:r>
+        <w:rPr>
+          <w:lang w:val="en-GB"/>
+        </w:rPr>
+        <w:t xml:space="preserve"> </w:t>
+      </w:r>
+      <w:proofErr w:type="spellStart"/>
+      <w:r>
+        <w:rPr>
+          <w:lang w:val="en-GB"/>
+        </w:rPr>
+        <w:t>uticati</w:t>
+      </w:r>
+      <w:proofErr w:type="spellEnd"/>
+      <w:r>
+        <w:rPr>
+          <w:lang w:val="en-GB"/>
+        </w:rPr>
+        <w:t xml:space="preserve"> </w:t>
+      </w:r>
+      <w:proofErr w:type="spellStart"/>
+      <w:r>
+        <w:rPr>
+          <w:lang w:val="en-GB"/>
+        </w:rPr>
+        <w:t>na</w:t>
+      </w:r>
+      <w:proofErr w:type="spellEnd"/>
+      <w:r>
+        <w:rPr>
+          <w:lang w:val="en-GB"/>
+        </w:rPr>
+        <w:t xml:space="preserve"> </w:t>
+      </w:r>
+      <w:proofErr w:type="spellStart"/>
+      <w:r>
+        <w:rPr>
+          <w:lang w:val="en-GB"/>
+        </w:rPr>
+        <w:t>performanse</w:t>
+      </w:r>
+      <w:proofErr w:type="spellEnd"/>
+      <w:r>
+        <w:rPr>
+          <w:lang w:val="en-GB"/>
+        </w:rPr>
+        <w:t xml:space="preserve"> pod </w:t>
+      </w:r>
+      <w:proofErr w:type="spellStart"/>
+      <w:r>
+        <w:rPr>
+          <w:lang w:val="en-GB"/>
+        </w:rPr>
+        <w:t>opterećenjem</w:t>
+      </w:r>
+      <w:proofErr w:type="spellEnd"/>
+      <w:r>
+        <w:rPr>
+          <w:lang w:val="en-GB"/>
+        </w:rPr>
+        <w:t xml:space="preserve">. </w:t>
+      </w:r>
+    </w:p>
+    <w:p>
+      <w:pPr>
+        <w:numPr>
+          <w:ilvl w:val="0"/>
+          <w:numId w:val="75"/>
+        </w:numPr>
+        <w:rPr>
+          <w:lang w:val="en-GB"/>
+        </w:rPr>
+      </w:pPr>
+      <w:r>
+        <w:rPr>
+          <w:b/>
+          <w:bCs/>
+          <w:lang w:val="en-GB"/>
+        </w:rPr>
+        <w:t xml:space="preserve">Na application/web </w:t>
+      </w:r>
+      <w:proofErr w:type="spellStart"/>
+      <w:r>
+        <w:rPr>
+          <w:b/>
+          <w:bCs/>
+          <w:lang w:val="en-GB"/>
+        </w:rPr>
+        <w:t>serveru</w:t>
+      </w:r>
+      <w:proofErr w:type="spellEnd"/>
+      <w:r>
+        <w:rPr>
+          <w:lang w:val="en-GB"/>
+        </w:rPr>
+        <w:t xml:space="preserve"> – </w:t>
+      </w:r>
+      <w:proofErr w:type="spellStart"/>
+      <w:r>
+        <w:rPr>
+          <w:lang w:val="en-GB"/>
+        </w:rPr>
+        <w:t>Pgpool</w:t>
+      </w:r>
+      <w:proofErr w:type="spellEnd"/>
+      <w:r>
+        <w:rPr>
+          <w:lang w:val="en-GB"/>
+        </w:rPr>
+        <w:t xml:space="preserve">-II se </w:t>
+      </w:r>
+      <w:proofErr w:type="spellStart"/>
+      <w:r>
+        <w:rPr>
+          <w:lang w:val="en-GB"/>
+        </w:rPr>
+        <w:t>nalazi</w:t>
+      </w:r>
+      <w:proofErr w:type="spellEnd"/>
+      <w:r>
+        <w:rPr>
+          <w:lang w:val="en-GB"/>
+        </w:rPr>
+        <w:t xml:space="preserve"> </w:t>
+      </w:r>
+      <w:proofErr w:type="spellStart"/>
+      <w:r>
+        <w:rPr>
+          <w:lang w:val="en-GB"/>
+        </w:rPr>
+        <w:t>zajedno</w:t>
+      </w:r>
+      <w:proofErr w:type="spellEnd"/>
+      <w:r>
+        <w:rPr>
+          <w:lang w:val="en-GB"/>
+        </w:rPr>
+        <w:t xml:space="preserve"> </w:t>
+      </w:r>
+      <w:proofErr w:type="spellStart"/>
+      <w:r>
+        <w:rPr>
+          <w:lang w:val="en-GB"/>
+        </w:rPr>
+        <w:t>sa</w:t>
+      </w:r>
+      <w:proofErr w:type="spellEnd"/>
+      <w:r>
+        <w:rPr>
+          <w:lang w:val="en-GB"/>
+        </w:rPr>
+        <w:t xml:space="preserve"> </w:t>
+      </w:r>
+      <w:proofErr w:type="spellStart"/>
+      <w:r>
+        <w:rPr>
+          <w:lang w:val="en-GB"/>
+        </w:rPr>
+        <w:t>aplikacijom</w:t>
+      </w:r>
+      <w:proofErr w:type="spellEnd"/>
+      <w:r>
+        <w:rPr>
+          <w:lang w:val="en-GB"/>
+        </w:rPr>
+        <w:t xml:space="preserve">, pa je </w:t>
+      </w:r>
+      <w:proofErr w:type="spellStart"/>
+      <w:r>
+        <w:rPr>
+          <w:lang w:val="en-GB"/>
+        </w:rPr>
+        <w:t>komunikacija</w:t>
+      </w:r>
+      <w:proofErr w:type="spellEnd"/>
+      <w:r>
+        <w:rPr>
+          <w:lang w:val="en-GB"/>
+        </w:rPr>
+        <w:t xml:space="preserve"> </w:t>
+      </w:r>
+      <w:proofErr w:type="spellStart"/>
+      <w:r>
+        <w:rPr>
+          <w:lang w:val="en-GB"/>
+        </w:rPr>
+        <w:t>između</w:t>
+      </w:r>
+      <w:proofErr w:type="spellEnd"/>
+      <w:r>
+        <w:rPr>
+          <w:lang w:val="en-GB"/>
+        </w:rPr>
+        <w:t xml:space="preserve"> </w:t>
+      </w:r>
+      <w:proofErr w:type="spellStart"/>
+      <w:r>
+        <w:rPr>
+          <w:lang w:val="en-GB"/>
+        </w:rPr>
+        <w:t>aplikacije</w:t>
+      </w:r>
+      <w:proofErr w:type="spellEnd"/>
+      <w:r>
+        <w:rPr>
+          <w:lang w:val="en-GB"/>
+        </w:rPr>
+        <w:t xml:space="preserve"> </w:t>
+      </w:r>
+      <w:proofErr w:type="spellStart"/>
+      <w:r>
+        <w:rPr>
+          <w:lang w:val="en-GB"/>
+        </w:rPr>
+        <w:t>i</w:t>
+      </w:r>
+      <w:proofErr w:type="spellEnd"/>
+      <w:r>
+        <w:rPr>
+          <w:lang w:val="en-GB"/>
+        </w:rPr>
+        <w:t xml:space="preserve"> </w:t>
+      </w:r>
+      <w:proofErr w:type="spellStart"/>
+      <w:r>
+        <w:rPr>
+          <w:lang w:val="en-GB"/>
+        </w:rPr>
+        <w:t>Pgpool</w:t>
+      </w:r>
+      <w:proofErr w:type="spellEnd"/>
+      <w:r>
+        <w:rPr>
+          <w:lang w:val="en-GB"/>
+        </w:rPr>
+        <w:t xml:space="preserve">-a </w:t>
+      </w:r>
+      <w:proofErr w:type="spellStart"/>
+      <w:r>
+        <w:rPr>
+          <w:lang w:val="en-GB"/>
+        </w:rPr>
+        <w:t>lokalna</w:t>
+      </w:r>
+      <w:proofErr w:type="spellEnd"/>
+      <w:r>
+        <w:rPr>
+          <w:lang w:val="en-GB"/>
+        </w:rPr>
+        <w:t xml:space="preserve"> </w:t>
+      </w:r>
+      <w:proofErr w:type="spellStart"/>
+      <w:r>
+        <w:rPr>
+          <w:lang w:val="en-GB"/>
+        </w:rPr>
+        <w:t>i</w:t>
+      </w:r>
+      <w:proofErr w:type="spellEnd"/>
+      <w:r>
+        <w:rPr>
+          <w:lang w:val="en-GB"/>
+        </w:rPr>
+        <w:t xml:space="preserve"> </w:t>
+      </w:r>
+      <w:proofErr w:type="spellStart"/>
+      <w:r>
+        <w:rPr>
+          <w:lang w:val="en-GB"/>
+        </w:rPr>
+        <w:t>brža</w:t>
+      </w:r>
+      <w:proofErr w:type="spellEnd"/>
+      <w:r>
+        <w:rPr>
+          <w:lang w:val="en-GB"/>
+        </w:rPr>
+        <w:t xml:space="preserve">. </w:t>
+      </w:r>
+      <w:proofErr w:type="spellStart"/>
+      <w:r>
+        <w:rPr>
+          <w:lang w:val="en-GB"/>
+        </w:rPr>
+        <w:t>Ipak</w:t>
+      </w:r>
+      <w:proofErr w:type="spellEnd"/>
+      <w:r>
+        <w:rPr>
+          <w:lang w:val="en-GB"/>
+        </w:rPr>
+        <w:t xml:space="preserve">, </w:t>
+      </w:r>
+      <w:proofErr w:type="spellStart"/>
+      <w:r>
+        <w:rPr>
+          <w:lang w:val="en-GB"/>
+        </w:rPr>
+        <w:t>kao</w:t>
+      </w:r>
+      <w:proofErr w:type="spellEnd"/>
+      <w:r>
+        <w:rPr>
+          <w:lang w:val="en-GB"/>
+        </w:rPr>
+        <w:t xml:space="preserve"> </w:t>
+      </w:r>
+      <w:proofErr w:type="spellStart"/>
+      <w:r>
+        <w:rPr>
+          <w:lang w:val="en-GB"/>
+        </w:rPr>
+        <w:t>i</w:t>
+      </w:r>
+      <w:proofErr w:type="spellEnd"/>
+      <w:r>
+        <w:rPr>
+          <w:lang w:val="en-GB"/>
+        </w:rPr>
+        <w:t xml:space="preserve"> u </w:t>
+      </w:r>
+      <w:proofErr w:type="spellStart"/>
+      <w:r>
+        <w:rPr>
+          <w:lang w:val="en-GB"/>
+        </w:rPr>
+        <w:t>prethodnom</w:t>
+      </w:r>
+      <w:proofErr w:type="spellEnd"/>
+      <w:r>
+        <w:rPr>
+          <w:lang w:val="en-GB"/>
+        </w:rPr>
+        <w:t xml:space="preserve"> </w:t>
+      </w:r>
+      <w:proofErr w:type="spellStart"/>
+      <w:r>
+        <w:rPr>
+          <w:lang w:val="en-GB"/>
+        </w:rPr>
+        <w:t>slučaju</w:t>
+      </w:r>
+      <w:proofErr w:type="spellEnd"/>
+      <w:r>
+        <w:rPr>
+          <w:lang w:val="en-GB"/>
+        </w:rPr>
+        <w:t xml:space="preserve">, </w:t>
+      </w:r>
+      <w:proofErr w:type="spellStart"/>
+      <w:r>
+        <w:rPr>
+          <w:lang w:val="en-GB"/>
+        </w:rPr>
+        <w:t>resursi</w:t>
+      </w:r>
+      <w:proofErr w:type="spellEnd"/>
+      <w:r>
+        <w:rPr>
+          <w:lang w:val="en-GB"/>
+        </w:rPr>
+        <w:t xml:space="preserve"> se dele </w:t>
+      </w:r>
+      <w:proofErr w:type="spellStart"/>
+      <w:r>
+        <w:rPr>
+          <w:lang w:val="en-GB"/>
+        </w:rPr>
+        <w:t>sa</w:t>
+      </w:r>
+      <w:proofErr w:type="spellEnd"/>
+      <w:r>
+        <w:rPr>
+          <w:lang w:val="en-GB"/>
+        </w:rPr>
+        <w:t xml:space="preserve"> </w:t>
+      </w:r>
+      <w:proofErr w:type="spellStart"/>
+      <w:r>
+        <w:rPr>
+          <w:lang w:val="en-GB"/>
+        </w:rPr>
+        <w:t>drugim</w:t>
+      </w:r>
+      <w:proofErr w:type="spellEnd"/>
+      <w:r>
+        <w:rPr>
+          <w:lang w:val="en-GB"/>
+        </w:rPr>
+        <w:t xml:space="preserve"> </w:t>
+      </w:r>
+      <w:proofErr w:type="spellStart"/>
+      <w:r>
+        <w:rPr>
+          <w:lang w:val="en-GB"/>
+        </w:rPr>
+        <w:t>komponentama</w:t>
+      </w:r>
+      <w:proofErr w:type="spellEnd"/>
+      <w:r>
+        <w:rPr>
+          <w:lang w:val="en-GB"/>
+        </w:rPr>
+        <w:t xml:space="preserve">, </w:t>
+      </w:r>
+      <w:proofErr w:type="spellStart"/>
+      <w:r>
+        <w:rPr>
+          <w:lang w:val="en-GB"/>
+        </w:rPr>
+        <w:t>što</w:t>
+      </w:r>
+      <w:proofErr w:type="spellEnd"/>
+      <w:r>
+        <w:rPr>
+          <w:lang w:val="en-GB"/>
+        </w:rPr>
+        <w:t xml:space="preserve"> </w:t>
+      </w:r>
+      <w:proofErr w:type="spellStart"/>
+      <w:r>
+        <w:rPr>
+          <w:lang w:val="en-GB"/>
+        </w:rPr>
+        <w:t>može</w:t>
+      </w:r>
+      <w:proofErr w:type="spellEnd"/>
+      <w:r>
+        <w:rPr>
+          <w:lang w:val="en-GB"/>
+        </w:rPr>
+        <w:t xml:space="preserve"> </w:t>
+      </w:r>
+      <w:proofErr w:type="spellStart"/>
+      <w:r>
+        <w:rPr>
+          <w:lang w:val="en-GB"/>
+        </w:rPr>
+        <w:t>ograničiti</w:t>
+      </w:r>
+      <w:proofErr w:type="spellEnd"/>
+      <w:r>
+        <w:rPr>
+          <w:lang w:val="en-GB"/>
+        </w:rPr>
+        <w:t xml:space="preserve"> </w:t>
+      </w:r>
+      <w:proofErr w:type="spellStart"/>
+      <w:r>
+        <w:rPr>
+          <w:lang w:val="en-GB"/>
+        </w:rPr>
+        <w:t>skalabilnost</w:t>
+      </w:r>
+      <w:proofErr w:type="spellEnd"/>
+      <w:r>
+        <w:rPr>
+          <w:lang w:val="en-GB"/>
+        </w:rPr>
+        <w:t xml:space="preserve"> </w:t>
+      </w:r>
+      <w:proofErr w:type="spellStart"/>
+      <w:r>
+        <w:rPr>
+          <w:lang w:val="en-GB"/>
+        </w:rPr>
+        <w:t>i</w:t>
+      </w:r>
+      <w:proofErr w:type="spellEnd"/>
+      <w:r>
+        <w:rPr>
+          <w:lang w:val="en-GB"/>
+        </w:rPr>
+        <w:t xml:space="preserve"> </w:t>
+      </w:r>
+      <w:proofErr w:type="spellStart"/>
+      <w:r>
+        <w:rPr>
+          <w:lang w:val="en-GB"/>
+        </w:rPr>
+        <w:t>performanse</w:t>
+      </w:r>
+      <w:proofErr w:type="spellEnd"/>
+      <w:r>
+        <w:rPr>
+          <w:lang w:val="en-GB"/>
+        </w:rPr>
+        <w:t xml:space="preserve"> </w:t>
+      </w:r>
+      <w:proofErr w:type="spellStart"/>
+      <w:r>
+        <w:rPr>
+          <w:lang w:val="en-GB"/>
+        </w:rPr>
+        <w:t>sistema</w:t>
+      </w:r>
+      <w:proofErr w:type="spellEnd"/>
+      <w:r>
+        <w:rPr>
+          <w:lang w:val="en-GB"/>
+        </w:rPr>
+        <w:t xml:space="preserve">. </w:t>
+      </w:r>
+    </w:p>
+    <w:p>
+      <w:pPr>
+        <w:ind w:firstLine="0"/>
+        <w:rPr>
+          <w:lang w:val="en-GB"/>
+        </w:rPr>
+      </w:pPr>
+      <w:proofErr w:type="spellStart"/>
+      <w:r>
+        <w:rPr>
+          <w:lang w:val="en-GB"/>
+        </w:rPr>
+        <w:t>Izbor</w:t>
+      </w:r>
+      <w:proofErr w:type="spellEnd"/>
+      <w:r>
+        <w:rPr>
+          <w:lang w:val="en-GB"/>
+        </w:rPr>
+        <w:t xml:space="preserve"> </w:t>
+      </w:r>
+      <w:proofErr w:type="spellStart"/>
+      <w:r>
+        <w:rPr>
+          <w:lang w:val="en-GB"/>
+        </w:rPr>
+        <w:t>odgovarajuće</w:t>
+      </w:r>
+      <w:proofErr w:type="spellEnd"/>
+      <w:r>
+        <w:rPr>
+          <w:lang w:val="en-GB"/>
+        </w:rPr>
+        <w:t xml:space="preserve"> </w:t>
+      </w:r>
+      <w:proofErr w:type="spellStart"/>
+      <w:r>
+        <w:rPr>
+          <w:lang w:val="en-GB"/>
+        </w:rPr>
+        <w:t>opcije</w:t>
+      </w:r>
+      <w:proofErr w:type="spellEnd"/>
+      <w:r>
+        <w:rPr>
+          <w:lang w:val="en-GB"/>
+        </w:rPr>
+        <w:t xml:space="preserve"> </w:t>
+      </w:r>
+      <w:proofErr w:type="spellStart"/>
+      <w:r>
+        <w:rPr>
+          <w:lang w:val="en-GB"/>
+        </w:rPr>
+        <w:t>zavisi</w:t>
+      </w:r>
+      <w:proofErr w:type="spellEnd"/>
+      <w:r>
+        <w:rPr>
+          <w:lang w:val="en-GB"/>
+        </w:rPr>
+        <w:t xml:space="preserve"> </w:t>
+      </w:r>
+      <w:proofErr w:type="spellStart"/>
+      <w:r>
+        <w:rPr>
+          <w:lang w:val="en-GB"/>
+        </w:rPr>
+        <w:t>od</w:t>
+      </w:r>
+      <w:proofErr w:type="spellEnd"/>
+      <w:r>
+        <w:rPr>
+          <w:lang w:val="en-GB"/>
+        </w:rPr>
+        <w:t xml:space="preserve"> </w:t>
+      </w:r>
+      <w:proofErr w:type="spellStart"/>
+      <w:r>
+        <w:rPr>
+          <w:lang w:val="en-GB"/>
+        </w:rPr>
+        <w:t>zahteva</w:t>
+      </w:r>
+      <w:proofErr w:type="spellEnd"/>
+      <w:r>
+        <w:rPr>
+          <w:lang w:val="en-GB"/>
+        </w:rPr>
+        <w:t xml:space="preserve"> </w:t>
+      </w:r>
+      <w:proofErr w:type="spellStart"/>
+      <w:r>
+        <w:rPr>
+          <w:lang w:val="en-GB"/>
+        </w:rPr>
+        <w:t>sistema</w:t>
+      </w:r>
+      <w:proofErr w:type="spellEnd"/>
+      <w:r>
+        <w:rPr>
+          <w:lang w:val="en-GB"/>
+        </w:rPr>
+        <w:t xml:space="preserve">, </w:t>
+      </w:r>
+      <w:proofErr w:type="spellStart"/>
+      <w:r>
+        <w:rPr>
+          <w:lang w:val="en-GB"/>
+        </w:rPr>
+        <w:t>posebno</w:t>
+      </w:r>
+      <w:proofErr w:type="spellEnd"/>
+      <w:r>
+        <w:rPr>
+          <w:lang w:val="en-GB"/>
+        </w:rPr>
+        <w:t xml:space="preserve"> u </w:t>
+      </w:r>
+      <w:proofErr w:type="spellStart"/>
+      <w:r>
+        <w:rPr>
+          <w:lang w:val="en-GB"/>
+        </w:rPr>
+        <w:t>pogledu</w:t>
+      </w:r>
+      <w:proofErr w:type="spellEnd"/>
+      <w:r>
+        <w:rPr>
+          <w:lang w:val="en-GB"/>
+        </w:rPr>
+        <w:t xml:space="preserve"> </w:t>
+      </w:r>
+      <w:proofErr w:type="spellStart"/>
+      <w:r>
+        <w:rPr>
+          <w:lang w:val="en-GB"/>
+        </w:rPr>
+        <w:t>performansi</w:t>
+      </w:r>
+      <w:proofErr w:type="spellEnd"/>
+      <w:r>
+        <w:rPr>
+          <w:lang w:val="en-GB"/>
+        </w:rPr>
+        <w:t xml:space="preserve">, </w:t>
+      </w:r>
+      <w:proofErr w:type="spellStart"/>
+      <w:r>
+        <w:rPr>
+          <w:lang w:val="en-GB"/>
+        </w:rPr>
+        <w:t>skalabilnosti</w:t>
+      </w:r>
+      <w:proofErr w:type="spellEnd"/>
+      <w:r>
+        <w:rPr>
+          <w:lang w:val="en-GB"/>
+        </w:rPr>
+        <w:t xml:space="preserve"> </w:t>
+      </w:r>
+      <w:proofErr w:type="spellStart"/>
+      <w:r>
+        <w:rPr>
+          <w:lang w:val="en-GB"/>
+        </w:rPr>
+        <w:t>i</w:t>
+      </w:r>
+      <w:proofErr w:type="spellEnd"/>
+      <w:r>
+        <w:rPr>
+          <w:lang w:val="en-GB"/>
+        </w:rPr>
+        <w:t xml:space="preserve"> </w:t>
+      </w:r>
+      <w:proofErr w:type="spellStart"/>
+      <w:r>
+        <w:rPr>
+          <w:lang w:val="en-GB"/>
+        </w:rPr>
+        <w:t>raspoloživih</w:t>
+      </w:r>
+      <w:proofErr w:type="spellEnd"/>
+      <w:r>
+        <w:rPr>
+          <w:lang w:val="en-GB"/>
+        </w:rPr>
+        <w:t xml:space="preserve"> </w:t>
+      </w:r>
+      <w:proofErr w:type="spellStart"/>
+      <w:r>
+        <w:rPr>
+          <w:lang w:val="en-GB"/>
+        </w:rPr>
+        <w:t>resursa</w:t>
+      </w:r>
+      <w:proofErr w:type="spellEnd"/>
+      <w:r>
+        <w:rPr>
+          <w:lang w:val="en-GB"/>
+        </w:rPr>
+        <w:t>.</w:t>
+      </w:r>
+    </w:p>
+    <w:p>
+      <w:pPr>
+        <w:ind w:firstLine="0"/>
+        <w:rPr>
+          <w:lang w:val="en-GB"/>
+        </w:rPr>
+      </w:pPr>
+    </w:p>
+    <w:p>
+      <w:pPr>
+        <w:pStyle w:val="Heading3"/>
+        <w:ind w:firstLine="0"/>
+      </w:pPr>
+      <w:r>
+        <w:t>8.1.1. Replikacija</w:t>
+      </w:r>
+    </w:p>
+    <w:p>
+      <w:pPr>
+        <w:ind w:firstLine="0"/>
+      </w:pPr>
+    </w:p>
+    <w:p>
+      <w:pPr>
+        <w:ind w:firstLine="0"/>
+      </w:pPr>
+      <w:r>
+        <w:t>O</w:t>
+      </w:r>
+      <w:r>
+        <w:t>bzirom na to da koristim operativni sistem Windows, bilo je neophodno prvo instalirati Ubuntu distribuciju kroz Windows Subsystem for Linux (WSL).</w:t>
+      </w:r>
+      <w:r>
+        <w:t xml:space="preserve"> Prikaz komande je dat na slici 6. </w:t>
+      </w:r>
+    </w:p>
+    <w:p>
+      <w:pPr>
+        <w:ind w:firstLine="0"/>
+      </w:pPr>
+    </w:p>
+    <w:p>
+      <w:pPr>
+        <w:keepNext/>
+        <w:ind w:firstLine="0"/>
+        <w:jc w:val="center"/>
+      </w:pPr>
+      <w:r>
+        <w:rPr>
+          <w:lang w:val="en-GB"/>
+        </w:rPr>
+        <w:drawing>
+          <wp:inline distT="0" distB="0" distL="0" distR="0" wp14:anchorId="2BD7C2FB" wp14:editId="0F5FDEF8">
+            <wp:extent cx="4182059" cy="200053"/>
+            <wp:effectExtent l="0" t="0" r="0" b="9525"/>
+            <wp:docPr id="7" name="Picture 7"/>
+            <wp:cNvGraphicFramePr>
+              <a:graphicFrameLocks xmlns:a="http://schemas.openxmlformats.org/drawingml/2006/main" noChangeAspect="1"/>
+            </wp:cNvGraphicFramePr>
+            <a:graphic xmlns:a="http://schemas.openxmlformats.org/drawingml/2006/main">
+              <a:graphicData uri="http://schemas.openxmlformats.org/drawingml/2006/picture">
+                <pic:pic xmlns:pic="http://schemas.openxmlformats.org/drawingml/2006/picture">
+                  <pic:nvPicPr>
+                    <pic:cNvPr id="1" name=""/>
+                    <pic:cNvPicPr/>
+                  </pic:nvPicPr>
+                  <pic:blipFill>
+                    <a:blip r:embed="rId16"/>
+                    <a:stretch>
+                      <a:fillRect/>
+                    </a:stretch>
+                  </pic:blipFill>
+                  <pic:spPr>
+                    <a:xfrm>
+                      <a:off x="0" y="0"/>
+                      <a:ext cx="4182059" cy="200053"/>
+                    </a:xfrm>
+                    <a:prstGeom prst="rect">
+                      <a:avLst/>
+                    </a:prstGeom>
+                  </pic:spPr>
+                </pic:pic>
+              </a:graphicData>
+            </a:graphic>
+          </wp:inline>
+        </w:drawing>
+      </w:r>
+    </w:p>
+    <w:p>
+      <w:pPr>
+        <w:pStyle w:val="Caption"/>
+        <w:jc w:val="center"/>
+      </w:pPr>
+      <w:r>
+        <w:t>Slika 6 - Instalacija Ubuntu OS-a kroz WSL</w:t>
+      </w:r>
+    </w:p>
+    <w:p>
+      <w:pPr>
+        <w:ind w:firstLine="0"/>
+        <w:rPr>
+          <w:lang w:val="en-GB"/>
+        </w:rPr>
+      </w:pPr>
+    </w:p>
+    <w:p>
+      <w:pPr>
+        <w:ind w:firstLine="0"/>
+        <w:rPr>
+          <w:lang w:val="en-GB"/>
+        </w:rPr>
+      </w:pPr>
+      <w:proofErr w:type="spellStart"/>
+      <w:r>
+        <w:rPr>
+          <w:lang w:val="en-GB"/>
+        </w:rPr>
+        <w:t>Nakon</w:t>
+      </w:r>
+      <w:proofErr w:type="spellEnd"/>
+      <w:r>
+        <w:rPr>
+          <w:lang w:val="en-GB"/>
+        </w:rPr>
+        <w:t xml:space="preserve"> </w:t>
+      </w:r>
+      <w:r>
+        <w:t xml:space="preserve">što se odradi ažuriranje sistema komandom </w:t>
+      </w:r>
+      <w:r>
+        <w:rPr>
+          <w:lang w:val="en-GB"/>
+        </w:rPr>
+        <w:t>‘</w:t>
+      </w:r>
+      <w:proofErr w:type="spellStart"/>
+      <w:r>
+        <w:rPr>
+          <w:lang w:val="en-GB"/>
+        </w:rPr>
+        <w:t>sudo</w:t>
+      </w:r>
+      <w:proofErr w:type="spellEnd"/>
+      <w:r>
+        <w:rPr>
+          <w:lang w:val="en-GB"/>
+        </w:rPr>
+        <w:t xml:space="preserve"> apt update’ </w:t>
+      </w:r>
+      <w:proofErr w:type="spellStart"/>
+      <w:r>
+        <w:rPr>
+          <w:lang w:val="en-GB"/>
+        </w:rPr>
+        <w:t>neophodno</w:t>
+      </w:r>
+      <w:proofErr w:type="spellEnd"/>
+      <w:r>
+        <w:rPr>
+          <w:lang w:val="en-GB"/>
+        </w:rPr>
+        <w:t xml:space="preserve"> je </w:t>
+      </w:r>
+      <w:proofErr w:type="spellStart"/>
+      <w:r>
+        <w:rPr>
+          <w:lang w:val="en-GB"/>
+        </w:rPr>
+        <w:t>instalirati</w:t>
+      </w:r>
+      <w:proofErr w:type="spellEnd"/>
+      <w:r>
+        <w:rPr>
+          <w:lang w:val="en-GB"/>
+        </w:rPr>
+        <w:t xml:space="preserve"> PostgreSQL </w:t>
+      </w:r>
+      <w:proofErr w:type="spellStart"/>
+      <w:r>
+        <w:rPr>
+          <w:lang w:val="en-GB"/>
+        </w:rPr>
+        <w:t>i</w:t>
+      </w:r>
+      <w:proofErr w:type="spellEnd"/>
+      <w:r>
+        <w:rPr>
+          <w:lang w:val="en-GB"/>
+        </w:rPr>
+        <w:t xml:space="preserve"> </w:t>
+      </w:r>
+      <w:proofErr w:type="spellStart"/>
+      <w:r>
+        <w:rPr>
+          <w:lang w:val="en-GB"/>
+        </w:rPr>
+        <w:t>pgpool</w:t>
+      </w:r>
+      <w:proofErr w:type="spellEnd"/>
+      <w:r>
+        <w:rPr>
+          <w:lang w:val="en-GB"/>
+        </w:rPr>
+        <w:t xml:space="preserve">-II. </w:t>
+      </w:r>
+      <w:proofErr w:type="spellStart"/>
+      <w:r>
+        <w:rPr>
+          <w:lang w:val="en-GB"/>
+        </w:rPr>
+        <w:t>Prikaz</w:t>
+      </w:r>
+      <w:proofErr w:type="spellEnd"/>
+      <w:r>
+        <w:rPr>
+          <w:lang w:val="en-GB"/>
+        </w:rPr>
+        <w:t xml:space="preserve"> </w:t>
+      </w:r>
+      <w:proofErr w:type="spellStart"/>
+      <w:r>
+        <w:rPr>
+          <w:lang w:val="en-GB"/>
+        </w:rPr>
+        <w:t>komandi</w:t>
+      </w:r>
+      <w:proofErr w:type="spellEnd"/>
+      <w:r>
+        <w:rPr>
+          <w:lang w:val="en-GB"/>
+        </w:rPr>
+        <w:t xml:space="preserve"> </w:t>
+      </w:r>
+      <w:proofErr w:type="spellStart"/>
+      <w:r>
+        <w:rPr>
+          <w:lang w:val="en-GB"/>
+        </w:rPr>
+        <w:t>dat</w:t>
+      </w:r>
+      <w:proofErr w:type="spellEnd"/>
+      <w:r>
+        <w:rPr>
+          <w:lang w:val="en-GB"/>
+        </w:rPr>
+        <w:t xml:space="preserve"> je </w:t>
+      </w:r>
+      <w:proofErr w:type="spellStart"/>
+      <w:r>
+        <w:rPr>
+          <w:lang w:val="en-GB"/>
+        </w:rPr>
+        <w:t>na</w:t>
+      </w:r>
+      <w:proofErr w:type="spellEnd"/>
+      <w:r>
+        <w:rPr>
+          <w:lang w:val="en-GB"/>
+        </w:rPr>
+        <w:t xml:space="preserve"> </w:t>
+      </w:r>
+      <w:proofErr w:type="spellStart"/>
+      <w:r>
+        <w:rPr>
+          <w:lang w:val="en-GB"/>
+        </w:rPr>
+        <w:t>slici</w:t>
+      </w:r>
+      <w:proofErr w:type="spellEnd"/>
+      <w:r>
+        <w:rPr>
+          <w:lang w:val="en-GB"/>
+        </w:rPr>
+        <w:t xml:space="preserve"> 7.</w:t>
+      </w:r>
+    </w:p>
+    <w:p>
+      <w:pPr>
+        <w:ind w:firstLine="0"/>
+        <w:rPr>
+          <w:lang w:val="en-GB"/>
+        </w:rPr>
+      </w:pPr>
+    </w:p>
+    <w:p>
+      <w:pPr>
+        <w:keepNext/>
+        <w:ind w:firstLine="0"/>
+        <w:jc w:val="center"/>
+      </w:pPr>
+      <w:r>
+        <w:rPr>
+          <w:lang w:val="en-GB"/>
+        </w:rPr>
+        <w:drawing>
+          <wp:inline distT="0" distB="0" distL="0" distR="0" wp14:anchorId="7E453A84" wp14:editId="298F0B26">
+            <wp:extent cx="5934075" cy="207645"/>
+            <wp:effectExtent l="0" t="0" r="9525" b="1905"/>
+            <wp:docPr id="8" name="Picture 8"/>
+            <wp:cNvGraphicFramePr>
+              <a:graphicFrameLocks xmlns:a="http://schemas.openxmlformats.org/drawingml/2006/main" noChangeAspect="1"/>
+            </wp:cNvGraphicFramePr>
+            <a:graphic xmlns:a="http://schemas.openxmlformats.org/drawingml/2006/main">
+              <a:graphicData uri="http://schemas.openxmlformats.org/drawingml/2006/picture">
+                <pic:pic xmlns:pic="http://schemas.openxmlformats.org/drawingml/2006/picture">
+                  <pic:nvPicPr>
+                    <pic:cNvPr id="1" name=""/>
+                    <pic:cNvPicPr/>
+                  </pic:nvPicPr>
+                  <pic:blipFill>
+                    <a:blip r:embed="rId17"/>
+                    <a:stretch>
+                      <a:fillRect/>
+                    </a:stretch>
+                  </pic:blipFill>
+                  <pic:spPr>
+                    <a:xfrm>
+                      <a:off x="0" y="0"/>
+                      <a:ext cx="5934075" cy="207645"/>
+                    </a:xfrm>
+                    <a:prstGeom prst="rect">
+                      <a:avLst/>
+                    </a:prstGeom>
+                  </pic:spPr>
+                </pic:pic>
+              </a:graphicData>
+            </a:graphic>
+          </wp:inline>
+        </w:drawing>
+      </w:r>
+    </w:p>
+    <w:p>
+      <w:pPr>
+        <w:pStyle w:val="Caption"/>
+        <w:jc w:val="center"/>
+      </w:pPr>
+      <w:r>
+        <w:t>Slika 7 - Instalacija postgreSQL-a i pgpool-II</w:t>
+      </w:r>
+    </w:p>
+    <w:p>
+      <w:pPr>
+        <w:ind w:firstLine="0"/>
+      </w:pPr>
+      <w:r>
+        <w:rPr>
+          <w:lang w:val="en-GB"/>
+        </w:rPr>
+        <w:t xml:space="preserve">Na </w:t>
+      </w:r>
+      <w:proofErr w:type="spellStart"/>
+      <w:r>
+        <w:rPr>
+          <w:lang w:val="en-GB"/>
+        </w:rPr>
+        <w:t>slici</w:t>
+      </w:r>
+      <w:proofErr w:type="spellEnd"/>
+      <w:r>
+        <w:rPr>
+          <w:lang w:val="en-GB"/>
+        </w:rPr>
+        <w:t xml:space="preserve"> 8 </w:t>
+      </w:r>
+      <w:proofErr w:type="spellStart"/>
+      <w:r>
+        <w:rPr>
+          <w:lang w:val="en-GB"/>
+        </w:rPr>
+        <w:t>dat</w:t>
+      </w:r>
+      <w:proofErr w:type="spellEnd"/>
+      <w:r>
+        <w:rPr>
+          <w:lang w:val="en-GB"/>
+        </w:rPr>
+        <w:t xml:space="preserve"> je </w:t>
+      </w:r>
+      <w:proofErr w:type="spellStart"/>
+      <w:r>
+        <w:rPr>
+          <w:lang w:val="en-GB"/>
+        </w:rPr>
+        <w:t>prika</w:t>
+      </w:r>
+      <w:r>
+        <w:rPr>
+          <w:lang w:val="en-GB"/>
+        </w:rPr>
+        <w:t>z</w:t>
+      </w:r>
+      <w:proofErr w:type="spellEnd"/>
+      <w:r>
+        <w:rPr>
+          <w:lang w:val="en-GB"/>
+        </w:rPr>
+        <w:t xml:space="preserve"> </w:t>
+      </w:r>
+      <w:proofErr w:type="spellStart"/>
+      <w:r>
+        <w:rPr>
+          <w:lang w:val="en-GB"/>
+        </w:rPr>
+        <w:t>inicijalizacije</w:t>
+      </w:r>
+      <w:proofErr w:type="spellEnd"/>
+      <w:r>
+        <w:rPr>
+          <w:lang w:val="en-GB"/>
+        </w:rPr>
+        <w:t xml:space="preserve"> </w:t>
+      </w:r>
+      <w:proofErr w:type="spellStart"/>
+      <w:r>
+        <w:rPr>
+          <w:lang w:val="en-GB"/>
+        </w:rPr>
+        <w:t>nove</w:t>
+      </w:r>
+      <w:proofErr w:type="spellEnd"/>
+      <w:r>
+        <w:rPr>
+          <w:lang w:val="en-GB"/>
+        </w:rPr>
+        <w:t xml:space="preserve"> PostgreSQL </w:t>
+      </w:r>
+      <w:proofErr w:type="spellStart"/>
+      <w:r>
+        <w:rPr>
+          <w:lang w:val="en-GB"/>
+        </w:rPr>
+        <w:t>baze</w:t>
+      </w:r>
+      <w:proofErr w:type="spellEnd"/>
+      <w:r>
+        <w:rPr>
+          <w:lang w:val="en-GB"/>
+        </w:rPr>
+        <w:t xml:space="preserve"> </w:t>
+      </w:r>
+      <w:proofErr w:type="spellStart"/>
+      <w:r>
+        <w:rPr>
+          <w:lang w:val="en-GB"/>
+        </w:rPr>
+        <w:t>podataka</w:t>
+      </w:r>
+      <w:proofErr w:type="spellEnd"/>
+      <w:r>
+        <w:rPr>
+          <w:lang w:val="en-GB"/>
+        </w:rPr>
+        <w:t xml:space="preserve">, </w:t>
+      </w:r>
+      <w:proofErr w:type="spellStart"/>
+      <w:r>
+        <w:rPr>
+          <w:lang w:val="en-GB"/>
+        </w:rPr>
+        <w:t>komanda</w:t>
+      </w:r>
+      <w:proofErr w:type="spellEnd"/>
+      <w:r>
+        <w:rPr>
+          <w:lang w:val="en-GB"/>
+        </w:rPr>
+        <w:t xml:space="preserve"> </w:t>
+      </w:r>
+      <w:proofErr w:type="spellStart"/>
+      <w:r>
+        <w:rPr>
+          <w:lang w:val="en-GB"/>
+        </w:rPr>
+        <w:t>koja</w:t>
+      </w:r>
+      <w:proofErr w:type="spellEnd"/>
+      <w:r>
+        <w:rPr>
+          <w:lang w:val="en-GB"/>
+        </w:rPr>
+        <w:t xml:space="preserve"> </w:t>
+      </w:r>
+      <w:proofErr w:type="spellStart"/>
+      <w:r>
+        <w:rPr>
+          <w:lang w:val="en-GB"/>
+        </w:rPr>
+        <w:t>kreira</w:t>
+      </w:r>
+      <w:proofErr w:type="spellEnd"/>
+      <w:r>
+        <w:rPr>
+          <w:lang w:val="en-GB"/>
+        </w:rPr>
+        <w:t xml:space="preserve"> </w:t>
+      </w:r>
+      <w:proofErr w:type="spellStart"/>
+      <w:r>
+        <w:rPr>
+          <w:lang w:val="en-GB"/>
+        </w:rPr>
+        <w:t>posebnu</w:t>
+      </w:r>
+      <w:proofErr w:type="spellEnd"/>
+      <w:r>
+        <w:rPr>
+          <w:lang w:val="en-GB"/>
+        </w:rPr>
+        <w:t xml:space="preserve"> </w:t>
+      </w:r>
+      <w:proofErr w:type="spellStart"/>
+      <w:r>
+        <w:rPr>
+          <w:lang w:val="en-GB"/>
+        </w:rPr>
+        <w:t>strukturu</w:t>
+      </w:r>
+      <w:proofErr w:type="spellEnd"/>
+      <w:r>
+        <w:rPr>
+          <w:lang w:val="en-GB"/>
+        </w:rPr>
+        <w:t xml:space="preserve"> </w:t>
+      </w:r>
+      <w:proofErr w:type="spellStart"/>
+      <w:r>
+        <w:rPr>
+          <w:lang w:val="en-GB"/>
+        </w:rPr>
+        <w:t>fajlova</w:t>
+      </w:r>
+      <w:proofErr w:type="spellEnd"/>
+      <w:r>
+        <w:rPr>
+          <w:lang w:val="en-GB"/>
+        </w:rPr>
+        <w:t xml:space="preserve"> za rad </w:t>
+      </w:r>
+      <w:proofErr w:type="spellStart"/>
+      <w:r>
+        <w:rPr>
+          <w:lang w:val="en-GB"/>
+        </w:rPr>
+        <w:t>servera</w:t>
+      </w:r>
+      <w:proofErr w:type="spellEnd"/>
+      <w:r>
+        <w:rPr>
+          <w:lang w:val="en-GB"/>
+        </w:rPr>
+        <w:t xml:space="preserve">. </w:t>
+      </w:r>
+      <w:proofErr w:type="spellStart"/>
+      <w:r>
+        <w:rPr>
+          <w:lang w:val="en-GB"/>
+        </w:rPr>
+        <w:t>Opcija</w:t>
+      </w:r>
+      <w:proofErr w:type="spellEnd"/>
+      <w:r>
+        <w:rPr>
+          <w:lang w:val="en-GB"/>
+        </w:rPr>
+        <w:t xml:space="preserve"> -D </w:t>
+      </w:r>
+      <w:proofErr w:type="spellStart"/>
+      <w:r>
+        <w:rPr>
+          <w:lang w:val="en-GB"/>
+        </w:rPr>
+        <w:t>odre</w:t>
+      </w:r>
+      <w:proofErr w:type="spellEnd"/>
+      <w:r>
+        <w:t>đ</w:t>
+      </w:r>
+      <w:proofErr w:type="spellStart"/>
+      <w:r>
+        <w:rPr>
+          <w:lang w:val="en-GB"/>
+        </w:rPr>
+        <w:t>uje</w:t>
+      </w:r>
+      <w:proofErr w:type="spellEnd"/>
+      <w:r>
+        <w:rPr>
+          <w:lang w:val="en-GB"/>
+        </w:rPr>
+        <w:t xml:space="preserve"> </w:t>
+      </w:r>
+      <w:proofErr w:type="spellStart"/>
+      <w:r>
+        <w:rPr>
+          <w:lang w:val="en-GB"/>
+        </w:rPr>
+        <w:t>direktorijum</w:t>
+      </w:r>
+      <w:proofErr w:type="spellEnd"/>
+      <w:r>
+        <w:rPr>
+          <w:lang w:val="en-GB"/>
+        </w:rPr>
+        <w:t xml:space="preserve"> u </w:t>
+      </w:r>
+      <w:proofErr w:type="spellStart"/>
+      <w:r>
+        <w:rPr>
+          <w:lang w:val="en-GB"/>
+        </w:rPr>
+        <w:t>kojem</w:t>
+      </w:r>
+      <w:proofErr w:type="spellEnd"/>
+      <w:r>
+        <w:rPr>
+          <w:lang w:val="en-GB"/>
+        </w:rPr>
+        <w:t xml:space="preserve"> </w:t>
+      </w:r>
+      <w:r>
+        <w:t xml:space="preserve">će ta baza biti smeštena. </w:t>
+      </w:r>
+    </w:p>
+    <w:p>
+      <w:pPr>
+        <w:ind w:firstLine="0"/>
+      </w:pPr>
+    </w:p>
+    <w:p>
+      <w:pPr>
+        <w:keepNext/>
+        <w:ind w:firstLine="0"/>
+      </w:pPr>
+      <w:r>
+        <w:rPr>
+          <w:lang w:val="en-GB"/>
+        </w:rPr>
+        <w:drawing>
+          <wp:inline distT="0" distB="0" distL="0" distR="0" wp14:anchorId="36C72C1A" wp14:editId="6116450E">
+            <wp:extent cx="5934075" cy="2408555"/>
+            <wp:effectExtent l="0" t="0" r="9525" b="0"/>
+            <wp:docPr id="9" name="Picture 9"/>
+            <wp:cNvGraphicFramePr>
+              <a:graphicFrameLocks xmlns:a="http://schemas.openxmlformats.org/drawingml/2006/main" noChangeAspect="1"/>
+            </wp:cNvGraphicFramePr>
+            <a:graphic xmlns:a="http://schemas.openxmlformats.org/drawingml/2006/main">
+              <a:graphicData uri="http://schemas.openxmlformats.org/drawingml/2006/picture">
+                <pic:pic xmlns:pic="http://schemas.openxmlformats.org/drawingml/2006/picture">
+                  <pic:nvPicPr>
+                    <pic:cNvPr id="1" name=""/>
+                    <pic:cNvPicPr/>
+                  </pic:nvPicPr>
+                  <pic:blipFill>
+                    <a:blip r:embed="rId18"/>
+                    <a:stretch>
+                      <a:fillRect/>
+                    </a:stretch>
+                  </pic:blipFill>
+                  <pic:spPr>
+                    <a:xfrm>
+                      <a:off x="0" y="0"/>
+                      <a:ext cx="5934075" cy="2408555"/>
+                    </a:xfrm>
+                    <a:prstGeom prst="rect">
+                      <a:avLst/>
+                    </a:prstGeom>
+                  </pic:spPr>
+                </pic:pic>
+              </a:graphicData>
+            </a:graphic>
+          </wp:inline>
+        </w:drawing>
+      </w:r>
+    </w:p>
+    <w:p>
+      <w:pPr>
+        <w:pStyle w:val="Caption"/>
+        <w:jc w:val="center"/>
+      </w:pPr>
+      <w:r>
+        <w:t>Slika 8 – Inicijalizacija baze</w:t>
+      </w:r>
+    </w:p>
+    <w:p>
+      <w:pPr>
+        <w:ind w:firstLine="0"/>
+        <w:rPr>
+          <w:lang w:val="en-GB"/>
+        </w:rPr>
+      </w:pPr>
+      <w:r>
+        <w:rPr>
+          <w:lang w:val="en-GB"/>
+        </w:rPr>
+        <w:t xml:space="preserve">Na </w:t>
+      </w:r>
+      <w:proofErr w:type="spellStart"/>
+      <w:r>
+        <w:rPr>
+          <w:lang w:val="en-GB"/>
+        </w:rPr>
+        <w:t>slici</w:t>
+      </w:r>
+      <w:proofErr w:type="spellEnd"/>
+      <w:r>
+        <w:rPr>
+          <w:lang w:val="en-GB"/>
+        </w:rPr>
+        <w:t xml:space="preserve"> 9 </w:t>
+      </w:r>
+      <w:proofErr w:type="spellStart"/>
+      <w:r>
+        <w:rPr>
+          <w:lang w:val="en-GB"/>
+        </w:rPr>
+        <w:t>dat</w:t>
+      </w:r>
+      <w:proofErr w:type="spellEnd"/>
+      <w:r>
+        <w:rPr>
+          <w:lang w:val="en-GB"/>
+        </w:rPr>
+        <w:t xml:space="preserve"> je </w:t>
+      </w:r>
+      <w:proofErr w:type="spellStart"/>
+      <w:r>
+        <w:rPr>
+          <w:lang w:val="en-GB"/>
+        </w:rPr>
+        <w:t>prikaz</w:t>
+      </w:r>
+      <w:proofErr w:type="spellEnd"/>
+      <w:r>
+        <w:rPr>
+          <w:lang w:val="en-GB"/>
+        </w:rPr>
+        <w:t xml:space="preserve"> </w:t>
+      </w:r>
+      <w:proofErr w:type="spellStart"/>
+      <w:r>
+        <w:rPr>
+          <w:lang w:val="en-GB"/>
+        </w:rPr>
+        <w:t>pokretanja</w:t>
+      </w:r>
+      <w:proofErr w:type="spellEnd"/>
+      <w:r>
+        <w:rPr>
+          <w:lang w:val="en-GB"/>
+        </w:rPr>
+        <w:t xml:space="preserve"> </w:t>
+      </w:r>
+      <w:proofErr w:type="spellStart"/>
+      <w:r>
+        <w:rPr>
+          <w:lang w:val="en-GB"/>
+        </w:rPr>
+        <w:t>baze</w:t>
+      </w:r>
+      <w:proofErr w:type="spellEnd"/>
+      <w:r>
+        <w:rPr>
+          <w:lang w:val="en-GB"/>
+        </w:rPr>
+        <w:t xml:space="preserve"> </w:t>
+      </w:r>
+      <w:proofErr w:type="spellStart"/>
+      <w:r>
+        <w:rPr>
+          <w:lang w:val="en-GB"/>
+        </w:rPr>
+        <w:t>podataka</w:t>
+      </w:r>
+      <w:proofErr w:type="spellEnd"/>
+      <w:r>
+        <w:rPr>
+          <w:lang w:val="en-GB"/>
+        </w:rPr>
+        <w:t xml:space="preserve">. </w:t>
+      </w:r>
+    </w:p>
+    <w:p>
+      <w:pPr>
+        <w:ind w:firstLine="0"/>
+        <w:rPr>
+          <w:lang w:val="en-GB"/>
+        </w:rPr>
+      </w:pPr>
+    </w:p>
+    <w:p>
+      <w:pPr>
+        <w:keepNext/>
+        <w:ind w:firstLine="0"/>
+        <w:jc w:val="center"/>
+      </w:pPr>
+      <w:r>
+        <w:rPr>
+          <w:lang w:val="en-GB"/>
+        </w:rPr>
+        <w:drawing>
+          <wp:inline distT="0" distB="0" distL="0" distR="0" wp14:anchorId="14FB2214" wp14:editId="1B4E745C">
+            <wp:extent cx="5934075" cy="895350"/>
+            <wp:effectExtent l="0" t="0" r="9525" b="0"/>
+            <wp:docPr id="10" name="Picture 10"/>
+            <wp:cNvGraphicFramePr>
+              <a:graphicFrameLocks xmlns:a="http://schemas.openxmlformats.org/drawingml/2006/main" noChangeAspect="1"/>
+            </wp:cNvGraphicFramePr>
+            <a:graphic xmlns:a="http://schemas.openxmlformats.org/drawingml/2006/main">
+              <a:graphicData uri="http://schemas.openxmlformats.org/drawingml/2006/picture">
+                <pic:pic xmlns:pic="http://schemas.openxmlformats.org/drawingml/2006/picture">
+                  <pic:nvPicPr>
+                    <pic:cNvPr id="1" name=""/>
+                    <pic:cNvPicPr/>
+                  </pic:nvPicPr>
+                  <pic:blipFill>
+                    <a:blip r:embed="rId19"/>
+                    <a:stretch>
+                      <a:fillRect/>
+                    </a:stretch>
+                  </pic:blipFill>
+                  <pic:spPr>
+                    <a:xfrm>
+                      <a:off x="0" y="0"/>
+                      <a:ext cx="5934075" cy="895350"/>
+                    </a:xfrm>
+                    <a:prstGeom prst="rect">
+                      <a:avLst/>
+                    </a:prstGeom>
+                  </pic:spPr>
+                </pic:pic>
+              </a:graphicData>
+            </a:graphic>
+          </wp:inline>
+        </w:drawing>
+      </w:r>
+    </w:p>
+    <w:p>
+      <w:pPr>
+        <w:pStyle w:val="Caption"/>
+        <w:jc w:val="center"/>
+      </w:pPr>
+      <w:r>
+        <w:t>Slika 9 – Pokretanje PostgreSQL baze</w:t>
+      </w:r>
+    </w:p>
+    <w:p>
+      <w:pPr>
+        <w:ind w:firstLine="0"/>
+        <w:rPr>
+          <w:lang w:val="en-GB"/>
+        </w:rPr>
+      </w:pPr>
+    </w:p>
+    <w:p>
+      <w:pPr>
+        <w:ind w:firstLine="0"/>
+        <w:rPr>
+          <w:lang w:val="en-GB"/>
+        </w:rPr>
+      </w:pPr>
+      <w:r>
+        <w:rPr>
+          <w:lang w:val="en-GB"/>
+        </w:rPr>
+        <w:t xml:space="preserve">Na </w:t>
+      </w:r>
+      <w:proofErr w:type="spellStart"/>
+      <w:r>
+        <w:rPr>
+          <w:lang w:val="en-GB"/>
+        </w:rPr>
+        <w:t>slici</w:t>
+      </w:r>
+      <w:proofErr w:type="spellEnd"/>
+      <w:r>
+        <w:rPr>
+          <w:lang w:val="en-GB"/>
+        </w:rPr>
+        <w:t xml:space="preserve"> 10 </w:t>
+      </w:r>
+      <w:proofErr w:type="spellStart"/>
+      <w:r>
+        <w:rPr>
+          <w:lang w:val="en-GB"/>
+        </w:rPr>
+        <w:t>dat</w:t>
+      </w:r>
+      <w:proofErr w:type="spellEnd"/>
+      <w:r>
+        <w:rPr>
+          <w:lang w:val="en-GB"/>
+        </w:rPr>
+        <w:t xml:space="preserve"> je </w:t>
+      </w:r>
+      <w:proofErr w:type="spellStart"/>
+      <w:r>
+        <w:rPr>
+          <w:lang w:val="en-GB"/>
+        </w:rPr>
+        <w:t>prikaz</w:t>
+      </w:r>
+      <w:proofErr w:type="spellEnd"/>
+      <w:r>
+        <w:rPr>
+          <w:lang w:val="en-GB"/>
+        </w:rPr>
+        <w:t xml:space="preserve"> </w:t>
+      </w:r>
+      <w:proofErr w:type="spellStart"/>
+      <w:r>
+        <w:rPr>
+          <w:lang w:val="en-GB"/>
+        </w:rPr>
+        <w:t>inicijalizacije</w:t>
+      </w:r>
+      <w:proofErr w:type="spellEnd"/>
+      <w:r>
+        <w:rPr>
+          <w:lang w:val="en-GB"/>
+        </w:rPr>
+        <w:t xml:space="preserve"> </w:t>
+      </w:r>
+      <w:proofErr w:type="spellStart"/>
+      <w:r>
+        <w:rPr>
+          <w:lang w:val="en-GB"/>
+        </w:rPr>
+        <w:t>replike</w:t>
+      </w:r>
+      <w:proofErr w:type="spellEnd"/>
+      <w:r>
+        <w:rPr>
+          <w:lang w:val="en-GB"/>
+        </w:rPr>
+        <w:t xml:space="preserve"> </w:t>
+      </w:r>
+      <w:proofErr w:type="spellStart"/>
+      <w:r>
+        <w:rPr>
+          <w:lang w:val="en-GB"/>
+        </w:rPr>
+        <w:t>baze</w:t>
+      </w:r>
+      <w:proofErr w:type="spellEnd"/>
+      <w:r>
+        <w:rPr>
+          <w:lang w:val="en-GB"/>
+        </w:rPr>
+        <w:t xml:space="preserve"> </w:t>
+      </w:r>
+      <w:proofErr w:type="spellStart"/>
+      <w:r>
+        <w:rPr>
+          <w:lang w:val="en-GB"/>
+        </w:rPr>
+        <w:t>podataka</w:t>
+      </w:r>
+      <w:proofErr w:type="spellEnd"/>
+      <w:r>
+        <w:rPr>
+          <w:lang w:val="en-GB"/>
+        </w:rPr>
+        <w:t xml:space="preserve">. </w:t>
+      </w:r>
+    </w:p>
+    <w:p>
+      <w:pPr>
+        <w:ind w:firstLine="0"/>
+        <w:rPr>
+          <w:lang w:val="en-GB"/>
+        </w:rPr>
+      </w:pPr>
+    </w:p>
+    <w:p>
+      <w:pPr>
+        <w:keepNext/>
+        <w:ind w:firstLine="0"/>
+      </w:pPr>
+      <w:r>
+        <w:rPr>
+          <w:noProof/>
+          <w14:ligatures w14:val="standardContextual"/>
+        </w:rPr>
+        <w:drawing>
+          <wp:inline distT="0" distB="0" distL="0" distR="0" wp14:anchorId="75616B51" wp14:editId="7C3EF5EC">
+            <wp:extent cx="5934075" cy="407035"/>
+            <wp:effectExtent l="0" t="0" r="9525" b="0"/>
+            <wp:docPr id="11" name="Picture 11"/>
+            <wp:cNvGraphicFramePr>
+              <a:graphicFrameLocks xmlns:a="http://schemas.openxmlformats.org/drawingml/2006/main" noChangeAspect="1"/>
+            </wp:cNvGraphicFramePr>
+            <a:graphic xmlns:a="http://schemas.openxmlformats.org/drawingml/2006/main">
+              <a:graphicData uri="http://schemas.openxmlformats.org/drawingml/2006/picture">
+                <pic:pic xmlns:pic="http://schemas.openxmlformats.org/drawingml/2006/picture">
+                  <pic:nvPicPr>
+                    <pic:cNvPr id="1" name=""/>
+                    <pic:cNvPicPr/>
+                  </pic:nvPicPr>
+                  <pic:blipFill>
+                    <a:blip r:embed="rId20"/>
+                    <a:stretch>
+                      <a:fillRect/>
+                    </a:stretch>
+                  </pic:blipFill>
+                  <pic:spPr>
+                    <a:xfrm>
+                      <a:off x="0" y="0"/>
+                      <a:ext cx="5934075" cy="407035"/>
+                    </a:xfrm>
+                    <a:prstGeom prst="rect">
+                      <a:avLst/>
+                    </a:prstGeom>
+                  </pic:spPr>
+                </pic:pic>
+              </a:graphicData>
+            </a:graphic>
+          </wp:inline>
+        </w:drawing>
+      </w:r>
+    </w:p>
+    <w:p>
+      <w:pPr>
+        <w:pStyle w:val="Caption"/>
+        <w:jc w:val="center"/>
+      </w:pPr>
+      <w:r>
+        <w:t>Slika 10 – Inicijalizacija replike</w:t>
+      </w:r>
+    </w:p>
+    <w:p>
+      <w:pPr>
+        <w:ind w:firstLine="0"/>
+      </w:pPr>
+      <w:proofErr w:type="spellStart"/>
+      <w:r>
+        <w:rPr>
+          <w:lang w:val="en-GB"/>
+        </w:rPr>
+        <w:t>Komanda</w:t>
+      </w:r>
+      <w:proofErr w:type="spellEnd"/>
+      <w:r>
+        <w:rPr>
+          <w:lang w:val="en-GB"/>
+        </w:rPr>
+        <w:t xml:space="preserve"> </w:t>
+      </w:r>
+      <w:proofErr w:type="spellStart"/>
+      <w:r>
+        <w:rPr>
+          <w:lang w:val="en-GB"/>
+        </w:rPr>
+        <w:t>pg_basebackup</w:t>
+      </w:r>
+      <w:proofErr w:type="spellEnd"/>
+      <w:r>
+        <w:rPr>
+          <w:lang w:val="en-GB"/>
+        </w:rPr>
+        <w:t xml:space="preserve"> </w:t>
+      </w:r>
+      <w:proofErr w:type="spellStart"/>
+      <w:r>
+        <w:rPr>
+          <w:lang w:val="en-GB"/>
+        </w:rPr>
+        <w:t>pravi</w:t>
+      </w:r>
+      <w:proofErr w:type="spellEnd"/>
+      <w:r>
+        <w:rPr>
+          <w:lang w:val="en-GB"/>
+        </w:rPr>
+        <w:t xml:space="preserve"> </w:t>
+      </w:r>
+      <w:proofErr w:type="spellStart"/>
+      <w:r>
+        <w:rPr>
+          <w:lang w:val="en-GB"/>
+        </w:rPr>
+        <w:t>fizi</w:t>
+      </w:r>
+      <w:proofErr w:type="spellEnd"/>
+      <w:r>
+        <w:t xml:space="preserve">čku kopiju cele baze i koristi se za setup replike. Fleg -R kaže da se server startuje kao replika i da se automatski poveže na primar. </w:t>
+      </w:r>
+    </w:p>
+    <w:p>
+      <w:pPr>
+        <w:ind w:firstLine="0"/>
+      </w:pPr>
+    </w:p>
+    <w:p>
+      <w:pPr>
+        <w:ind w:firstLine="0"/>
+      </w:pPr>
+      <w:r>
         <w:lastRenderedPageBreak/>
-        <w:t>8</w:t>
+        <w:t>Nakon toga je neophodno pozicionirati se u folder gde je inicijalizovana replika baza podataka i otvoriti postgresql.conf fajl i promeniti broj porta na 543</w:t>
+      </w:r>
+      <w:r>
+        <w:t>6 recimo</w:t>
+      </w:r>
+      <w:r>
+        <w:t xml:space="preserve">, jer je port 5432 zauzet od strane primarnog servera. </w:t>
+      </w:r>
+    </w:p>
+    <w:p>
+      <w:pPr>
+        <w:ind w:firstLine="0"/>
+      </w:pPr>
+    </w:p>
+    <w:p>
+      <w:pPr>
+        <w:keepNext/>
+        <w:ind w:firstLine="0"/>
+        <w:jc w:val="center"/>
+      </w:pPr>
+      <w:r>
+        <w:drawing>
+          <wp:inline distT="0" distB="0" distL="0" distR="0" wp14:anchorId="34720FBF" wp14:editId="7D9DD1F7">
+            <wp:extent cx="5934075" cy="1400175"/>
+            <wp:effectExtent l="0" t="0" r="9525" b="9525"/>
+            <wp:docPr id="14" name="Picture 14"/>
+            <wp:cNvGraphicFramePr>
+              <a:graphicFrameLocks xmlns:a="http://schemas.openxmlformats.org/drawingml/2006/main" noChangeAspect="1"/>
+            </wp:cNvGraphicFramePr>
+            <a:graphic xmlns:a="http://schemas.openxmlformats.org/drawingml/2006/main">
+              <a:graphicData uri="http://schemas.openxmlformats.org/drawingml/2006/picture">
+                <pic:pic xmlns:pic="http://schemas.openxmlformats.org/drawingml/2006/picture">
+                  <pic:nvPicPr>
+                    <pic:cNvPr id="1" name=""/>
+                    <pic:cNvPicPr/>
+                  </pic:nvPicPr>
+                  <pic:blipFill>
+                    <a:blip r:embed="rId21"/>
+                    <a:stretch>
+                      <a:fillRect/>
+                    </a:stretch>
+                  </pic:blipFill>
+                  <pic:spPr>
+                    <a:xfrm>
+                      <a:off x="0" y="0"/>
+                      <a:ext cx="5934075" cy="1400175"/>
+                    </a:xfrm>
+                    <a:prstGeom prst="rect">
+                      <a:avLst/>
+                    </a:prstGeom>
+                  </pic:spPr>
+                </pic:pic>
+              </a:graphicData>
+            </a:graphic>
+          </wp:inline>
+        </w:drawing>
+      </w:r>
+    </w:p>
+    <w:p>
+      <w:pPr>
+        <w:pStyle w:val="Caption"/>
+        <w:jc w:val="center"/>
+      </w:pPr>
+      <w:r>
+        <w:t>Slika 11- Promena porta kod replike</w:t>
+      </w:r>
+    </w:p>
+    <w:p>
+      <w:pPr>
+        <w:ind w:firstLine="0"/>
+      </w:pPr>
+    </w:p>
+    <w:p>
+      <w:pPr>
+        <w:ind w:firstLine="0"/>
+      </w:pPr>
+      <w:r>
+        <w:t>Nakon toga se replika može pokrenuti</w:t>
+      </w:r>
+    </w:p>
+    <w:p>
+      <w:pPr>
+        <w:ind w:firstLine="0"/>
+      </w:pPr>
+    </w:p>
+    <w:p>
+      <w:pPr>
+        <w:keepNext/>
+        <w:ind w:firstLine="0"/>
+        <w:jc w:val="center"/>
+      </w:pPr>
+      <w:r>
+        <w:drawing>
+          <wp:inline distT="0" distB="0" distL="0" distR="0" wp14:anchorId="7B20550C" wp14:editId="293CBEB9">
+            <wp:extent cx="5934075" cy="1826260"/>
+            <wp:effectExtent l="0" t="0" r="9525" b="2540"/>
+            <wp:docPr id="13" name="Picture 13"/>
+            <wp:cNvGraphicFramePr>
+              <a:graphicFrameLocks xmlns:a="http://schemas.openxmlformats.org/drawingml/2006/main" noChangeAspect="1"/>
+            </wp:cNvGraphicFramePr>
+            <a:graphic xmlns:a="http://schemas.openxmlformats.org/drawingml/2006/main">
+              <a:graphicData uri="http://schemas.openxmlformats.org/drawingml/2006/picture">
+                <pic:pic xmlns:pic="http://schemas.openxmlformats.org/drawingml/2006/picture">
+                  <pic:nvPicPr>
+                    <pic:cNvPr id="1" name=""/>
+                    <pic:cNvPicPr/>
+                  </pic:nvPicPr>
+                  <pic:blipFill>
+                    <a:blip r:embed="rId22"/>
+                    <a:stretch>
+                      <a:fillRect/>
+                    </a:stretch>
+                  </pic:blipFill>
+                  <pic:spPr>
+                    <a:xfrm>
+                      <a:off x="0" y="0"/>
+                      <a:ext cx="5934075" cy="1826260"/>
+                    </a:xfrm>
+                    <a:prstGeom prst="rect">
+                      <a:avLst/>
+                    </a:prstGeom>
+                  </pic:spPr>
+                </pic:pic>
+              </a:graphicData>
+            </a:graphic>
+          </wp:inline>
+        </w:drawing>
+      </w:r>
+    </w:p>
+    <w:p>
+      <w:pPr>
+        <w:pStyle w:val="Caption"/>
+        <w:jc w:val="center"/>
+      </w:pPr>
+      <w:r>
+        <w:t>Slika 1</w:t>
+      </w:r>
+      <w:r>
+        <w:t>2</w:t>
+      </w:r>
+      <w:r>
+        <w:t xml:space="preserve"> – Pokretanje replike</w:t>
+      </w:r>
+    </w:p>
+    <w:p>
+      <w:pPr>
+        <w:ind w:firstLine="0"/>
+      </w:pPr>
+    </w:p>
+    <w:p>
+      <w:pPr>
+        <w:ind w:firstLine="0"/>
+      </w:pPr>
+      <w:r>
+        <w:t>Iz logova se vidi sledeće:</w:t>
+      </w:r>
+    </w:p>
+    <w:p>
+      <w:pPr>
+        <w:pStyle w:val="ListParagraph"/>
+        <w:numPr>
+          <w:ilvl w:val="0"/>
+          <w:numId w:val="76"/>
+        </w:numPr>
+      </w:pPr>
+      <w:r>
+        <w:t>entering standby mode</w:t>
+      </w:r>
+      <w:r>
+        <w:t xml:space="preserve"> – server je pokrenut kao replika</w:t>
+      </w:r>
+    </w:p>
+    <w:p>
+      <w:pPr>
+        <w:pStyle w:val="ListParagraph"/>
+        <w:numPr>
+          <w:ilvl w:val="0"/>
+          <w:numId w:val="76"/>
+        </w:numPr>
+      </w:pPr>
+      <w:r>
+        <w:t>database system is ready to accept read-only connections</w:t>
+      </w:r>
+      <w:r>
+        <w:t xml:space="preserve"> – iz replike je omogućeno samo čitanje podataka</w:t>
+      </w:r>
+    </w:p>
+    <w:p>
+      <w:pPr>
+        <w:pStyle w:val="ListParagraph"/>
+        <w:numPr>
+          <w:ilvl w:val="0"/>
+          <w:numId w:val="76"/>
+        </w:numPr>
+      </w:pPr>
+      <w:r>
+        <w:t>started streaming WAL from primary</w:t>
+      </w:r>
+      <w:r>
+        <w:t xml:space="preserve"> – replika se povezala na primar, prima WA logove i u realnom vremenu prati promene</w:t>
+      </w:r>
+    </w:p>
+    <w:p>
+      <w:pPr>
+        <w:ind w:firstLine="0"/>
+      </w:pPr>
+    </w:p>
+    <w:p>
+      <w:pPr>
+        <w:ind w:firstLine="0"/>
+      </w:pPr>
+      <w:r>
+        <w:t>Na slici 13 dat je prikaz kreiranja tabele i ubacivanje podataka u tabelu. Ovo je odrađeno na primarnom serveru.</w:t>
+      </w:r>
+    </w:p>
+    <w:p>
+      <w:pPr>
+        <w:ind w:firstLine="0"/>
+      </w:pPr>
+    </w:p>
+    <w:p>
+      <w:pPr>
+        <w:keepNext/>
+        <w:ind w:firstLine="0"/>
+        <w:jc w:val="center"/>
+      </w:pPr>
+      <w:r>
+        <w:lastRenderedPageBreak/>
+        <w:drawing>
+          <wp:inline distT="0" distB="0" distL="0" distR="0" wp14:anchorId="3103A64F" wp14:editId="740FFD09">
+            <wp:extent cx="5839640" cy="3458058"/>
+            <wp:effectExtent l="0" t="0" r="0" b="9525"/>
+            <wp:docPr id="15" name="Picture 15"/>
+            <wp:cNvGraphicFramePr>
+              <a:graphicFrameLocks xmlns:a="http://schemas.openxmlformats.org/drawingml/2006/main" noChangeAspect="1"/>
+            </wp:cNvGraphicFramePr>
+            <a:graphic xmlns:a="http://schemas.openxmlformats.org/drawingml/2006/main">
+              <a:graphicData uri="http://schemas.openxmlformats.org/drawingml/2006/picture">
+                <pic:pic xmlns:pic="http://schemas.openxmlformats.org/drawingml/2006/picture">
+                  <pic:nvPicPr>
+                    <pic:cNvPr id="1" name=""/>
+                    <pic:cNvPicPr/>
+                  </pic:nvPicPr>
+                  <pic:blipFill>
+                    <a:blip r:embed="rId23"/>
+                    <a:stretch>
+                      <a:fillRect/>
+                    </a:stretch>
+                  </pic:blipFill>
+                  <pic:spPr>
+                    <a:xfrm>
+                      <a:off x="0" y="0"/>
+                      <a:ext cx="5839640" cy="3458058"/>
+                    </a:xfrm>
+                    <a:prstGeom prst="rect">
+                      <a:avLst/>
+                    </a:prstGeom>
+                  </pic:spPr>
+                </pic:pic>
+              </a:graphicData>
+            </a:graphic>
+          </wp:inline>
+        </w:drawing>
+      </w:r>
+    </w:p>
+    <w:p>
+      <w:pPr>
+        <w:pStyle w:val="Caption"/>
+        <w:jc w:val="center"/>
+      </w:pPr>
+      <w:r>
+        <w:t>Slika 13 – Kreiranje kreiranje podataka na primaru</w:t>
+      </w:r>
+    </w:p>
+    <w:p>
+      <w:pPr>
+        <w:ind w:firstLine="0"/>
+      </w:pPr>
+    </w:p>
+    <w:p>
+      <w:pPr>
+        <w:ind w:firstLine="0"/>
+      </w:pPr>
+      <w:r>
+        <w:t>Na slici 14 dat je prikaz povezivanja na replika server i čitanje podataka, čime se potvrđuje da replikacija radi.</w:t>
+      </w:r>
+    </w:p>
+    <w:p>
+      <w:pPr>
+        <w:ind w:firstLine="0"/>
+      </w:pPr>
+    </w:p>
+    <w:p>
+      <w:pPr>
+        <w:keepNext/>
+        <w:ind w:firstLine="0"/>
+      </w:pPr>
+      <w:r>
+        <w:drawing>
+          <wp:inline distT="0" distB="0" distL="0" distR="0" wp14:anchorId="38269432" wp14:editId="4D7EDA2A">
+            <wp:extent cx="5934075" cy="1980565"/>
+            <wp:effectExtent l="0" t="0" r="9525" b="635"/>
+            <wp:docPr id="16" name="Picture 16"/>
+            <wp:cNvGraphicFramePr>
+              <a:graphicFrameLocks xmlns:a="http://schemas.openxmlformats.org/drawingml/2006/main" noChangeAspect="1"/>
+            </wp:cNvGraphicFramePr>
+            <a:graphic xmlns:a="http://schemas.openxmlformats.org/drawingml/2006/main">
+              <a:graphicData uri="http://schemas.openxmlformats.org/drawingml/2006/picture">
+                <pic:pic xmlns:pic="http://schemas.openxmlformats.org/drawingml/2006/picture">
+                  <pic:nvPicPr>
+                    <pic:cNvPr id="1" name=""/>
+                    <pic:cNvPicPr/>
+                  </pic:nvPicPr>
+                  <pic:blipFill>
+                    <a:blip r:embed="rId24"/>
+                    <a:stretch>
+                      <a:fillRect/>
+                    </a:stretch>
+                  </pic:blipFill>
+                  <pic:spPr>
+                    <a:xfrm>
+                      <a:off x="0" y="0"/>
+                      <a:ext cx="5934075" cy="1980565"/>
+                    </a:xfrm>
+                    <a:prstGeom prst="rect">
+                      <a:avLst/>
+                    </a:prstGeom>
+                  </pic:spPr>
+                </pic:pic>
+              </a:graphicData>
+            </a:graphic>
+          </wp:inline>
+        </w:drawing>
+      </w:r>
+    </w:p>
+    <w:p>
+      <w:pPr>
+        <w:pStyle w:val="Caption"/>
+        <w:jc w:val="center"/>
+      </w:pPr>
+      <w:r>
+        <w:t>Slika 14 – Čitanje podataka sa replike</w:t>
+      </w:r>
+    </w:p>
+    <w:p>
+      <w:pPr>
+        <w:ind w:firstLine="0"/>
+      </w:pPr>
+      <w:r>
+        <w:t xml:space="preserve">Da bi se postavila sinhrona replikacija potrebno je samo da u konfiguracionom fajlu primarnog servera postaviti </w:t>
+      </w:r>
+      <w:r>
+        <w:t>synchronous_commit = remote_apply</w:t>
+      </w:r>
+      <w:r>
+        <w:t xml:space="preserve"> i synchronous_standby_names = ’*’.</w:t>
+      </w:r>
+    </w:p>
+    <w:p>
+      <w:pPr>
+        <w:ind w:firstLine="0"/>
+        <w:rPr>
+          <w:lang w:val="en-GB"/>
+        </w:rPr>
+      </w:pPr>
+    </w:p>
+    <w:p>
+      <w:pPr>
+        <w:pStyle w:val="Heading3"/>
+        <w:ind w:firstLine="0"/>
+      </w:pPr>
+      <w:r>
+        <w:t>8.1.</w:t>
+      </w:r>
+      <w:r>
+        <w:t>2</w:t>
       </w:r>
       <w:r>
         <w:t xml:space="preserve">. </w:t>
       </w:r>
       <w:r>
-        <w:t>High availability kod Postgresa</w:t>
-      </w:r>
-    </w:p>
-    <w:p>
-      <w:pPr>
-        <w:pStyle w:val="Heading1"/>
-        <w:ind w:firstLine="0"/>
-      </w:pPr>
-    </w:p>
-    <w:p>
-      <w:pPr>
-        <w:pStyle w:val="Heading1"/>
-        <w:ind w:firstLine="0"/>
-      </w:pPr>
-      <w:r>
-        <w:t xml:space="preserve"> </w:t>
-      </w:r>
-    </w:p>
-    <w:p>
-      <w:pPr>
-        <w:ind w:firstLine="0"/>
-        <w:rPr>
-          <w:lang w:val="en-GB"/>
-        </w:rPr>
+        <w:t>Load Balancing</w:t>
+      </w:r>
+    </w:p>
+    <w:p>
+      <w:pPr>
+        <w:ind w:firstLine="0"/>
+      </w:pPr>
+    </w:p>
+    <w:p>
+      <w:pPr>
+        <w:ind w:firstLine="0"/>
+      </w:pPr>
+      <w:r>
+        <w:t xml:space="preserve">Ideja je obzirom da postoje 2 instance baze da svi SELECT upiti budu prosleđeni ka replici, dok sva ažuriranja idu ka primarnoj bazi. </w:t>
+      </w:r>
+    </w:p>
+    <w:p>
+      <w:pPr>
+        <w:keepNext/>
+        <w:ind w:firstLine="0"/>
+        <w:jc w:val="center"/>
+      </w:pPr>
+      <w:r>
+        <w:lastRenderedPageBreak/>
+        <w:drawing>
+          <wp:inline distT="0" distB="0" distL="0" distR="0" wp14:anchorId="3DD0CA17" wp14:editId="0F788C7A">
+            <wp:extent cx="5934075" cy="3991610"/>
+            <wp:effectExtent l="0" t="0" r="9525" b="8890"/>
+            <wp:docPr id="17" name="Picture 17"/>
+            <wp:cNvGraphicFramePr>
+              <a:graphicFrameLocks xmlns:a="http://schemas.openxmlformats.org/drawingml/2006/main" noChangeAspect="1"/>
+            </wp:cNvGraphicFramePr>
+            <a:graphic xmlns:a="http://schemas.openxmlformats.org/drawingml/2006/main">
+              <a:graphicData uri="http://schemas.openxmlformats.org/drawingml/2006/picture">
+                <pic:pic xmlns:pic="http://schemas.openxmlformats.org/drawingml/2006/picture">
+                  <pic:nvPicPr>
+                    <pic:cNvPr id="1" name=""/>
+                    <pic:cNvPicPr/>
+                  </pic:nvPicPr>
+                  <pic:blipFill>
+                    <a:blip r:embed="rId25"/>
+                    <a:stretch>
+                      <a:fillRect/>
+                    </a:stretch>
+                  </pic:blipFill>
+                  <pic:spPr>
+                    <a:xfrm>
+                      <a:off x="0" y="0"/>
+                      <a:ext cx="5934075" cy="3991610"/>
+                    </a:xfrm>
+                    <a:prstGeom prst="rect">
+                      <a:avLst/>
+                    </a:prstGeom>
+                  </pic:spPr>
+                </pic:pic>
+              </a:graphicData>
+            </a:graphic>
+          </wp:inline>
+        </w:drawing>
+      </w:r>
+    </w:p>
+    <w:p>
+      <w:pPr>
+        <w:pStyle w:val="Caption"/>
+        <w:jc w:val="center"/>
+      </w:pPr>
+      <w:r>
+        <w:t>Slika 15 – Load Balancing Pg pool</w:t>
+      </w:r>
+    </w:p>
+    <w:p>
+      <w:pPr>
+        <w:ind w:firstLine="0"/>
+      </w:pPr>
+    </w:p>
+    <w:p>
+      <w:pPr>
+        <w:ind w:firstLine="0"/>
+        <w:rPr>
+          <w:lang w:val="en-GB"/>
+        </w:rPr>
+      </w:pPr>
+      <w:proofErr w:type="spellStart"/>
+      <w:r>
+        <w:rPr>
+          <w:lang w:val="en-GB"/>
+        </w:rPr>
+        <w:t>Prvo</w:t>
+      </w:r>
+      <w:proofErr w:type="spellEnd"/>
+      <w:r>
+        <w:rPr>
+          <w:lang w:val="en-GB"/>
+        </w:rPr>
+        <w:t xml:space="preserve"> je </w:t>
+      </w:r>
+      <w:proofErr w:type="spellStart"/>
+      <w:r>
+        <w:rPr>
+          <w:lang w:val="en-GB"/>
+        </w:rPr>
+        <w:t>neophodno</w:t>
+      </w:r>
+      <w:proofErr w:type="spellEnd"/>
+      <w:r>
+        <w:rPr>
+          <w:lang w:val="en-GB"/>
+        </w:rPr>
+        <w:t xml:space="preserve"> </w:t>
+      </w:r>
+      <w:proofErr w:type="spellStart"/>
+      <w:r>
+        <w:rPr>
+          <w:lang w:val="en-GB"/>
+        </w:rPr>
+        <w:t>postaviti</w:t>
+      </w:r>
+      <w:proofErr w:type="spellEnd"/>
+      <w:r>
+        <w:rPr>
+          <w:lang w:val="en-GB"/>
+        </w:rPr>
+        <w:t xml:space="preserve"> </w:t>
+      </w:r>
+      <w:proofErr w:type="spellStart"/>
+      <w:r>
+        <w:rPr>
+          <w:lang w:val="en-GB"/>
+        </w:rPr>
+        <w:t>pravilnu</w:t>
+      </w:r>
+      <w:proofErr w:type="spellEnd"/>
+      <w:r>
+        <w:rPr>
+          <w:lang w:val="en-GB"/>
+        </w:rPr>
+        <w:t xml:space="preserve"> </w:t>
+      </w:r>
+      <w:proofErr w:type="spellStart"/>
+      <w:r>
+        <w:rPr>
+          <w:lang w:val="en-GB"/>
+        </w:rPr>
+        <w:t>konfiguraciju</w:t>
+      </w:r>
+      <w:proofErr w:type="spellEnd"/>
+      <w:r>
+        <w:rPr>
+          <w:lang w:val="en-GB"/>
+        </w:rPr>
+        <w:t xml:space="preserve"> </w:t>
+      </w:r>
+      <w:proofErr w:type="spellStart"/>
+      <w:r>
+        <w:rPr>
+          <w:lang w:val="en-GB"/>
+        </w:rPr>
+        <w:t>pgpool</w:t>
+      </w:r>
+      <w:proofErr w:type="spellEnd"/>
+      <w:r>
+        <w:rPr>
+          <w:lang w:val="en-GB"/>
+        </w:rPr>
+        <w:t xml:space="preserve">-a. Primer je </w:t>
+      </w:r>
+      <w:proofErr w:type="spellStart"/>
+      <w:r>
+        <w:rPr>
+          <w:lang w:val="en-GB"/>
+        </w:rPr>
+        <w:t>dat</w:t>
+      </w:r>
+      <w:proofErr w:type="spellEnd"/>
+      <w:r>
+        <w:rPr>
+          <w:lang w:val="en-GB"/>
+        </w:rPr>
+        <w:t xml:space="preserve"> </w:t>
+      </w:r>
+      <w:proofErr w:type="spellStart"/>
+      <w:r>
+        <w:rPr>
+          <w:lang w:val="en-GB"/>
+        </w:rPr>
+        <w:t>na</w:t>
+      </w:r>
+      <w:proofErr w:type="spellEnd"/>
+      <w:r>
+        <w:rPr>
+          <w:lang w:val="en-GB"/>
+        </w:rPr>
+        <w:t xml:space="preserve"> </w:t>
+      </w:r>
+      <w:proofErr w:type="spellStart"/>
+      <w:r>
+        <w:rPr>
+          <w:lang w:val="en-GB"/>
+        </w:rPr>
+        <w:t>slici</w:t>
+      </w:r>
+      <w:proofErr w:type="spellEnd"/>
+      <w:r>
+        <w:rPr>
+          <w:lang w:val="en-GB"/>
+        </w:rPr>
+        <w:t xml:space="preserve"> 16</w:t>
+      </w:r>
+    </w:p>
+    <w:p>
+      <w:pPr>
+        <w:ind w:firstLine="0"/>
+        <w:rPr>
+          <w:lang w:val="en-GB"/>
+        </w:rPr>
+      </w:pPr>
+    </w:p>
+    <w:p>
+      <w:pPr>
+        <w:keepNext/>
+        <w:ind w:firstLine="0"/>
+        <w:jc w:val="center"/>
+      </w:pPr>
+      <w:r>
+        <w:drawing>
+          <wp:inline distT="0" distB="0" distL="0" distR="0" wp14:anchorId="776C25EA" wp14:editId="4136F578">
+            <wp:extent cx="5934075" cy="3305175"/>
+            <wp:effectExtent l="0" t="0" r="9525" b="9525"/>
+            <wp:docPr id="19" name="Picture 19"/>
+            <wp:cNvGraphicFramePr>
+              <a:graphicFrameLocks xmlns:a="http://schemas.openxmlformats.org/drawingml/2006/main" noChangeAspect="1"/>
+            </wp:cNvGraphicFramePr>
+            <a:graphic xmlns:a="http://schemas.openxmlformats.org/drawingml/2006/main">
+              <a:graphicData uri="http://schemas.openxmlformats.org/drawingml/2006/picture">
+                <pic:pic xmlns:pic="http://schemas.openxmlformats.org/drawingml/2006/picture">
+                  <pic:nvPicPr>
+                    <pic:cNvPr id="1" name=""/>
+                    <pic:cNvPicPr/>
+                  </pic:nvPicPr>
+                  <pic:blipFill>
+                    <a:blip r:embed="rId26"/>
+                    <a:stretch>
+                      <a:fillRect/>
+                    </a:stretch>
+                  </pic:blipFill>
+                  <pic:spPr>
+                    <a:xfrm>
+                      <a:off x="0" y="0"/>
+                      <a:ext cx="5934075" cy="3305175"/>
+                    </a:xfrm>
+                    <a:prstGeom prst="rect">
+                      <a:avLst/>
+                    </a:prstGeom>
+                  </pic:spPr>
+                </pic:pic>
+              </a:graphicData>
+            </a:graphic>
+          </wp:inline>
+        </w:drawing>
+      </w:r>
+    </w:p>
+    <w:p>
+      <w:pPr>
+        <w:pStyle w:val="Caption"/>
+        <w:jc w:val="center"/>
+      </w:pPr>
+      <w:r>
+        <w:t>Slika 16 – pgpool</w:t>
+      </w:r>
+    </w:p>
+    <w:p>
+      <w:pPr>
+        <w:ind w:firstLine="0"/>
+        <w:rPr>
+          <w:lang w:val="en-GB"/>
+        </w:rPr>
+      </w:pPr>
+    </w:p>
+    <w:p>
+      <w:pPr>
+        <w:ind w:firstLine="0"/>
+      </w:pPr>
+      <w:r>
+        <w:rPr>
+          <w:lang w:val="en-GB"/>
+        </w:rPr>
+        <w:t xml:space="preserve">Sa </w:t>
+      </w:r>
+      <w:proofErr w:type="spellStart"/>
+      <w:r>
+        <w:rPr>
+          <w:lang w:val="en-GB"/>
+        </w:rPr>
+        <w:t>slike</w:t>
+      </w:r>
+      <w:proofErr w:type="spellEnd"/>
+      <w:r>
+        <w:rPr>
+          <w:lang w:val="en-GB"/>
+        </w:rPr>
+        <w:t xml:space="preserve"> se </w:t>
+      </w:r>
+      <w:proofErr w:type="spellStart"/>
+      <w:r>
+        <w:rPr>
+          <w:lang w:val="en-GB"/>
+        </w:rPr>
+        <w:t>vidi</w:t>
+      </w:r>
+      <w:proofErr w:type="spellEnd"/>
+      <w:r>
+        <w:rPr>
+          <w:lang w:val="en-GB"/>
+        </w:rPr>
+        <w:t xml:space="preserve"> da </w:t>
+      </w:r>
+      <w:proofErr w:type="spellStart"/>
+      <w:r>
+        <w:rPr>
+          <w:lang w:val="en-GB"/>
+        </w:rPr>
+        <w:t>su</w:t>
+      </w:r>
+      <w:proofErr w:type="spellEnd"/>
+      <w:r>
+        <w:rPr>
+          <w:lang w:val="en-GB"/>
+        </w:rPr>
+        <w:t xml:space="preserve"> </w:t>
+      </w:r>
+      <w:proofErr w:type="spellStart"/>
+      <w:r>
+        <w:rPr>
+          <w:lang w:val="en-GB"/>
+        </w:rPr>
+        <w:t>postavljeni</w:t>
+      </w:r>
+      <w:proofErr w:type="spellEnd"/>
+      <w:r>
+        <w:rPr>
+          <w:lang w:val="en-GB"/>
+        </w:rPr>
+        <w:t xml:space="preserve"> </w:t>
+      </w:r>
+      <w:proofErr w:type="spellStart"/>
+      <w:r>
+        <w:rPr>
+          <w:lang w:val="en-GB"/>
+        </w:rPr>
+        <w:t>primarni</w:t>
+      </w:r>
+      <w:proofErr w:type="spellEnd"/>
+      <w:r>
+        <w:rPr>
+          <w:lang w:val="en-GB"/>
+        </w:rPr>
+        <w:t xml:space="preserve"> I </w:t>
+      </w:r>
+      <w:proofErr w:type="spellStart"/>
+      <w:r>
+        <w:rPr>
+          <w:lang w:val="en-GB"/>
+        </w:rPr>
+        <w:t>sekundarni</w:t>
+      </w:r>
+      <w:proofErr w:type="spellEnd"/>
+      <w:r>
+        <w:rPr>
+          <w:lang w:val="en-GB"/>
+        </w:rPr>
+        <w:t xml:space="preserve"> server. </w:t>
+      </w:r>
+      <w:proofErr w:type="spellStart"/>
+      <w:r>
+        <w:rPr>
+          <w:lang w:val="en-GB"/>
+        </w:rPr>
+        <w:t>Postavljanjem</w:t>
+      </w:r>
+      <w:proofErr w:type="spellEnd"/>
+      <w:r>
+        <w:rPr>
+          <w:lang w:val="en-GB"/>
+        </w:rPr>
+        <w:t xml:space="preserve"> </w:t>
+      </w:r>
+      <w:proofErr w:type="spellStart"/>
+      <w:r>
+        <w:rPr>
+          <w:lang w:val="en-GB"/>
+        </w:rPr>
+        <w:t>te</w:t>
+      </w:r>
+      <w:proofErr w:type="spellEnd"/>
+      <w:r>
+        <w:t>žina na 0 za primar i 1 za repliku, znači da je sav saobraćaj za čitanje usmeren na repliku baze.</w:t>
+      </w:r>
+      <w:r>
+        <w:t xml:space="preserve"> Na slici 17 dat je prikaz pokretanja pgpool-a.</w:t>
+      </w:r>
+    </w:p>
+    <w:p>
+      <w:pPr>
+        <w:ind w:firstLine="0"/>
+      </w:pPr>
+    </w:p>
+    <w:p>
+      <w:pPr>
+        <w:keepNext/>
+        <w:ind w:firstLine="0"/>
+        <w:jc w:val="center"/>
+      </w:pPr>
+      <w:r>
+        <w:rPr>
+          <w:lang w:val="en-GB"/>
+        </w:rPr>
+        <w:drawing>
+          <wp:inline distT="0" distB="0" distL="0" distR="0" wp14:anchorId="6D55C776" wp14:editId="05A817CF">
+            <wp:extent cx="5934075" cy="2691765"/>
+            <wp:effectExtent l="0" t="0" r="9525" b="0"/>
+            <wp:docPr id="20" name="Picture 20"/>
+            <wp:cNvGraphicFramePr>
+              <a:graphicFrameLocks xmlns:a="http://schemas.openxmlformats.org/drawingml/2006/main" noChangeAspect="1"/>
+            </wp:cNvGraphicFramePr>
+            <a:graphic xmlns:a="http://schemas.openxmlformats.org/drawingml/2006/main">
+              <a:graphicData uri="http://schemas.openxmlformats.org/drawingml/2006/picture">
+                <pic:pic xmlns:pic="http://schemas.openxmlformats.org/drawingml/2006/picture">
+                  <pic:nvPicPr>
+                    <pic:cNvPr id="1" name=""/>
+                    <pic:cNvPicPr/>
+                  </pic:nvPicPr>
+                  <pic:blipFill>
+                    <a:blip r:embed="rId27"/>
+                    <a:stretch>
+                      <a:fillRect/>
+                    </a:stretch>
+                  </pic:blipFill>
+                  <pic:spPr>
+                    <a:xfrm>
+                      <a:off x="0" y="0"/>
+                      <a:ext cx="5934075" cy="2691765"/>
+                    </a:xfrm>
+                    <a:prstGeom prst="rect">
+                      <a:avLst/>
+                    </a:prstGeom>
+                  </pic:spPr>
+                </pic:pic>
+              </a:graphicData>
+            </a:graphic>
+          </wp:inline>
+        </w:drawing>
+      </w:r>
+    </w:p>
+    <w:p>
+      <w:pPr>
+        <w:pStyle w:val="Caption"/>
+        <w:jc w:val="center"/>
+      </w:pPr>
+      <w:r>
+        <w:t>Slika 17 – Pgpool pokretanje</w:t>
+      </w:r>
+    </w:p>
+    <w:p>
+      <w:pPr>
+        <w:ind w:firstLine="0"/>
+      </w:pPr>
+      <w:r>
+        <w:rPr>
+          <w:lang w:val="en-GB"/>
+        </w:rPr>
+        <w:t xml:space="preserve">Na </w:t>
+      </w:r>
+      <w:proofErr w:type="spellStart"/>
+      <w:r>
+        <w:rPr>
+          <w:lang w:val="en-GB"/>
+        </w:rPr>
+        <w:t>slici</w:t>
+      </w:r>
+      <w:proofErr w:type="spellEnd"/>
+      <w:r>
+        <w:rPr>
+          <w:lang w:val="en-GB"/>
+        </w:rPr>
+        <w:t xml:space="preserve"> 18 </w:t>
+      </w:r>
+      <w:proofErr w:type="spellStart"/>
+      <w:r>
+        <w:rPr>
+          <w:lang w:val="en-GB"/>
+        </w:rPr>
+        <w:t>dat</w:t>
+      </w:r>
+      <w:proofErr w:type="spellEnd"/>
+      <w:r>
+        <w:rPr>
+          <w:lang w:val="en-GB"/>
+        </w:rPr>
+        <w:t xml:space="preserve"> je primer </w:t>
+      </w:r>
+      <w:proofErr w:type="spellStart"/>
+      <w:r>
+        <w:rPr>
+          <w:lang w:val="en-GB"/>
+        </w:rPr>
+        <w:t>kako</w:t>
+      </w:r>
+      <w:proofErr w:type="spellEnd"/>
+      <w:r>
+        <w:rPr>
+          <w:lang w:val="en-GB"/>
+        </w:rPr>
+        <w:t xml:space="preserve"> je u </w:t>
+      </w:r>
+      <w:proofErr w:type="spellStart"/>
+      <w:r>
+        <w:rPr>
+          <w:lang w:val="en-GB"/>
+        </w:rPr>
+        <w:t>drugom</w:t>
+      </w:r>
+      <w:proofErr w:type="spellEnd"/>
+      <w:r>
+        <w:rPr>
+          <w:lang w:val="en-GB"/>
+        </w:rPr>
+        <w:t xml:space="preserve"> </w:t>
+      </w:r>
+      <w:proofErr w:type="spellStart"/>
+      <w:r>
+        <w:rPr>
+          <w:lang w:val="en-GB"/>
+        </w:rPr>
+        <w:t>prozoru</w:t>
+      </w:r>
+      <w:proofErr w:type="spellEnd"/>
+      <w:r>
+        <w:rPr>
+          <w:lang w:val="en-GB"/>
+        </w:rPr>
+        <w:t xml:space="preserve"> </w:t>
+      </w:r>
+      <w:proofErr w:type="spellStart"/>
+      <w:r>
+        <w:rPr>
+          <w:lang w:val="en-GB"/>
+        </w:rPr>
+        <w:t>izvr</w:t>
+      </w:r>
+      <w:proofErr w:type="spellEnd"/>
+      <w:r>
+        <w:t>šeno povezivanje na pgpool. Zatim sam kreirao novu tabelu upisao nov red i izvršio čitanje iz tabele. Očekivano ponašanje je da se upis vrši u master čvor, a čitanje iz replike.</w:t>
+      </w:r>
+    </w:p>
+    <w:p>
+      <w:pPr>
+        <w:ind w:firstLine="0"/>
+      </w:pPr>
+    </w:p>
+    <w:p>
+      <w:pPr>
+        <w:keepNext/>
+        <w:ind w:firstLine="0"/>
+        <w:jc w:val="center"/>
+      </w:pPr>
+      <w:r>
+        <w:drawing>
+          <wp:inline distT="0" distB="0" distL="0" distR="0" wp14:anchorId="028A57C2" wp14:editId="1055606E">
+            <wp:extent cx="5849166" cy="2419688"/>
+            <wp:effectExtent l="0" t="0" r="0" b="0"/>
+            <wp:docPr id="21" name="Picture 21"/>
+            <wp:cNvGraphicFramePr>
+              <a:graphicFrameLocks xmlns:a="http://schemas.openxmlformats.org/drawingml/2006/main" noChangeAspect="1"/>
+            </wp:cNvGraphicFramePr>
+            <a:graphic xmlns:a="http://schemas.openxmlformats.org/drawingml/2006/main">
+              <a:graphicData uri="http://schemas.openxmlformats.org/drawingml/2006/picture">
+                <pic:pic xmlns:pic="http://schemas.openxmlformats.org/drawingml/2006/picture">
+                  <pic:nvPicPr>
+                    <pic:cNvPr id="1" name=""/>
+                    <pic:cNvPicPr/>
+                  </pic:nvPicPr>
+                  <pic:blipFill>
+                    <a:blip r:embed="rId28"/>
+                    <a:stretch>
+                      <a:fillRect/>
+                    </a:stretch>
+                  </pic:blipFill>
+                  <pic:spPr>
+                    <a:xfrm>
+                      <a:off x="0" y="0"/>
+                      <a:ext cx="5849166" cy="2419688"/>
+                    </a:xfrm>
+                    <a:prstGeom prst="rect">
+                      <a:avLst/>
+                    </a:prstGeom>
+                  </pic:spPr>
+                </pic:pic>
+              </a:graphicData>
+            </a:graphic>
+          </wp:inline>
+        </w:drawing>
+      </w:r>
+    </w:p>
+    <w:p>
+      <w:pPr>
+        <w:pStyle w:val="Caption"/>
+        <w:jc w:val="center"/>
+      </w:pPr>
+      <w:r>
+        <w:t>Slika 18 – Povezivanje na pgpool</w:t>
+      </w:r>
+    </w:p>
+    <w:p>
+      <w:pPr>
+        <w:ind w:firstLine="0"/>
+      </w:pPr>
+    </w:p>
+    <w:p>
+      <w:pPr>
+        <w:ind w:firstLine="0"/>
+      </w:pPr>
+      <w:r>
+        <w:t>Na slici 19 prikazani su logovi gde se vidi da je zahtev za upis prosleđen primarnom serveru, a čitanje replici.</w:t>
+      </w:r>
+    </w:p>
+    <w:p>
+      <w:pPr>
+        <w:ind w:firstLine="0"/>
+      </w:pPr>
+    </w:p>
+    <w:p>
+      <w:pPr>
+        <w:keepNext/>
+        <w:ind w:firstLine="0"/>
+      </w:pPr>
+      <w:r>
+        <w:lastRenderedPageBreak/>
+        <w:drawing>
+          <wp:inline distT="0" distB="0" distL="0" distR="0" wp14:anchorId="2FEB3C5B" wp14:editId="6EE38718">
+            <wp:extent cx="5934075" cy="1492250"/>
+            <wp:effectExtent l="0" t="0" r="9525" b="0"/>
+            <wp:docPr id="22" name="Picture 22"/>
+            <wp:cNvGraphicFramePr>
+              <a:graphicFrameLocks xmlns:a="http://schemas.openxmlformats.org/drawingml/2006/main" noChangeAspect="1"/>
+            </wp:cNvGraphicFramePr>
+            <a:graphic xmlns:a="http://schemas.openxmlformats.org/drawingml/2006/main">
+              <a:graphicData uri="http://schemas.openxmlformats.org/drawingml/2006/picture">
+                <pic:pic xmlns:pic="http://schemas.openxmlformats.org/drawingml/2006/picture">
+                  <pic:nvPicPr>
+                    <pic:cNvPr id="1" name=""/>
+                    <pic:cNvPicPr/>
+                  </pic:nvPicPr>
+                  <pic:blipFill>
+                    <a:blip r:embed="rId29"/>
+                    <a:stretch>
+                      <a:fillRect/>
+                    </a:stretch>
+                  </pic:blipFill>
+                  <pic:spPr>
+                    <a:xfrm>
+                      <a:off x="0" y="0"/>
+                      <a:ext cx="5934075" cy="1492250"/>
+                    </a:xfrm>
+                    <a:prstGeom prst="rect">
+                      <a:avLst/>
+                    </a:prstGeom>
+                  </pic:spPr>
+                </pic:pic>
+              </a:graphicData>
+            </a:graphic>
+          </wp:inline>
+        </w:drawing>
+      </w:r>
+    </w:p>
+    <w:p>
+      <w:pPr>
+        <w:pStyle w:val="Caption"/>
+        <w:jc w:val="center"/>
+      </w:pPr>
+      <w:r>
+        <w:t>Slika 19 – Logovi prilikom upisa i čitanja kod load balancing-a</w:t>
+      </w:r>
+    </w:p>
+    <w:p>
+      <w:pPr>
+        <w:ind w:firstLine="0"/>
+      </w:pPr>
+    </w:p>
+    <w:p>
+      <w:pPr>
+        <w:ind w:firstLine="0"/>
+        <w:rPr>
+          <w:lang w:val="en-GB"/>
+        </w:rPr>
+      </w:pPr>
+      <w:proofErr w:type="spellStart"/>
+      <w:r>
+        <w:rPr>
+          <w:lang w:val="en-GB"/>
+        </w:rPr>
+        <w:t>Prvo</w:t>
+      </w:r>
+      <w:proofErr w:type="spellEnd"/>
+      <w:r>
+        <w:rPr>
+          <w:lang w:val="en-GB"/>
+        </w:rPr>
+        <w:t xml:space="preserve"> </w:t>
+      </w:r>
+      <w:proofErr w:type="spellStart"/>
+      <w:r>
+        <w:rPr>
+          <w:lang w:val="en-GB"/>
+        </w:rPr>
+        <w:t>Pgpool</w:t>
+      </w:r>
+      <w:proofErr w:type="spellEnd"/>
+      <w:r>
+        <w:rPr>
+          <w:lang w:val="en-GB"/>
+        </w:rPr>
+        <w:t xml:space="preserve"> </w:t>
+      </w:r>
+      <w:proofErr w:type="spellStart"/>
+      <w:r>
+        <w:rPr>
+          <w:lang w:val="en-GB"/>
+        </w:rPr>
+        <w:t>šalje</w:t>
+      </w:r>
+      <w:proofErr w:type="spellEnd"/>
+      <w:r>
+        <w:rPr>
+          <w:lang w:val="en-GB"/>
+        </w:rPr>
+        <w:t xml:space="preserve"> deo </w:t>
+      </w:r>
+      <w:proofErr w:type="spellStart"/>
+      <w:r>
+        <w:rPr>
+          <w:lang w:val="en-GB"/>
+        </w:rPr>
+        <w:t>upita</w:t>
+      </w:r>
+      <w:proofErr w:type="spellEnd"/>
+      <w:r>
+        <w:rPr>
+          <w:lang w:val="en-GB"/>
+        </w:rPr>
+        <w:t xml:space="preserve"> </w:t>
+      </w:r>
+      <w:proofErr w:type="spellStart"/>
+      <w:r>
+        <w:rPr>
+          <w:lang w:val="en-GB"/>
+        </w:rPr>
+        <w:t>na</w:t>
+      </w:r>
+      <w:proofErr w:type="spellEnd"/>
+      <w:r>
+        <w:rPr>
+          <w:lang w:val="en-GB"/>
+        </w:rPr>
+        <w:t xml:space="preserve"> primary (node 0) da </w:t>
+      </w:r>
+      <w:proofErr w:type="spellStart"/>
+      <w:r>
+        <w:rPr>
+          <w:lang w:val="en-GB"/>
+        </w:rPr>
+        <w:t>proveri</w:t>
+      </w:r>
+      <w:proofErr w:type="spellEnd"/>
+      <w:r>
+        <w:rPr>
+          <w:lang w:val="en-GB"/>
+        </w:rPr>
+        <w:t xml:space="preserve"> </w:t>
+      </w:r>
+      <w:proofErr w:type="spellStart"/>
+      <w:r>
+        <w:rPr>
+          <w:lang w:val="en-GB"/>
+        </w:rPr>
+        <w:t>informacije</w:t>
+      </w:r>
+      <w:proofErr w:type="spellEnd"/>
+      <w:r>
+        <w:rPr>
+          <w:lang w:val="en-GB"/>
+        </w:rPr>
+        <w:t xml:space="preserve"> o </w:t>
+      </w:r>
+      <w:proofErr w:type="spellStart"/>
+      <w:r>
+        <w:rPr>
+          <w:lang w:val="en-GB"/>
+        </w:rPr>
+        <w:t>tabeli</w:t>
+      </w:r>
+      <w:proofErr w:type="spellEnd"/>
+      <w:r>
+        <w:rPr>
+          <w:lang w:val="en-GB"/>
+        </w:rPr>
+        <w:t xml:space="preserve"> </w:t>
+      </w:r>
+      <w:proofErr w:type="spellStart"/>
+      <w:r>
+        <w:rPr>
+          <w:lang w:val="en-GB"/>
+        </w:rPr>
+        <w:t>i</w:t>
+      </w:r>
+      <w:proofErr w:type="spellEnd"/>
+      <w:r>
+        <w:rPr>
+          <w:lang w:val="en-GB"/>
+        </w:rPr>
+        <w:t xml:space="preserve"> da li je </w:t>
+      </w:r>
+      <w:proofErr w:type="spellStart"/>
+      <w:r>
+        <w:rPr>
+          <w:lang w:val="en-GB"/>
+        </w:rPr>
+        <w:t>bezbedno</w:t>
+      </w:r>
+      <w:proofErr w:type="spellEnd"/>
+      <w:r>
+        <w:rPr>
+          <w:lang w:val="en-GB"/>
+        </w:rPr>
+        <w:t xml:space="preserve"> da se SELECT </w:t>
+      </w:r>
+      <w:proofErr w:type="spellStart"/>
+      <w:r>
+        <w:rPr>
+          <w:lang w:val="en-GB"/>
+        </w:rPr>
+        <w:t>izvrši</w:t>
+      </w:r>
+      <w:proofErr w:type="spellEnd"/>
+      <w:r>
+        <w:rPr>
+          <w:lang w:val="en-GB"/>
+        </w:rPr>
+        <w:t xml:space="preserve"> </w:t>
+      </w:r>
+      <w:proofErr w:type="spellStart"/>
+      <w:r>
+        <w:rPr>
+          <w:lang w:val="en-GB"/>
+        </w:rPr>
+        <w:t>na</w:t>
+      </w:r>
+      <w:proofErr w:type="spellEnd"/>
+      <w:r>
+        <w:rPr>
+          <w:lang w:val="en-GB"/>
+        </w:rPr>
+        <w:t xml:space="preserve"> </w:t>
+      </w:r>
+      <w:proofErr w:type="spellStart"/>
+      <w:r>
+        <w:rPr>
+          <w:lang w:val="en-GB"/>
+        </w:rPr>
+        <w:t>replici</w:t>
+      </w:r>
+      <w:proofErr w:type="spellEnd"/>
+      <w:r>
+        <w:rPr>
+          <w:lang w:val="en-GB"/>
+        </w:rPr>
+        <w:t xml:space="preserve">. </w:t>
+      </w:r>
+      <w:proofErr w:type="spellStart"/>
+      <w:r>
+        <w:rPr>
+          <w:lang w:val="en-GB"/>
+        </w:rPr>
+        <w:t>Zatim</w:t>
+      </w:r>
+      <w:proofErr w:type="spellEnd"/>
+      <w:r>
+        <w:rPr>
+          <w:lang w:val="en-GB"/>
+        </w:rPr>
+        <w:t xml:space="preserve"> </w:t>
+      </w:r>
+      <w:proofErr w:type="spellStart"/>
+      <w:r>
+        <w:rPr>
+          <w:lang w:val="en-GB"/>
+        </w:rPr>
+        <w:t>pravi</w:t>
+      </w:r>
+      <w:proofErr w:type="spellEnd"/>
+      <w:r>
+        <w:rPr>
+          <w:lang w:val="en-GB"/>
+        </w:rPr>
+        <w:t xml:space="preserve"> </w:t>
+      </w:r>
+      <w:proofErr w:type="spellStart"/>
+      <w:r>
+        <w:rPr>
+          <w:lang w:val="en-GB"/>
+        </w:rPr>
+        <w:t>upit</w:t>
+      </w:r>
+      <w:proofErr w:type="spellEnd"/>
+      <w:r>
+        <w:rPr>
+          <w:lang w:val="en-GB"/>
+        </w:rPr>
+        <w:t xml:space="preserve"> </w:t>
+      </w:r>
+      <w:proofErr w:type="spellStart"/>
+      <w:r>
+        <w:rPr>
+          <w:lang w:val="en-GB"/>
+        </w:rPr>
+        <w:t>šalje</w:t>
+      </w:r>
+      <w:proofErr w:type="spellEnd"/>
+      <w:r>
+        <w:rPr>
+          <w:lang w:val="en-GB"/>
+        </w:rPr>
+        <w:t xml:space="preserve"> </w:t>
+      </w:r>
+      <w:proofErr w:type="spellStart"/>
+      <w:r>
+        <w:rPr>
+          <w:lang w:val="en-GB"/>
+        </w:rPr>
+        <w:t>na</w:t>
+      </w:r>
+      <w:proofErr w:type="spellEnd"/>
+      <w:r>
+        <w:rPr>
+          <w:lang w:val="en-GB"/>
+        </w:rPr>
+        <w:t xml:space="preserve"> replica (node 1) da bi </w:t>
+      </w:r>
+      <w:proofErr w:type="spellStart"/>
+      <w:r>
+        <w:rPr>
+          <w:lang w:val="en-GB"/>
+        </w:rPr>
+        <w:t>čitao</w:t>
+      </w:r>
+      <w:proofErr w:type="spellEnd"/>
+      <w:r>
+        <w:rPr>
+          <w:lang w:val="en-GB"/>
+        </w:rPr>
+        <w:t xml:space="preserve"> </w:t>
+      </w:r>
+      <w:proofErr w:type="spellStart"/>
+      <w:r>
+        <w:rPr>
+          <w:lang w:val="en-GB"/>
+        </w:rPr>
+        <w:t>podatke</w:t>
+      </w:r>
+      <w:proofErr w:type="spellEnd"/>
+      <w:r>
+        <w:rPr>
+          <w:lang w:val="en-GB"/>
+        </w:rPr>
+        <w:t xml:space="preserve"> </w:t>
+      </w:r>
+      <w:proofErr w:type="spellStart"/>
+      <w:r>
+        <w:rPr>
+          <w:lang w:val="en-GB"/>
+        </w:rPr>
+        <w:t>uz</w:t>
+      </w:r>
+      <w:proofErr w:type="spellEnd"/>
+      <w:r>
+        <w:rPr>
+          <w:lang w:val="en-GB"/>
+        </w:rPr>
+        <w:t xml:space="preserve"> load balancing </w:t>
+      </w:r>
+      <w:proofErr w:type="spellStart"/>
+      <w:r>
+        <w:rPr>
+          <w:lang w:val="en-GB"/>
+        </w:rPr>
+        <w:t>i</w:t>
+      </w:r>
+      <w:proofErr w:type="spellEnd"/>
+      <w:r>
+        <w:rPr>
+          <w:lang w:val="en-GB"/>
+        </w:rPr>
+        <w:t xml:space="preserve"> </w:t>
+      </w:r>
+      <w:proofErr w:type="spellStart"/>
+      <w:r>
+        <w:rPr>
+          <w:lang w:val="en-GB"/>
+        </w:rPr>
+        <w:t>rasterećenje</w:t>
+      </w:r>
+      <w:proofErr w:type="spellEnd"/>
+      <w:r>
+        <w:rPr>
+          <w:lang w:val="en-GB"/>
+        </w:rPr>
+        <w:t xml:space="preserve"> primary-</w:t>
+      </w:r>
+      <w:proofErr w:type="spellStart"/>
+      <w:r>
+        <w:rPr>
+          <w:lang w:val="en-GB"/>
+        </w:rPr>
+        <w:t>ja</w:t>
+      </w:r>
+      <w:proofErr w:type="spellEnd"/>
+      <w:r>
+        <w:rPr>
+          <w:lang w:val="en-GB"/>
+        </w:rPr>
+        <w:t>.</w:t>
+      </w:r>
+    </w:p>
+    <w:p>
+      <w:pPr>
+        <w:ind w:firstLine="0"/>
+      </w:pPr>
+    </w:p>
+    <w:p>
+      <w:pPr>
+        <w:ind w:firstLine="0"/>
+      </w:pPr>
+    </w:p>
+    <w:p>
+      <w:pPr>
+        <w:pStyle w:val="Heading3"/>
+        <w:ind w:firstLine="0"/>
+      </w:pPr>
+      <w:r>
+        <w:t>8.1.</w:t>
+      </w:r>
+      <w:r>
+        <w:t>3</w:t>
+      </w:r>
+      <w:r>
+        <w:t xml:space="preserve">. </w:t>
+      </w:r>
+      <w:r>
+        <w:t>Failover</w:t>
+      </w:r>
+    </w:p>
+    <w:p>
+      <w:pPr>
+        <w:ind w:firstLine="0"/>
+      </w:pPr>
+    </w:p>
+    <w:p>
+      <w:pPr>
+        <w:ind w:firstLine="0"/>
+      </w:pPr>
+      <w:r>
+        <w:t xml:space="preserve">Da bi se failover postavio, prvo je dobro postaviti da se replikacija izvršava sinhrono. Ovo je dobra praksa iz razloga </w:t>
+      </w:r>
+      <w:r>
+        <w:t xml:space="preserve">ukoliko se koristi asinhrona replikacija, i transakcija je izvršena u master čvoru, i nije preneta na repliku, a u međuvremenu master padne, promene će biti izgubljene. Ovo je neophodno podesiti i konfiguracionom fajlu primarnog čvora. Takođe potrebno je postaviti wal_log_hints parametar, da bi se master kada se oporavi vratio u klaster kao replika. </w:t>
+      </w:r>
+    </w:p>
+    <w:p>
+      <w:pPr>
+        <w:ind w:firstLine="0"/>
+      </w:pPr>
+    </w:p>
+    <w:p>
+      <w:pPr>
+        <w:keepNext/>
+        <w:ind w:firstLine="0"/>
+      </w:pPr>
+      <w:r>
+        <w:drawing>
+          <wp:inline distT="0" distB="0" distL="0" distR="0" wp14:anchorId="4AD36CBC" wp14:editId="7071CEBE">
+            <wp:extent cx="5934075" cy="1471295"/>
+            <wp:effectExtent l="0" t="0" r="9525" b="0"/>
+            <wp:docPr id="23" name="Picture 23"/>
+            <wp:cNvGraphicFramePr>
+              <a:graphicFrameLocks xmlns:a="http://schemas.openxmlformats.org/drawingml/2006/main" noChangeAspect="1"/>
+            </wp:cNvGraphicFramePr>
+            <a:graphic xmlns:a="http://schemas.openxmlformats.org/drawingml/2006/main">
+              <a:graphicData uri="http://schemas.openxmlformats.org/drawingml/2006/picture">
+                <pic:pic xmlns:pic="http://schemas.openxmlformats.org/drawingml/2006/picture">
+                  <pic:nvPicPr>
+                    <pic:cNvPr id="1" name=""/>
+                    <pic:cNvPicPr/>
+                  </pic:nvPicPr>
+                  <pic:blipFill>
+                    <a:blip r:embed="rId30"/>
+                    <a:stretch>
+                      <a:fillRect/>
+                    </a:stretch>
+                  </pic:blipFill>
+                  <pic:spPr>
+                    <a:xfrm>
+                      <a:off x="0" y="0"/>
+                      <a:ext cx="5934075" cy="1471295"/>
+                    </a:xfrm>
+                    <a:prstGeom prst="rect">
+                      <a:avLst/>
+                    </a:prstGeom>
+                  </pic:spPr>
+                </pic:pic>
+              </a:graphicData>
+            </a:graphic>
+          </wp:inline>
+        </w:drawing>
+      </w:r>
+    </w:p>
+    <w:p>
+      <w:pPr>
+        <w:pStyle w:val="Caption"/>
+        <w:jc w:val="center"/>
+      </w:pPr>
+      <w:r>
+        <w:t>Slika 20 – Konfiguracija primarnog čvora za failover</w:t>
+      </w:r>
+    </w:p>
+    <w:p>
+      <w:pPr>
+        <w:ind w:firstLine="0"/>
+      </w:pPr>
+      <w:r>
+        <w:t>Sada je potrebno postaviti failover komandu koja će biti izvršena kada master čvor postane nedostupan. Ta komanda može biti bilo koja skripta. Na slici 21 dat je prikaz skripte.</w:t>
+      </w:r>
+    </w:p>
+    <w:p>
+      <w:pPr>
+        <w:ind w:firstLine="0"/>
+      </w:pPr>
+    </w:p>
+    <w:p>
+      <w:pPr>
+        <w:keepNext/>
+        <w:ind w:firstLine="0"/>
+        <w:jc w:val="center"/>
+      </w:pPr>
+      <w:r>
+        <w:lastRenderedPageBreak/>
+        <w:drawing>
+          <wp:inline distT="0" distB="0" distL="0" distR="0" wp14:anchorId="62DB5C07" wp14:editId="4CBF88C9">
+            <wp:extent cx="5934075" cy="2465705"/>
+            <wp:effectExtent l="0" t="0" r="9525" b="0"/>
+            <wp:docPr id="26" name="Picture 26"/>
+            <wp:cNvGraphicFramePr>
+              <a:graphicFrameLocks xmlns:a="http://schemas.openxmlformats.org/drawingml/2006/main" noChangeAspect="1"/>
+            </wp:cNvGraphicFramePr>
+            <a:graphic xmlns:a="http://schemas.openxmlformats.org/drawingml/2006/main">
+              <a:graphicData uri="http://schemas.openxmlformats.org/drawingml/2006/picture">
+                <pic:pic xmlns:pic="http://schemas.openxmlformats.org/drawingml/2006/picture">
+                  <pic:nvPicPr>
+                    <pic:cNvPr id="1" name=""/>
+                    <pic:cNvPicPr/>
+                  </pic:nvPicPr>
+                  <pic:blipFill>
+                    <a:blip r:embed="rId31"/>
+                    <a:stretch>
+                      <a:fillRect/>
+                    </a:stretch>
+                  </pic:blipFill>
+                  <pic:spPr>
+                    <a:xfrm>
+                      <a:off x="0" y="0"/>
+                      <a:ext cx="5934075" cy="2465705"/>
+                    </a:xfrm>
+                    <a:prstGeom prst="rect">
+                      <a:avLst/>
+                    </a:prstGeom>
+                  </pic:spPr>
+                </pic:pic>
+              </a:graphicData>
+            </a:graphic>
+          </wp:inline>
+        </w:drawing>
+      </w:r>
+    </w:p>
+    <w:p>
+      <w:pPr>
+        <w:pStyle w:val="Caption"/>
+        <w:jc w:val="center"/>
+      </w:pPr>
+      <w:r>
+        <w:t>Slika 21 – Failover skripta</w:t>
+      </w:r>
+    </w:p>
+    <w:p>
+      <w:pPr>
+        <w:ind w:firstLine="0"/>
+      </w:pPr>
+    </w:p>
+    <w:p>
+      <w:pPr>
+        <w:ind w:firstLine="0"/>
+        <w:rPr>
+          <w:lang w:val="en-GB"/>
+        </w:rPr>
+      </w:pPr>
+      <w:r>
+        <w:t xml:space="preserve">Sada je potrebno postaviti uokviru pgpool konfiguracionog fajla failover_command parametar. </w:t>
+      </w:r>
+    </w:p>
+    <w:p>
+      <w:pPr>
+        <w:ind w:firstLine="0"/>
+        <w:rPr>
+          <w:lang w:val="en-GB"/>
+        </w:rPr>
+      </w:pPr>
+    </w:p>
+    <w:p>
+      <w:pPr>
+        <w:keepNext/>
+        <w:ind w:firstLine="0"/>
+        <w:jc w:val="center"/>
+      </w:pPr>
+      <w:r>
+        <w:drawing>
+          <wp:inline distT="0" distB="0" distL="0" distR="0" wp14:anchorId="32CFE3DE" wp14:editId="6C65970F">
+            <wp:extent cx="5630061" cy="733527"/>
+            <wp:effectExtent l="0" t="0" r="8890" b="9525"/>
+            <wp:docPr id="27" name="Picture 27"/>
+            <wp:cNvGraphicFramePr>
+              <a:graphicFrameLocks xmlns:a="http://schemas.openxmlformats.org/drawingml/2006/main" noChangeAspect="1"/>
+            </wp:cNvGraphicFramePr>
+            <a:graphic xmlns:a="http://schemas.openxmlformats.org/drawingml/2006/main">
+              <a:graphicData uri="http://schemas.openxmlformats.org/drawingml/2006/picture">
+                <pic:pic xmlns:pic="http://schemas.openxmlformats.org/drawingml/2006/picture">
+                  <pic:nvPicPr>
+                    <pic:cNvPr id="1" name=""/>
+                    <pic:cNvPicPr/>
+                  </pic:nvPicPr>
+                  <pic:blipFill>
+                    <a:blip r:embed="rId32"/>
+                    <a:stretch>
+                      <a:fillRect/>
+                    </a:stretch>
+                  </pic:blipFill>
+                  <pic:spPr>
+                    <a:xfrm>
+                      <a:off x="0" y="0"/>
+                      <a:ext cx="5630061" cy="733527"/>
+                    </a:xfrm>
+                    <a:prstGeom prst="rect">
+                      <a:avLst/>
+                    </a:prstGeom>
+                  </pic:spPr>
+                </pic:pic>
+              </a:graphicData>
+            </a:graphic>
+          </wp:inline>
+        </w:drawing>
+      </w:r>
+    </w:p>
+    <w:p>
+      <w:pPr>
+        <w:pStyle w:val="Caption"/>
+        <w:jc w:val="center"/>
+        <w:rPr>
+          <w:lang w:val="en-GB"/>
+        </w:rPr>
+      </w:pPr>
+      <w:r>
+        <w:t>Slika 22 – Postavljanje failover komande</w:t>
+      </w:r>
+    </w:p>
+    <w:p>
+      <w:pPr>
+        <w:ind w:firstLine="0"/>
+        <w:rPr>
+          <w:lang w:val="en-GB"/>
+        </w:rPr>
+      </w:pPr>
+    </w:p>
+    <w:p>
+      <w:pPr>
+        <w:ind w:firstLine="0"/>
+      </w:pPr>
+      <w:proofErr w:type="spellStart"/>
+      <w:r>
+        <w:rPr>
+          <w:lang w:val="en-GB"/>
+        </w:rPr>
+        <w:t>Stopiranjem</w:t>
+      </w:r>
+      <w:proofErr w:type="spellEnd"/>
+      <w:r>
+        <w:rPr>
+          <w:lang w:val="en-GB"/>
+        </w:rPr>
+        <w:t xml:space="preserve"> master </w:t>
+      </w:r>
+      <w:proofErr w:type="spellStart"/>
+      <w:r>
+        <w:rPr>
+          <w:lang w:val="en-GB"/>
+        </w:rPr>
+        <w:t>čvora</w:t>
+      </w:r>
+      <w:proofErr w:type="spellEnd"/>
+      <w:r>
+        <w:rPr>
+          <w:lang w:val="en-GB"/>
+        </w:rPr>
+        <w:t xml:space="preserve"> </w:t>
+      </w:r>
+      <w:proofErr w:type="spellStart"/>
+      <w:r>
+        <w:rPr>
+          <w:lang w:val="en-GB"/>
+        </w:rPr>
+        <w:t>nakon</w:t>
+      </w:r>
+      <w:proofErr w:type="spellEnd"/>
+      <w:r>
+        <w:rPr>
+          <w:lang w:val="en-GB"/>
+        </w:rPr>
+        <w:t xml:space="preserve"> toga, replica </w:t>
+      </w:r>
+      <w:proofErr w:type="spellStart"/>
+      <w:r>
+        <w:rPr>
+          <w:lang w:val="en-GB"/>
+        </w:rPr>
+        <w:t>će</w:t>
+      </w:r>
+      <w:proofErr w:type="spellEnd"/>
+      <w:r>
+        <w:rPr>
+          <w:lang w:val="en-GB"/>
+        </w:rPr>
+        <w:t xml:space="preserve"> </w:t>
+      </w:r>
+      <w:proofErr w:type="spellStart"/>
+      <w:r>
+        <w:rPr>
+          <w:lang w:val="en-GB"/>
+        </w:rPr>
+        <w:t>biti</w:t>
+      </w:r>
+      <w:proofErr w:type="spellEnd"/>
+      <w:r>
+        <w:rPr>
+          <w:lang w:val="en-GB"/>
+        </w:rPr>
+        <w:t xml:space="preserve"> </w:t>
+      </w:r>
+      <w:proofErr w:type="spellStart"/>
+      <w:r>
+        <w:rPr>
+          <w:lang w:val="en-GB"/>
+        </w:rPr>
+        <w:t>promovisana</w:t>
+      </w:r>
+      <w:proofErr w:type="spellEnd"/>
+      <w:r>
+        <w:rPr>
+          <w:lang w:val="en-GB"/>
+        </w:rPr>
+        <w:t xml:space="preserve"> u </w:t>
+      </w:r>
+      <w:proofErr w:type="spellStart"/>
+      <w:r>
+        <w:rPr>
+          <w:lang w:val="en-GB"/>
+        </w:rPr>
+        <w:t>novi</w:t>
+      </w:r>
+      <w:proofErr w:type="spellEnd"/>
+      <w:r>
+        <w:rPr>
+          <w:lang w:val="en-GB"/>
+        </w:rPr>
+        <w:t xml:space="preserve"> master </w:t>
+      </w:r>
+      <w:proofErr w:type="spellStart"/>
+      <w:r>
+        <w:rPr>
+          <w:lang w:val="en-GB"/>
+        </w:rPr>
+        <w:t>čvor</w:t>
+      </w:r>
+      <w:proofErr w:type="spellEnd"/>
+      <w:r>
+        <w:rPr>
+          <w:lang w:val="en-GB"/>
+        </w:rPr>
+        <w:t>.</w:t>
+      </w:r>
+    </w:p>
+    <w:p>
+      <w:pPr>
+        <w:ind w:firstLine="0"/>
+      </w:pPr>
+    </w:p>
+    <w:p>
+      <w:pPr>
+        <w:ind w:firstLine="0"/>
+      </w:pPr>
+      <w:r>
+        <w:t xml:space="preserve"> </w:t>
+      </w:r>
+    </w:p>
+    <w:p>
+      <w:pPr>
+        <w:ind w:firstLine="0"/>
+      </w:pPr>
+    </w:p>
+    <w:p>
+      <w:pPr>
+        <w:ind w:firstLine="0"/>
       </w:pPr>
     </w:p>
     <w:sectPr>
-      <w:footerReference w:type="default" r:id="rId16"/>
+      <w:footerReference w:type="default" r:id="rId33"/>
       <w:pgSz w:w="11909" w:h="16834" w:code="9"/>
       <w:pgMar w:top="1325" w:right="1282" w:bottom="2477" w:left="1282" w:header="720" w:footer="720" w:gutter="0"/>
       <w:pgNumType w:start="1"/>
@@ -12848,6 +18958,119 @@
     </w:lvl>
   </w:abstractNum>
   <w:abstractNum w:abstractNumId="25" w15:restartNumberingAfterBreak="0">
+    <w:nsid w:val="23646387"/>
+    <w:multiLevelType w:val="hybridMultilevel"/>
+    <w:tmpl w:val="218436E2"/>
+    <w:lvl w:ilvl="0" w:tplc="08090001">
+      <w:start w:val="1"/>
+      <w:numFmt w:val="bullet"/>
+      <w:lvlText w:val=""/>
+      <w:lvlJc w:val="left"/>
+      <w:pPr>
+        <w:ind w:left="720" w:hanging="360"/>
+      </w:pPr>
+      <w:rPr>
+        <w:rFonts w:ascii="Symbol" w:hAnsi="Symbol" w:hint="default"/>
+      </w:rPr>
+    </w:lvl>
+    <w:lvl w:ilvl="1" w:tplc="08090003" w:tentative="1">
+      <w:start w:val="1"/>
+      <w:numFmt w:val="bullet"/>
+      <w:lvlText w:val="o"/>
+      <w:lvlJc w:val="left"/>
+      <w:pPr>
+        <w:ind w:left="1440" w:hanging="360"/>
+      </w:pPr>
+      <w:rPr>
+        <w:rFonts w:ascii="Courier New" w:hAnsi="Courier New" w:cs="Courier New" w:hint="default"/>
+      </w:rPr>
+    </w:lvl>
+    <w:lvl w:ilvl="2" w:tplc="08090005" w:tentative="1">
+      <w:start w:val="1"/>
+      <w:numFmt w:val="bullet"/>
+      <w:lvlText w:val=""/>
+      <w:lvlJc w:val="left"/>
+      <w:pPr>
+        <w:ind w:left="2160" w:hanging="360"/>
+      </w:pPr>
+      <w:rPr>
+        <w:rFonts w:ascii="Wingdings" w:hAnsi="Wingdings" w:hint="default"/>
+      </w:rPr>
+    </w:lvl>
+    <w:lvl w:ilvl="3" w:tplc="08090001" w:tentative="1">
+      <w:start w:val="1"/>
+      <w:numFmt w:val="bullet"/>
+      <w:lvlText w:val=""/>
+      <w:lvlJc w:val="left"/>
+      <w:pPr>
+        <w:ind w:left="2880" w:hanging="360"/>
+      </w:pPr>
+      <w:rPr>
+        <w:rFonts w:ascii="Symbol" w:hAnsi="Symbol" w:hint="default"/>
+      </w:rPr>
+    </w:lvl>
+    <w:lvl w:ilvl="4" w:tplc="08090003" w:tentative="1">
+      <w:start w:val="1"/>
+      <w:numFmt w:val="bullet"/>
+      <w:lvlText w:val="o"/>
+      <w:lvlJc w:val="left"/>
+      <w:pPr>
+        <w:ind w:left="3600" w:hanging="360"/>
+      </w:pPr>
+      <w:rPr>
+        <w:rFonts w:ascii="Courier New" w:hAnsi="Courier New" w:cs="Courier New" w:hint="default"/>
+      </w:rPr>
+    </w:lvl>
+    <w:lvl w:ilvl="5" w:tplc="08090005" w:tentative="1">
+      <w:start w:val="1"/>
+      <w:numFmt w:val="bullet"/>
+      <w:lvlText w:val=""/>
+      <w:lvlJc w:val="left"/>
+      <w:pPr>
+        <w:ind w:left="4320" w:hanging="360"/>
+      </w:pPr>
+      <w:rPr>
+        <w:rFonts w:ascii="Wingdings" w:hAnsi="Wingdings" w:hint="default"/>
+      </w:rPr>
+    </w:lvl>
+    <w:lvl w:ilvl="6" w:tplc="08090001" w:tentative="1">
+      <w:start w:val="1"/>
+      <w:numFmt w:val="bullet"/>
+      <w:lvlText w:val=""/>
+      <w:lvlJc w:val="left"/>
+      <w:pPr>
+        <w:ind w:left="5040" w:hanging="360"/>
+      </w:pPr>
+      <w:rPr>
+        <w:rFonts w:ascii="Symbol" w:hAnsi="Symbol" w:hint="default"/>
+      </w:rPr>
+    </w:lvl>
+    <w:lvl w:ilvl="7" w:tplc="08090003" w:tentative="1">
+      <w:start w:val="1"/>
+      <w:numFmt w:val="bullet"/>
+      <w:lvlText w:val="o"/>
+      <w:lvlJc w:val="left"/>
+      <w:pPr>
+        <w:ind w:left="5760" w:hanging="360"/>
+      </w:pPr>
+      <w:rPr>
+        <w:rFonts w:ascii="Courier New" w:hAnsi="Courier New" w:cs="Courier New" w:hint="default"/>
+      </w:rPr>
+    </w:lvl>
+    <w:lvl w:ilvl="8" w:tplc="08090005" w:tentative="1">
+      <w:start w:val="1"/>
+      <w:numFmt w:val="bullet"/>
+      <w:lvlText w:val=""/>
+      <w:lvlJc w:val="left"/>
+      <w:pPr>
+        <w:ind w:left="6480" w:hanging="360"/>
+      </w:pPr>
+      <w:rPr>
+        <w:rFonts w:ascii="Wingdings" w:hAnsi="Wingdings" w:hint="default"/>
+      </w:rPr>
+    </w:lvl>
+  </w:abstractNum>
+  <w:abstractNum w:abstractNumId="26" w15:restartNumberingAfterBreak="0">
     <w:nsid w:val="275772B3"/>
     <w:multiLevelType w:val="hybridMultilevel"/>
     <w:tmpl w:val="30C20A58"/>
@@ -12933,7 +19156,7 @@
       </w:pPr>
     </w:lvl>
   </w:abstractNum>
-  <w:abstractNum w:abstractNumId="26" w15:restartNumberingAfterBreak="0">
+  <w:abstractNum w:abstractNumId="27" w15:restartNumberingAfterBreak="0">
     <w:nsid w:val="28CB3FA6"/>
     <w:multiLevelType w:val="hybridMultilevel"/>
     <w:tmpl w:val="E5FEE1C0"/>
@@ -13019,7 +19242,7 @@
       </w:pPr>
     </w:lvl>
   </w:abstractNum>
-  <w:abstractNum w:abstractNumId="27" w15:restartNumberingAfterBreak="0">
+  <w:abstractNum w:abstractNumId="28" w15:restartNumberingAfterBreak="0">
     <w:nsid w:val="28EB0052"/>
     <w:multiLevelType w:val="hybridMultilevel"/>
     <w:tmpl w:val="19309274"/>
@@ -13105,7 +19328,7 @@
       </w:pPr>
     </w:lvl>
   </w:abstractNum>
-  <w:abstractNum w:abstractNumId="28" w15:restartNumberingAfterBreak="0">
+  <w:abstractNum w:abstractNumId="29" w15:restartNumberingAfterBreak="0">
     <w:nsid w:val="29C93780"/>
     <w:multiLevelType w:val="hybridMultilevel"/>
     <w:tmpl w:val="F33A829E"/>
@@ -13191,7 +19414,7 @@
       </w:pPr>
     </w:lvl>
   </w:abstractNum>
-  <w:abstractNum w:abstractNumId="29" w15:restartNumberingAfterBreak="0">
+  <w:abstractNum w:abstractNumId="30" w15:restartNumberingAfterBreak="0">
     <w:nsid w:val="2A621B8D"/>
     <w:multiLevelType w:val="hybridMultilevel"/>
     <w:tmpl w:val="4AEE0E62"/>
@@ -13277,7 +19500,7 @@
       </w:pPr>
     </w:lvl>
   </w:abstractNum>
-  <w:abstractNum w:abstractNumId="30" w15:restartNumberingAfterBreak="0">
+  <w:abstractNum w:abstractNumId="31" w15:restartNumberingAfterBreak="0">
     <w:nsid w:val="2BA62804"/>
     <w:multiLevelType w:val="hybridMultilevel"/>
     <w:tmpl w:val="ACCA58B4"/>
@@ -13363,7 +19586,7 @@
       </w:pPr>
     </w:lvl>
   </w:abstractNum>
-  <w:abstractNum w:abstractNumId="31" w15:restartNumberingAfterBreak="0">
+  <w:abstractNum w:abstractNumId="32" w15:restartNumberingAfterBreak="0">
     <w:nsid w:val="32202B9B"/>
     <w:multiLevelType w:val="hybridMultilevel"/>
     <w:tmpl w:val="2786A0FE"/>
@@ -13449,7 +19672,7 @@
       </w:pPr>
     </w:lvl>
   </w:abstractNum>
-  <w:abstractNum w:abstractNumId="32" w15:restartNumberingAfterBreak="0">
+  <w:abstractNum w:abstractNumId="33" w15:restartNumberingAfterBreak="0">
     <w:nsid w:val="34BC5730"/>
     <w:multiLevelType w:val="hybridMultilevel"/>
     <w:tmpl w:val="0FAC8786"/>
@@ -13562,7 +19785,7 @@
       </w:rPr>
     </w:lvl>
   </w:abstractNum>
-  <w:abstractNum w:abstractNumId="33" w15:restartNumberingAfterBreak="0">
+  <w:abstractNum w:abstractNumId="34" w15:restartNumberingAfterBreak="0">
     <w:nsid w:val="34C94E99"/>
     <w:multiLevelType w:val="hybridMultilevel"/>
     <w:tmpl w:val="1F240DD8"/>
@@ -13648,7 +19871,7 @@
       </w:pPr>
     </w:lvl>
   </w:abstractNum>
-  <w:abstractNum w:abstractNumId="34" w15:restartNumberingAfterBreak="0">
+  <w:abstractNum w:abstractNumId="35" w15:restartNumberingAfterBreak="0">
     <w:nsid w:val="35414343"/>
     <w:multiLevelType w:val="multilevel"/>
     <w:tmpl w:val="0409001F"/>
@@ -13734,7 +19957,7 @@
       </w:pPr>
     </w:lvl>
   </w:abstractNum>
-  <w:abstractNum w:abstractNumId="35" w15:restartNumberingAfterBreak="0">
+  <w:abstractNum w:abstractNumId="36" w15:restartNumberingAfterBreak="0">
     <w:nsid w:val="36592B4F"/>
     <w:multiLevelType w:val="hybridMultilevel"/>
     <w:tmpl w:val="85C2E3C0"/>
@@ -13847,7 +20070,7 @@
       </w:rPr>
     </w:lvl>
   </w:abstractNum>
-  <w:abstractNum w:abstractNumId="36" w15:restartNumberingAfterBreak="0">
+  <w:abstractNum w:abstractNumId="37" w15:restartNumberingAfterBreak="0">
     <w:nsid w:val="36E70356"/>
     <w:multiLevelType w:val="multilevel"/>
     <w:tmpl w:val="D3F883EE"/>
@@ -13969,7 +20192,7 @@
       </w:rPr>
     </w:lvl>
   </w:abstractNum>
-  <w:abstractNum w:abstractNumId="37" w15:restartNumberingAfterBreak="0">
+  <w:abstractNum w:abstractNumId="38" w15:restartNumberingAfterBreak="0">
     <w:nsid w:val="389917B0"/>
     <w:multiLevelType w:val="hybridMultilevel"/>
     <w:tmpl w:val="E9888D10"/>
@@ -14055,7 +20278,7 @@
       </w:pPr>
     </w:lvl>
   </w:abstractNum>
-  <w:abstractNum w:abstractNumId="38" w15:restartNumberingAfterBreak="0">
+  <w:abstractNum w:abstractNumId="39" w15:restartNumberingAfterBreak="0">
     <w:nsid w:val="39942618"/>
     <w:multiLevelType w:val="hybridMultilevel"/>
     <w:tmpl w:val="50CC0918"/>
@@ -14141,7 +20364,7 @@
       </w:pPr>
     </w:lvl>
   </w:abstractNum>
-  <w:abstractNum w:abstractNumId="39" w15:restartNumberingAfterBreak="0">
+  <w:abstractNum w:abstractNumId="40" w15:restartNumberingAfterBreak="0">
     <w:nsid w:val="3B126805"/>
     <w:multiLevelType w:val="hybridMultilevel"/>
     <w:tmpl w:val="CFE667F6"/>
@@ -14254,7 +20477,7 @@
       </w:rPr>
     </w:lvl>
   </w:abstractNum>
-  <w:abstractNum w:abstractNumId="40" w15:restartNumberingAfterBreak="0">
+  <w:abstractNum w:abstractNumId="41" w15:restartNumberingAfterBreak="0">
     <w:nsid w:val="454C30C6"/>
     <w:multiLevelType w:val="hybridMultilevel"/>
     <w:tmpl w:val="C9CAE30A"/>
@@ -14367,7 +20590,7 @@
       </w:rPr>
     </w:lvl>
   </w:abstractNum>
-  <w:abstractNum w:abstractNumId="41" w15:restartNumberingAfterBreak="0">
+  <w:abstractNum w:abstractNumId="42" w15:restartNumberingAfterBreak="0">
     <w:nsid w:val="457B4070"/>
     <w:multiLevelType w:val="hybridMultilevel"/>
     <w:tmpl w:val="8D78BF94"/>
@@ -14480,7 +20703,7 @@
       </w:rPr>
     </w:lvl>
   </w:abstractNum>
-  <w:abstractNum w:abstractNumId="42" w15:restartNumberingAfterBreak="0">
+  <w:abstractNum w:abstractNumId="43" w15:restartNumberingAfterBreak="0">
     <w:nsid w:val="469E627B"/>
     <w:multiLevelType w:val="hybridMultilevel"/>
     <w:tmpl w:val="2848D5DC"/>
@@ -14593,7 +20816,7 @@
       </w:rPr>
     </w:lvl>
   </w:abstractNum>
-  <w:abstractNum w:abstractNumId="43" w15:restartNumberingAfterBreak="0">
+  <w:abstractNum w:abstractNumId="44" w15:restartNumberingAfterBreak="0">
     <w:nsid w:val="49283744"/>
     <w:multiLevelType w:val="hybridMultilevel"/>
     <w:tmpl w:val="CBF4DD7A"/>
@@ -14679,7 +20902,7 @@
       </w:pPr>
     </w:lvl>
   </w:abstractNum>
-  <w:abstractNum w:abstractNumId="44" w15:restartNumberingAfterBreak="0">
+  <w:abstractNum w:abstractNumId="45" w15:restartNumberingAfterBreak="0">
     <w:nsid w:val="4BCF02E1"/>
     <w:multiLevelType w:val="hybridMultilevel"/>
     <w:tmpl w:val="D5686EF2"/>
@@ -14768,7 +20991,7 @@
       </w:pPr>
     </w:lvl>
   </w:abstractNum>
-  <w:abstractNum w:abstractNumId="45" w15:restartNumberingAfterBreak="0">
+  <w:abstractNum w:abstractNumId="46" w15:restartNumberingAfterBreak="0">
     <w:nsid w:val="4FED0060"/>
     <w:multiLevelType w:val="hybridMultilevel"/>
     <w:tmpl w:val="FDEE50C4"/>
@@ -14881,7 +21104,7 @@
       </w:rPr>
     </w:lvl>
   </w:abstractNum>
-  <w:abstractNum w:abstractNumId="46" w15:restartNumberingAfterBreak="0">
+  <w:abstractNum w:abstractNumId="47" w15:restartNumberingAfterBreak="0">
     <w:nsid w:val="50482610"/>
     <w:multiLevelType w:val="hybridMultilevel"/>
     <w:tmpl w:val="BC1023E8"/>
@@ -14994,7 +21217,120 @@
       </w:rPr>
     </w:lvl>
   </w:abstractNum>
-  <w:abstractNum w:abstractNumId="47" w15:restartNumberingAfterBreak="0">
+  <w:abstractNum w:abstractNumId="48" w15:restartNumberingAfterBreak="0">
+    <w:nsid w:val="51002C8D"/>
+    <w:multiLevelType w:val="hybridMultilevel"/>
+    <w:tmpl w:val="C8AE5F02"/>
+    <w:lvl w:ilvl="0" w:tplc="08090001">
+      <w:start w:val="1"/>
+      <w:numFmt w:val="bullet"/>
+      <w:lvlText w:val=""/>
+      <w:lvlJc w:val="left"/>
+      <w:pPr>
+        <w:ind w:left="720" w:hanging="360"/>
+      </w:pPr>
+      <w:rPr>
+        <w:rFonts w:ascii="Symbol" w:hAnsi="Symbol" w:hint="default"/>
+      </w:rPr>
+    </w:lvl>
+    <w:lvl w:ilvl="1" w:tplc="08090003" w:tentative="1">
+      <w:start w:val="1"/>
+      <w:numFmt w:val="bullet"/>
+      <w:lvlText w:val="o"/>
+      <w:lvlJc w:val="left"/>
+      <w:pPr>
+        <w:ind w:left="1440" w:hanging="360"/>
+      </w:pPr>
+      <w:rPr>
+        <w:rFonts w:ascii="Courier New" w:hAnsi="Courier New" w:cs="Courier New" w:hint="default"/>
+      </w:rPr>
+    </w:lvl>
+    <w:lvl w:ilvl="2" w:tplc="08090005" w:tentative="1">
+      <w:start w:val="1"/>
+      <w:numFmt w:val="bullet"/>
+      <w:lvlText w:val=""/>
+      <w:lvlJc w:val="left"/>
+      <w:pPr>
+        <w:ind w:left="2160" w:hanging="360"/>
+      </w:pPr>
+      <w:rPr>
+        <w:rFonts w:ascii="Wingdings" w:hAnsi="Wingdings" w:hint="default"/>
+      </w:rPr>
+    </w:lvl>
+    <w:lvl w:ilvl="3" w:tplc="08090001" w:tentative="1">
+      <w:start w:val="1"/>
+      <w:numFmt w:val="bullet"/>
+      <w:lvlText w:val=""/>
+      <w:lvlJc w:val="left"/>
+      <w:pPr>
+        <w:ind w:left="2880" w:hanging="360"/>
+      </w:pPr>
+      <w:rPr>
+        <w:rFonts w:ascii="Symbol" w:hAnsi="Symbol" w:hint="default"/>
+      </w:rPr>
+    </w:lvl>
+    <w:lvl w:ilvl="4" w:tplc="08090003" w:tentative="1">
+      <w:start w:val="1"/>
+      <w:numFmt w:val="bullet"/>
+      <w:lvlText w:val="o"/>
+      <w:lvlJc w:val="left"/>
+      <w:pPr>
+        <w:ind w:left="3600" w:hanging="360"/>
+      </w:pPr>
+      <w:rPr>
+        <w:rFonts w:ascii="Courier New" w:hAnsi="Courier New" w:cs="Courier New" w:hint="default"/>
+      </w:rPr>
+    </w:lvl>
+    <w:lvl w:ilvl="5" w:tplc="08090005" w:tentative="1">
+      <w:start w:val="1"/>
+      <w:numFmt w:val="bullet"/>
+      <w:lvlText w:val=""/>
+      <w:lvlJc w:val="left"/>
+      <w:pPr>
+        <w:ind w:left="4320" w:hanging="360"/>
+      </w:pPr>
+      <w:rPr>
+        <w:rFonts w:ascii="Wingdings" w:hAnsi="Wingdings" w:hint="default"/>
+      </w:rPr>
+    </w:lvl>
+    <w:lvl w:ilvl="6" w:tplc="08090001" w:tentative="1">
+      <w:start w:val="1"/>
+      <w:numFmt w:val="bullet"/>
+      <w:lvlText w:val=""/>
+      <w:lvlJc w:val="left"/>
+      <w:pPr>
+        <w:ind w:left="5040" w:hanging="360"/>
+      </w:pPr>
+      <w:rPr>
+        <w:rFonts w:ascii="Symbol" w:hAnsi="Symbol" w:hint="default"/>
+      </w:rPr>
+    </w:lvl>
+    <w:lvl w:ilvl="7" w:tplc="08090003" w:tentative="1">
+      <w:start w:val="1"/>
+      <w:numFmt w:val="bullet"/>
+      <w:lvlText w:val="o"/>
+      <w:lvlJc w:val="left"/>
+      <w:pPr>
+        <w:ind w:left="5760" w:hanging="360"/>
+      </w:pPr>
+      <w:rPr>
+        <w:rFonts w:ascii="Courier New" w:hAnsi="Courier New" w:cs="Courier New" w:hint="default"/>
+      </w:rPr>
+    </w:lvl>
+    <w:lvl w:ilvl="8" w:tplc="08090005" w:tentative="1">
+      <w:start w:val="1"/>
+      <w:numFmt w:val="bullet"/>
+      <w:lvlText w:val=""/>
+      <w:lvlJc w:val="left"/>
+      <w:pPr>
+        <w:ind w:left="6480" w:hanging="360"/>
+      </w:pPr>
+      <w:rPr>
+        <w:rFonts w:ascii="Wingdings" w:hAnsi="Wingdings" w:hint="default"/>
+      </w:rPr>
+    </w:lvl>
+  </w:abstractNum>
+  <w:abstractNum w:abstractNumId="49" w15:restartNumberingAfterBreak="0">
     <w:nsid w:val="52C0684C"/>
     <w:multiLevelType w:val="hybridMultilevel"/>
     <w:tmpl w:val="E9923474"/>
@@ -15107,7 +21443,156 @@
       </w:rPr>
     </w:lvl>
   </w:abstractNum>
-  <w:abstractNum w:abstractNumId="48" w15:restartNumberingAfterBreak="0">
+  <w:abstractNum w:abstractNumId="50" w15:restartNumberingAfterBreak="0">
+    <w:nsid w:val="54242C58"/>
+    <w:multiLevelType w:val="multilevel"/>
+    <w:tmpl w:val="CC207B44"/>
+    <w:lvl w:ilvl="0">
+      <w:start w:val="1"/>
+      <w:numFmt w:val="bullet"/>
+      <w:lvlText w:val=""/>
+      <w:lvlJc w:val="left"/>
+      <w:pPr>
+        <w:tabs>
+          <w:tab w:val="num" w:pos="720"/>
+        </w:tabs>
+        <w:ind w:left="720" w:hanging="360"/>
+      </w:pPr>
+      <w:rPr>
+        <w:rFonts w:ascii="Symbol" w:hAnsi="Symbol" w:hint="default"/>
+        <w:sz w:val="20"/>
+      </w:rPr>
+    </w:lvl>
+    <w:lvl w:ilvl="1" w:tentative="1">
+      <w:start w:val="1"/>
+      <w:numFmt w:val="bullet"/>
+      <w:lvlText w:val="o"/>
+      <w:lvlJc w:val="left"/>
+      <w:pPr>
+        <w:tabs>
+          <w:tab w:val="num" w:pos="1440"/>
+        </w:tabs>
+        <w:ind w:left="1440" w:hanging="360"/>
+      </w:pPr>
+      <w:rPr>
+        <w:rFonts w:ascii="Courier New" w:hAnsi="Courier New" w:hint="default"/>
+        <w:sz w:val="20"/>
+      </w:rPr>
+    </w:lvl>
+    <w:lvl w:ilvl="2" w:tentative="1">
+      <w:start w:val="1"/>
+      <w:numFmt w:val="bullet"/>
+      <w:lvlText w:val=""/>
+      <w:lvlJc w:val="left"/>
+      <w:pPr>
+        <w:tabs>
+          <w:tab w:val="num" w:pos="2160"/>
+        </w:tabs>
+        <w:ind w:left="2160" w:hanging="360"/>
+      </w:pPr>
+      <w:rPr>
+        <w:rFonts w:ascii="Wingdings" w:hAnsi="Wingdings" w:hint="default"/>
+        <w:sz w:val="20"/>
+      </w:rPr>
+    </w:lvl>
+    <w:lvl w:ilvl="3" w:tentative="1">
+      <w:start w:val="1"/>
+      <w:numFmt w:val="bullet"/>
+      <w:lvlText w:val=""/>
+      <w:lvlJc w:val="left"/>
+      <w:pPr>
+        <w:tabs>
+          <w:tab w:val="num" w:pos="2880"/>
+        </w:tabs>
+        <w:ind w:left="2880" w:hanging="360"/>
+      </w:pPr>
+      <w:rPr>
+        <w:rFonts w:ascii="Wingdings" w:hAnsi="Wingdings" w:hint="default"/>
+        <w:sz w:val="20"/>
+      </w:rPr>
+    </w:lvl>
+    <w:lvl w:ilvl="4" w:tentative="1">
+      <w:start w:val="1"/>
+      <w:numFmt w:val="bullet"/>
+      <w:lvlText w:val=""/>
+      <w:lvlJc w:val="left"/>
+      <w:pPr>
+        <w:tabs>
+          <w:tab w:val="num" w:pos="3600"/>
+        </w:tabs>
+        <w:ind w:left="3600" w:hanging="360"/>
+      </w:pPr>
+      <w:rPr>
+        <w:rFonts w:ascii="Wingdings" w:hAnsi="Wingdings" w:hint="default"/>
+        <w:sz w:val="20"/>
+      </w:rPr>
+    </w:lvl>
+    <w:lvl w:ilvl="5" w:tentative="1">
+      <w:start w:val="1"/>
+      <w:numFmt w:val="bullet"/>
+      <w:lvlText w:val=""/>
+      <w:lvlJc w:val="left"/>
+      <w:pPr>
+        <w:tabs>
+          <w:tab w:val="num" w:pos="4320"/>
+        </w:tabs>
+        <w:ind w:left="4320" w:hanging="360"/>
+      </w:pPr>
+      <w:rPr>
+        <w:rFonts w:ascii="Wingdings" w:hAnsi="Wingdings" w:hint="default"/>
+        <w:sz w:val="20"/>
+      </w:rPr>
+    </w:lvl>
+    <w:lvl w:ilvl="6" w:tentative="1">
+      <w:start w:val="1"/>
+      <w:numFmt w:val="bullet"/>
+      <w:lvlText w:val=""/>
+      <w:lvlJc w:val="left"/>
+      <w:pPr>
+        <w:tabs>
+          <w:tab w:val="num" w:pos="5040"/>
+        </w:tabs>
+        <w:ind w:left="5040" w:hanging="360"/>
+      </w:pPr>
+      <w:rPr>
+        <w:rFonts w:ascii="Wingdings" w:hAnsi="Wingdings" w:hint="default"/>
+        <w:sz w:val="20"/>
+      </w:rPr>
+    </w:lvl>
+    <w:lvl w:ilvl="7" w:tentative="1">
+      <w:start w:val="1"/>
+      <w:numFmt w:val="bullet"/>
+      <w:lvlText w:val=""/>
+      <w:lvlJc w:val="left"/>
+      <w:pPr>
+        <w:tabs>
+          <w:tab w:val="num" w:pos="5760"/>
+        </w:tabs>
+        <w:ind w:left="5760" w:hanging="360"/>
+      </w:pPr>
+      <w:rPr>
+        <w:rFonts w:ascii="Wingdings" w:hAnsi="Wingdings" w:hint="default"/>
+        <w:sz w:val="20"/>
+      </w:rPr>
+    </w:lvl>
+    <w:lvl w:ilvl="8" w:tentative="1">
+      <w:start w:val="1"/>
+      <w:numFmt w:val="bullet"/>
+      <w:lvlText w:val=""/>
+      <w:lvlJc w:val="left"/>
+      <w:pPr>
+        <w:tabs>
+          <w:tab w:val="num" w:pos="6480"/>
+        </w:tabs>
+        <w:ind w:left="6480" w:hanging="360"/>
+      </w:pPr>
+      <w:rPr>
+        <w:rFonts w:ascii="Wingdings" w:hAnsi="Wingdings" w:hint="default"/>
+        <w:sz w:val="20"/>
+      </w:rPr>
+    </w:lvl>
+  </w:abstractNum>
+  <w:abstractNum w:abstractNumId="51" w15:restartNumberingAfterBreak="0">
     <w:nsid w:val="54DB1CBA"/>
     <w:multiLevelType w:val="hybridMultilevel"/>
     <w:tmpl w:val="842C0DBC"/>
@@ -15193,7 +21678,7 @@
       </w:pPr>
     </w:lvl>
   </w:abstractNum>
-  <w:abstractNum w:abstractNumId="49" w15:restartNumberingAfterBreak="0">
+  <w:abstractNum w:abstractNumId="52" w15:restartNumberingAfterBreak="0">
     <w:nsid w:val="54F622EA"/>
     <w:multiLevelType w:val="hybridMultilevel"/>
     <w:tmpl w:val="6254A8F2"/>
@@ -15306,7 +21791,7 @@
       </w:rPr>
     </w:lvl>
   </w:abstractNum>
-  <w:abstractNum w:abstractNumId="50" w15:restartNumberingAfterBreak="0">
+  <w:abstractNum w:abstractNumId="53" w15:restartNumberingAfterBreak="0">
     <w:nsid w:val="56972069"/>
     <w:multiLevelType w:val="hybridMultilevel"/>
     <w:tmpl w:val="44CCD510"/>
@@ -15419,7 +21904,7 @@
       </w:rPr>
     </w:lvl>
   </w:abstractNum>
-  <w:abstractNum w:abstractNumId="51" w15:restartNumberingAfterBreak="0">
+  <w:abstractNum w:abstractNumId="54" w15:restartNumberingAfterBreak="0">
     <w:nsid w:val="58CD6CB3"/>
     <w:multiLevelType w:val="hybridMultilevel"/>
     <w:tmpl w:val="96642316"/>
@@ -15532,7 +22017,7 @@
       </w:rPr>
     </w:lvl>
   </w:abstractNum>
-  <w:abstractNum w:abstractNumId="52" w15:restartNumberingAfterBreak="0">
+  <w:abstractNum w:abstractNumId="55" w15:restartNumberingAfterBreak="0">
     <w:nsid w:val="590F57F4"/>
     <w:multiLevelType w:val="hybridMultilevel"/>
     <w:tmpl w:val="0A0CD664"/>
@@ -15645,7 +22130,7 @@
       </w:rPr>
     </w:lvl>
   </w:abstractNum>
-  <w:abstractNum w:abstractNumId="53" w15:restartNumberingAfterBreak="0">
+  <w:abstractNum w:abstractNumId="56" w15:restartNumberingAfterBreak="0">
     <w:nsid w:val="59F97150"/>
     <w:multiLevelType w:val="hybridMultilevel"/>
     <w:tmpl w:val="C48493F8"/>
@@ -15754,7 +22239,7 @@
       </w:rPr>
     </w:lvl>
   </w:abstractNum>
-  <w:abstractNum w:abstractNumId="54" w15:restartNumberingAfterBreak="0">
+  <w:abstractNum w:abstractNumId="57" w15:restartNumberingAfterBreak="0">
     <w:nsid w:val="5B1635A2"/>
     <w:multiLevelType w:val="hybridMultilevel"/>
     <w:tmpl w:val="68F01954"/>
@@ -15867,7 +22352,7 @@
       </w:rPr>
     </w:lvl>
   </w:abstractNum>
-  <w:abstractNum w:abstractNumId="55" w15:restartNumberingAfterBreak="0">
+  <w:abstractNum w:abstractNumId="58" w15:restartNumberingAfterBreak="0">
     <w:nsid w:val="5D07225B"/>
     <w:multiLevelType w:val="hybridMultilevel"/>
     <w:tmpl w:val="73A60EA2"/>
@@ -15980,7 +22465,7 @@
       </w:rPr>
     </w:lvl>
   </w:abstractNum>
-  <w:abstractNum w:abstractNumId="56" w15:restartNumberingAfterBreak="0">
+  <w:abstractNum w:abstractNumId="59" w15:restartNumberingAfterBreak="0">
     <w:nsid w:val="5F657B75"/>
     <w:multiLevelType w:val="hybridMultilevel"/>
     <w:tmpl w:val="018E1BB6"/>
@@ -16066,7 +22551,7 @@
       </w:pPr>
     </w:lvl>
   </w:abstractNum>
-  <w:abstractNum w:abstractNumId="57" w15:restartNumberingAfterBreak="0">
+  <w:abstractNum w:abstractNumId="60" w15:restartNumberingAfterBreak="0">
     <w:nsid w:val="5FB157EF"/>
     <w:multiLevelType w:val="hybridMultilevel"/>
     <w:tmpl w:val="72CCA12E"/>
@@ -16179,7 +22664,7 @@
       </w:rPr>
     </w:lvl>
   </w:abstractNum>
-  <w:abstractNum w:abstractNumId="58" w15:restartNumberingAfterBreak="0">
+  <w:abstractNum w:abstractNumId="61" w15:restartNumberingAfterBreak="0">
     <w:nsid w:val="5FCA21D6"/>
     <w:multiLevelType w:val="hybridMultilevel"/>
     <w:tmpl w:val="6DA24F9E"/>
@@ -16292,7 +22777,7 @@
       </w:rPr>
     </w:lvl>
   </w:abstractNum>
-  <w:abstractNum w:abstractNumId="59" w15:restartNumberingAfterBreak="0">
+  <w:abstractNum w:abstractNumId="62" w15:restartNumberingAfterBreak="0">
     <w:nsid w:val="646D7651"/>
     <w:multiLevelType w:val="hybridMultilevel"/>
     <w:tmpl w:val="B51EB28A"/>
@@ -16405,7 +22890,7 @@
       </w:rPr>
     </w:lvl>
   </w:abstractNum>
-  <w:abstractNum w:abstractNumId="60" w15:restartNumberingAfterBreak="0">
+  <w:abstractNum w:abstractNumId="63" w15:restartNumberingAfterBreak="0">
     <w:nsid w:val="667A13DF"/>
     <w:multiLevelType w:val="hybridMultilevel"/>
     <w:tmpl w:val="2BF6EE66"/>
@@ -16491,7 +22976,7 @@
       </w:pPr>
     </w:lvl>
   </w:abstractNum>
-  <w:abstractNum w:abstractNumId="61" w15:restartNumberingAfterBreak="0">
+  <w:abstractNum w:abstractNumId="64" w15:restartNumberingAfterBreak="0">
     <w:nsid w:val="68750C73"/>
     <w:multiLevelType w:val="hybridMultilevel"/>
     <w:tmpl w:val="A8262A40"/>
@@ -16604,7 +23089,7 @@
       </w:rPr>
     </w:lvl>
   </w:abstractNum>
-  <w:abstractNum w:abstractNumId="62" w15:restartNumberingAfterBreak="0">
+  <w:abstractNum w:abstractNumId="65" w15:restartNumberingAfterBreak="0">
     <w:nsid w:val="68D73FE8"/>
     <w:multiLevelType w:val="hybridMultilevel"/>
     <w:tmpl w:val="CA141E90"/>
@@ -16717,7 +23202,7 @@
       </w:rPr>
     </w:lvl>
   </w:abstractNum>
-  <w:abstractNum w:abstractNumId="63" w15:restartNumberingAfterBreak="0">
+  <w:abstractNum w:abstractNumId="66" w15:restartNumberingAfterBreak="0">
     <w:nsid w:val="6A7F48ED"/>
     <w:multiLevelType w:val="hybridMultilevel"/>
     <w:tmpl w:val="D2C8E74E"/>
@@ -16803,7 +23288,7 @@
       </w:pPr>
     </w:lvl>
   </w:abstractNum>
-  <w:abstractNum w:abstractNumId="64" w15:restartNumberingAfterBreak="0">
+  <w:abstractNum w:abstractNumId="67" w15:restartNumberingAfterBreak="0">
     <w:nsid w:val="6CB2328E"/>
     <w:multiLevelType w:val="hybridMultilevel"/>
     <w:tmpl w:val="5DE482E4"/>
@@ -16916,7 +23401,7 @@
       </w:rPr>
     </w:lvl>
   </w:abstractNum>
-  <w:abstractNum w:abstractNumId="65" w15:restartNumberingAfterBreak="0">
+  <w:abstractNum w:abstractNumId="68" w15:restartNumberingAfterBreak="0">
     <w:nsid w:val="6D193A02"/>
     <w:multiLevelType w:val="hybridMultilevel"/>
     <w:tmpl w:val="4BE4F972"/>
@@ -17002,7 +23487,7 @@
       </w:pPr>
     </w:lvl>
   </w:abstractNum>
-  <w:abstractNum w:abstractNumId="66" w15:restartNumberingAfterBreak="0">
+  <w:abstractNum w:abstractNumId="69" w15:restartNumberingAfterBreak="0">
     <w:nsid w:val="6EAE52D7"/>
     <w:multiLevelType w:val="hybridMultilevel"/>
     <w:tmpl w:val="9F1207FA"/>
@@ -17088,7 +23573,7 @@
       </w:pPr>
     </w:lvl>
   </w:abstractNum>
-  <w:abstractNum w:abstractNumId="67" w15:restartNumberingAfterBreak="0">
+  <w:abstractNum w:abstractNumId="70" w15:restartNumberingAfterBreak="0">
     <w:nsid w:val="6F6B2EB2"/>
     <w:multiLevelType w:val="hybridMultilevel"/>
     <w:tmpl w:val="5A70E79E"/>
@@ -17201,7 +23686,7 @@
       </w:rPr>
     </w:lvl>
   </w:abstractNum>
-  <w:abstractNum w:abstractNumId="68" w15:restartNumberingAfterBreak="0">
+  <w:abstractNum w:abstractNumId="71" w15:restartNumberingAfterBreak="0">
     <w:nsid w:val="74EB1CD2"/>
     <w:multiLevelType w:val="hybridMultilevel"/>
     <w:tmpl w:val="C388B3EE"/>
@@ -17314,7 +23799,7 @@
       </w:rPr>
     </w:lvl>
   </w:abstractNum>
-  <w:abstractNum w:abstractNumId="69" w15:restartNumberingAfterBreak="0">
+  <w:abstractNum w:abstractNumId="72" w15:restartNumberingAfterBreak="0">
     <w:nsid w:val="7AC9396E"/>
     <w:multiLevelType w:val="hybridMultilevel"/>
     <w:tmpl w:val="E0944812"/>
@@ -17427,7 +23912,7 @@
       </w:rPr>
     </w:lvl>
   </w:abstractNum>
-  <w:abstractNum w:abstractNumId="70" w15:restartNumberingAfterBreak="0">
+  <w:abstractNum w:abstractNumId="73" w15:restartNumberingAfterBreak="0">
     <w:nsid w:val="7CD25F45"/>
     <w:multiLevelType w:val="hybridMultilevel"/>
     <w:tmpl w:val="40D0B6D8"/>
@@ -17540,7 +24025,7 @@
       </w:rPr>
     </w:lvl>
   </w:abstractNum>
-  <w:abstractNum w:abstractNumId="71" w15:restartNumberingAfterBreak="0">
+  <w:abstractNum w:abstractNumId="74" w15:restartNumberingAfterBreak="0">
     <w:nsid w:val="7EB11B3A"/>
     <w:multiLevelType w:val="hybridMultilevel"/>
     <w:tmpl w:val="7B447CCC"/>
@@ -17627,7 +24112,7 @@
     </w:lvl>
   </w:abstractNum>
   <w:num w:numId="1" w16cid:durableId="471680257">
-    <w:abstractNumId w:val="53"/>
+    <w:abstractNumId w:val="56"/>
     <w:lvlOverride w:ilvl="0">
       <w:startOverride w:val="1"/>
     </w:lvlOverride>
@@ -17644,49 +24129,49 @@
     <w:abstractNumId w:val="7"/>
   </w:num>
   <w:num w:numId="3" w16cid:durableId="1363558395">
-    <w:abstractNumId w:val="31"/>
+    <w:abstractNumId w:val="32"/>
   </w:num>
   <w:num w:numId="4" w16cid:durableId="359167447">
     <w:abstractNumId w:val="12"/>
   </w:num>
   <w:num w:numId="5" w16cid:durableId="1269896918">
-    <w:abstractNumId w:val="34"/>
+    <w:abstractNumId w:val="35"/>
   </w:num>
   <w:num w:numId="6" w16cid:durableId="1368070758">
-    <w:abstractNumId w:val="53"/>
+    <w:abstractNumId w:val="56"/>
   </w:num>
   <w:num w:numId="7" w16cid:durableId="1097293289">
     <w:abstractNumId w:val="5"/>
   </w:num>
   <w:num w:numId="8" w16cid:durableId="259528769">
-    <w:abstractNumId w:val="33"/>
+    <w:abstractNumId w:val="34"/>
   </w:num>
   <w:num w:numId="9" w16cid:durableId="1537112905">
-    <w:abstractNumId w:val="67"/>
+    <w:abstractNumId w:val="70"/>
   </w:num>
   <w:num w:numId="10" w16cid:durableId="1171414357">
-    <w:abstractNumId w:val="56"/>
+    <w:abstractNumId w:val="59"/>
   </w:num>
   <w:num w:numId="11" w16cid:durableId="1220674502">
-    <w:abstractNumId w:val="70"/>
+    <w:abstractNumId w:val="73"/>
   </w:num>
   <w:num w:numId="12" w16cid:durableId="1109080781">
     <w:abstractNumId w:val="14"/>
   </w:num>
   <w:num w:numId="13" w16cid:durableId="1581866262">
-    <w:abstractNumId w:val="58"/>
+    <w:abstractNumId w:val="61"/>
   </w:num>
   <w:num w:numId="14" w16cid:durableId="1375277389">
-    <w:abstractNumId w:val="61"/>
+    <w:abstractNumId w:val="64"/>
   </w:num>
   <w:num w:numId="15" w16cid:durableId="1063026351">
-    <w:abstractNumId w:val="48"/>
+    <w:abstractNumId w:val="51"/>
   </w:num>
   <w:num w:numId="16" w16cid:durableId="405688703">
-    <w:abstractNumId w:val="41"/>
+    <w:abstractNumId w:val="42"/>
   </w:num>
   <w:num w:numId="17" w16cid:durableId="2036346945">
-    <w:abstractNumId w:val="54"/>
+    <w:abstractNumId w:val="57"/>
   </w:num>
   <w:num w:numId="18" w16cid:durableId="1986004141">
     <w:abstractNumId w:val="23"/>
@@ -17695,49 +24180,49 @@
     <w:abstractNumId w:val="0"/>
   </w:num>
   <w:num w:numId="20" w16cid:durableId="1583220737">
-    <w:abstractNumId w:val="38"/>
+    <w:abstractNumId w:val="39"/>
   </w:num>
   <w:num w:numId="21" w16cid:durableId="740912018">
     <w:abstractNumId w:val="3"/>
   </w:num>
   <w:num w:numId="22" w16cid:durableId="1568414882">
-    <w:abstractNumId w:val="26"/>
+    <w:abstractNumId w:val="27"/>
   </w:num>
   <w:num w:numId="23" w16cid:durableId="2092848807">
     <w:abstractNumId w:val="1"/>
   </w:num>
   <w:num w:numId="24" w16cid:durableId="1758667990">
-    <w:abstractNumId w:val="45"/>
+    <w:abstractNumId w:val="46"/>
   </w:num>
   <w:num w:numId="25" w16cid:durableId="2066634531">
     <w:abstractNumId w:val="11"/>
   </w:num>
   <w:num w:numId="26" w16cid:durableId="43065255">
-    <w:abstractNumId w:val="68"/>
+    <w:abstractNumId w:val="71"/>
   </w:num>
   <w:num w:numId="27" w16cid:durableId="1318462241">
-    <w:abstractNumId w:val="46"/>
+    <w:abstractNumId w:val="47"/>
   </w:num>
   <w:num w:numId="28" w16cid:durableId="1158152263">
-    <w:abstractNumId w:val="42"/>
+    <w:abstractNumId w:val="43"/>
   </w:num>
   <w:num w:numId="29" w16cid:durableId="419522876">
-    <w:abstractNumId w:val="62"/>
+    <w:abstractNumId w:val="65"/>
   </w:num>
   <w:num w:numId="30" w16cid:durableId="1140074964">
-    <w:abstractNumId w:val="63"/>
+    <w:abstractNumId w:val="66"/>
   </w:num>
   <w:num w:numId="31" w16cid:durableId="1432890755">
-    <w:abstractNumId w:val="25"/>
+    <w:abstractNumId w:val="26"/>
   </w:num>
   <w:num w:numId="32" w16cid:durableId="1839152012">
-    <w:abstractNumId w:val="36"/>
+    <w:abstractNumId w:val="37"/>
   </w:num>
   <w:num w:numId="33" w16cid:durableId="257981681">
     <w:abstractNumId w:val="9"/>
   </w:num>
   <w:num w:numId="34" w16cid:durableId="354700375">
-    <w:abstractNumId w:val="52"/>
+    <w:abstractNumId w:val="55"/>
   </w:num>
   <w:num w:numId="35" w16cid:durableId="675687897">
     <w:abstractNumId w:val="16"/>
@@ -17746,34 +24231,34 @@
     <w:abstractNumId w:val="6"/>
   </w:num>
   <w:num w:numId="37" w16cid:durableId="618220970">
-    <w:abstractNumId w:val="39"/>
+    <w:abstractNumId w:val="40"/>
   </w:num>
   <w:num w:numId="38" w16cid:durableId="607468023">
-    <w:abstractNumId w:val="66"/>
+    <w:abstractNumId w:val="69"/>
   </w:num>
   <w:num w:numId="39" w16cid:durableId="921181310">
-    <w:abstractNumId w:val="43"/>
+    <w:abstractNumId w:val="44"/>
   </w:num>
   <w:num w:numId="40" w16cid:durableId="1177422465">
+    <w:abstractNumId w:val="30"/>
+  </w:num>
+  <w:num w:numId="41" w16cid:durableId="1229610339">
+    <w:abstractNumId w:val="60"/>
+  </w:num>
+  <w:num w:numId="42" w16cid:durableId="1508130930">
     <w:abstractNumId w:val="29"/>
   </w:num>
-  <w:num w:numId="41" w16cid:durableId="1229610339">
-    <w:abstractNumId w:val="57"/>
-  </w:num>
-  <w:num w:numId="42" w16cid:durableId="1508130930">
-    <w:abstractNumId w:val="28"/>
-  </w:num>
   <w:num w:numId="43" w16cid:durableId="1471439073">
-    <w:abstractNumId w:val="49"/>
+    <w:abstractNumId w:val="52"/>
   </w:num>
   <w:num w:numId="44" w16cid:durableId="241112190">
-    <w:abstractNumId w:val="60"/>
+    <w:abstractNumId w:val="63"/>
   </w:num>
   <w:num w:numId="45" w16cid:durableId="1230968302">
     <w:abstractNumId w:val="2"/>
   </w:num>
   <w:num w:numId="46" w16cid:durableId="1568685031">
-    <w:abstractNumId w:val="50"/>
+    <w:abstractNumId w:val="53"/>
   </w:num>
   <w:num w:numId="47" w16cid:durableId="1450316240">
     <w:abstractNumId w:val="4"/>
@@ -17782,13 +24267,13 @@
     <w:abstractNumId w:val="24"/>
   </w:num>
   <w:num w:numId="49" w16cid:durableId="733622794">
-    <w:abstractNumId w:val="65"/>
+    <w:abstractNumId w:val="68"/>
   </w:num>
   <w:num w:numId="50" w16cid:durableId="989866091">
-    <w:abstractNumId w:val="47"/>
+    <w:abstractNumId w:val="49"/>
   </w:num>
   <w:num w:numId="51" w16cid:durableId="564950061">
-    <w:abstractNumId w:val="37"/>
+    <w:abstractNumId w:val="38"/>
   </w:num>
   <w:num w:numId="52" w16cid:durableId="1607345801">
     <w:abstractNumId w:val="8"/>
@@ -17803,49 +24288,49 @@
     <w:abstractNumId w:val="17"/>
   </w:num>
   <w:num w:numId="56" w16cid:durableId="841240309">
-    <w:abstractNumId w:val="40"/>
+    <w:abstractNumId w:val="41"/>
   </w:num>
   <w:num w:numId="57" w16cid:durableId="1302078732">
-    <w:abstractNumId w:val="71"/>
+    <w:abstractNumId w:val="74"/>
   </w:num>
   <w:num w:numId="58" w16cid:durableId="891886008">
-    <w:abstractNumId w:val="51"/>
+    <w:abstractNumId w:val="54"/>
   </w:num>
   <w:num w:numId="59" w16cid:durableId="1791783616">
-    <w:abstractNumId w:val="69"/>
+    <w:abstractNumId w:val="72"/>
   </w:num>
   <w:num w:numId="60" w16cid:durableId="965158731">
     <w:abstractNumId w:val="15"/>
   </w:num>
   <w:num w:numId="61" w16cid:durableId="899555625">
-    <w:abstractNumId w:val="59"/>
+    <w:abstractNumId w:val="62"/>
   </w:num>
   <w:num w:numId="62" w16cid:durableId="1832215051">
     <w:abstractNumId w:val="21"/>
   </w:num>
   <w:num w:numId="63" w16cid:durableId="1246381977">
-    <w:abstractNumId w:val="64"/>
+    <w:abstractNumId w:val="67"/>
   </w:num>
   <w:num w:numId="64" w16cid:durableId="2145342969">
-    <w:abstractNumId w:val="44"/>
+    <w:abstractNumId w:val="45"/>
   </w:num>
   <w:num w:numId="65" w16cid:durableId="1342589453">
     <w:abstractNumId w:val="22"/>
   </w:num>
   <w:num w:numId="66" w16cid:durableId="1335300141">
-    <w:abstractNumId w:val="35"/>
+    <w:abstractNumId w:val="36"/>
   </w:num>
   <w:num w:numId="67" w16cid:durableId="1732389542">
-    <w:abstractNumId w:val="55"/>
+    <w:abstractNumId w:val="58"/>
   </w:num>
   <w:num w:numId="68" w16cid:durableId="1897472022">
     <w:abstractNumId w:val="18"/>
   </w:num>
   <w:num w:numId="69" w16cid:durableId="1816607818">
-    <w:abstractNumId w:val="30"/>
+    <w:abstractNumId w:val="31"/>
   </w:num>
   <w:num w:numId="70" w16cid:durableId="392312105">
-    <w:abstractNumId w:val="27"/>
+    <w:abstractNumId w:val="28"/>
   </w:num>
   <w:num w:numId="71" w16cid:durableId="1716156087">
     <w:abstractNumId w:val="13"/>
@@ -17854,7 +24339,16 @@
     <w:abstractNumId w:val="10"/>
   </w:num>
   <w:num w:numId="73" w16cid:durableId="1087113754">
-    <w:abstractNumId w:val="32"/>
+    <w:abstractNumId w:val="33"/>
+  </w:num>
+  <w:num w:numId="74" w16cid:durableId="1134642939">
+    <w:abstractNumId w:val="48"/>
+  </w:num>
+  <w:num w:numId="75" w16cid:durableId="1002661693">
+    <w:abstractNumId w:val="50"/>
+  </w:num>
+  <w:num w:numId="76" w16cid:durableId="967322463">
+    <w:abstractNumId w:val="25"/>
   </w:num>
 </w:numbering>
 </file>
@@ -18682,6 +25176,17 @@
       <w:lang w:val="sr-Cyrl-RS" w:eastAsia="sr-Cyrl-RS"/>
     </w:rPr>
   </w:style>
+  <w:style w:type="character" w:styleId="Strong">
+    <w:name w:val="Strong"/>
+    <w:basedOn w:val="DefaultParagraphFont"/>
+    <w:uiPriority w:val="22"/>
+    <w:qFormat/>
+    <w:rsid w:val="00DC2F9D"/>
+    <w:rPr>
+      <w:b/>
+      <w:bCs/>
+    </w:rPr>
+  </w:style>
 </w:styles>
 </file>
 
